--- a/SRS/测试管理平台软件需求规格说明.docx
+++ b/SRS/测试管理平台软件需求规格说明.docx
@@ -11,7 +11,7 @@
           <w:rFonts w:ascii="Times New Roman" w:hAnsi="Times New Roman" w:eastAsia="黑体"/>
           <w:sz w:val="32"/>
         </w:rPr>
-        <w:t xml:space="preserve">标识：PT-CDTP-SRS　　　　　　　　密级：公开</w:t>
+        <w:t xml:space="preserve">标识：PT-CDTP-SRS                              密级：公开</w:t>
       </w:r>
     </w:p>
     <w:p>
@@ -84,7 +84,7 @@
           <w:rFonts w:ascii="Times New Roman" w:hAnsi="Times New Roman" w:eastAsia="宋体"/>
           <w:sz w:val="32"/>
         </w:rPr>
-        <w:t xml:space="preserve">总页数：28</w:t>
+        <w:t xml:space="preserve">总页数：29</w:t>
       </w:r>
     </w:p>
     <w:p>
@@ -355,6 +355,19 @@
         <w:t xml:space="preserve">系统由浏览器端单页应用、后端 REST 服务、MySQL 数据库、Redis 缓存与内网大模型服务五部分组成；文档生成由后端调用 python-docx / docxtpl / docxcompose 在服务端完成。</w:t>
       </w:r>
     </w:p>
+    <w:p>
+      <w:pPr>
+        <w:spacing w:before="120" w:after="60"/>
+        <w:jc w:val="center"/>
+      </w:pPr>
+      <w:r>
+        <w:rPr>
+          <w:rFonts w:ascii="Times New Roman" w:hAnsi="Times New Roman" w:eastAsia="黑体"/>
+          <w:sz w:val="21"/>
+        </w:rPr>
+        <w:t xml:space="preserve">表 1-1　技术栈</w:t>
+      </w:r>
+    </w:p>
     <w:tbl>
       <w:tblPr>
         <w:tblStyle w:val="afffffffff8"/>
@@ -993,19 +1006,6 @@
       </w:tr>
     </w:tbl>
     <w:p>
-      <w:pPr>
-        <w:spacing w:before="120" w:after="60"/>
-        <w:jc w:val="center"/>
-      </w:pPr>
-      <w:r>
-        <w:rPr>
-          <w:rFonts w:ascii="Times New Roman" w:hAnsi="Times New Roman" w:eastAsia="黑体"/>
-          <w:sz w:val="21"/>
-        </w:rPr>
-        <w:t xml:space="preserve">表 1-1　技术栈</w:t>
-      </w:r>
-    </w:p>
-    <w:p>
       <w:pPr/>
       <w:r>
         <w:rPr/>
@@ -1024,6 +1024,19 @@
           <w:sz w:val="24"/>
         </w:rPr>
         <w:t xml:space="preserve">系统的用户角色按三权分立划分，见表 1-2。</w:t>
+      </w:r>
+    </w:p>
+    <w:p>
+      <w:pPr>
+        <w:spacing w:before="120" w:after="60"/>
+        <w:jc w:val="center"/>
+      </w:pPr>
+      <w:r>
+        <w:rPr>
+          <w:rFonts w:ascii="Times New Roman" w:hAnsi="Times New Roman" w:eastAsia="黑体"/>
+          <w:sz w:val="21"/>
+        </w:rPr>
+        <w:t xml:space="preserve">表 1-2　用户角色与职责</w:t>
       </w:r>
     </w:p>
     <w:tbl>
@@ -1335,19 +1348,6 @@
       </w:tr>
     </w:tbl>
     <w:p>
-      <w:pPr>
-        <w:spacing w:before="120" w:after="60"/>
-        <w:jc w:val="center"/>
-      </w:pPr>
-      <w:r>
-        <w:rPr>
-          <w:rFonts w:ascii="Times New Roman" w:hAnsi="Times New Roman" w:eastAsia="黑体"/>
-          <w:sz w:val="21"/>
-        </w:rPr>
-        <w:t xml:space="preserve">表 1-2　用户角色与职责</w:t>
-      </w:r>
-    </w:p>
-    <w:p>
       <w:pPr/>
       <w:r>
         <w:rPr/>
@@ -1593,6 +1593,19 @@
       <w:r>
         <w:rPr/>
         <w:t xml:space="preserve">工作状态</w:t>
+      </w:r>
+    </w:p>
+    <w:p>
+      <w:pPr>
+        <w:spacing w:before="120" w:after="60"/>
+        <w:jc w:val="center"/>
+      </w:pPr>
+      <w:r>
+        <w:rPr>
+          <w:rFonts w:ascii="Times New Roman" w:hAnsi="Times New Roman" w:eastAsia="黑体"/>
+          <w:sz w:val="21"/>
+        </w:rPr>
+        <w:t xml:space="preserve">表 3-1　项目阶段状态</w:t>
       </w:r>
     </w:p>
     <w:tbl>
@@ -1810,6 +1823,13 @@
       </w:tr>
     </w:tbl>
     <w:p>
+      <w:pPr/>
+      <w:r>
+        <w:rPr/>
+        <w:t xml:space="preserve"/>
+      </w:r>
+    </w:p>
+    <w:p>
       <w:pPr>
         <w:spacing w:before="120" w:after="60"/>
         <w:jc w:val="center"/>
@@ -1819,14 +1839,7 @@
           <w:rFonts w:ascii="Times New Roman" w:hAnsi="Times New Roman" w:eastAsia="黑体"/>
           <w:sz w:val="21"/>
         </w:rPr>
-        <w:t xml:space="preserve">表 3-1　项目阶段状态</w:t>
-      </w:r>
-    </w:p>
-    <w:p>
-      <w:pPr/>
-      <w:r>
-        <w:rPr/>
-        <w:t xml:space="preserve"/>
+        <w:t xml:space="preserve">表 3-2　问题单状态与等级</w:t>
       </w:r>
     </w:p>
     <w:tbl>
@@ -2138,6 +2151,13 @@
       </w:tr>
     </w:tbl>
     <w:p>
+      <w:pPr/>
+      <w:r>
+        <w:rPr/>
+        <w:t xml:space="preserve"/>
+      </w:r>
+    </w:p>
+    <w:p>
       <w:pPr>
         <w:spacing w:before="120" w:after="60"/>
         <w:jc w:val="center"/>
@@ -2147,14 +2167,7 @@
           <w:rFonts w:ascii="Times New Roman" w:hAnsi="Times New Roman" w:eastAsia="黑体"/>
           <w:sz w:val="21"/>
         </w:rPr>
-        <w:t xml:space="preserve">表 3-2　问题单状态与等级</w:t>
-      </w:r>
-    </w:p>
-    <w:p>
-      <w:pPr/>
-      <w:r>
-        <w:rPr/>
-        <w:t xml:space="preserve"/>
+        <w:t xml:space="preserve">表 3-3　用例执行状态</w:t>
       </w:r>
     </w:p>
     <w:tbl>
@@ -2372,19 +2385,6 @@
       </w:tr>
     </w:tbl>
     <w:p>
-      <w:pPr>
-        <w:spacing w:before="120" w:after="60"/>
-        <w:jc w:val="center"/>
-      </w:pPr>
-      <w:r>
-        <w:rPr>
-          <w:rFonts w:ascii="Times New Roman" w:hAnsi="Times New Roman" w:eastAsia="黑体"/>
-          <w:sz w:val="21"/>
-        </w:rPr>
-        <w:t xml:space="preserve">表 3-3　用例执行状态</w:t>
-      </w:r>
-    </w:p>
-    <w:p>
       <w:pPr/>
       <w:r>
         <w:rPr/>
@@ -2486,6 +2486,19 @@
           <w:sz w:val="24"/>
         </w:rPr>
         <w:t xml:space="preserve">认证后端优先走内网 LDAP（AD 域），域不可达时回落本地数据库账号；公网部署环境下关闭 LDAP，仅保留本地账号认证。</w:t>
+      </w:r>
+    </w:p>
+    <w:p>
+      <w:pPr>
+        <w:spacing w:before="120" w:after="60"/>
+        <w:jc w:val="center"/>
+      </w:pPr>
+      <w:r>
+        <w:rPr>
+          <w:rFonts w:ascii="Times New Roman" w:hAnsi="Times New Roman" w:eastAsia="黑体"/>
+          <w:sz w:val="21"/>
+        </w:rPr>
+        <w:t xml:space="preserve">表 3-4　登录与鉴别需求</w:t>
       </w:r>
     </w:p>
     <w:tbl>
@@ -2844,19 +2857,6 @@
       </w:tr>
     </w:tbl>
     <w:p>
-      <w:pPr>
-        <w:spacing w:before="120" w:after="60"/>
-        <w:jc w:val="center"/>
-      </w:pPr>
-      <w:r>
-        <w:rPr>
-          <w:rFonts w:ascii="Times New Roman" w:hAnsi="Times New Roman" w:eastAsia="黑体"/>
-          <w:sz w:val="21"/>
-        </w:rPr>
-        <w:t xml:space="preserve">表 3-4　登录与鉴别需求</w:t>
-      </w:r>
-    </w:p>
-    <w:p>
       <w:pPr/>
       <w:r>
         <w:rPr/>
@@ -2884,6 +2884,19 @@
           <w:sz w:val="24"/>
         </w:rPr>
         <w:t xml:space="preserve">工作台为登录后的默认页，展示问候信息、统计卡（用户总数、进行中项目数、项目总数、完成项目数）、项目每月统计图、系统公告与快捷入口。用户中心支持查看与编辑个人资料、修改口令。</w:t>
+      </w:r>
+    </w:p>
+    <w:p>
+      <w:pPr>
+        <w:spacing w:before="120" w:after="60"/>
+        <w:jc w:val="center"/>
+      </w:pPr>
+      <w:r>
+        <w:rPr>
+          <w:rFonts w:ascii="Times New Roman" w:hAnsi="Times New Roman" w:eastAsia="黑体"/>
+          <w:sz w:val="21"/>
+        </w:rPr>
+        <w:t xml:space="preserve">表 3-5　工作台与用户中心需求</w:t>
       </w:r>
     </w:p>
     <w:tbl>
@@ -3148,19 +3161,6 @@
       </w:tr>
     </w:tbl>
     <w:p>
-      <w:pPr>
-        <w:spacing w:before="120" w:after="60"/>
-        <w:jc w:val="center"/>
-      </w:pPr>
-      <w:r>
-        <w:rPr>
-          <w:rFonts w:ascii="Times New Roman" w:hAnsi="Times New Roman" w:eastAsia="黑体"/>
-          <w:sz w:val="21"/>
-        </w:rPr>
-        <w:t xml:space="preserve">表 3-5　工作台与用户中心需求</w:t>
-      </w:r>
-    </w:p>
-    <w:p>
       <w:pPr/>
       <w:r>
         <w:rPr/>
@@ -3188,6 +3188,19 @@
           <w:sz w:val="24"/>
         </w:rPr>
         <w:t xml:space="preserve">系统管理员可对本地用户进行增删改查、启用/禁用与角色分配；角色分为系统管理员、安全员、审计员、普通用户四类，界面菜单与后端接口按角色双重隔离。用户的密级许可由安全员单独配置，不随用户编辑接口写入。</w:t>
+      </w:r>
+    </w:p>
+    <w:p>
+      <w:pPr>
+        <w:spacing w:before="120" w:after="60"/>
+        <w:jc w:val="center"/>
+      </w:pPr>
+      <w:r>
+        <w:rPr>
+          <w:rFonts w:ascii="Times New Roman" w:hAnsi="Times New Roman" w:eastAsia="黑体"/>
+          <w:sz w:val="21"/>
+        </w:rPr>
+        <w:t xml:space="preserve">表 3-6　用户与角色管理需求</w:t>
       </w:r>
     </w:p>
     <w:tbl>
@@ -3499,19 +3512,6 @@
       </w:tr>
     </w:tbl>
     <w:p>
-      <w:pPr>
-        <w:spacing w:before="120" w:after="60"/>
-        <w:jc w:val="center"/>
-      </w:pPr>
-      <w:r>
-        <w:rPr>
-          <w:rFonts w:ascii="Times New Roman" w:hAnsi="Times New Roman" w:eastAsia="黑体"/>
-          <w:sz w:val="21"/>
-        </w:rPr>
-        <w:t xml:space="preserve">表 3-6　用户与角色管理需求</w:t>
-      </w:r>
-    </w:p>
-    <w:p>
       <w:pPr/>
       <w:r>
         <w:rPr/>
@@ -3567,6 +3567,19 @@
           <w:sz w:val="24"/>
         </w:rPr>
         <w:t xml:space="preserve">项目看板按项目汇总时间、人员、开发方信息、用例执行情况与问题闭环情况，并绘制项目时间轴与各轮次统计表。</w:t>
+      </w:r>
+    </w:p>
+    <w:p>
+      <w:pPr>
+        <w:spacing w:before="120" w:after="60"/>
+        <w:jc w:val="center"/>
+      </w:pPr>
+      <w:r>
+        <w:rPr>
+          <w:rFonts w:ascii="Times New Roman" w:hAnsi="Times New Roman" w:eastAsia="黑体"/>
+          <w:sz w:val="21"/>
+        </w:rPr>
+        <w:t xml:space="preserve">表 3-7　项目管理需求</w:t>
       </w:r>
     </w:p>
     <w:tbl>
@@ -3972,19 +3985,6 @@
       </w:tr>
     </w:tbl>
     <w:p>
-      <w:pPr>
-        <w:spacing w:before="120" w:after="60"/>
-        <w:jc w:val="center"/>
-      </w:pPr>
-      <w:r>
-        <w:rPr>
-          <w:rFonts w:ascii="Times New Roman" w:hAnsi="Times New Roman" w:eastAsia="黑体"/>
-          <w:sz w:val="21"/>
-        </w:rPr>
-        <w:t xml:space="preserve">表 3-7　项目管理需求</w:t>
-      </w:r>
-    </w:p>
-    <w:p>
       <w:pPr/>
       <w:r>
         <w:rPr/>
@@ -4104,6 +4104,19 @@
           <w:sz w:val="24"/>
         </w:rPr>
         <w:t xml:space="preserve">问题单记录测评中发现的缺陷，含状态、等级、类型、闭环方式、问题描述、改正措施、原因分析、影响域分析与回归结果，并可关联多个用例。</w:t>
+      </w:r>
+    </w:p>
+    <w:p>
+      <w:pPr>
+        <w:spacing w:before="120" w:after="60"/>
+        <w:jc w:val="center"/>
+      </w:pPr>
+      <w:r>
+        <w:rPr>
+          <w:rFonts w:ascii="Times New Roman" w:hAnsi="Times New Roman" w:eastAsia="黑体"/>
+          <w:sz w:val="21"/>
+        </w:rPr>
+        <w:t xml:space="preserve">表 3-8　项目工作区需求</w:t>
       </w:r>
     </w:p>
     <w:tbl>
@@ -4603,19 +4616,6 @@
       </w:tr>
     </w:tbl>
     <w:p>
-      <w:pPr>
-        <w:spacing w:before="120" w:after="60"/>
-        <w:jc w:val="center"/>
-      </w:pPr>
-      <w:r>
-        <w:rPr>
-          <w:rFonts w:ascii="Times New Roman" w:hAnsi="Times New Roman" w:eastAsia="黑体"/>
-          <w:sz w:val="21"/>
-        </w:rPr>
-        <w:t xml:space="preserve">表 3-8　项目工作区需求</w:t>
-      </w:r>
-    </w:p>
-    <w:p>
       <w:pPr/>
       <w:r>
         <w:rPr/>
@@ -4657,6 +4657,19 @@
           <w:sz w:val="24"/>
         </w:rPr>
         <w:t xml:space="preserve">生成前前端列出该项目已人工编辑的文档片段供勾选，决定哪些章节用最新数据覆盖、哪些保留人工编辑内容。生成完成后返回一次性下载令牌，前端凭令牌下载文件，避免直接暴露服务器路径。</w:t>
+      </w:r>
+    </w:p>
+    <w:p>
+      <w:pPr>
+        <w:spacing w:before="120" w:after="60"/>
+        <w:jc w:val="center"/>
+      </w:pPr>
+      <w:r>
+        <w:rPr>
+          <w:rFonts w:ascii="Times New Roman" w:hAnsi="Times New Roman" w:eastAsia="黑体"/>
+          <w:sz w:val="21"/>
+        </w:rPr>
+        <w:t xml:space="preserve">表 3-9　七类交付文档</w:t>
       </w:r>
     </w:p>
     <w:tbl>
@@ -5062,6 +5075,13 @@
       </w:tr>
     </w:tbl>
     <w:p>
+      <w:pPr/>
+      <w:r>
+        <w:rPr/>
+        <w:t xml:space="preserve"/>
+      </w:r>
+    </w:p>
+    <w:p>
       <w:pPr>
         <w:spacing w:before="120" w:after="60"/>
         <w:jc w:val="center"/>
@@ -5071,14 +5091,7 @@
           <w:rFonts w:ascii="Times New Roman" w:hAnsi="Times New Roman" w:eastAsia="黑体"/>
           <w:sz w:val="21"/>
         </w:rPr>
-        <w:t xml:space="preserve">表 3-9　七类交付文档</w:t>
-      </w:r>
-    </w:p>
-    <w:p>
-      <w:pPr/>
-      <w:r>
-        <w:rPr/>
-        <w:t xml:space="preserve"/>
+        <w:t xml:space="preserve">表 3-10　文档生成需求</w:t>
       </w:r>
     </w:p>
     <w:tbl>
@@ -5531,19 +5544,6 @@
       </w:tr>
     </w:tbl>
     <w:p>
-      <w:pPr>
-        <w:spacing w:before="120" w:after="60"/>
-        <w:jc w:val="center"/>
-      </w:pPr>
-      <w:r>
-        <w:rPr>
-          <w:rFonts w:ascii="Times New Roman" w:hAnsi="Times New Roman" w:eastAsia="黑体"/>
-          <w:sz w:val="21"/>
-        </w:rPr>
-        <w:t xml:space="preserve">表 3-10　文档生成需求</w:t>
-      </w:r>
-    </w:p>
-    <w:p>
       <w:pPr/>
       <w:r>
         <w:rPr/>
@@ -5585,6 +5585,19 @@
           <w:sz w:val="24"/>
         </w:rPr>
         <w:t xml:space="preserve">数据备份与恢复按 GB/T 28452-2012 第三级 7.1.9 实现：可按全部业务数据或指定项目范围备份 26 张业务表，支持全量与增量（以同范围最近一次成功备份为水位线），备份文件逐表导出为 JSON 并记录条数、大小与 SHA-256 摘要；恢复前校验摘要，按主键 upsert 且可重复执行。</w:t>
+      </w:r>
+    </w:p>
+    <w:p>
+      <w:pPr>
+        <w:spacing w:before="120" w:after="60"/>
+        <w:jc w:val="center"/>
+      </w:pPr>
+      <w:r>
+        <w:rPr>
+          <w:rFonts w:ascii="Times New Roman" w:hAnsi="Times New Roman" w:eastAsia="黑体"/>
+          <w:sz w:val="21"/>
+        </w:rPr>
+        <w:t xml:space="preserve">表 3-11　数据管理需求</w:t>
       </w:r>
     </w:p>
     <w:tbl>
@@ -6037,19 +6050,6 @@
       </w:tr>
     </w:tbl>
     <w:p>
-      <w:pPr>
-        <w:spacing w:before="120" w:after="60"/>
-        <w:jc w:val="center"/>
-      </w:pPr>
-      <w:r>
-        <w:rPr>
-          <w:rFonts w:ascii="Times New Roman" w:hAnsi="Times New Roman" w:eastAsia="黑体"/>
-          <w:sz w:val="21"/>
-        </w:rPr>
-        <w:t xml:space="preserve">表 3-11　数据管理需求</w:t>
-      </w:r>
-    </w:p>
-    <w:p>
       <w:pPr/>
       <w:r>
         <w:rPr/>
@@ -6091,6 +6091,19 @@
           <w:sz w:val="24"/>
         </w:rPr>
         <w:t xml:space="preserve">审计日志仅追加、不提供修改与删除接口；三类旧日志的删除限审计员且仅能清理 30 天前数据，全清或清理保留期内数据一律拒绝并产生告警。</w:t>
+      </w:r>
+    </w:p>
+    <w:p>
+      <w:pPr>
+        <w:spacing w:before="120" w:after="60"/>
+        <w:jc w:val="center"/>
+      </w:pPr>
+      <w:r>
+        <w:rPr>
+          <w:rFonts w:ascii="Times New Roman" w:hAnsi="Times New Roman" w:eastAsia="黑体"/>
+          <w:sz w:val="21"/>
+        </w:rPr>
+        <w:t xml:space="preserve">表 3-12　日志与审计需求</w:t>
       </w:r>
     </w:p>
     <w:tbl>
@@ -6496,19 +6509,6 @@
       </w:tr>
     </w:tbl>
     <w:p>
-      <w:pPr>
-        <w:spacing w:before="120" w:after="60"/>
-        <w:jc w:val="center"/>
-      </w:pPr>
-      <w:r>
-        <w:rPr>
-          <w:rFonts w:ascii="Times New Roman" w:hAnsi="Times New Roman" w:eastAsia="黑体"/>
-          <w:sz w:val="21"/>
-        </w:rPr>
-        <w:t xml:space="preserve">表 3-12　日志与审计需求</w:t>
-      </w:r>
-    </w:p>
-    <w:p>
       <w:pPr/>
       <w:r>
         <w:rPr/>
@@ -6564,6 +6564,19 @@
           <w:sz w:val="24"/>
         </w:rPr>
         <w:t xml:space="preserve">安全性检测分析一键检测操作系统、数据库、网络、应用系统、硬件五类被测对象，逐项给出结论、检测方式、说明与整改建议；应用层不可及的检测项如实标注承担方，不虚构能力。</w:t>
+      </w:r>
+    </w:p>
+    <w:p>
+      <w:pPr>
+        <w:spacing w:before="120" w:after="60"/>
+        <w:jc w:val="center"/>
+      </w:pPr>
+      <w:r>
+        <w:rPr>
+          <w:rFonts w:ascii="Times New Roman" w:hAnsi="Times New Roman" w:eastAsia="黑体"/>
+          <w:sz w:val="21"/>
+        </w:rPr>
+        <w:t xml:space="preserve">表 3-13　安全策略需求</w:t>
       </w:r>
     </w:p>
     <w:tbl>
@@ -6922,19 +6935,6 @@
       </w:tr>
     </w:tbl>
     <w:p>
-      <w:pPr>
-        <w:spacing w:before="120" w:after="60"/>
-        <w:jc w:val="center"/>
-      </w:pPr>
-      <w:r>
-        <w:rPr>
-          <w:rFonts w:ascii="Times New Roman" w:hAnsi="Times New Roman" w:eastAsia="黑体"/>
-          <w:sz w:val="21"/>
-        </w:rPr>
-        <w:t xml:space="preserve">表 3-13　安全策略需求</w:t>
-      </w:r>
-    </w:p>
-    <w:p>
       <w:pPr/>
       <w:r>
         <w:rPr/>
@@ -6976,6 +6976,19 @@
           <w:sz w:val="24"/>
         </w:rPr>
         <w:t xml:space="preserve">该能力依赖内网模型服务（192.168.0.63:8777），公网或隔离环境下不可用，调用失败时统一返回 502 提示。</w:t>
+      </w:r>
+    </w:p>
+    <w:p>
+      <w:pPr>
+        <w:spacing w:before="120" w:after="60"/>
+        <w:jc w:val="center"/>
+      </w:pPr>
+      <w:r>
+        <w:rPr>
+          <w:rFonts w:ascii="Times New Roman" w:hAnsi="Times New Roman" w:eastAsia="黑体"/>
+          <w:sz w:val="21"/>
+        </w:rPr>
+        <w:t xml:space="preserve">表 3-14　AI 辅助需求</w:t>
       </w:r>
     </w:p>
     <w:tbl>
@@ -7193,19 +7206,6 @@
       </w:tr>
     </w:tbl>
     <w:p>
-      <w:pPr>
-        <w:spacing w:before="120" w:after="60"/>
-        <w:jc w:val="center"/>
-      </w:pPr>
-      <w:r>
-        <w:rPr>
-          <w:rFonts w:ascii="Times New Roman" w:hAnsi="Times New Roman" w:eastAsia="黑体"/>
-          <w:sz w:val="21"/>
-        </w:rPr>
-        <w:t xml:space="preserve">表 3-14　AI 辅助需求</w:t>
-      </w:r>
-    </w:p>
-    <w:p>
       <w:pPr/>
       <w:r>
         <w:rPr/>
@@ -7242,6 +7242,19 @@
           <w:sz w:val="24"/>
         </w:rPr>
         <w:t xml:space="preserve">系统以浏览器单页应用提供人机界面，按角色动态生成左侧菜单。菜单结构见表 3-15。</w:t>
+      </w:r>
+    </w:p>
+    <w:p>
+      <w:pPr>
+        <w:spacing w:before="120" w:after="60"/>
+        <w:jc w:val="center"/>
+      </w:pPr>
+      <w:r>
+        <w:rPr>
+          <w:rFonts w:ascii="Times New Roman" w:hAnsi="Times New Roman" w:eastAsia="黑体"/>
+          <w:sz w:val="21"/>
+        </w:rPr>
+        <w:t xml:space="preserve">表 3-15　界面菜单结构</w:t>
       </w:r>
     </w:p>
     <w:tbl>
@@ -7553,19 +7566,6 @@
       </w:tr>
     </w:tbl>
     <w:p>
-      <w:pPr>
-        <w:spacing w:before="120" w:after="60"/>
-        <w:jc w:val="center"/>
-      </w:pPr>
-      <w:r>
-        <w:rPr>
-          <w:rFonts w:ascii="Times New Roman" w:hAnsi="Times New Roman" w:eastAsia="黑体"/>
-          <w:sz w:val="21"/>
-        </w:rPr>
-        <w:t xml:space="preserve">表 3-15　界面菜单结构</w:t>
-      </w:r>
-    </w:p>
-    <w:p>
       <w:pPr/>
       <w:r>
         <w:rPr/>
@@ -7616,6 +7616,19 @@
       <w:r>
         <w:rPr/>
         <w:t xml:space="preserve">软件接口</w:t>
+      </w:r>
+    </w:p>
+    <w:p>
+      <w:pPr>
+        <w:spacing w:before="120" w:after="60"/>
+        <w:jc w:val="center"/>
+      </w:pPr>
+      <w:r>
+        <w:rPr>
+          <w:rFonts w:ascii="Times New Roman" w:hAnsi="Times New Roman" w:eastAsia="黑体"/>
+          <w:sz w:val="21"/>
+        </w:rPr>
+        <w:t xml:space="preserve">表 3-16　软件接口</w:t>
       </w:r>
     </w:p>
     <w:tbl>
@@ -7974,19 +7987,6 @@
       </w:tr>
     </w:tbl>
     <w:p>
-      <w:pPr>
-        <w:spacing w:before="120" w:after="60"/>
-        <w:jc w:val="center"/>
-      </w:pPr>
-      <w:r>
-        <w:rPr>
-          <w:rFonts w:ascii="Times New Roman" w:hAnsi="Times New Roman" w:eastAsia="黑体"/>
-          <w:sz w:val="21"/>
-        </w:rPr>
-        <w:t xml:space="preserve">表 3-16　软件接口</w:t>
-      </w:r>
-    </w:p>
-    <w:p>
       <w:pPr/>
       <w:r>
         <w:rPr/>
@@ -8079,6 +8079,19 @@
           <w:sz w:val="24"/>
         </w:rPr>
         <w:t xml:space="preserve">模块间关键内部接口见表 3-17。</w:t>
+      </w:r>
+    </w:p>
+    <w:p>
+      <w:pPr>
+        <w:spacing w:before="120" w:after="60"/>
+        <w:jc w:val="center"/>
+      </w:pPr>
+      <w:r>
+        <w:rPr>
+          <w:rFonts w:ascii="Times New Roman" w:hAnsi="Times New Roman" w:eastAsia="黑体"/>
+          <w:sz w:val="21"/>
+        </w:rPr>
+        <w:t xml:space="preserve">表 3-17　内部接口</w:t>
       </w:r>
     </w:p>
     <w:tbl>
@@ -8531,19 +8544,6 @@
       </w:tr>
     </w:tbl>
     <w:p>
-      <w:pPr>
-        <w:spacing w:before="120" w:after="60"/>
-        <w:jc w:val="center"/>
-      </w:pPr>
-      <w:r>
-        <w:rPr>
-          <w:rFonts w:ascii="Times New Roman" w:hAnsi="Times New Roman" w:eastAsia="黑体"/>
-          <w:sz w:val="21"/>
-        </w:rPr>
-        <w:t xml:space="preserve">表 3-17　内部接口</w:t>
-      </w:r>
-    </w:p>
-    <w:p>
       <w:pPr/>
       <w:r>
         <w:rPr/>
@@ -8701,6 +8701,19 @@
           <w:sz w:val="24"/>
         </w:rPr>
         <w:t xml:space="preserve">系统的安全性需求按 GB/T 28452-2012 第三级 7.1.1~7.1.10 落实，见表 3-18。各条款的实现位置与实测结果分别见《安全测评要求实现追踪表》与《安全测评测试记录》。</w:t>
+      </w:r>
+    </w:p>
+    <w:p>
+      <w:pPr>
+        <w:spacing w:before="120" w:after="60"/>
+        <w:jc w:val="center"/>
+      </w:pPr>
+      <w:r>
+        <w:rPr>
+          <w:rFonts w:ascii="Times New Roman" w:hAnsi="Times New Roman" w:eastAsia="黑体"/>
+          <w:sz w:val="21"/>
+        </w:rPr>
+        <w:t xml:space="preserve">表 3-18　安全性需求与国标条款对应</w:t>
       </w:r>
     </w:p>
     <w:tbl>
@@ -9247,19 +9260,6 @@
       </w:tr>
     </w:tbl>
     <w:p>
-      <w:pPr>
-        <w:spacing w:before="120" w:after="60"/>
-        <w:jc w:val="center"/>
-      </w:pPr>
-      <w:r>
-        <w:rPr>
-          <w:rFonts w:ascii="Times New Roman" w:hAnsi="Times New Roman" w:eastAsia="黑体"/>
-          <w:sz w:val="21"/>
-        </w:rPr>
-        <w:t xml:space="preserve">表 3-18　安全性需求与国标条款对应</w:t>
-      </w:r>
-    </w:p>
-    <w:p>
       <w:pPr/>
       <w:r>
         <w:rPr/>
@@ -9287,6 +9287,19 @@
       <w:r>
         <w:rPr/>
         <w:t xml:space="preserve">保密性需求</w:t>
+      </w:r>
+    </w:p>
+    <w:p>
+      <w:pPr>
+        <w:spacing w:before="120" w:after="60"/>
+        <w:jc w:val="center"/>
+      </w:pPr>
+      <w:r>
+        <w:rPr>
+          <w:rFonts w:ascii="Times New Roman" w:hAnsi="Times New Roman" w:eastAsia="黑体"/>
+          <w:sz w:val="21"/>
+        </w:rPr>
+        <w:t xml:space="preserve">表 3-19　保密性需求</w:t>
       </w:r>
     </w:p>
     <w:tbl>
@@ -9692,19 +9705,6 @@
       </w:tr>
     </w:tbl>
     <w:p>
-      <w:pPr>
-        <w:spacing w:before="120" w:after="60"/>
-        <w:jc w:val="center"/>
-      </w:pPr>
-      <w:r>
-        <w:rPr>
-          <w:rFonts w:ascii="Times New Roman" w:hAnsi="Times New Roman" w:eastAsia="黑体"/>
-          <w:sz w:val="21"/>
-        </w:rPr>
-        <w:t xml:space="preserve">表 3-19　保密性需求</w:t>
-      </w:r>
-    </w:p>
-    <w:p>
       <w:pPr/>
       <w:r>
         <w:rPr/>
@@ -9718,6 +9718,19 @@
       <w:r>
         <w:rPr/>
         <w:t xml:space="preserve">环境需求</w:t>
+      </w:r>
+    </w:p>
+    <w:p>
+      <w:pPr>
+        <w:spacing w:before="120" w:after="60"/>
+        <w:jc w:val="center"/>
+      </w:pPr>
+      <w:r>
+        <w:rPr>
+          <w:rFonts w:ascii="Times New Roman" w:hAnsi="Times New Roman" w:eastAsia="黑体"/>
+          <w:sz w:val="21"/>
+        </w:rPr>
+        <w:t xml:space="preserve">表 3-20　运行环境</w:t>
       </w:r>
     </w:p>
     <w:tbl>
@@ -10042,19 +10055,6 @@
       </w:tr>
     </w:tbl>
     <w:p>
-      <w:pPr>
-        <w:spacing w:before="120" w:after="60"/>
-        <w:jc w:val="center"/>
-      </w:pPr>
-      <w:r>
-        <w:rPr>
-          <w:rFonts w:ascii="Times New Roman" w:hAnsi="Times New Roman" w:eastAsia="黑体"/>
-          <w:sz w:val="21"/>
-        </w:rPr>
-        <w:t xml:space="preserve">表 3-20　运行环境</w:t>
-      </w:r>
-    </w:p>
-    <w:p>
       <w:pPr/>
       <w:r>
         <w:rPr/>
@@ -10197,6 +10197,19 @@
       <w:r>
         <w:rPr/>
         <w:t xml:space="preserve">软件质量因素</w:t>
+      </w:r>
+    </w:p>
+    <w:p>
+      <w:pPr>
+        <w:spacing w:before="120" w:after="60"/>
+        <w:jc w:val="center"/>
+      </w:pPr>
+      <w:r>
+        <w:rPr>
+          <w:rFonts w:ascii="Times New Roman" w:hAnsi="Times New Roman" w:eastAsia="黑体"/>
+          <w:sz w:val="21"/>
+        </w:rPr>
+        <w:t xml:space="preserve">表 3-21　质量因素与要求</w:t>
       </w:r>
     </w:p>
     <w:tbl>
@@ -10488,19 +10501,6 @@
       </w:tr>
     </w:tbl>
     <w:p>
-      <w:pPr>
-        <w:spacing w:before="120" w:after="60"/>
-        <w:jc w:val="center"/>
-      </w:pPr>
-      <w:r>
-        <w:rPr>
-          <w:rFonts w:ascii="Times New Roman" w:hAnsi="Times New Roman" w:eastAsia="黑体"/>
-          <w:sz w:val="21"/>
-        </w:rPr>
-        <w:t xml:space="preserve">表 3-21　质量因素与要求</w:t>
-      </w:r>
-    </w:p>
-    <w:p>
       <w:pPr/>
       <w:r>
         <w:rPr/>
@@ -10662,7 +10662,1241 @@
           <w:rFonts w:ascii="Times New Roman" w:hAnsi="Times New Roman" w:eastAsia="宋体"/>
           <w:sz w:val="24"/>
         </w:rPr>
-        <w:t xml:space="preserve">系统内置 22 类数据字典，作为项目表单、需求/用例/问题类型字段与文档渲染的取值来源。字典以“字典类 → 字典项”两级存储，字典项含显示名、实际值、状态与排序。主要字典见表 3-22，完整枚举见《附录-数据字典枚举》。</w:t>
+        <w:t xml:space="preserve">系统内置 22 类数据字典，作为项目表单、需求/用例/问题类型字段与文档渲染的取值来源。字典以“字典类 → 字典项”两级存储，字典项含显示名、实际值、状态与排序。主要字典见表 3-23，完整枚举见《附录-数据字典枚举》。</w:t>
+      </w:r>
+    </w:p>
+    <w:p>
+      <w:pPr>
+        <w:spacing w:line="360" w:lineRule="auto"/>
+        <w:ind w:left="480"/>
+        <w:jc w:val="both"/>
+      </w:pPr>
+      <w:r>
+        <w:rPr>
+          <w:rFonts w:ascii="Times New Roman" w:hAnsi="Times New Roman" w:eastAsia="宋体"/>
+          <w:sz w:val="24"/>
+        </w:rPr>
+        <w:t xml:space="preserve">核心业务实体的主要数据元素见表 3-22，字段类型与长度以数据模型定义为准；所有实体均继承统一基类字段（id、remark、update_datetime、create_datetime、sort），下表不再重复。</w:t>
+      </w:r>
+    </w:p>
+    <w:p>
+      <w:pPr>
+        <w:spacing w:before="120" w:after="60"/>
+        <w:jc w:val="center"/>
+      </w:pPr>
+      <w:r>
+        <w:rPr>
+          <w:rFonts w:ascii="Times New Roman" w:hAnsi="Times New Roman" w:eastAsia="黑体"/>
+          <w:sz w:val="21"/>
+        </w:rPr>
+        <w:t xml:space="preserve">表 3-22　核心数据元素</w:t>
+      </w:r>
+    </w:p>
+    <w:tbl>
+      <w:tblPr>
+        <w:tblStyle w:val="afffffffff8"/>
+        <w:tblW w:w="9600" w:type="dxa"/>
+        <w:jc w:val="center"/>
+        <w:tblBorders>
+          <w:top w:val="single" w:sz="4"/>
+          <w:left w:val="single" w:sz="4"/>
+          <w:bottom w:val="single" w:sz="4"/>
+          <w:right w:val="single" w:sz="4"/>
+          <w:insideH w:val="single" w:sz="4"/>
+          <w:insideV w:val="single" w:sz="4"/>
+        </w:tblBorders>
+        <w:tblLayout w:type="fixed"/>
+        <w:tblLook w:val="04A0"/>
+      </w:tblPr>
+      <w:tblGrid>
+        <w:gridCol w:w="1200"/>
+        <w:gridCol w:w="2600"/>
+        <w:gridCol w:w="2600"/>
+        <w:gridCol w:w="3200"/>
+      </w:tblGrid>
+      <w:tr>
+        <w:trPr>
+          <w:cantSplit/>
+          <w:tblHeader/>
+        </w:trPr>
+        <w:tc>
+          <w:p>
+            <w:pPr>
+              <w:jc w:val="center"/>
+            </w:pPr>
+            <w:r>
+              <w:rPr>
+                <w:rFonts w:ascii="Times New Roman" w:hAnsi="Times New Roman" w:eastAsia="黑体"/>
+                <w:b/>
+                <w:sz w:val="21"/>
+              </w:rPr>
+              <w:t xml:space="preserve">实体</w:t>
+            </w:r>
+          </w:p>
+        </w:tc>
+        <w:tc>
+          <w:p>
+            <w:pPr>
+              <w:jc w:val="center"/>
+            </w:pPr>
+            <w:r>
+              <w:rPr>
+                <w:rFonts w:ascii="Times New Roman" w:hAnsi="Times New Roman" w:eastAsia="黑体"/>
+                <w:b/>
+                <w:sz w:val="21"/>
+              </w:rPr>
+              <w:t xml:space="preserve">数据元素</w:t>
+            </w:r>
+          </w:p>
+        </w:tc>
+        <w:tc>
+          <w:p>
+            <w:pPr>
+              <w:jc w:val="center"/>
+            </w:pPr>
+            <w:r>
+              <w:rPr>
+                <w:rFonts w:ascii="Times New Roman" w:hAnsi="Times New Roman" w:eastAsia="黑体"/>
+                <w:b/>
+                <w:sz w:val="21"/>
+              </w:rPr>
+              <w:t xml:space="preserve">类型/长度</w:t>
+            </w:r>
+          </w:p>
+        </w:tc>
+        <w:tc>
+          <w:p>
+            <w:pPr>
+              <w:jc w:val="center"/>
+            </w:pPr>
+            <w:r>
+              <w:rPr>
+                <w:rFonts w:ascii="Times New Roman" w:hAnsi="Times New Roman" w:eastAsia="黑体"/>
+                <w:b/>
+                <w:sz w:val="21"/>
+              </w:rPr>
+              <w:t xml:space="preserve">说明</w:t>
+            </w:r>
+          </w:p>
+        </w:tc>
+      </w:tr>
+      <w:tr>
+        <w:trPr>
+          <w:cantSplit/>
+        </w:trPr>
+        <w:tc>
+          <w:p>
+            <w:pPr>
+              <w:jc w:val="center"/>
+            </w:pPr>
+            <w:r>
+              <w:rPr>
+                <w:rFonts w:ascii="Times New Roman" w:hAnsi="Times New Roman" w:eastAsia="宋体"/>
+                <w:sz w:val="21"/>
+              </w:rPr>
+              <w:t xml:space="preserve">项目</w:t>
+            </w:r>
+          </w:p>
+        </w:tc>
+        <w:tc>
+          <w:p>
+            <w:pPr>
+              <w:jc w:val="center"/>
+            </w:pPr>
+            <w:r>
+              <w:rPr>
+                <w:rFonts w:ascii="Times New Roman" w:hAnsi="Times New Roman" w:eastAsia="宋体"/>
+                <w:sz w:val="21"/>
+              </w:rPr>
+              <w:t xml:space="preserve">ident</w:t>
+            </w:r>
+          </w:p>
+        </w:tc>
+        <w:tc>
+          <w:p>
+            <w:pPr>
+              <w:jc w:val="center"/>
+            </w:pPr>
+            <w:r>
+              <w:rPr>
+                <w:rFonts w:ascii="Times New Roman" w:hAnsi="Times New Roman" w:eastAsia="宋体"/>
+                <w:sz w:val="21"/>
+              </w:rPr>
+              <w:t xml:space="preserve">字符串 32，唯一</w:t>
+            </w:r>
+          </w:p>
+        </w:tc>
+        <w:tc>
+          <w:p>
+            <w:pPr>
+              <w:jc w:val="left"/>
+            </w:pPr>
+            <w:r>
+              <w:rPr>
+                <w:rFonts w:ascii="Times New Roman" w:hAnsi="Times New Roman" w:eastAsia="宋体"/>
+                <w:sz w:val="21"/>
+              </w:rPr>
+              <w:t xml:space="preserve">项目标识（R 编号），全局唯一</w:t>
+            </w:r>
+          </w:p>
+        </w:tc>
+      </w:tr>
+      <w:tr>
+        <w:trPr>
+          <w:cantSplit/>
+        </w:trPr>
+        <w:tc>
+          <w:p>
+            <w:pPr>
+              <w:jc w:val="center"/>
+            </w:pPr>
+            <w:r>
+              <w:rPr>
+                <w:rFonts w:ascii="Times New Roman" w:hAnsi="Times New Roman" w:eastAsia="宋体"/>
+                <w:sz w:val="21"/>
+              </w:rPr>
+              <w:t xml:space="preserve">项目</w:t>
+            </w:r>
+          </w:p>
+        </w:tc>
+        <w:tc>
+          <w:p>
+            <w:pPr>
+              <w:jc w:val="center"/>
+            </w:pPr>
+            <w:r>
+              <w:rPr>
+                <w:rFonts w:ascii="Times New Roman" w:hAnsi="Times New Roman" w:eastAsia="宋体"/>
+                <w:sz w:val="21"/>
+              </w:rPr>
+              <w:t xml:space="preserve">name / step</w:t>
+            </w:r>
+          </w:p>
+        </w:tc>
+        <w:tc>
+          <w:p>
+            <w:pPr>
+              <w:jc w:val="center"/>
+            </w:pPr>
+            <w:r>
+              <w:rPr>
+                <w:rFonts w:ascii="Times New Roman" w:hAnsi="Times New Roman" w:eastAsia="宋体"/>
+                <w:sz w:val="21"/>
+              </w:rPr>
+              <w:t xml:space="preserve">字符串 / 整数</w:t>
+            </w:r>
+          </w:p>
+        </w:tc>
+        <w:tc>
+          <w:p>
+            <w:pPr>
+              <w:jc w:val="left"/>
+            </w:pPr>
+            <w:r>
+              <w:rPr>
+                <w:rFonts w:ascii="Times New Roman" w:hAnsi="Times New Roman" w:eastAsia="宋体"/>
+                <w:sz w:val="21"/>
+              </w:rPr>
+              <w:t xml:space="preserve">项目名称 / 项目阶段</w:t>
+            </w:r>
+          </w:p>
+        </w:tc>
+      </w:tr>
+      <w:tr>
+        <w:trPr>
+          <w:cantSplit/>
+        </w:trPr>
+        <w:tc>
+          <w:p>
+            <w:pPr>
+              <w:jc w:val="center"/>
+            </w:pPr>
+            <w:r>
+              <w:rPr>
+                <w:rFonts w:ascii="Times New Roman" w:hAnsi="Times New Roman" w:eastAsia="宋体"/>
+                <w:sz w:val="21"/>
+              </w:rPr>
+              <w:t xml:space="preserve">项目</w:t>
+            </w:r>
+          </w:p>
+        </w:tc>
+        <w:tc>
+          <w:p>
+            <w:pPr>
+              <w:jc w:val="center"/>
+            </w:pPr>
+            <w:r>
+              <w:rPr>
+                <w:rFonts w:ascii="Times New Roman" w:hAnsi="Times New Roman" w:eastAsia="宋体"/>
+                <w:sz w:val="21"/>
+              </w:rPr>
+              <w:t xml:space="preserve">report_type</w:t>
+            </w:r>
+          </w:p>
+        </w:tc>
+        <w:tc>
+          <w:p>
+            <w:pPr>
+              <w:jc w:val="center"/>
+            </w:pPr>
+            <w:r>
+              <w:rPr>
+                <w:rFonts w:ascii="Times New Roman" w:hAnsi="Times New Roman" w:eastAsia="宋体"/>
+                <w:sz w:val="21"/>
+              </w:rPr>
+              <w:t xml:space="preserve">字符串（字典）</w:t>
+            </w:r>
+          </w:p>
+        </w:tc>
+        <w:tc>
+          <w:p>
+            <w:pPr>
+              <w:jc w:val="left"/>
+            </w:pPr>
+            <w:r>
+              <w:rPr>
+                <w:rFonts w:ascii="Times New Roman" w:hAnsi="Times New Roman" w:eastAsia="宋体"/>
+                <w:sz w:val="21"/>
+              </w:rPr>
+              <w:t xml:space="preserve">报告类型：鉴定测试 / 第三方测试</w:t>
+            </w:r>
+          </w:p>
+        </w:tc>
+      </w:tr>
+      <w:tr>
+        <w:trPr>
+          <w:cantSplit/>
+        </w:trPr>
+        <w:tc>
+          <w:p>
+            <w:pPr>
+              <w:jc w:val="center"/>
+            </w:pPr>
+            <w:r>
+              <w:rPr>
+                <w:rFonts w:ascii="Times New Roman" w:hAnsi="Times New Roman" w:eastAsia="宋体"/>
+                <w:sz w:val="21"/>
+              </w:rPr>
+              <w:t xml:space="preserve">项目</w:t>
+            </w:r>
+          </w:p>
+        </w:tc>
+        <w:tc>
+          <w:p>
+            <w:pPr>
+              <w:jc w:val="center"/>
+            </w:pPr>
+            <w:r>
+              <w:rPr>
+                <w:rFonts w:ascii="Times New Roman" w:hAnsi="Times New Roman" w:eastAsia="宋体"/>
+                <w:sz w:val="21"/>
+              </w:rPr>
+              <w:t xml:space="preserve">secret</w:t>
+            </w:r>
+          </w:p>
+        </w:tc>
+        <w:tc>
+          <w:p>
+            <w:pPr>
+              <w:jc w:val="center"/>
+            </w:pPr>
+            <w:r>
+              <w:rPr>
+                <w:rFonts w:ascii="Times New Roman" w:hAnsi="Times New Roman" w:eastAsia="宋体"/>
+                <w:sz w:val="21"/>
+              </w:rPr>
+              <w:t xml:space="preserve">整数（字典）</w:t>
+            </w:r>
+          </w:p>
+        </w:tc>
+        <w:tc>
+          <w:p>
+            <w:pPr>
+              <w:jc w:val="left"/>
+            </w:pPr>
+            <w:r>
+              <w:rPr>
+                <w:rFonts w:ascii="Times New Roman" w:hAnsi="Times New Roman" w:eastAsia="宋体"/>
+                <w:sz w:val="21"/>
+              </w:rPr>
+              <w:t xml:space="preserve">项目密级，与用户密级许可比较</w:t>
+            </w:r>
+          </w:p>
+        </w:tc>
+      </w:tr>
+      <w:tr>
+        <w:trPr>
+          <w:cantSplit/>
+        </w:trPr>
+        <w:tc>
+          <w:p>
+            <w:pPr>
+              <w:jc w:val="center"/>
+            </w:pPr>
+            <w:r>
+              <w:rPr>
+                <w:rFonts w:ascii="Times New Roman" w:hAnsi="Times New Roman" w:eastAsia="宋体"/>
+                <w:sz w:val="21"/>
+              </w:rPr>
+              <w:t xml:space="preserve">项目</w:t>
+            </w:r>
+          </w:p>
+        </w:tc>
+        <w:tc>
+          <w:p>
+            <w:pPr>
+              <w:jc w:val="center"/>
+            </w:pPr>
+            <w:r>
+              <w:rPr>
+                <w:rFonts w:ascii="Times New Roman" w:hAnsi="Times New Roman" w:eastAsia="宋体"/>
+                <w:sz w:val="21"/>
+              </w:rPr>
+              <w:t xml:space="preserve">duty_person / member</w:t>
+            </w:r>
+          </w:p>
+        </w:tc>
+        <w:tc>
+          <w:p>
+            <w:pPr>
+              <w:jc w:val="center"/>
+            </w:pPr>
+            <w:r>
+              <w:rPr>
+                <w:rFonts w:ascii="Times New Roman" w:hAnsi="Times New Roman" w:eastAsia="宋体"/>
+                <w:sz w:val="21"/>
+              </w:rPr>
+              <w:t xml:space="preserve">字符串 / JSON 数组</w:t>
+            </w:r>
+          </w:p>
+        </w:tc>
+        <w:tc>
+          <w:p>
+            <w:pPr>
+              <w:jc w:val="left"/>
+            </w:pPr>
+            <w:r>
+              <w:rPr>
+                <w:rFonts w:ascii="Times New Roman" w:hAnsi="Times New Roman" w:eastAsia="宋体"/>
+                <w:sz w:val="21"/>
+              </w:rPr>
+              <w:t xml:space="preserve">负责人 / 项目成员</w:t>
+            </w:r>
+          </w:p>
+        </w:tc>
+      </w:tr>
+      <w:tr>
+        <w:trPr>
+          <w:cantSplit/>
+        </w:trPr>
+        <w:tc>
+          <w:p>
+            <w:pPr>
+              <w:jc w:val="center"/>
+            </w:pPr>
+            <w:r>
+              <w:rPr>
+                <w:rFonts w:ascii="Times New Roman" w:hAnsi="Times New Roman" w:eastAsia="宋体"/>
+                <w:sz w:val="21"/>
+              </w:rPr>
+              <w:t xml:space="preserve">轮次</w:t>
+            </w:r>
+          </w:p>
+        </w:tc>
+        <w:tc>
+          <w:p>
+            <w:pPr>
+              <w:jc w:val="center"/>
+            </w:pPr>
+            <w:r>
+              <w:rPr>
+                <w:rFonts w:ascii="Times New Roman" w:hAnsi="Times New Roman" w:eastAsia="宋体"/>
+                <w:sz w:val="21"/>
+              </w:rPr>
+              <w:t xml:space="preserve">ident / name</w:t>
+            </w:r>
+          </w:p>
+        </w:tc>
+        <w:tc>
+          <w:p>
+            <w:pPr>
+              <w:jc w:val="center"/>
+            </w:pPr>
+            <w:r>
+              <w:rPr>
+                <w:rFonts w:ascii="Times New Roman" w:hAnsi="Times New Roman" w:eastAsia="宋体"/>
+                <w:sz w:val="21"/>
+              </w:rPr>
+              <w:t xml:space="preserve">字符串</w:t>
+            </w:r>
+          </w:p>
+        </w:tc>
+        <w:tc>
+          <w:p>
+            <w:pPr>
+              <w:jc w:val="left"/>
+            </w:pPr>
+            <w:r>
+              <w:rPr>
+                <w:rFonts w:ascii="Times New Roman" w:hAnsi="Times New Roman" w:eastAsia="宋体"/>
+                <w:sz w:val="21"/>
+              </w:rPr>
+              <w:t xml:space="preserve">轮次标识与名称</w:t>
+            </w:r>
+          </w:p>
+        </w:tc>
+      </w:tr>
+      <w:tr>
+        <w:trPr>
+          <w:cantSplit/>
+        </w:trPr>
+        <w:tc>
+          <w:p>
+            <w:pPr>
+              <w:jc w:val="center"/>
+            </w:pPr>
+            <w:r>
+              <w:rPr>
+                <w:rFonts w:ascii="Times New Roman" w:hAnsi="Times New Roman" w:eastAsia="宋体"/>
+                <w:sz w:val="21"/>
+              </w:rPr>
+              <w:t xml:space="preserve">轮次</w:t>
+            </w:r>
+          </w:p>
+        </w:tc>
+        <w:tc>
+          <w:p>
+            <w:pPr>
+              <w:jc w:val="center"/>
+            </w:pPr>
+            <w:r>
+              <w:rPr>
+                <w:rFonts w:ascii="Times New Roman" w:hAnsi="Times New Roman" w:eastAsia="宋体"/>
+                <w:sz w:val="21"/>
+              </w:rPr>
+              <w:t xml:space="preserve">grade / location</w:t>
+            </w:r>
+          </w:p>
+        </w:tc>
+        <w:tc>
+          <w:p>
+            <w:pPr>
+              <w:jc w:val="center"/>
+            </w:pPr>
+            <w:r>
+              <w:rPr>
+                <w:rFonts w:ascii="Times New Roman" w:hAnsi="Times New Roman" w:eastAsia="宋体"/>
+                <w:sz w:val="21"/>
+              </w:rPr>
+              <w:t xml:space="preserve">字符串</w:t>
+            </w:r>
+          </w:p>
+        </w:tc>
+        <w:tc>
+          <w:p>
+            <w:pPr>
+              <w:jc w:val="left"/>
+            </w:pPr>
+            <w:r>
+              <w:rPr>
+                <w:rFonts w:ascii="Times New Roman" w:hAnsi="Times New Roman" w:eastAsia="宋体"/>
+                <w:sz w:val="21"/>
+              </w:rPr>
+              <w:t xml:space="preserve">轮次等级 / 执行地点</w:t>
+            </w:r>
+          </w:p>
+        </w:tc>
+      </w:tr>
+      <w:tr>
+        <w:trPr>
+          <w:cantSplit/>
+        </w:trPr>
+        <w:tc>
+          <w:p>
+            <w:pPr>
+              <w:jc w:val="center"/>
+            </w:pPr>
+            <w:r>
+              <w:rPr>
+                <w:rFonts w:ascii="Times New Roman" w:hAnsi="Times New Roman" w:eastAsia="宋体"/>
+                <w:sz w:val="21"/>
+              </w:rPr>
+              <w:t xml:space="preserve">被测件</w:t>
+            </w:r>
+          </w:p>
+        </w:tc>
+        <w:tc>
+          <w:p>
+            <w:pPr>
+              <w:jc w:val="center"/>
+            </w:pPr>
+            <w:r>
+              <w:rPr>
+                <w:rFonts w:ascii="Times New Roman" w:hAnsi="Times New Roman" w:eastAsia="宋体"/>
+                <w:sz w:val="21"/>
+              </w:rPr>
+              <w:t xml:space="preserve">ident / name / version</w:t>
+            </w:r>
+          </w:p>
+        </w:tc>
+        <w:tc>
+          <w:p>
+            <w:pPr>
+              <w:jc w:val="center"/>
+            </w:pPr>
+            <w:r>
+              <w:rPr>
+                <w:rFonts w:ascii="Times New Roman" w:hAnsi="Times New Roman" w:eastAsia="宋体"/>
+                <w:sz w:val="21"/>
+              </w:rPr>
+              <w:t xml:space="preserve">字符串</w:t>
+            </w:r>
+          </w:p>
+        </w:tc>
+        <w:tc>
+          <w:p>
+            <w:pPr>
+              <w:jc w:val="left"/>
+            </w:pPr>
+            <w:r>
+              <w:rPr>
+                <w:rFonts w:ascii="Times New Roman" w:hAnsi="Times New Roman" w:eastAsia="宋体"/>
+                <w:sz w:val="21"/>
+              </w:rPr>
+              <w:t xml:space="preserve">被测件标识、名称与版本</w:t>
+            </w:r>
+          </w:p>
+        </w:tc>
+      </w:tr>
+      <w:tr>
+        <w:trPr>
+          <w:cantSplit/>
+        </w:trPr>
+        <w:tc>
+          <w:p>
+            <w:pPr>
+              <w:jc w:val="center"/>
+            </w:pPr>
+            <w:r>
+              <w:rPr>
+                <w:rFonts w:ascii="Times New Roman" w:hAnsi="Times New Roman" w:eastAsia="宋体"/>
+                <w:sz w:val="21"/>
+              </w:rPr>
+              <w:t xml:space="preserve">被测件</w:t>
+            </w:r>
+          </w:p>
+        </w:tc>
+        <w:tc>
+          <w:p>
+            <w:pPr>
+              <w:jc w:val="center"/>
+            </w:pPr>
+            <w:r>
+              <w:rPr>
+                <w:rFonts w:ascii="Times New Roman" w:hAnsi="Times New Roman" w:eastAsia="宋体"/>
+                <w:sz w:val="21"/>
+              </w:rPr>
+              <w:t xml:space="preserve">code_lines / cyclomatic_avg</w:t>
+            </w:r>
+          </w:p>
+        </w:tc>
+        <w:tc>
+          <w:p>
+            <w:pPr>
+              <w:jc w:val="center"/>
+            </w:pPr>
+            <w:r>
+              <w:rPr>
+                <w:rFonts w:ascii="Times New Roman" w:hAnsi="Times New Roman" w:eastAsia="宋体"/>
+                <w:sz w:val="21"/>
+              </w:rPr>
+              <w:t xml:space="preserve">整数 / 浮点</w:t>
+            </w:r>
+          </w:p>
+        </w:tc>
+        <w:tc>
+          <w:p>
+            <w:pPr>
+              <w:jc w:val="left"/>
+            </w:pPr>
+            <w:r>
+              <w:rPr>
+                <w:rFonts w:ascii="Times New Roman" w:hAnsi="Times New Roman" w:eastAsia="宋体"/>
+                <w:sz w:val="21"/>
+              </w:rPr>
+              <w:t xml:space="preserve">代码行数与平均圈复杂度（由 lizard 统计）</w:t>
+            </w:r>
+          </w:p>
+        </w:tc>
+      </w:tr>
+      <w:tr>
+        <w:trPr>
+          <w:cantSplit/>
+        </w:trPr>
+        <w:tc>
+          <w:p>
+            <w:pPr>
+              <w:jc w:val="center"/>
+            </w:pPr>
+            <w:r>
+              <w:rPr>
+                <w:rFonts w:ascii="Times New Roman" w:hAnsi="Times New Roman" w:eastAsia="宋体"/>
+                <w:sz w:val="21"/>
+              </w:rPr>
+              <w:t xml:space="preserve">设计需求</w:t>
+            </w:r>
+          </w:p>
+        </w:tc>
+        <w:tc>
+          <w:p>
+            <w:pPr>
+              <w:jc w:val="center"/>
+            </w:pPr>
+            <w:r>
+              <w:rPr>
+                <w:rFonts w:ascii="Times New Roman" w:hAnsi="Times New Roman" w:eastAsia="宋体"/>
+                <w:sz w:val="21"/>
+              </w:rPr>
+              <w:t xml:space="preserve">ident / demandType</w:t>
+            </w:r>
+          </w:p>
+        </w:tc>
+        <w:tc>
+          <w:p>
+            <w:pPr>
+              <w:jc w:val="center"/>
+            </w:pPr>
+            <w:r>
+              <w:rPr>
+                <w:rFonts w:ascii="Times New Roman" w:hAnsi="Times New Roman" w:eastAsia="宋体"/>
+                <w:sz w:val="21"/>
+              </w:rPr>
+              <w:t xml:space="preserve">字符串 / 整数（字典）</w:t>
+            </w:r>
+          </w:p>
+        </w:tc>
+        <w:tc>
+          <w:p>
+            <w:pPr>
+              <w:jc w:val="left"/>
+            </w:pPr>
+            <w:r>
+              <w:rPr>
+                <w:rFonts w:ascii="Times New Roman" w:hAnsi="Times New Roman" w:eastAsia="宋体"/>
+                <w:sz w:val="21"/>
+              </w:rPr>
+              <w:t xml:space="preserve">需求标识与类型</w:t>
+            </w:r>
+          </w:p>
+        </w:tc>
+      </w:tr>
+      <w:tr>
+        <w:trPr>
+          <w:cantSplit/>
+        </w:trPr>
+        <w:tc>
+          <w:p>
+            <w:pPr>
+              <w:jc w:val="center"/>
+            </w:pPr>
+            <w:r>
+              <w:rPr>
+                <w:rFonts w:ascii="Times New Roman" w:hAnsi="Times New Roman" w:eastAsia="宋体"/>
+                <w:sz w:val="21"/>
+              </w:rPr>
+              <w:t xml:space="preserve">测试项</w:t>
+            </w:r>
+          </w:p>
+        </w:tc>
+        <w:tc>
+          <w:p>
+            <w:pPr>
+              <w:jc w:val="center"/>
+            </w:pPr>
+            <w:r>
+              <w:rPr>
+                <w:rFonts w:ascii="Times New Roman" w:hAnsi="Times New Roman" w:eastAsia="宋体"/>
+                <w:sz w:val="21"/>
+              </w:rPr>
+              <w:t xml:space="preserve">ident / testType / priority</w:t>
+            </w:r>
+          </w:p>
+        </w:tc>
+        <w:tc>
+          <w:p>
+            <w:pPr>
+              <w:jc w:val="center"/>
+            </w:pPr>
+            <w:r>
+              <w:rPr>
+                <w:rFonts w:ascii="Times New Roman" w:hAnsi="Times New Roman" w:eastAsia="宋体"/>
+                <w:sz w:val="21"/>
+              </w:rPr>
+              <w:t xml:space="preserve">字符串 / 字典</w:t>
+            </w:r>
+          </w:p>
+        </w:tc>
+        <w:tc>
+          <w:p>
+            <w:pPr>
+              <w:jc w:val="left"/>
+            </w:pPr>
+            <w:r>
+              <w:rPr>
+                <w:rFonts w:ascii="Times New Roman" w:hAnsi="Times New Roman" w:eastAsia="宋体"/>
+                <w:sz w:val="21"/>
+              </w:rPr>
+              <w:t xml:space="preserve">测试项标识、测试类型与优先级</w:t>
+            </w:r>
+          </w:p>
+        </w:tc>
+      </w:tr>
+      <w:tr>
+        <w:trPr>
+          <w:cantSplit/>
+        </w:trPr>
+        <w:tc>
+          <w:p>
+            <w:pPr>
+              <w:jc w:val="center"/>
+            </w:pPr>
+            <w:r>
+              <w:rPr>
+                <w:rFonts w:ascii="Times New Roman" w:hAnsi="Times New Roman" w:eastAsia="宋体"/>
+                <w:sz w:val="21"/>
+              </w:rPr>
+              <w:t xml:space="preserve">测试用例</w:t>
+            </w:r>
+          </w:p>
+        </w:tc>
+        <w:tc>
+          <w:p>
+            <w:pPr>
+              <w:jc w:val="center"/>
+            </w:pPr>
+            <w:r>
+              <w:rPr>
+                <w:rFonts w:ascii="Times New Roman" w:hAnsi="Times New Roman" w:eastAsia="宋体"/>
+                <w:sz w:val="21"/>
+              </w:rPr>
+              <w:t xml:space="preserve">ident / summarize</w:t>
+            </w:r>
+          </w:p>
+        </w:tc>
+        <w:tc>
+          <w:p>
+            <w:pPr>
+              <w:jc w:val="center"/>
+            </w:pPr>
+            <w:r>
+              <w:rPr>
+                <w:rFonts w:ascii="Times New Roman" w:hAnsi="Times New Roman" w:eastAsia="宋体"/>
+                <w:sz w:val="21"/>
+              </w:rPr>
+              <w:t xml:space="preserve">字符串 / 富文本</w:t>
+            </w:r>
+          </w:p>
+        </w:tc>
+        <w:tc>
+          <w:p>
+            <w:pPr>
+              <w:jc w:val="left"/>
+            </w:pPr>
+            <w:r>
+              <w:rPr>
+                <w:rFonts w:ascii="Times New Roman" w:hAnsi="Times New Roman" w:eastAsia="宋体"/>
+                <w:sz w:val="21"/>
+              </w:rPr>
+              <w:t xml:space="preserve">用例标识与用例综述</w:t>
+            </w:r>
+          </w:p>
+        </w:tc>
+      </w:tr>
+      <w:tr>
+        <w:trPr>
+          <w:cantSplit/>
+        </w:trPr>
+        <w:tc>
+          <w:p>
+            <w:pPr>
+              <w:jc w:val="center"/>
+            </w:pPr>
+            <w:r>
+              <w:rPr>
+                <w:rFonts w:ascii="Times New Roman" w:hAnsi="Times New Roman" w:eastAsia="宋体"/>
+                <w:sz w:val="21"/>
+              </w:rPr>
+              <w:t xml:space="preserve">用例步骤</w:t>
+            </w:r>
+          </w:p>
+        </w:tc>
+        <w:tc>
+          <w:p>
+            <w:pPr>
+              <w:jc w:val="center"/>
+            </w:pPr>
+            <w:r>
+              <w:rPr>
+                <w:rFonts w:ascii="Times New Roman" w:hAnsi="Times New Roman" w:eastAsia="宋体"/>
+                <w:sz w:val="21"/>
+              </w:rPr>
+              <w:t xml:space="preserve">operation / expect / passed</w:t>
+            </w:r>
+          </w:p>
+        </w:tc>
+        <w:tc>
+          <w:p>
+            <w:pPr>
+              <w:jc w:val="center"/>
+            </w:pPr>
+            <w:r>
+              <w:rPr>
+                <w:rFonts w:ascii="Times New Roman" w:hAnsi="Times New Roman" w:eastAsia="宋体"/>
+                <w:sz w:val="21"/>
+              </w:rPr>
+              <w:t xml:space="preserve">富文本 / 文本 / 字典</w:t>
+            </w:r>
+          </w:p>
+        </w:tc>
+        <w:tc>
+          <w:p>
+            <w:pPr>
+              <w:jc w:val="left"/>
+            </w:pPr>
+            <w:r>
+              <w:rPr>
+                <w:rFonts w:ascii="Times New Roman" w:hAnsi="Times New Roman" w:eastAsia="宋体"/>
+                <w:sz w:val="21"/>
+              </w:rPr>
+              <w:t xml:space="preserve">操作、预期与通过状态</w:t>
+            </w:r>
+          </w:p>
+        </w:tc>
+      </w:tr>
+      <w:tr>
+        <w:trPr>
+          <w:cantSplit/>
+        </w:trPr>
+        <w:tc>
+          <w:p>
+            <w:pPr>
+              <w:jc w:val="center"/>
+            </w:pPr>
+            <w:r>
+              <w:rPr>
+                <w:rFonts w:ascii="Times New Roman" w:hAnsi="Times New Roman" w:eastAsia="宋体"/>
+                <w:sz w:val="21"/>
+              </w:rPr>
+              <w:t xml:space="preserve">问题单</w:t>
+            </w:r>
+          </w:p>
+        </w:tc>
+        <w:tc>
+          <w:p>
+            <w:pPr>
+              <w:jc w:val="center"/>
+            </w:pPr>
+            <w:r>
+              <w:rPr>
+                <w:rFonts w:ascii="Times New Roman" w:hAnsi="Times New Roman" w:eastAsia="宋体"/>
+                <w:sz w:val="21"/>
+              </w:rPr>
+              <w:t xml:space="preserve">ident / status / grade</w:t>
+            </w:r>
+          </w:p>
+        </w:tc>
+        <w:tc>
+          <w:p>
+            <w:pPr>
+              <w:jc w:val="center"/>
+            </w:pPr>
+            <w:r>
+              <w:rPr>
+                <w:rFonts w:ascii="Times New Roman" w:hAnsi="Times New Roman" w:eastAsia="宋体"/>
+                <w:sz w:val="21"/>
+              </w:rPr>
+              <w:t xml:space="preserve">字符串 / 字典</w:t>
+            </w:r>
+          </w:p>
+        </w:tc>
+        <w:tc>
+          <w:p>
+            <w:pPr>
+              <w:jc w:val="left"/>
+            </w:pPr>
+            <w:r>
+              <w:rPr>
+                <w:rFonts w:ascii="Times New Roman" w:hAnsi="Times New Roman" w:eastAsia="宋体"/>
+                <w:sz w:val="21"/>
+              </w:rPr>
+              <w:t xml:space="preserve">问题标识、状态与等级</w:t>
+            </w:r>
+          </w:p>
+        </w:tc>
+      </w:tr>
+      <w:tr>
+        <w:trPr>
+          <w:cantSplit/>
+        </w:trPr>
+        <w:tc>
+          <w:p>
+            <w:pPr>
+              <w:jc w:val="center"/>
+            </w:pPr>
+            <w:r>
+              <w:rPr>
+                <w:rFonts w:ascii="Times New Roman" w:hAnsi="Times New Roman" w:eastAsia="宋体"/>
+                <w:sz w:val="21"/>
+              </w:rPr>
+              <w:t xml:space="preserve">问题单</w:t>
+            </w:r>
+          </w:p>
+        </w:tc>
+        <w:tc>
+          <w:p>
+            <w:pPr>
+              <w:jc w:val="center"/>
+            </w:pPr>
+            <w:r>
+              <w:rPr>
+                <w:rFonts w:ascii="Times New Roman" w:hAnsi="Times New Roman" w:eastAsia="宋体"/>
+                <w:sz w:val="21"/>
+              </w:rPr>
+              <w:t xml:space="preserve">solve / analysis / verify_result</w:t>
+            </w:r>
+          </w:p>
+        </w:tc>
+        <w:tc>
+          <w:p>
+            <w:pPr>
+              <w:jc w:val="center"/>
+            </w:pPr>
+            <w:r>
+              <w:rPr>
+                <w:rFonts w:ascii="Times New Roman" w:hAnsi="Times New Roman" w:eastAsia="宋体"/>
+                <w:sz w:val="21"/>
+              </w:rPr>
+              <w:t xml:space="preserve">富文本</w:t>
+            </w:r>
+          </w:p>
+        </w:tc>
+        <w:tc>
+          <w:p>
+            <w:pPr>
+              <w:jc w:val="left"/>
+            </w:pPr>
+            <w:r>
+              <w:rPr>
+                <w:rFonts w:ascii="Times New Roman" w:hAnsi="Times New Roman" w:eastAsia="宋体"/>
+                <w:sz w:val="21"/>
+              </w:rPr>
+              <w:t xml:space="preserve">改正措施、原因分析与回归结果</w:t>
+            </w:r>
+          </w:p>
+        </w:tc>
+      </w:tr>
+      <w:tr>
+        <w:trPr>
+          <w:cantSplit/>
+        </w:trPr>
+        <w:tc>
+          <w:p>
+            <w:pPr>
+              <w:jc w:val="center"/>
+            </w:pPr>
+            <w:r>
+              <w:rPr>
+                <w:rFonts w:ascii="Times New Roman" w:hAnsi="Times New Roman" w:eastAsia="宋体"/>
+                <w:sz w:val="21"/>
+              </w:rPr>
+              <w:t xml:space="preserve">用户</w:t>
+            </w:r>
+          </w:p>
+        </w:tc>
+        <w:tc>
+          <w:p>
+            <w:pPr>
+              <w:jc w:val="center"/>
+            </w:pPr>
+            <w:r>
+              <w:rPr>
+                <w:rFonts w:ascii="Times New Roman" w:hAnsi="Times New Roman" w:eastAsia="宋体"/>
+                <w:sz w:val="21"/>
+              </w:rPr>
+              <w:t xml:space="preserve">username / role / clearance</w:t>
+            </w:r>
+          </w:p>
+        </w:tc>
+        <w:tc>
+          <w:p>
+            <w:pPr>
+              <w:jc w:val="center"/>
+            </w:pPr>
+            <w:r>
+              <w:rPr>
+                <w:rFonts w:ascii="Times New Roman" w:hAnsi="Times New Roman" w:eastAsia="宋体"/>
+                <w:sz w:val="21"/>
+              </w:rPr>
+              <w:t xml:space="preserve">字符串 / 字典 / 整数</w:t>
+            </w:r>
+          </w:p>
+        </w:tc>
+        <w:tc>
+          <w:p>
+            <w:pPr>
+              <w:jc w:val="left"/>
+            </w:pPr>
+            <w:r>
+              <w:rPr>
+                <w:rFonts w:ascii="Times New Roman" w:hAnsi="Times New Roman" w:eastAsia="宋体"/>
+                <w:sz w:val="21"/>
+              </w:rPr>
+              <w:t xml:space="preserve">账号、角色与密级许可</w:t>
+            </w:r>
+          </w:p>
+        </w:tc>
+      </w:tr>
+      <w:tr>
+        <w:trPr>
+          <w:cantSplit/>
+        </w:trPr>
+        <w:tc>
+          <w:p>
+            <w:pPr>
+              <w:jc w:val="center"/>
+            </w:pPr>
+            <w:r>
+              <w:rPr>
+                <w:rFonts w:ascii="Times New Roman" w:hAnsi="Times New Roman" w:eastAsia="宋体"/>
+                <w:sz w:val="21"/>
+              </w:rPr>
+              <w:t xml:space="preserve">用户</w:t>
+            </w:r>
+          </w:p>
+        </w:tc>
+        <w:tc>
+          <w:p>
+            <w:pPr>
+              <w:jc w:val="center"/>
+            </w:pPr>
+            <w:r>
+              <w:rPr>
+                <w:rFonts w:ascii="Times New Roman" w:hAnsi="Times New Roman" w:eastAsia="宋体"/>
+                <w:sz w:val="21"/>
+              </w:rPr>
+              <w:t xml:space="preserve">phone / email</w:t>
+            </w:r>
+          </w:p>
+        </w:tc>
+        <w:tc>
+          <w:p>
+            <w:pPr>
+              <w:jc w:val="center"/>
+            </w:pPr>
+            <w:r>
+              <w:rPr>
+                <w:rFonts w:ascii="Times New Roman" w:hAnsi="Times New Roman" w:eastAsia="宋体"/>
+                <w:sz w:val="21"/>
+              </w:rPr>
+              <w:t xml:space="preserve">加密字符串</w:t>
+            </w:r>
+          </w:p>
+        </w:tc>
+        <w:tc>
+          <w:p>
+            <w:pPr>
+              <w:jc w:val="left"/>
+            </w:pPr>
+            <w:r>
+              <w:rPr>
+                <w:rFonts w:ascii="Times New Roman" w:hAnsi="Times New Roman" w:eastAsia="宋体"/>
+                <w:sz w:val="21"/>
+              </w:rPr>
+              <w:t xml:space="preserve">落库加密，密文前缀 enc:v1:</w:t>
+            </w:r>
+          </w:p>
+        </w:tc>
+      </w:tr>
+      <w:tr>
+        <w:trPr>
+          <w:cantSplit/>
+        </w:trPr>
+        <w:tc>
+          <w:p>
+            <w:pPr>
+              <w:jc w:val="center"/>
+            </w:pPr>
+            <w:r>
+              <w:rPr>
+                <w:rFonts w:ascii="Times New Roman" w:hAnsi="Times New Roman" w:eastAsia="宋体"/>
+                <w:sz w:val="21"/>
+              </w:rPr>
+              <w:t xml:space="preserve">审计日志</w:t>
+            </w:r>
+          </w:p>
+        </w:tc>
+        <w:tc>
+          <w:p>
+            <w:pPr>
+              <w:jc w:val="center"/>
+            </w:pPr>
+            <w:r>
+              <w:rPr>
+                <w:rFonts w:ascii="Times New Roman" w:hAnsi="Times New Roman" w:eastAsia="宋体"/>
+                <w:sz w:val="21"/>
+              </w:rPr>
+              <w:t xml:space="preserve">event_type / detail / ip</w:t>
+            </w:r>
+          </w:p>
+        </w:tc>
+        <w:tc>
+          <w:p>
+            <w:pPr>
+              <w:jc w:val="center"/>
+            </w:pPr>
+            <w:r>
+              <w:rPr>
+                <w:rFonts w:ascii="Times New Roman" w:hAnsi="Times New Roman" w:eastAsia="宋体"/>
+                <w:sz w:val="21"/>
+              </w:rPr>
+              <w:t xml:space="preserve">字符串</w:t>
+            </w:r>
+          </w:p>
+        </w:tc>
+        <w:tc>
+          <w:p>
+            <w:pPr>
+              <w:jc w:val="left"/>
+            </w:pPr>
+            <w:r>
+              <w:rPr>
+                <w:rFonts w:ascii="Times New Roman" w:hAnsi="Times New Roman" w:eastAsia="宋体"/>
+                <w:sz w:val="21"/>
+              </w:rPr>
+              <w:t xml:space="preserve">事件类型、事件内容与来源 IP</w:t>
+            </w:r>
+          </w:p>
+        </w:tc>
+      </w:tr>
+    </w:tbl>
+    <w:p>
+      <w:pPr/>
+      <w:r>
+        <w:rPr/>
+        <w:t xml:space="preserve"/>
+      </w:r>
+    </w:p>
+    <w:p>
+      <w:pPr>
+        <w:spacing w:before="120" w:after="60"/>
+        <w:jc w:val="center"/>
+      </w:pPr>
+      <w:r>
+        <w:rPr>
+          <w:rFonts w:ascii="Times New Roman" w:hAnsi="Times New Roman" w:eastAsia="黑体"/>
+          <w:sz w:val="21"/>
+        </w:rPr>
+        <w:t xml:space="preserve">表 3-23　主要数据字典</w:t>
       </w:r>
     </w:p>
     <w:tbl>
@@ -11397,19 +12631,6 @@
       </w:tr>
     </w:tbl>
     <w:p>
-      <w:pPr>
-        <w:spacing w:before="120" w:after="60"/>
-        <w:jc w:val="center"/>
-      </w:pPr>
-      <w:r>
-        <w:rPr>
-          <w:rFonts w:ascii="Times New Roman" w:hAnsi="Times New Roman" w:eastAsia="黑体"/>
-          <w:sz w:val="21"/>
-        </w:rPr>
-        <w:t xml:space="preserve">表 3-22　主要数据字典</w:t>
-      </w:r>
-    </w:p>
-    <w:p>
       <w:pPr/>
       <w:r>
         <w:rPr/>
@@ -11437,6 +12658,19 @@
           <w:sz w:val="24"/>
         </w:rPr>
         <w:t xml:space="preserve">系统的人工操作（日常业务操作）由界面完成，运维操作由命令行与计划任务完成。</w:t>
+      </w:r>
+    </w:p>
+    <w:p>
+      <w:pPr>
+        <w:spacing w:before="120" w:after="60"/>
+        <w:jc w:val="center"/>
+      </w:pPr>
+      <w:r>
+        <w:rPr>
+          <w:rFonts w:ascii="Times New Roman" w:hAnsi="Times New Roman" w:eastAsia="黑体"/>
+          <w:sz w:val="21"/>
+        </w:rPr>
+        <w:t xml:space="preserve">表 3-24　运维操作</w:t>
       </w:r>
     </w:p>
     <w:tbl>
@@ -11795,19 +13029,6 @@
       </w:tr>
     </w:tbl>
     <w:p>
-      <w:pPr>
-        <w:spacing w:before="120" w:after="60"/>
-        <w:jc w:val="center"/>
-      </w:pPr>
-      <w:r>
-        <w:rPr>
-          <w:rFonts w:ascii="Times New Roman" w:hAnsi="Times New Roman" w:eastAsia="黑体"/>
-          <w:sz w:val="21"/>
-        </w:rPr>
-        <w:t xml:space="preserve">表 3-23　运维操作</w:t>
-      </w:r>
-    </w:p>
-    <w:p>
       <w:pPr/>
       <w:r>
         <w:rPr/>
@@ -11821,6 +13042,19 @@
       <w:r>
         <w:rPr/>
         <w:t xml:space="preserve">故障处理</w:t>
+      </w:r>
+    </w:p>
+    <w:p>
+      <w:pPr>
+        <w:spacing w:before="120" w:after="60"/>
+        <w:jc w:val="center"/>
+      </w:pPr>
+      <w:r>
+        <w:rPr>
+          <w:rFonts w:ascii="Times New Roman" w:hAnsi="Times New Roman" w:eastAsia="黑体"/>
+          <w:sz w:val="21"/>
+        </w:rPr>
+        <w:t xml:space="preserve">表 3-25　故障处理需求</w:t>
       </w:r>
     </w:p>
     <w:tbl>
@@ -12244,19 +13478,6 @@
       </w:tr>
     </w:tbl>
     <w:p>
-      <w:pPr>
-        <w:spacing w:before="120" w:after="60"/>
-        <w:jc w:val="center"/>
-      </w:pPr>
-      <w:r>
-        <w:rPr>
-          <w:rFonts w:ascii="Times New Roman" w:hAnsi="Times New Roman" w:eastAsia="黑体"/>
-          <w:sz w:val="21"/>
-        </w:rPr>
-        <w:t xml:space="preserve">表 3-24　故障处理需求</w:t>
-      </w:r>
-    </w:p>
-    <w:p>
       <w:pPr/>
       <w:r>
         <w:rPr/>
@@ -12377,6 +13598,19 @@
       <w:r>
         <w:rPr/>
         <w:t xml:space="preserve">有关人员需求</w:t>
+      </w:r>
+    </w:p>
+    <w:p>
+      <w:pPr>
+        <w:spacing w:before="120" w:after="60"/>
+        <w:jc w:val="center"/>
+      </w:pPr>
+      <w:r>
+        <w:rPr>
+          <w:rFonts w:ascii="Times New Roman" w:hAnsi="Times New Roman" w:eastAsia="黑体"/>
+          <w:sz w:val="21"/>
+        </w:rPr>
+        <w:t xml:space="preserve">表 3-26　人员需求</w:t>
       </w:r>
     </w:p>
     <w:tbl>
@@ -12602,19 +13836,6 @@
       </w:tr>
     </w:tbl>
     <w:p>
-      <w:pPr>
-        <w:spacing w:before="120" w:after="60"/>
-        <w:jc w:val="center"/>
-      </w:pPr>
-      <w:r>
-        <w:rPr>
-          <w:rFonts w:ascii="Times New Roman" w:hAnsi="Times New Roman" w:eastAsia="黑体"/>
-          <w:sz w:val="21"/>
-        </w:rPr>
-        <w:t xml:space="preserve">表 3-25　人员需求</w:t>
-      </w:r>
-    </w:p>
-    <w:p>
       <w:pPr/>
       <w:r>
         <w:rPr/>
@@ -12809,6 +14030,19 @@
           <w:sz w:val="24"/>
         </w:rPr>
         <w:t xml:space="preserve">本章规定各类需求的验证方法。验证方法分为四类：演示（D）——在真实环境中按操作路径演示；测试（T）——通过接口调用、数据库核查或工具度量取得可复现结果；分析（A）——通过代码审查、配置核查或文档比对确认；审查（I）——通过人工审阅确认。</w:t>
+      </w:r>
+    </w:p>
+    <w:p>
+      <w:pPr>
+        <w:spacing w:before="120" w:after="60"/>
+        <w:jc w:val="center"/>
+      </w:pPr>
+      <w:r>
+        <w:rPr>
+          <w:rFonts w:ascii="Times New Roman" w:hAnsi="Times New Roman" w:eastAsia="黑体"/>
+          <w:sz w:val="21"/>
+        </w:rPr>
+        <w:t xml:space="preserve">表 4-1　合格性规定</w:t>
       </w:r>
     </w:p>
     <w:tbl>
@@ -13543,19 +14777,6 @@
       </w:tr>
     </w:tbl>
     <w:p>
-      <w:pPr>
-        <w:spacing w:before="120" w:after="60"/>
-        <w:jc w:val="center"/>
-      </w:pPr>
-      <w:r>
-        <w:rPr>
-          <w:rFonts w:ascii="Times New Roman" w:hAnsi="Times New Roman" w:eastAsia="黑体"/>
-          <w:sz w:val="21"/>
-        </w:rPr>
-        <w:t xml:space="preserve">表 4-1　合格性规定</w:t>
-      </w:r>
-    </w:p>
-    <w:p>
       <w:pPr/>
       <w:r>
         <w:rPr/>
@@ -13597,6 +14818,19 @@
           <w:sz w:val="24"/>
         </w:rPr>
         <w:t xml:space="preserve">本章建立“国标条款 ↔ 本文档需求 ↔ 实现位置 ↔ 测试用例”的双向追踪关系，确保每条需求都可追溯到设计与测试证据。</w:t>
+      </w:r>
+    </w:p>
+    <w:p>
+      <w:pPr>
+        <w:spacing w:before="120" w:after="60"/>
+        <w:jc w:val="center"/>
+      </w:pPr>
+      <w:r>
+        <w:rPr>
+          <w:rFonts w:ascii="Times New Roman" w:hAnsi="Times New Roman" w:eastAsia="黑体"/>
+          <w:sz w:val="21"/>
+        </w:rPr>
+        <w:t xml:space="preserve">表 5-1　需求追踪矩阵（按能力域）</w:t>
       </w:r>
     </w:p>
     <w:tbl>
@@ -14421,19 +15655,6 @@
       </w:tr>
     </w:tbl>
     <w:p>
-      <w:pPr>
-        <w:spacing w:before="120" w:after="60"/>
-        <w:jc w:val="center"/>
-      </w:pPr>
-      <w:r>
-        <w:rPr>
-          <w:rFonts w:ascii="Times New Roman" w:hAnsi="Times New Roman" w:eastAsia="黑体"/>
-          <w:sz w:val="21"/>
-        </w:rPr>
-        <w:t xml:space="preserve">表 5-1　需求追踪矩阵（按能力域）</w:t>
-      </w:r>
-    </w:p>
-    <w:p>
       <w:pPr/>
       <w:r>
         <w:rPr/>
@@ -14549,6 +15770,19 @@
       <w:r>
         <w:rPr/>
         <w:t xml:space="preserve">缩略语</w:t>
+      </w:r>
+    </w:p>
+    <w:p>
+      <w:pPr>
+        <w:spacing w:before="120" w:after="60"/>
+        <w:jc w:val="center"/>
+      </w:pPr>
+      <w:r>
+        <w:rPr>
+          <w:rFonts w:ascii="Times New Roman" w:hAnsi="Times New Roman" w:eastAsia="黑体"/>
+          <w:sz w:val="21"/>
+        </w:rPr>
+        <w:t xml:space="preserve">表 7-1　缩略语</w:t>
       </w:r>
     </w:p>
     <w:tbl>
@@ -15095,19 +16329,6 @@
       </w:tr>
     </w:tbl>
     <w:p>
-      <w:pPr>
-        <w:spacing w:before="120" w:after="60"/>
-        <w:jc w:val="center"/>
-      </w:pPr>
-      <w:r>
-        <w:rPr>
-          <w:rFonts w:ascii="Times New Roman" w:hAnsi="Times New Roman" w:eastAsia="黑体"/>
-          <w:sz w:val="21"/>
-        </w:rPr>
-        <w:t xml:space="preserve">表 7-1　缩略语</w:t>
-      </w:r>
-    </w:p>
-    <w:p>
       <w:pPr/>
       <w:r>
         <w:rPr/>
@@ -15121,6 +16342,19 @@
       <w:r>
         <w:rPr/>
         <w:t xml:space="preserve">术语</w:t>
+      </w:r>
+    </w:p>
+    <w:p>
+      <w:pPr>
+        <w:spacing w:before="120" w:after="60"/>
+        <w:jc w:val="center"/>
+      </w:pPr>
+      <w:r>
+        <w:rPr>
+          <w:rFonts w:ascii="Times New Roman" w:hAnsi="Times New Roman" w:eastAsia="黑体"/>
+          <w:sz w:val="21"/>
+        </w:rPr>
+        <w:t xml:space="preserve">表 7-2　术语</w:t>
       </w:r>
     </w:p>
     <w:tbl>
@@ -15544,23 +16778,47 @@
       </w:tr>
     </w:tbl>
     <w:p>
-      <w:pPr>
-        <w:spacing w:before="120" w:after="60"/>
-        <w:jc w:val="center"/>
-      </w:pPr>
-      <w:r>
-        <w:rPr>
-          <w:rFonts w:ascii="Times New Roman" w:hAnsi="Times New Roman" w:eastAsia="黑体"/>
-          <w:sz w:val="21"/>
-        </w:rPr>
-        <w:t xml:space="preserve">表 7-2　术语</w:t>
-      </w:r>
-    </w:p>
-    <w:p>
       <w:pPr/>
       <w:r>
         <w:rPr/>
         <w:t xml:space="preserve"/>
+      </w:r>
+    </w:p>
+    <w:p>
+      <w:pPr>
+        <w:pStyle w:val="2"/>
+      </w:pPr>
+      <w:r>
+        <w:rPr/>
+        <w:t xml:space="preserve">注解</w:t>
+      </w:r>
+    </w:p>
+    <w:p>
+      <w:pPr>
+        <w:spacing w:line="360" w:lineRule="auto"/>
+        <w:ind w:left="480"/>
+        <w:jc w:val="both"/>
+      </w:pPr>
+      <w:r>
+        <w:rPr>
+          <w:rFonts w:ascii="Times New Roman" w:hAnsi="Times New Roman" w:eastAsia="宋体"/>
+          <w:sz w:val="24"/>
+        </w:rPr>
+        <w:t xml:space="preserve">本文档中的编号约定如下：需求编号为 REQ-&lt;能力域&gt;-&lt;三位序号&gt;，能力域取 AUTH/USER/PRJ/WS/DOC/DATA/LOG/SEC/AI/CONF；表编号为“表 &lt;章&gt;-&lt;序号&gt;”；条款编号与 GB/T 28452-2012 第三级保持一致（如 7.1.1）。</w:t>
+      </w:r>
+    </w:p>
+    <w:p>
+      <w:pPr>
+        <w:spacing w:line="360" w:lineRule="auto"/>
+        <w:ind w:left="480"/>
+        <w:jc w:val="both"/>
+      </w:pPr>
+      <w:r>
+        <w:rPr>
+          <w:rFonts w:ascii="Times New Roman" w:hAnsi="Times New Roman" w:eastAsia="宋体"/>
+          <w:sz w:val="24"/>
+        </w:rPr>
+        <w:t xml:space="preserve">本文档引用的实现位置均以代码仓库相对路径给出（如 apps/user/controllers.py）。文中“线上环境”指公网云服务器部署形态，“内网环境”指测评机构内网单机部署形态；两种形态的差异见 3.6 节与《云服务器部署说明》。</w:t>
       </w:r>
     </w:p>
     <w:sectPr>

--- a/SRS/测试管理平台软件需求规格说明.docx
+++ b/SRS/测试管理平台软件需求规格说明.docx
@@ -365,7 +365,7 @@
           <w:rFonts w:ascii="Times New Roman" w:hAnsi="Times New Roman" w:eastAsia="黑体"/>
           <w:sz w:val="21"/>
         </w:rPr>
-        <w:t xml:space="preserve">表 1-1　技术栈</w:t>
+        <w:t xml:space="preserve">表 1-1 技术栈</w:t>
       </w:r>
     </w:p>
     <w:tbl>
@@ -374,12 +374,12 @@
         <w:tblW w:w="9599" w:type="dxa"/>
         <w:jc w:val="center"/>
         <w:tblBorders>
-          <w:top w:val="single" w:sz="4"/>
-          <w:left w:val="single" w:sz="4"/>
-          <w:bottom w:val="single" w:sz="4"/>
-          <w:right w:val="single" w:sz="4"/>
-          <w:insideH w:val="single" w:sz="4"/>
-          <w:insideV w:val="single" w:sz="4"/>
+          <w:top w:val="single" w:color="000000" w:sz="12"/>
+          <w:left w:val="single" w:color="000000" w:sz="12"/>
+          <w:bottom w:val="single" w:color="000000" w:sz="12"/>
+          <w:right w:val="single" w:color="000000" w:sz="12"/>
+          <w:insideH w:val="single" w:color="000000" w:sz="6"/>
+          <w:insideV w:val="single" w:color="000000" w:sz="6"/>
         </w:tblBorders>
         <w:tblLayout w:type="fixed"/>
         <w:tblLook w:val="04A0"/>
@@ -1036,7 +1036,7 @@
           <w:rFonts w:ascii="Times New Roman" w:hAnsi="Times New Roman" w:eastAsia="黑体"/>
           <w:sz w:val="21"/>
         </w:rPr>
-        <w:t xml:space="preserve">表 1-2　用户角色与职责</w:t>
+        <w:t xml:space="preserve">表 1-2 用户角色与职责</w:t>
       </w:r>
     </w:p>
     <w:tbl>
@@ -1045,12 +1045,12 @@
         <w:tblW w:w="9599" w:type="dxa"/>
         <w:jc w:val="center"/>
         <w:tblBorders>
-          <w:top w:val="single" w:sz="4"/>
-          <w:left w:val="single" w:sz="4"/>
-          <w:bottom w:val="single" w:sz="4"/>
-          <w:right w:val="single" w:sz="4"/>
-          <w:insideH w:val="single" w:sz="4"/>
-          <w:insideV w:val="single" w:sz="4"/>
+          <w:top w:val="single" w:color="000000" w:sz="12"/>
+          <w:left w:val="single" w:color="000000" w:sz="12"/>
+          <w:bottom w:val="single" w:color="000000" w:sz="12"/>
+          <w:right w:val="single" w:color="000000" w:sz="12"/>
+          <w:insideH w:val="single" w:color="000000" w:sz="6"/>
+          <w:insideV w:val="single" w:color="000000" w:sz="6"/>
         </w:tblBorders>
         <w:tblLayout w:type="fixed"/>
         <w:tblLook w:val="04A0"/>
@@ -1425,7 +1425,7 @@
           <w:rFonts w:ascii="Times New Roman" w:hAnsi="Times New Roman" w:eastAsia="宋体"/>
           <w:sz w:val="24"/>
         </w:rPr>
-        <w:t xml:space="preserve">· GB/T 28452-2012　信息安全技术　应用软件系统通用安全技术要求</w:t>
+        <w:t xml:space="preserve">· GB/T 28452-2012 信息安全技术 应用软件系统通用安全技术要求</w:t>
       </w:r>
     </w:p>
     <w:p>
@@ -1439,7 +1439,7 @@
           <w:rFonts w:ascii="Times New Roman" w:hAnsi="Times New Roman" w:eastAsia="宋体"/>
           <w:sz w:val="24"/>
         </w:rPr>
-        <w:t xml:space="preserve">· GB/T 20271-2006　信息安全技术　信息系统安全通用技术要求</w:t>
+        <w:t xml:space="preserve">· GB/T 20271-2006 信息安全技术 信息系统安全通用技术要求</w:t>
       </w:r>
     </w:p>
     <w:p>
@@ -1453,7 +1453,7 @@
           <w:rFonts w:ascii="Times New Roman" w:hAnsi="Times New Roman" w:eastAsia="宋体"/>
           <w:sz w:val="24"/>
         </w:rPr>
-        <w:t xml:space="preserve">· GJB 438B-2009　军用软件文档编制规范</w:t>
+        <w:t xml:space="preserve">· GJB 438B-2009 军用软件文档编制规范</w:t>
       </w:r>
     </w:p>
     <w:p>
@@ -1467,7 +1467,7 @@
           <w:rFonts w:ascii="Times New Roman" w:hAnsi="Times New Roman" w:eastAsia="宋体"/>
           <w:sz w:val="24"/>
         </w:rPr>
-        <w:t xml:space="preserve">· GB/T 8567-2006　计算机软件文档编制规范</w:t>
+        <w:t xml:space="preserve">· GB/T 8567-2006 计算机软件文档编制规范</w:t>
       </w:r>
     </w:p>
     <w:p>
@@ -1605,7 +1605,7 @@
           <w:rFonts w:ascii="Times New Roman" w:hAnsi="Times New Roman" w:eastAsia="黑体"/>
           <w:sz w:val="21"/>
         </w:rPr>
-        <w:t xml:space="preserve">表 3-1　项目阶段状态</w:t>
+        <w:t xml:space="preserve">表 3-1 项目阶段状态</w:t>
       </w:r>
     </w:p>
     <w:tbl>
@@ -1614,12 +1614,12 @@
         <w:tblW w:w="9598" w:type="dxa"/>
         <w:jc w:val="center"/>
         <w:tblBorders>
-          <w:top w:val="single" w:sz="4"/>
-          <w:left w:val="single" w:sz="4"/>
-          <w:bottom w:val="single" w:sz="4"/>
-          <w:right w:val="single" w:sz="4"/>
-          <w:insideH w:val="single" w:sz="4"/>
-          <w:insideV w:val="single" w:sz="4"/>
+          <w:top w:val="single" w:color="000000" w:sz="12"/>
+          <w:left w:val="single" w:color="000000" w:sz="12"/>
+          <w:bottom w:val="single" w:color="000000" w:sz="12"/>
+          <w:right w:val="single" w:color="000000" w:sz="12"/>
+          <w:insideH w:val="single" w:color="000000" w:sz="6"/>
+          <w:insideV w:val="single" w:color="000000" w:sz="6"/>
         </w:tblBorders>
         <w:tblLayout w:type="fixed"/>
         <w:tblLook w:val="04A0"/>
@@ -1839,7 +1839,7 @@
           <w:rFonts w:ascii="Times New Roman" w:hAnsi="Times New Roman" w:eastAsia="黑体"/>
           <w:sz w:val="21"/>
         </w:rPr>
-        <w:t xml:space="preserve">表 3-2　问题单状态与等级</w:t>
+        <w:t xml:space="preserve">表 3-2 问题单状态与等级</w:t>
       </w:r>
     </w:p>
     <w:tbl>
@@ -1848,12 +1848,12 @@
         <w:tblW w:w="9598" w:type="dxa"/>
         <w:jc w:val="center"/>
         <w:tblBorders>
-          <w:top w:val="single" w:sz="4"/>
-          <w:left w:val="single" w:sz="4"/>
-          <w:bottom w:val="single" w:sz="4"/>
-          <w:right w:val="single" w:sz="4"/>
-          <w:insideH w:val="single" w:sz="4"/>
-          <w:insideV w:val="single" w:sz="4"/>
+          <w:top w:val="single" w:color="000000" w:sz="12"/>
+          <w:left w:val="single" w:color="000000" w:sz="12"/>
+          <w:bottom w:val="single" w:color="000000" w:sz="12"/>
+          <w:right w:val="single" w:color="000000" w:sz="12"/>
+          <w:insideH w:val="single" w:color="000000" w:sz="6"/>
+          <w:insideV w:val="single" w:color="000000" w:sz="6"/>
         </w:tblBorders>
         <w:tblLayout w:type="fixed"/>
         <w:tblLook w:val="04A0"/>
@@ -2167,7 +2167,7 @@
           <w:rFonts w:ascii="Times New Roman" w:hAnsi="Times New Roman" w:eastAsia="黑体"/>
           <w:sz w:val="21"/>
         </w:rPr>
-        <w:t xml:space="preserve">表 3-3　用例执行状态</w:t>
+        <w:t xml:space="preserve">表 3-3 用例执行状态</w:t>
       </w:r>
     </w:p>
     <w:tbl>
@@ -2176,12 +2176,12 @@
         <w:tblW w:w="9598" w:type="dxa"/>
         <w:jc w:val="center"/>
         <w:tblBorders>
-          <w:top w:val="single" w:sz="4"/>
-          <w:left w:val="single" w:sz="4"/>
-          <w:bottom w:val="single" w:sz="4"/>
-          <w:right w:val="single" w:sz="4"/>
-          <w:insideH w:val="single" w:sz="4"/>
-          <w:insideV w:val="single" w:sz="4"/>
+          <w:top w:val="single" w:color="000000" w:sz="12"/>
+          <w:left w:val="single" w:color="000000" w:sz="12"/>
+          <w:bottom w:val="single" w:color="000000" w:sz="12"/>
+          <w:right w:val="single" w:color="000000" w:sz="12"/>
+          <w:insideH w:val="single" w:color="000000" w:sz="6"/>
+          <w:insideV w:val="single" w:color="000000" w:sz="6"/>
         </w:tblBorders>
         <w:tblLayout w:type="fixed"/>
         <w:tblLook w:val="04A0"/>
@@ -2498,7 +2498,7 @@
           <w:rFonts w:ascii="Times New Roman" w:hAnsi="Times New Roman" w:eastAsia="黑体"/>
           <w:sz w:val="21"/>
         </w:rPr>
-        <w:t xml:space="preserve">表 3-4　登录与鉴别需求</w:t>
+        <w:t xml:space="preserve">表 3-4 登录与鉴别需求</w:t>
       </w:r>
     </w:p>
     <w:tbl>
@@ -2507,12 +2507,12 @@
         <w:tblW w:w="9598" w:type="dxa"/>
         <w:jc w:val="center"/>
         <w:tblBorders>
-          <w:top w:val="single" w:sz="4"/>
-          <w:left w:val="single" w:sz="4"/>
-          <w:bottom w:val="single" w:sz="4"/>
-          <w:right w:val="single" w:sz="4"/>
-          <w:insideH w:val="single" w:sz="4"/>
-          <w:insideV w:val="single" w:sz="4"/>
+          <w:top w:val="single" w:color="000000" w:sz="12"/>
+          <w:left w:val="single" w:color="000000" w:sz="12"/>
+          <w:bottom w:val="single" w:color="000000" w:sz="12"/>
+          <w:right w:val="single" w:color="000000" w:sz="12"/>
+          <w:insideH w:val="single" w:color="000000" w:sz="6"/>
+          <w:insideV w:val="single" w:color="000000" w:sz="6"/>
         </w:tblBorders>
         <w:tblLayout w:type="fixed"/>
         <w:tblLook w:val="04A0"/>
@@ -2896,7 +2896,7 @@
           <w:rFonts w:ascii="Times New Roman" w:hAnsi="Times New Roman" w:eastAsia="黑体"/>
           <w:sz w:val="21"/>
         </w:rPr>
-        <w:t xml:space="preserve">表 3-5　工作台与用户中心需求</w:t>
+        <w:t xml:space="preserve">表 3-5 工作台与用户中心需求</w:t>
       </w:r>
     </w:p>
     <w:tbl>
@@ -2905,12 +2905,12 @@
         <w:tblW w:w="9598" w:type="dxa"/>
         <w:jc w:val="center"/>
         <w:tblBorders>
-          <w:top w:val="single" w:sz="4"/>
-          <w:left w:val="single" w:sz="4"/>
-          <w:bottom w:val="single" w:sz="4"/>
-          <w:right w:val="single" w:sz="4"/>
-          <w:insideH w:val="single" w:sz="4"/>
-          <w:insideV w:val="single" w:sz="4"/>
+          <w:top w:val="single" w:color="000000" w:sz="12"/>
+          <w:left w:val="single" w:color="000000" w:sz="12"/>
+          <w:bottom w:val="single" w:color="000000" w:sz="12"/>
+          <w:right w:val="single" w:color="000000" w:sz="12"/>
+          <w:insideH w:val="single" w:color="000000" w:sz="6"/>
+          <w:insideV w:val="single" w:color="000000" w:sz="6"/>
         </w:tblBorders>
         <w:tblLayout w:type="fixed"/>
         <w:tblLook w:val="04A0"/>
@@ -3200,7 +3200,7 @@
           <w:rFonts w:ascii="Times New Roman" w:hAnsi="Times New Roman" w:eastAsia="黑体"/>
           <w:sz w:val="21"/>
         </w:rPr>
-        <w:t xml:space="preserve">表 3-6　用户与角色管理需求</w:t>
+        <w:t xml:space="preserve">表 3-6 用户与角色管理需求</w:t>
       </w:r>
     </w:p>
     <w:tbl>
@@ -3209,12 +3209,12 @@
         <w:tblW w:w="9598" w:type="dxa"/>
         <w:jc w:val="center"/>
         <w:tblBorders>
-          <w:top w:val="single" w:sz="4"/>
-          <w:left w:val="single" w:sz="4"/>
-          <w:bottom w:val="single" w:sz="4"/>
-          <w:right w:val="single" w:sz="4"/>
-          <w:insideH w:val="single" w:sz="4"/>
-          <w:insideV w:val="single" w:sz="4"/>
+          <w:top w:val="single" w:color="000000" w:sz="12"/>
+          <w:left w:val="single" w:color="000000" w:sz="12"/>
+          <w:bottom w:val="single" w:color="000000" w:sz="12"/>
+          <w:right w:val="single" w:color="000000" w:sz="12"/>
+          <w:insideH w:val="single" w:color="000000" w:sz="6"/>
+          <w:insideV w:val="single" w:color="000000" w:sz="6"/>
         </w:tblBorders>
         <w:tblLayout w:type="fixed"/>
         <w:tblLook w:val="04A0"/>
@@ -3579,7 +3579,7 @@
           <w:rFonts w:ascii="Times New Roman" w:hAnsi="Times New Roman" w:eastAsia="黑体"/>
           <w:sz w:val="21"/>
         </w:rPr>
-        <w:t xml:space="preserve">表 3-7　项目管理需求</w:t>
+        <w:t xml:space="preserve">表 3-7 项目管理需求</w:t>
       </w:r>
     </w:p>
     <w:tbl>
@@ -3588,12 +3588,12 @@
         <w:tblW w:w="9598" w:type="dxa"/>
         <w:jc w:val="center"/>
         <w:tblBorders>
-          <w:top w:val="single" w:sz="4"/>
-          <w:left w:val="single" w:sz="4"/>
-          <w:bottom w:val="single" w:sz="4"/>
-          <w:right w:val="single" w:sz="4"/>
-          <w:insideH w:val="single" w:sz="4"/>
-          <w:insideV w:val="single" w:sz="4"/>
+          <w:top w:val="single" w:color="000000" w:sz="12"/>
+          <w:left w:val="single" w:color="000000" w:sz="12"/>
+          <w:bottom w:val="single" w:color="000000" w:sz="12"/>
+          <w:right w:val="single" w:color="000000" w:sz="12"/>
+          <w:insideH w:val="single" w:color="000000" w:sz="6"/>
+          <w:insideV w:val="single" w:color="000000" w:sz="6"/>
         </w:tblBorders>
         <w:tblLayout w:type="fixed"/>
         <w:tblLook w:val="04A0"/>
@@ -4116,7 +4116,7 @@
           <w:rFonts w:ascii="Times New Roman" w:hAnsi="Times New Roman" w:eastAsia="黑体"/>
           <w:sz w:val="21"/>
         </w:rPr>
-        <w:t xml:space="preserve">表 3-8　项目工作区需求</w:t>
+        <w:t xml:space="preserve">表 3-8 项目工作区需求</w:t>
       </w:r>
     </w:p>
     <w:tbl>
@@ -4125,12 +4125,12 @@
         <w:tblW w:w="9598" w:type="dxa"/>
         <w:jc w:val="center"/>
         <w:tblBorders>
-          <w:top w:val="single" w:sz="4"/>
-          <w:left w:val="single" w:sz="4"/>
-          <w:bottom w:val="single" w:sz="4"/>
-          <w:right w:val="single" w:sz="4"/>
-          <w:insideH w:val="single" w:sz="4"/>
-          <w:insideV w:val="single" w:sz="4"/>
+          <w:top w:val="single" w:color="000000" w:sz="12"/>
+          <w:left w:val="single" w:color="000000" w:sz="12"/>
+          <w:bottom w:val="single" w:color="000000" w:sz="12"/>
+          <w:right w:val="single" w:color="000000" w:sz="12"/>
+          <w:insideH w:val="single" w:color="000000" w:sz="6"/>
+          <w:insideV w:val="single" w:color="000000" w:sz="6"/>
         </w:tblBorders>
         <w:tblLayout w:type="fixed"/>
         <w:tblLook w:val="04A0"/>
@@ -4669,7 +4669,7 @@
           <w:rFonts w:ascii="Times New Roman" w:hAnsi="Times New Roman" w:eastAsia="黑体"/>
           <w:sz w:val="21"/>
         </w:rPr>
-        <w:t xml:space="preserve">表 3-9　七类交付文档</w:t>
+        <w:t xml:space="preserve">表 3-9 七类交付文档</w:t>
       </w:r>
     </w:p>
     <w:tbl>
@@ -4678,12 +4678,12 @@
         <w:tblW w:w="9598" w:type="dxa"/>
         <w:jc w:val="center"/>
         <w:tblBorders>
-          <w:top w:val="single" w:sz="4"/>
-          <w:left w:val="single" w:sz="4"/>
-          <w:bottom w:val="single" w:sz="4"/>
-          <w:right w:val="single" w:sz="4"/>
-          <w:insideH w:val="single" w:sz="4"/>
-          <w:insideV w:val="single" w:sz="4"/>
+          <w:top w:val="single" w:color="000000" w:sz="12"/>
+          <w:left w:val="single" w:color="000000" w:sz="12"/>
+          <w:bottom w:val="single" w:color="000000" w:sz="12"/>
+          <w:right w:val="single" w:color="000000" w:sz="12"/>
+          <w:insideH w:val="single" w:color="000000" w:sz="6"/>
+          <w:insideV w:val="single" w:color="000000" w:sz="6"/>
         </w:tblBorders>
         <w:tblLayout w:type="fixed"/>
         <w:tblLook w:val="04A0"/>
@@ -5091,7 +5091,7 @@
           <w:rFonts w:ascii="Times New Roman" w:hAnsi="Times New Roman" w:eastAsia="黑体"/>
           <w:sz w:val="21"/>
         </w:rPr>
-        <w:t xml:space="preserve">表 3-10　文档生成需求</w:t>
+        <w:t xml:space="preserve">表 3-10 文档生成需求</w:t>
       </w:r>
     </w:p>
     <w:tbl>
@@ -5100,12 +5100,12 @@
         <w:tblW w:w="9598" w:type="dxa"/>
         <w:jc w:val="center"/>
         <w:tblBorders>
-          <w:top w:val="single" w:sz="4"/>
-          <w:left w:val="single" w:sz="4"/>
-          <w:bottom w:val="single" w:sz="4"/>
-          <w:right w:val="single" w:sz="4"/>
-          <w:insideH w:val="single" w:sz="4"/>
-          <w:insideV w:val="single" w:sz="4"/>
+          <w:top w:val="single" w:color="000000" w:sz="12"/>
+          <w:left w:val="single" w:color="000000" w:sz="12"/>
+          <w:bottom w:val="single" w:color="000000" w:sz="12"/>
+          <w:right w:val="single" w:color="000000" w:sz="12"/>
+          <w:insideH w:val="single" w:color="000000" w:sz="6"/>
+          <w:insideV w:val="single" w:color="000000" w:sz="6"/>
         </w:tblBorders>
         <w:tblLayout w:type="fixed"/>
         <w:tblLook w:val="04A0"/>
@@ -5597,7 +5597,7 @@
           <w:rFonts w:ascii="Times New Roman" w:hAnsi="Times New Roman" w:eastAsia="黑体"/>
           <w:sz w:val="21"/>
         </w:rPr>
-        <w:t xml:space="preserve">表 3-11　数据管理需求</w:t>
+        <w:t xml:space="preserve">表 3-11 数据管理需求</w:t>
       </w:r>
     </w:p>
     <w:tbl>
@@ -5606,12 +5606,12 @@
         <w:tblW w:w="9598" w:type="dxa"/>
         <w:jc w:val="center"/>
         <w:tblBorders>
-          <w:top w:val="single" w:sz="4"/>
-          <w:left w:val="single" w:sz="4"/>
-          <w:bottom w:val="single" w:sz="4"/>
-          <w:right w:val="single" w:sz="4"/>
-          <w:insideH w:val="single" w:sz="4"/>
-          <w:insideV w:val="single" w:sz="4"/>
+          <w:top w:val="single" w:color="000000" w:sz="12"/>
+          <w:left w:val="single" w:color="000000" w:sz="12"/>
+          <w:bottom w:val="single" w:color="000000" w:sz="12"/>
+          <w:right w:val="single" w:color="000000" w:sz="12"/>
+          <w:insideH w:val="single" w:color="000000" w:sz="6"/>
+          <w:insideV w:val="single" w:color="000000" w:sz="6"/>
         </w:tblBorders>
         <w:tblLayout w:type="fixed"/>
         <w:tblLook w:val="04A0"/>
@@ -6103,7 +6103,7 @@
           <w:rFonts w:ascii="Times New Roman" w:hAnsi="Times New Roman" w:eastAsia="黑体"/>
           <w:sz w:val="21"/>
         </w:rPr>
-        <w:t xml:space="preserve">表 3-12　日志与审计需求</w:t>
+        <w:t xml:space="preserve">表 3-12 日志与审计需求</w:t>
       </w:r>
     </w:p>
     <w:tbl>
@@ -6112,12 +6112,12 @@
         <w:tblW w:w="9598" w:type="dxa"/>
         <w:jc w:val="center"/>
         <w:tblBorders>
-          <w:top w:val="single" w:sz="4"/>
-          <w:left w:val="single" w:sz="4"/>
-          <w:bottom w:val="single" w:sz="4"/>
-          <w:right w:val="single" w:sz="4"/>
-          <w:insideH w:val="single" w:sz="4"/>
-          <w:insideV w:val="single" w:sz="4"/>
+          <w:top w:val="single" w:color="000000" w:sz="12"/>
+          <w:left w:val="single" w:color="000000" w:sz="12"/>
+          <w:bottom w:val="single" w:color="000000" w:sz="12"/>
+          <w:right w:val="single" w:color="000000" w:sz="12"/>
+          <w:insideH w:val="single" w:color="000000" w:sz="6"/>
+          <w:insideV w:val="single" w:color="000000" w:sz="6"/>
         </w:tblBorders>
         <w:tblLayout w:type="fixed"/>
         <w:tblLook w:val="04A0"/>
@@ -6576,7 +6576,7 @@
           <w:rFonts w:ascii="Times New Roman" w:hAnsi="Times New Roman" w:eastAsia="黑体"/>
           <w:sz w:val="21"/>
         </w:rPr>
-        <w:t xml:space="preserve">表 3-13　安全策略需求</w:t>
+        <w:t xml:space="preserve">表 3-13 安全策略需求</w:t>
       </w:r>
     </w:p>
     <w:tbl>
@@ -6585,12 +6585,12 @@
         <w:tblW w:w="9598" w:type="dxa"/>
         <w:jc w:val="center"/>
         <w:tblBorders>
-          <w:top w:val="single" w:sz="4"/>
-          <w:left w:val="single" w:sz="4"/>
-          <w:bottom w:val="single" w:sz="4"/>
-          <w:right w:val="single" w:sz="4"/>
-          <w:insideH w:val="single" w:sz="4"/>
-          <w:insideV w:val="single" w:sz="4"/>
+          <w:top w:val="single" w:color="000000" w:sz="12"/>
+          <w:left w:val="single" w:color="000000" w:sz="12"/>
+          <w:bottom w:val="single" w:color="000000" w:sz="12"/>
+          <w:right w:val="single" w:color="000000" w:sz="12"/>
+          <w:insideH w:val="single" w:color="000000" w:sz="6"/>
+          <w:insideV w:val="single" w:color="000000" w:sz="6"/>
         </w:tblBorders>
         <w:tblLayout w:type="fixed"/>
         <w:tblLook w:val="04A0"/>
@@ -6988,7 +6988,7 @@
           <w:rFonts w:ascii="Times New Roman" w:hAnsi="Times New Roman" w:eastAsia="黑体"/>
           <w:sz w:val="21"/>
         </w:rPr>
-        <w:t xml:space="preserve">表 3-14　AI 辅助需求</w:t>
+        <w:t xml:space="preserve">表 3-14 AI 辅助需求</w:t>
       </w:r>
     </w:p>
     <w:tbl>
@@ -6997,12 +6997,12 @@
         <w:tblW w:w="9598" w:type="dxa"/>
         <w:jc w:val="center"/>
         <w:tblBorders>
-          <w:top w:val="single" w:sz="4"/>
-          <w:left w:val="single" w:sz="4"/>
-          <w:bottom w:val="single" w:sz="4"/>
-          <w:right w:val="single" w:sz="4"/>
-          <w:insideH w:val="single" w:sz="4"/>
-          <w:insideV w:val="single" w:sz="4"/>
+          <w:top w:val="single" w:color="000000" w:sz="12"/>
+          <w:left w:val="single" w:color="000000" w:sz="12"/>
+          <w:bottom w:val="single" w:color="000000" w:sz="12"/>
+          <w:right w:val="single" w:color="000000" w:sz="12"/>
+          <w:insideH w:val="single" w:color="000000" w:sz="6"/>
+          <w:insideV w:val="single" w:color="000000" w:sz="6"/>
         </w:tblBorders>
         <w:tblLayout w:type="fixed"/>
         <w:tblLook w:val="04A0"/>
@@ -7254,7 +7254,7 @@
           <w:rFonts w:ascii="Times New Roman" w:hAnsi="Times New Roman" w:eastAsia="黑体"/>
           <w:sz w:val="21"/>
         </w:rPr>
-        <w:t xml:space="preserve">表 3-15　界面菜单结构</w:t>
+        <w:t xml:space="preserve">表 3-15 界面菜单结构</w:t>
       </w:r>
     </w:p>
     <w:tbl>
@@ -7263,12 +7263,12 @@
         <w:tblW w:w="9598" w:type="dxa"/>
         <w:jc w:val="center"/>
         <w:tblBorders>
-          <w:top w:val="single" w:sz="4"/>
-          <w:left w:val="single" w:sz="4"/>
-          <w:bottom w:val="single" w:sz="4"/>
-          <w:right w:val="single" w:sz="4"/>
-          <w:insideH w:val="single" w:sz="4"/>
-          <w:insideV w:val="single" w:sz="4"/>
+          <w:top w:val="single" w:color="000000" w:sz="12"/>
+          <w:left w:val="single" w:color="000000" w:sz="12"/>
+          <w:bottom w:val="single" w:color="000000" w:sz="12"/>
+          <w:right w:val="single" w:color="000000" w:sz="12"/>
+          <w:insideH w:val="single" w:color="000000" w:sz="6"/>
+          <w:insideV w:val="single" w:color="000000" w:sz="6"/>
         </w:tblBorders>
         <w:tblLayout w:type="fixed"/>
         <w:tblLook w:val="04A0"/>
@@ -7628,7 +7628,7 @@
           <w:rFonts w:ascii="Times New Roman" w:hAnsi="Times New Roman" w:eastAsia="黑体"/>
           <w:sz w:val="21"/>
         </w:rPr>
-        <w:t xml:space="preserve">表 3-16　软件接口</w:t>
+        <w:t xml:space="preserve">表 3-16 软件接口</w:t>
       </w:r>
     </w:p>
     <w:tbl>
@@ -7637,12 +7637,12 @@
         <w:tblW w:w="9598" w:type="dxa"/>
         <w:jc w:val="center"/>
         <w:tblBorders>
-          <w:top w:val="single" w:sz="4"/>
-          <w:left w:val="single" w:sz="4"/>
-          <w:bottom w:val="single" w:sz="4"/>
-          <w:right w:val="single" w:sz="4"/>
-          <w:insideH w:val="single" w:sz="4"/>
-          <w:insideV w:val="single" w:sz="4"/>
+          <w:top w:val="single" w:color="000000" w:sz="12"/>
+          <w:left w:val="single" w:color="000000" w:sz="12"/>
+          <w:bottom w:val="single" w:color="000000" w:sz="12"/>
+          <w:right w:val="single" w:color="000000" w:sz="12"/>
+          <w:insideH w:val="single" w:color="000000" w:sz="6"/>
+          <w:insideV w:val="single" w:color="000000" w:sz="6"/>
         </w:tblBorders>
         <w:tblLayout w:type="fixed"/>
         <w:tblLook w:val="04A0"/>
@@ -8091,7 +8091,7 @@
           <w:rFonts w:ascii="Times New Roman" w:hAnsi="Times New Roman" w:eastAsia="黑体"/>
           <w:sz w:val="21"/>
         </w:rPr>
-        <w:t xml:space="preserve">表 3-17　内部接口</w:t>
+        <w:t xml:space="preserve">表 3-17 内部接口</w:t>
       </w:r>
     </w:p>
     <w:tbl>
@@ -8100,12 +8100,12 @@
         <w:tblW w:w="9599" w:type="dxa"/>
         <w:jc w:val="center"/>
         <w:tblBorders>
-          <w:top w:val="single" w:sz="4"/>
-          <w:left w:val="single" w:sz="4"/>
-          <w:bottom w:val="single" w:sz="4"/>
-          <w:right w:val="single" w:sz="4"/>
-          <w:insideH w:val="single" w:sz="4"/>
-          <w:insideV w:val="single" w:sz="4"/>
+          <w:top w:val="single" w:color="000000" w:sz="12"/>
+          <w:left w:val="single" w:color="000000" w:sz="12"/>
+          <w:bottom w:val="single" w:color="000000" w:sz="12"/>
+          <w:right w:val="single" w:color="000000" w:sz="12"/>
+          <w:insideH w:val="single" w:color="000000" w:sz="6"/>
+          <w:insideV w:val="single" w:color="000000" w:sz="6"/>
         </w:tblBorders>
         <w:tblLayout w:type="fixed"/>
         <w:tblLook w:val="04A0"/>
@@ -8713,7 +8713,7 @@
           <w:rFonts w:ascii="Times New Roman" w:hAnsi="Times New Roman" w:eastAsia="黑体"/>
           <w:sz w:val="21"/>
         </w:rPr>
-        <w:t xml:space="preserve">表 3-18　安全性需求与国标条款对应</w:t>
+        <w:t xml:space="preserve">表 3-18 安全性需求与国标条款对应</w:t>
       </w:r>
     </w:p>
     <w:tbl>
@@ -8722,12 +8722,12 @@
         <w:tblW w:w="9599" w:type="dxa"/>
         <w:jc w:val="center"/>
         <w:tblBorders>
-          <w:top w:val="single" w:sz="4"/>
-          <w:left w:val="single" w:sz="4"/>
-          <w:bottom w:val="single" w:sz="4"/>
-          <w:right w:val="single" w:sz="4"/>
-          <w:insideH w:val="single" w:sz="4"/>
-          <w:insideV w:val="single" w:sz="4"/>
+          <w:top w:val="single" w:color="000000" w:sz="12"/>
+          <w:left w:val="single" w:color="000000" w:sz="12"/>
+          <w:bottom w:val="single" w:color="000000" w:sz="12"/>
+          <w:right w:val="single" w:color="000000" w:sz="12"/>
+          <w:insideH w:val="single" w:color="000000" w:sz="6"/>
+          <w:insideV w:val="single" w:color="000000" w:sz="6"/>
         </w:tblBorders>
         <w:tblLayout w:type="fixed"/>
         <w:tblLook w:val="04A0"/>
@@ -9299,7 +9299,7 @@
           <w:rFonts w:ascii="Times New Roman" w:hAnsi="Times New Roman" w:eastAsia="黑体"/>
           <w:sz w:val="21"/>
         </w:rPr>
-        <w:t xml:space="preserve">表 3-19　保密性需求</w:t>
+        <w:t xml:space="preserve">表 3-19 保密性需求</w:t>
       </w:r>
     </w:p>
     <w:tbl>
@@ -9308,12 +9308,12 @@
         <w:tblW w:w="9599" w:type="dxa"/>
         <w:jc w:val="center"/>
         <w:tblBorders>
-          <w:top w:val="single" w:sz="4"/>
-          <w:left w:val="single" w:sz="4"/>
-          <w:bottom w:val="single" w:sz="4"/>
-          <w:right w:val="single" w:sz="4"/>
-          <w:insideH w:val="single" w:sz="4"/>
-          <w:insideV w:val="single" w:sz="4"/>
+          <w:top w:val="single" w:color="000000" w:sz="12"/>
+          <w:left w:val="single" w:color="000000" w:sz="12"/>
+          <w:bottom w:val="single" w:color="000000" w:sz="12"/>
+          <w:right w:val="single" w:color="000000" w:sz="12"/>
+          <w:insideH w:val="single" w:color="000000" w:sz="6"/>
+          <w:insideV w:val="single" w:color="000000" w:sz="6"/>
         </w:tblBorders>
         <w:tblLayout w:type="fixed"/>
         <w:tblLook w:val="04A0"/>
@@ -9730,7 +9730,7 @@
           <w:rFonts w:ascii="Times New Roman" w:hAnsi="Times New Roman" w:eastAsia="黑体"/>
           <w:sz w:val="21"/>
         </w:rPr>
-        <w:t xml:space="preserve">表 3-20　运行环境</w:t>
+        <w:t xml:space="preserve">表 3-20 运行环境</w:t>
       </w:r>
     </w:p>
     <w:tbl>
@@ -9739,12 +9739,12 @@
         <w:tblW w:w="9599" w:type="dxa"/>
         <w:jc w:val="center"/>
         <w:tblBorders>
-          <w:top w:val="single" w:sz="4"/>
-          <w:left w:val="single" w:sz="4"/>
-          <w:bottom w:val="single" w:sz="4"/>
-          <w:right w:val="single" w:sz="4"/>
-          <w:insideH w:val="single" w:sz="4"/>
-          <w:insideV w:val="single" w:sz="4"/>
+          <w:top w:val="single" w:color="000000" w:sz="12"/>
+          <w:left w:val="single" w:color="000000" w:sz="12"/>
+          <w:bottom w:val="single" w:color="000000" w:sz="12"/>
+          <w:right w:val="single" w:color="000000" w:sz="12"/>
+          <w:insideH w:val="single" w:color="000000" w:sz="6"/>
+          <w:insideV w:val="single" w:color="000000" w:sz="6"/>
         </w:tblBorders>
         <w:tblLayout w:type="fixed"/>
         <w:tblLook w:val="04A0"/>
@@ -10209,7 +10209,7 @@
           <w:rFonts w:ascii="Times New Roman" w:hAnsi="Times New Roman" w:eastAsia="黑体"/>
           <w:sz w:val="21"/>
         </w:rPr>
-        <w:t xml:space="preserve">表 3-21　质量因素与要求</w:t>
+        <w:t xml:space="preserve">表 3-21 质量因素与要求</w:t>
       </w:r>
     </w:p>
     <w:tbl>
@@ -10218,12 +10218,12 @@
         <w:tblW w:w="9599" w:type="dxa"/>
         <w:jc w:val="center"/>
         <w:tblBorders>
-          <w:top w:val="single" w:sz="4"/>
-          <w:left w:val="single" w:sz="4"/>
-          <w:bottom w:val="single" w:sz="4"/>
-          <w:right w:val="single" w:sz="4"/>
-          <w:insideH w:val="single" w:sz="4"/>
-          <w:insideV w:val="single" w:sz="4"/>
+          <w:top w:val="single" w:color="000000" w:sz="12"/>
+          <w:left w:val="single" w:color="000000" w:sz="12"/>
+          <w:bottom w:val="single" w:color="000000" w:sz="12"/>
+          <w:right w:val="single" w:color="000000" w:sz="12"/>
+          <w:insideH w:val="single" w:color="000000" w:sz="6"/>
+          <w:insideV w:val="single" w:color="000000" w:sz="6"/>
         </w:tblBorders>
         <w:tblLayout w:type="fixed"/>
         <w:tblLook w:val="04A0"/>
@@ -10689,7 +10689,7 @@
           <w:rFonts w:ascii="Times New Roman" w:hAnsi="Times New Roman" w:eastAsia="黑体"/>
           <w:sz w:val="21"/>
         </w:rPr>
-        <w:t xml:space="preserve">表 3-22　核心数据元素</w:t>
+        <w:t xml:space="preserve">表 3-22 核心数据元素</w:t>
       </w:r>
     </w:p>
     <w:tbl>
@@ -10698,12 +10698,12 @@
         <w:tblW w:w="9600" w:type="dxa"/>
         <w:jc w:val="center"/>
         <w:tblBorders>
-          <w:top w:val="single" w:sz="4"/>
-          <w:left w:val="single" w:sz="4"/>
-          <w:bottom w:val="single" w:sz="4"/>
-          <w:right w:val="single" w:sz="4"/>
-          <w:insideH w:val="single" w:sz="4"/>
-          <w:insideV w:val="single" w:sz="4"/>
+          <w:top w:val="single" w:color="000000" w:sz="12"/>
+          <w:left w:val="single" w:color="000000" w:sz="12"/>
+          <w:bottom w:val="single" w:color="000000" w:sz="12"/>
+          <w:right w:val="single" w:color="000000" w:sz="12"/>
+          <w:insideH w:val="single" w:color="000000" w:sz="6"/>
+          <w:insideV w:val="single" w:color="000000" w:sz="6"/>
         </w:tblBorders>
         <w:tblLayout w:type="fixed"/>
         <w:tblLook w:val="04A0"/>
@@ -11896,7 +11896,7 @@
           <w:rFonts w:ascii="Times New Roman" w:hAnsi="Times New Roman" w:eastAsia="黑体"/>
           <w:sz w:val="21"/>
         </w:rPr>
-        <w:t xml:space="preserve">表 3-23　主要数据字典</w:t>
+        <w:t xml:space="preserve">表 3-23 主要数据字典</w:t>
       </w:r>
     </w:p>
     <w:tbl>
@@ -11905,12 +11905,12 @@
         <w:tblW w:w="9599" w:type="dxa"/>
         <w:jc w:val="center"/>
         <w:tblBorders>
-          <w:top w:val="single" w:sz="4"/>
-          <w:left w:val="single" w:sz="4"/>
-          <w:bottom w:val="single" w:sz="4"/>
-          <w:right w:val="single" w:sz="4"/>
-          <w:insideH w:val="single" w:sz="4"/>
-          <w:insideV w:val="single" w:sz="4"/>
+          <w:top w:val="single" w:color="000000" w:sz="12"/>
+          <w:left w:val="single" w:color="000000" w:sz="12"/>
+          <w:bottom w:val="single" w:color="000000" w:sz="12"/>
+          <w:right w:val="single" w:color="000000" w:sz="12"/>
+          <w:insideH w:val="single" w:color="000000" w:sz="6"/>
+          <w:insideV w:val="single" w:color="000000" w:sz="6"/>
         </w:tblBorders>
         <w:tblLayout w:type="fixed"/>
         <w:tblLook w:val="04A0"/>
@@ -12670,7 +12670,7 @@
           <w:rFonts w:ascii="Times New Roman" w:hAnsi="Times New Roman" w:eastAsia="黑体"/>
           <w:sz w:val="21"/>
         </w:rPr>
-        <w:t xml:space="preserve">表 3-24　运维操作</w:t>
+        <w:t xml:space="preserve">表 3-24 运维操作</w:t>
       </w:r>
     </w:p>
     <w:tbl>
@@ -12679,12 +12679,12 @@
         <w:tblW w:w="9599" w:type="dxa"/>
         <w:jc w:val="center"/>
         <w:tblBorders>
-          <w:top w:val="single" w:sz="4"/>
-          <w:left w:val="single" w:sz="4"/>
-          <w:bottom w:val="single" w:sz="4"/>
-          <w:right w:val="single" w:sz="4"/>
-          <w:insideH w:val="single" w:sz="4"/>
-          <w:insideV w:val="single" w:sz="4"/>
+          <w:top w:val="single" w:color="000000" w:sz="12"/>
+          <w:left w:val="single" w:color="000000" w:sz="12"/>
+          <w:bottom w:val="single" w:color="000000" w:sz="12"/>
+          <w:right w:val="single" w:color="000000" w:sz="12"/>
+          <w:insideH w:val="single" w:color="000000" w:sz="6"/>
+          <w:insideV w:val="single" w:color="000000" w:sz="6"/>
         </w:tblBorders>
         <w:tblLayout w:type="fixed"/>
         <w:tblLook w:val="04A0"/>
@@ -13054,7 +13054,7 @@
           <w:rFonts w:ascii="Times New Roman" w:hAnsi="Times New Roman" w:eastAsia="黑体"/>
           <w:sz w:val="21"/>
         </w:rPr>
-        <w:t xml:space="preserve">表 3-25　故障处理需求</w:t>
+        <w:t xml:space="preserve">表 3-25 故障处理需求</w:t>
       </w:r>
     </w:p>
     <w:tbl>
@@ -13063,12 +13063,12 @@
         <w:tblW w:w="9599" w:type="dxa"/>
         <w:jc w:val="center"/>
         <w:tblBorders>
-          <w:top w:val="single" w:sz="4"/>
-          <w:left w:val="single" w:sz="4"/>
-          <w:bottom w:val="single" w:sz="4"/>
-          <w:right w:val="single" w:sz="4"/>
-          <w:insideH w:val="single" w:sz="4"/>
-          <w:insideV w:val="single" w:sz="4"/>
+          <w:top w:val="single" w:color="000000" w:sz="12"/>
+          <w:left w:val="single" w:color="000000" w:sz="12"/>
+          <w:bottom w:val="single" w:color="000000" w:sz="12"/>
+          <w:right w:val="single" w:color="000000" w:sz="12"/>
+          <w:insideH w:val="single" w:color="000000" w:sz="6"/>
+          <w:insideV w:val="single" w:color="000000" w:sz="6"/>
         </w:tblBorders>
         <w:tblLayout w:type="fixed"/>
         <w:tblLook w:val="04A0"/>
@@ -13610,7 +13610,7 @@
           <w:rFonts w:ascii="Times New Roman" w:hAnsi="Times New Roman" w:eastAsia="黑体"/>
           <w:sz w:val="21"/>
         </w:rPr>
-        <w:t xml:space="preserve">表 3-26　人员需求</w:t>
+        <w:t xml:space="preserve">表 3-26 人员需求</w:t>
       </w:r>
     </w:p>
     <w:tbl>
@@ -13619,12 +13619,12 @@
         <w:tblW w:w="9599" w:type="dxa"/>
         <w:jc w:val="center"/>
         <w:tblBorders>
-          <w:top w:val="single" w:sz="4"/>
-          <w:left w:val="single" w:sz="4"/>
-          <w:bottom w:val="single" w:sz="4"/>
-          <w:right w:val="single" w:sz="4"/>
-          <w:insideH w:val="single" w:sz="4"/>
-          <w:insideV w:val="single" w:sz="4"/>
+          <w:top w:val="single" w:color="000000" w:sz="12"/>
+          <w:left w:val="single" w:color="000000" w:sz="12"/>
+          <w:bottom w:val="single" w:color="000000" w:sz="12"/>
+          <w:right w:val="single" w:color="000000" w:sz="12"/>
+          <w:insideH w:val="single" w:color="000000" w:sz="6"/>
+          <w:insideV w:val="single" w:color="000000" w:sz="6"/>
         </w:tblBorders>
         <w:tblLayout w:type="fixed"/>
         <w:tblLook w:val="04A0"/>
@@ -14042,7 +14042,7 @@
           <w:rFonts w:ascii="Times New Roman" w:hAnsi="Times New Roman" w:eastAsia="黑体"/>
           <w:sz w:val="21"/>
         </w:rPr>
-        <w:t xml:space="preserve">表 4-1　合格性规定</w:t>
+        <w:t xml:space="preserve">表 4-1 合格性规定</w:t>
       </w:r>
     </w:p>
     <w:tbl>
@@ -14051,12 +14051,12 @@
         <w:tblW w:w="9598" w:type="dxa"/>
         <w:jc w:val="center"/>
         <w:tblBorders>
-          <w:top w:val="single" w:sz="4"/>
-          <w:left w:val="single" w:sz="4"/>
-          <w:bottom w:val="single" w:sz="4"/>
-          <w:right w:val="single" w:sz="4"/>
-          <w:insideH w:val="single" w:sz="4"/>
-          <w:insideV w:val="single" w:sz="4"/>
+          <w:top w:val="single" w:color="000000" w:sz="12"/>
+          <w:left w:val="single" w:color="000000" w:sz="12"/>
+          <w:bottom w:val="single" w:color="000000" w:sz="12"/>
+          <w:right w:val="single" w:color="000000" w:sz="12"/>
+          <w:insideH w:val="single" w:color="000000" w:sz="6"/>
+          <w:insideV w:val="single" w:color="000000" w:sz="6"/>
         </w:tblBorders>
         <w:tblLayout w:type="fixed"/>
         <w:tblLook w:val="04A0"/>
@@ -14830,7 +14830,7 @@
           <w:rFonts w:ascii="Times New Roman" w:hAnsi="Times New Roman" w:eastAsia="黑体"/>
           <w:sz w:val="21"/>
         </w:rPr>
-        <w:t xml:space="preserve">表 5-1　需求追踪矩阵（按能力域）</w:t>
+        <w:t xml:space="preserve">表 5-1 需求追踪矩阵（按能力域）</w:t>
       </w:r>
     </w:p>
     <w:tbl>
@@ -14839,12 +14839,12 @@
         <w:tblW w:w="9598" w:type="dxa"/>
         <w:jc w:val="center"/>
         <w:tblBorders>
-          <w:top w:val="single" w:sz="4"/>
-          <w:left w:val="single" w:sz="4"/>
-          <w:bottom w:val="single" w:sz="4"/>
-          <w:right w:val="single" w:sz="4"/>
-          <w:insideH w:val="single" w:sz="4"/>
-          <w:insideV w:val="single" w:sz="4"/>
+          <w:top w:val="single" w:color="000000" w:sz="12"/>
+          <w:left w:val="single" w:color="000000" w:sz="12"/>
+          <w:bottom w:val="single" w:color="000000" w:sz="12"/>
+          <w:right w:val="single" w:color="000000" w:sz="12"/>
+          <w:insideH w:val="single" w:color="000000" w:sz="6"/>
+          <w:insideV w:val="single" w:color="000000" w:sz="6"/>
         </w:tblBorders>
         <w:tblLayout w:type="fixed"/>
         <w:tblLook w:val="04A0"/>
@@ -15782,7 +15782,7 @@
           <w:rFonts w:ascii="Times New Roman" w:hAnsi="Times New Roman" w:eastAsia="黑体"/>
           <w:sz w:val="21"/>
         </w:rPr>
-        <w:t xml:space="preserve">表 7-1　缩略语</w:t>
+        <w:t xml:space="preserve">表 7-1 缩略语</w:t>
       </w:r>
     </w:p>
     <w:tbl>
@@ -15791,12 +15791,12 @@
         <w:tblW w:w="9599" w:type="dxa"/>
         <w:jc w:val="center"/>
         <w:tblBorders>
-          <w:top w:val="single" w:sz="4"/>
-          <w:left w:val="single" w:sz="4"/>
-          <w:bottom w:val="single" w:sz="4"/>
-          <w:right w:val="single" w:sz="4"/>
-          <w:insideH w:val="single" w:sz="4"/>
-          <w:insideV w:val="single" w:sz="4"/>
+          <w:top w:val="single" w:color="000000" w:sz="12"/>
+          <w:left w:val="single" w:color="000000" w:sz="12"/>
+          <w:bottom w:val="single" w:color="000000" w:sz="12"/>
+          <w:right w:val="single" w:color="000000" w:sz="12"/>
+          <w:insideH w:val="single" w:color="000000" w:sz="6"/>
+          <w:insideV w:val="single" w:color="000000" w:sz="6"/>
         </w:tblBorders>
         <w:tblLayout w:type="fixed"/>
         <w:tblLook w:val="04A0"/>
@@ -16354,7 +16354,7 @@
           <w:rFonts w:ascii="Times New Roman" w:hAnsi="Times New Roman" w:eastAsia="黑体"/>
           <w:sz w:val="21"/>
         </w:rPr>
-        <w:t xml:space="preserve">表 7-2　术语</w:t>
+        <w:t xml:space="preserve">表 7-2 术语</w:t>
       </w:r>
     </w:p>
     <w:tbl>
@@ -16363,12 +16363,12 @@
         <w:tblW w:w="9599" w:type="dxa"/>
         <w:jc w:val="center"/>
         <w:tblBorders>
-          <w:top w:val="single" w:sz="4"/>
-          <w:left w:val="single" w:sz="4"/>
-          <w:bottom w:val="single" w:sz="4"/>
-          <w:right w:val="single" w:sz="4"/>
-          <w:insideH w:val="single" w:sz="4"/>
-          <w:insideV w:val="single" w:sz="4"/>
+          <w:top w:val="single" w:color="000000" w:sz="12"/>
+          <w:left w:val="single" w:color="000000" w:sz="12"/>
+          <w:bottom w:val="single" w:color="000000" w:sz="12"/>
+          <w:right w:val="single" w:color="000000" w:sz="12"/>
+          <w:insideH w:val="single" w:color="000000" w:sz="6"/>
+          <w:insideV w:val="single" w:color="000000" w:sz="6"/>
         </w:tblBorders>
         <w:tblLayout w:type="fixed"/>
         <w:tblLook w:val="04A0"/>

--- a/SRS/测试管理平台软件需求规格说明.docx
+++ b/SRS/测试管理平台软件需求规格说明.docx
@@ -84,7 +84,7 @@
           <w:rFonts w:ascii="Times New Roman" w:hAnsi="Times New Roman" w:eastAsia="宋体"/>
           <w:sz w:val="32"/>
         </w:rPr>
-        <w:t xml:space="preserve">总页数：29</w:t>
+        <w:t xml:space="preserve">总页数：37</w:t>
       </w:r>
     </w:p>
     <w:p>
@@ -2865,6 +2865,445 @@
     </w:p>
     <w:p>
       <w:pPr>
+        <w:pStyle w:val="4"/>
+      </w:pPr>
+      <w:r>
+        <w:rPr/>
+        <w:t xml:space="preserve">功能构成</w:t>
+      </w:r>
+    </w:p>
+    <w:p>
+      <w:pPr>
+        <w:spacing w:before="120" w:after="60"/>
+        <w:jc w:val="center"/>
+      </w:pPr>
+      <w:r>
+        <w:rPr>
+          <w:rFonts w:ascii="Times New Roman" w:hAnsi="Times New Roman" w:eastAsia="黑体"/>
+          <w:sz w:val="21"/>
+        </w:rPr>
+        <w:t xml:space="preserve">表 3-12 登录与鉴别功能构成</w:t>
+      </w:r>
+    </w:p>
+    <w:tbl>
+      <w:tblPr>
+        <w:tblStyle w:val="afffffffff8"/>
+        <w:tblW w:w="9599" w:type="dxa"/>
+        <w:jc w:val="center"/>
+        <w:tblBorders>
+          <w:top w:val="single" w:color="000000" w:sz="12"/>
+          <w:left w:val="single" w:color="000000" w:sz="12"/>
+          <w:bottom w:val="single" w:color="000000" w:sz="12"/>
+          <w:right w:val="single" w:color="000000" w:sz="12"/>
+          <w:insideH w:val="single" w:color="000000" w:sz="6"/>
+          <w:insideV w:val="single" w:color="000000" w:sz="6"/>
+        </w:tblBorders>
+        <w:tblLayout w:type="fixed"/>
+        <w:tblLook w:val="04A0"/>
+      </w:tblPr>
+      <w:tblGrid>
+        <w:gridCol w:w="2193"/>
+        <w:gridCol w:w="4415"/>
+        <w:gridCol w:w="2991"/>
+      </w:tblGrid>
+      <w:tr>
+        <w:trPr>
+          <w:cantSplit/>
+          <w:tblHeader/>
+        </w:trPr>
+        <w:tc>
+          <w:p>
+            <w:pPr>
+              <w:jc w:val="center"/>
+            </w:pPr>
+            <w:r>
+              <w:rPr>
+                <w:rFonts w:ascii="Times New Roman" w:hAnsi="Times New Roman" w:eastAsia="黑体"/>
+                <w:b/>
+                <w:sz w:val="21"/>
+              </w:rPr>
+              <w:t xml:space="preserve">子功能</w:t>
+            </w:r>
+          </w:p>
+        </w:tc>
+        <w:tc>
+          <w:p>
+            <w:pPr>
+              <w:jc w:val="center"/>
+            </w:pPr>
+            <w:r>
+              <w:rPr>
+                <w:rFonts w:ascii="Times New Roman" w:hAnsi="Times New Roman" w:eastAsia="黑体"/>
+                <w:b/>
+                <w:sz w:val="21"/>
+              </w:rPr>
+              <w:t xml:space="preserve">说明</w:t>
+            </w:r>
+          </w:p>
+        </w:tc>
+        <w:tc>
+          <w:p>
+            <w:pPr>
+              <w:jc w:val="center"/>
+            </w:pPr>
+            <w:r>
+              <w:rPr>
+                <w:rFonts w:ascii="Times New Roman" w:hAnsi="Times New Roman" w:eastAsia="黑体"/>
+                <w:b/>
+                <w:sz w:val="21"/>
+              </w:rPr>
+              <w:t xml:space="preserve">接口</w:t>
+            </w:r>
+          </w:p>
+        </w:tc>
+      </w:tr>
+      <w:tr>
+        <w:trPr>
+          <w:cantSplit/>
+        </w:trPr>
+        <w:tc>
+          <w:p>
+            <w:pPr>
+              <w:jc w:val="center"/>
+            </w:pPr>
+            <w:r>
+              <w:rPr>
+                <w:rFonts w:ascii="Times New Roman" w:hAnsi="Times New Roman" w:eastAsia="宋体"/>
+                <w:sz w:val="21"/>
+              </w:rPr>
+              <w:t xml:space="preserve">口令登录</w:t>
+            </w:r>
+          </w:p>
+        </w:tc>
+        <w:tc>
+          <w:p>
+            <w:pPr>
+              <w:jc w:val="center"/>
+            </w:pPr>
+            <w:r>
+              <w:rPr>
+                <w:rFonts w:ascii="Times New Roman" w:hAnsi="Times New Roman" w:eastAsia="宋体"/>
+                <w:sz w:val="21"/>
+              </w:rPr>
+              <w:t xml:space="preserve">账号口令校验，通过后签发 JWT</w:t>
+            </w:r>
+          </w:p>
+        </w:tc>
+        <w:tc>
+          <w:p>
+            <w:pPr>
+              <w:jc w:val="left"/>
+            </w:pPr>
+            <w:r>
+              <w:rPr>
+                <w:rFonts w:ascii="Times New Roman" w:hAnsi="Times New Roman" w:eastAsia="宋体"/>
+                <w:sz w:val="21"/>
+              </w:rPr>
+              <w:t xml:space="preserve">POST /system/login</w:t>
+            </w:r>
+          </w:p>
+        </w:tc>
+      </w:tr>
+      <w:tr>
+        <w:trPr>
+          <w:cantSplit/>
+        </w:trPr>
+        <w:tc>
+          <w:p>
+            <w:pPr>
+              <w:jc w:val="center"/>
+            </w:pPr>
+            <w:r>
+              <w:rPr>
+                <w:rFonts w:ascii="Times New Roman" w:hAnsi="Times New Roman" w:eastAsia="宋体"/>
+                <w:sz w:val="21"/>
+              </w:rPr>
+              <w:t xml:space="preserve">图形验证码</w:t>
+            </w:r>
+          </w:p>
+        </w:tc>
+        <w:tc>
+          <w:p>
+            <w:pPr>
+              <w:jc w:val="center"/>
+            </w:pPr>
+            <w:r>
+              <w:rPr>
+                <w:rFonts w:ascii="Times New Roman" w:hAnsi="Times New Roman" w:eastAsia="宋体"/>
+                <w:sz w:val="21"/>
+              </w:rPr>
+              <w:t xml:space="preserve">特权角色二次鉴别要素，一次性、5 分钟有效</w:t>
+            </w:r>
+          </w:p>
+        </w:tc>
+        <w:tc>
+          <w:p>
+            <w:pPr>
+              <w:jc w:val="left"/>
+            </w:pPr>
+            <w:r>
+              <w:rPr>
+                <w:rFonts w:ascii="Times New Roman" w:hAnsi="Times New Roman" w:eastAsia="宋体"/>
+                <w:sz w:val="21"/>
+              </w:rPr>
+              <w:t xml:space="preserve">GET /system/captcha</w:t>
+            </w:r>
+          </w:p>
+        </w:tc>
+      </w:tr>
+      <w:tr>
+        <w:trPr>
+          <w:cantSplit/>
+        </w:trPr>
+        <w:tc>
+          <w:p>
+            <w:pPr>
+              <w:jc w:val="center"/>
+            </w:pPr>
+            <w:r>
+              <w:rPr>
+                <w:rFonts w:ascii="Times New Roman" w:hAnsi="Times New Roman" w:eastAsia="宋体"/>
+                <w:sz w:val="21"/>
+              </w:rPr>
+              <w:t xml:space="preserve">令牌刷新</w:t>
+            </w:r>
+          </w:p>
+        </w:tc>
+        <w:tc>
+          <w:p>
+            <w:pPr>
+              <w:jc w:val="center"/>
+            </w:pPr>
+            <w:r>
+              <w:rPr>
+                <w:rFonts w:ascii="Times New Roman" w:hAnsi="Times New Roman" w:eastAsia="宋体"/>
+                <w:sz w:val="21"/>
+              </w:rPr>
+              <w:t xml:space="preserve">访问令牌到期前换取新令牌</w:t>
+            </w:r>
+          </w:p>
+        </w:tc>
+        <w:tc>
+          <w:p>
+            <w:pPr>
+              <w:jc w:val="left"/>
+            </w:pPr>
+            <w:r>
+              <w:rPr>
+                <w:rFonts w:ascii="Times New Roman" w:hAnsi="Times New Roman" w:eastAsia="宋体"/>
+                <w:sz w:val="21"/>
+              </w:rPr>
+              <w:t xml:space="preserve">POST /system/refresh</w:t>
+            </w:r>
+          </w:p>
+        </w:tc>
+      </w:tr>
+      <w:tr>
+        <w:trPr>
+          <w:cantSplit/>
+        </w:trPr>
+        <w:tc>
+          <w:p>
+            <w:pPr>
+              <w:jc w:val="center"/>
+            </w:pPr>
+            <w:r>
+              <w:rPr>
+                <w:rFonts w:ascii="Times New Roman" w:hAnsi="Times New Roman" w:eastAsia="宋体"/>
+                <w:sz w:val="21"/>
+              </w:rPr>
+              <w:t xml:space="preserve">退出登录</w:t>
+            </w:r>
+          </w:p>
+        </w:tc>
+        <w:tc>
+          <w:p>
+            <w:pPr>
+              <w:jc w:val="center"/>
+            </w:pPr>
+            <w:r>
+              <w:rPr>
+                <w:rFonts w:ascii="Times New Roman" w:hAnsi="Times New Roman" w:eastAsia="宋体"/>
+                <w:sz w:val="21"/>
+              </w:rPr>
+              <w:t xml:space="preserve">清除本账号服务端临时缓存键</w:t>
+            </w:r>
+          </w:p>
+        </w:tc>
+        <w:tc>
+          <w:p>
+            <w:pPr>
+              <w:jc w:val="left"/>
+            </w:pPr>
+            <w:r>
+              <w:rPr>
+                <w:rFonts w:ascii="Times New Roman" w:hAnsi="Times New Roman" w:eastAsia="宋体"/>
+                <w:sz w:val="21"/>
+              </w:rPr>
+              <w:t xml:space="preserve">POST /system/logout</w:t>
+            </w:r>
+          </w:p>
+        </w:tc>
+      </w:tr>
+      <w:tr>
+        <w:trPr>
+          <w:cantSplit/>
+        </w:trPr>
+        <w:tc>
+          <w:p>
+            <w:pPr>
+              <w:jc w:val="center"/>
+            </w:pPr>
+            <w:r>
+              <w:rPr>
+                <w:rFonts w:ascii="Times New Roman" w:hAnsi="Times New Roman" w:eastAsia="宋体"/>
+                <w:sz w:val="21"/>
+              </w:rPr>
+              <w:t xml:space="preserve">当前用户信息</w:t>
+            </w:r>
+          </w:p>
+        </w:tc>
+        <w:tc>
+          <w:p>
+            <w:pPr>
+              <w:jc w:val="center"/>
+            </w:pPr>
+            <w:r>
+              <w:rPr>
+                <w:rFonts w:ascii="Times New Roman" w:hAnsi="Times New Roman" w:eastAsia="宋体"/>
+                <w:sz w:val="21"/>
+              </w:rPr>
+              <w:t xml:space="preserve">返回本人资料，不含口令字段</w:t>
+            </w:r>
+          </w:p>
+        </w:tc>
+        <w:tc>
+          <w:p>
+            <w:pPr>
+              <w:jc w:val="left"/>
+            </w:pPr>
+            <w:r>
+              <w:rPr>
+                <w:rFonts w:ascii="Times New Roman" w:hAnsi="Times New Roman" w:eastAsia="宋体"/>
+                <w:sz w:val="21"/>
+              </w:rPr>
+              <w:t xml:space="preserve">GET /system/getInfo</w:t>
+            </w:r>
+          </w:p>
+        </w:tc>
+      </w:tr>
+    </w:tbl>
+    <w:p>
+      <w:pPr/>
+      <w:r>
+        <w:rPr/>
+        <w:t xml:space="preserve"/>
+      </w:r>
+    </w:p>
+    <w:p>
+      <w:pPr>
+        <w:pStyle w:val="4"/>
+      </w:pPr>
+      <w:r>
+        <w:rPr/>
+        <w:t xml:space="preserve">业务规则</w:t>
+      </w:r>
+    </w:p>
+    <w:p>
+      <w:pPr>
+        <w:spacing w:line="360" w:lineRule="auto"/>
+        <w:ind w:left="480"/>
+        <w:jc w:val="both"/>
+      </w:pPr>
+      <w:r>
+        <w:rPr>
+          <w:rFonts w:ascii="Times New Roman" w:hAnsi="Times New Roman" w:eastAsia="宋体"/>
+          <w:sz w:val="24"/>
+        </w:rPr>
+        <w:t xml:space="preserve">· 口令校验失败统一返回 40001，不区分账号不存在与口令错误；</w:t>
+      </w:r>
+    </w:p>
+    <w:p>
+      <w:pPr>
+        <w:spacing w:line="360" w:lineRule="auto"/>
+        <w:ind w:left="480"/>
+        <w:jc w:val="both"/>
+      </w:pPr>
+      <w:r>
+        <w:rPr>
+          <w:rFonts w:ascii="Times New Roman" w:hAnsi="Times New Roman" w:eastAsia="宋体"/>
+          <w:sz w:val="24"/>
+        </w:rPr>
+        <w:t xml:space="preserve">· 特权角色（admin/secadmin/auditadmin）必须通过图形验证码校验，普通用户不受限；</w:t>
+      </w:r>
+    </w:p>
+    <w:p>
+      <w:pPr>
+        <w:spacing w:line="360" w:lineRule="auto"/>
+        <w:ind w:left="480"/>
+        <w:jc w:val="both"/>
+      </w:pPr>
+      <w:r>
+        <w:rPr>
+          <w:rFonts w:ascii="Times New Roman" w:hAnsi="Times New Roman" w:eastAsia="宋体"/>
+          <w:sz w:val="24"/>
+        </w:rPr>
+        <w:t xml:space="preserve">· 验证码与 captcha_key 绑定，校验通过后立即从 Redis 删除，防止重放；</w:t>
+      </w:r>
+    </w:p>
+    <w:p>
+      <w:pPr>
+        <w:spacing w:line="360" w:lineRule="auto"/>
+        <w:ind w:left="480"/>
+        <w:jc w:val="both"/>
+      </w:pPr>
+      <w:r>
+        <w:rPr>
+          <w:rFonts w:ascii="Times New Roman" w:hAnsi="Times New Roman" w:eastAsia="宋体"/>
+          <w:sz w:val="24"/>
+        </w:rPr>
+        <w:t xml:space="preserve">· 连续失败次数按策略窗口累计，达到阈值锁定账号，锁定期内正确口令同样拒绝；</w:t>
+      </w:r>
+    </w:p>
+    <w:p>
+      <w:pPr>
+        <w:spacing w:line="360" w:lineRule="auto"/>
+        <w:ind w:left="480"/>
+        <w:jc w:val="both"/>
+      </w:pPr>
+      <w:r>
+        <w:rPr>
+          <w:rFonts w:ascii="Times New Roman" w:hAnsi="Times New Roman" w:eastAsia="宋体"/>
+          <w:sz w:val="24"/>
+        </w:rPr>
+        <w:t xml:space="preserve">· 登录成功清零失败计数，并写登录日志与统一审计。</w:t>
+      </w:r>
+    </w:p>
+    <w:p>
+      <w:pPr>
+        <w:pStyle w:val="4"/>
+      </w:pPr>
+      <w:r>
+        <w:rPr/>
+        <w:t xml:space="preserve">数据要求</w:t>
+      </w:r>
+    </w:p>
+    <w:p>
+      <w:pPr>
+        <w:spacing w:line="360" w:lineRule="auto"/>
+        <w:ind w:left="480"/>
+        <w:jc w:val="both"/>
+      </w:pPr>
+      <w:r>
+        <w:rPr>
+          <w:rFonts w:ascii="Times New Roman" w:hAnsi="Times New Roman" w:eastAsia="宋体"/>
+          <w:sz w:val="24"/>
+        </w:rPr>
+        <w:t xml:space="preserve">登录日志记录账号、来源 IP、User-Agent、浏览器、操作系统与登录结果；统一审计记录主体、角色、事件类型与时间。口令以 PBKDF2 哈希存储，不得在任何日志或接口响应中出现明文。</w:t>
+      </w:r>
+    </w:p>
+    <w:p>
+      <w:pPr>
         <w:pStyle w:val="30"/>
       </w:pPr>
       <w:r>
@@ -2896,7 +3335,7 @@
           <w:rFonts w:ascii="Times New Roman" w:hAnsi="Times New Roman" w:eastAsia="黑体"/>
           <w:sz w:val="21"/>
         </w:rPr>
-        <w:t xml:space="preserve">表 3-5 工作台与用户中心需求</w:t>
+        <w:t xml:space="preserve">表 3-12 工作台与用户中心需求</w:t>
       </w:r>
     </w:p>
     <w:tbl>
@@ -3169,6 +3608,417 @@
     </w:p>
     <w:p>
       <w:pPr>
+        <w:pStyle w:val="4"/>
+      </w:pPr>
+      <w:r>
+        <w:rPr/>
+        <w:t xml:space="preserve">功能构成</w:t>
+      </w:r>
+    </w:p>
+    <w:p>
+      <w:pPr>
+        <w:spacing w:before="120" w:after="60"/>
+        <w:jc w:val="center"/>
+      </w:pPr>
+      <w:r>
+        <w:rPr>
+          <w:rFonts w:ascii="Times New Roman" w:hAnsi="Times New Roman" w:eastAsia="黑体"/>
+          <w:sz w:val="21"/>
+        </w:rPr>
+        <w:t xml:space="preserve">表 3-10 工作台与用户中心功能构成</w:t>
+      </w:r>
+    </w:p>
+    <w:tbl>
+      <w:tblPr>
+        <w:tblStyle w:val="afffffffff8"/>
+        <w:tblW w:w="9599" w:type="dxa"/>
+        <w:jc w:val="center"/>
+        <w:tblBorders>
+          <w:top w:val="single" w:color="000000" w:sz="12"/>
+          <w:left w:val="single" w:color="000000" w:sz="12"/>
+          <w:bottom w:val="single" w:color="000000" w:sz="12"/>
+          <w:right w:val="single" w:color="000000" w:sz="12"/>
+          <w:insideH w:val="single" w:color="000000" w:sz="6"/>
+          <w:insideV w:val="single" w:color="000000" w:sz="6"/>
+        </w:tblBorders>
+        <w:tblLayout w:type="fixed"/>
+        <w:tblLook w:val="04A0"/>
+      </w:tblPr>
+      <w:tblGrid>
+        <w:gridCol w:w="1994"/>
+        <w:gridCol w:w="4415"/>
+        <w:gridCol w:w="3190"/>
+      </w:tblGrid>
+      <w:tr>
+        <w:trPr>
+          <w:cantSplit/>
+          <w:tblHeader/>
+        </w:trPr>
+        <w:tc>
+          <w:p>
+            <w:pPr>
+              <w:jc w:val="center"/>
+            </w:pPr>
+            <w:r>
+              <w:rPr>
+                <w:rFonts w:ascii="Times New Roman" w:hAnsi="Times New Roman" w:eastAsia="黑体"/>
+                <w:b/>
+                <w:sz w:val="21"/>
+              </w:rPr>
+              <w:t xml:space="preserve">子功能</w:t>
+            </w:r>
+          </w:p>
+        </w:tc>
+        <w:tc>
+          <w:p>
+            <w:pPr>
+              <w:jc w:val="center"/>
+            </w:pPr>
+            <w:r>
+              <w:rPr>
+                <w:rFonts w:ascii="Times New Roman" w:hAnsi="Times New Roman" w:eastAsia="黑体"/>
+                <w:b/>
+                <w:sz w:val="21"/>
+              </w:rPr>
+              <w:t xml:space="preserve">说明</w:t>
+            </w:r>
+          </w:p>
+        </w:tc>
+        <w:tc>
+          <w:p>
+            <w:pPr>
+              <w:jc w:val="center"/>
+            </w:pPr>
+            <w:r>
+              <w:rPr>
+                <w:rFonts w:ascii="Times New Roman" w:hAnsi="Times New Roman" w:eastAsia="黑体"/>
+                <w:b/>
+                <w:sz w:val="21"/>
+              </w:rPr>
+              <w:t xml:space="preserve">接口</w:t>
+            </w:r>
+          </w:p>
+        </w:tc>
+      </w:tr>
+      <w:tr>
+        <w:trPr>
+          <w:cantSplit/>
+        </w:trPr>
+        <w:tc>
+          <w:p>
+            <w:pPr>
+              <w:jc w:val="center"/>
+            </w:pPr>
+            <w:r>
+              <w:rPr>
+                <w:rFonts w:ascii="Times New Roman" w:hAnsi="Times New Roman" w:eastAsia="宋体"/>
+                <w:sz w:val="21"/>
+              </w:rPr>
+              <w:t xml:space="preserve">统计卡</w:t>
+            </w:r>
+          </w:p>
+        </w:tc>
+        <w:tc>
+          <w:p>
+            <w:pPr>
+              <w:jc w:val="center"/>
+            </w:pPr>
+            <w:r>
+              <w:rPr>
+                <w:rFonts w:ascii="Times New Roman" w:hAnsi="Times New Roman" w:eastAsia="宋体"/>
+                <w:sz w:val="21"/>
+              </w:rPr>
+              <w:t xml:space="preserve">用户总数、进行中项目数、项目总数、完成项目数</w:t>
+            </w:r>
+          </w:p>
+        </w:tc>
+        <w:tc>
+          <w:p>
+            <w:pPr>
+              <w:jc w:val="left"/>
+            </w:pPr>
+            <w:r>
+              <w:rPr>
+                <w:rFonts w:ascii="Times New Roman" w:hAnsi="Times New Roman" w:eastAsia="宋体"/>
+                <w:sz w:val="21"/>
+              </w:rPr>
+              <w:t xml:space="preserve">GET /system/workplace/statistics</w:t>
+            </w:r>
+          </w:p>
+        </w:tc>
+      </w:tr>
+      <w:tr>
+        <w:trPr>
+          <w:cantSplit/>
+        </w:trPr>
+        <w:tc>
+          <w:p>
+            <w:pPr>
+              <w:jc w:val="center"/>
+            </w:pPr>
+            <w:r>
+              <w:rPr>
+                <w:rFonts w:ascii="Times New Roman" w:hAnsi="Times New Roman" w:eastAsia="宋体"/>
+                <w:sz w:val="21"/>
+              </w:rPr>
+              <w:t xml:space="preserve">月度统计图</w:t>
+            </w:r>
+          </w:p>
+        </w:tc>
+        <w:tc>
+          <w:p>
+            <w:pPr>
+              <w:jc w:val="center"/>
+            </w:pPr>
+            <w:r>
+              <w:rPr>
+                <w:rFonts w:ascii="Times New Roman" w:hAnsi="Times New Roman" w:eastAsia="宋体"/>
+                <w:sz w:val="21"/>
+              </w:rPr>
+              <w:t xml:space="preserve">按月统计项目创建数量</w:t>
+            </w:r>
+          </w:p>
+        </w:tc>
+        <w:tc>
+          <w:p>
+            <w:pPr>
+              <w:jc w:val="left"/>
+            </w:pPr>
+            <w:r>
+              <w:rPr>
+                <w:rFonts w:ascii="Times New Roman" w:hAnsi="Times New Roman" w:eastAsia="宋体"/>
+                <w:sz w:val="21"/>
+              </w:rPr>
+              <w:t xml:space="preserve">GET /system/statistics/chart</w:t>
+            </w:r>
+          </w:p>
+        </w:tc>
+      </w:tr>
+      <w:tr>
+        <w:trPr>
+          <w:cantSplit/>
+        </w:trPr>
+        <w:tc>
+          <w:p>
+            <w:pPr>
+              <w:jc w:val="center"/>
+            </w:pPr>
+            <w:r>
+              <w:rPr>
+                <w:rFonts w:ascii="Times New Roman" w:hAnsi="Times New Roman" w:eastAsia="宋体"/>
+                <w:sz w:val="21"/>
+              </w:rPr>
+              <w:t xml:space="preserve">系统公告</w:t>
+            </w:r>
+          </w:p>
+        </w:tc>
+        <w:tc>
+          <w:p>
+            <w:pPr>
+              <w:jc w:val="center"/>
+            </w:pPr>
+            <w:r>
+              <w:rPr>
+                <w:rFonts w:ascii="Times New Roman" w:hAnsi="Times New Roman" w:eastAsia="宋体"/>
+                <w:sz w:val="21"/>
+              </w:rPr>
+              <w:t xml:space="preserve">展示版本发布等公告</w:t>
+            </w:r>
+          </w:p>
+        </w:tc>
+        <w:tc>
+          <w:p>
+            <w:pPr>
+              <w:jc w:val="left"/>
+            </w:pPr>
+            <w:r>
+              <w:rPr>
+                <w:rFonts w:ascii="Times New Roman" w:hAnsi="Times New Roman" w:eastAsia="宋体"/>
+                <w:sz w:val="21"/>
+              </w:rPr>
+              <w:t xml:space="preserve">GET /system/getNoticeList</w:t>
+            </w:r>
+          </w:p>
+        </w:tc>
+      </w:tr>
+      <w:tr>
+        <w:trPr>
+          <w:cantSplit/>
+        </w:trPr>
+        <w:tc>
+          <w:p>
+            <w:pPr>
+              <w:jc w:val="center"/>
+            </w:pPr>
+            <w:r>
+              <w:rPr>
+                <w:rFonts w:ascii="Times New Roman" w:hAnsi="Times New Roman" w:eastAsia="宋体"/>
+                <w:sz w:val="21"/>
+              </w:rPr>
+              <w:t xml:space="preserve">个人资料</w:t>
+            </w:r>
+          </w:p>
+        </w:tc>
+        <w:tc>
+          <w:p>
+            <w:pPr>
+              <w:jc w:val="center"/>
+            </w:pPr>
+            <w:r>
+              <w:rPr>
+                <w:rFonts w:ascii="Times New Roman" w:hAnsi="Times New Roman" w:eastAsia="宋体"/>
+                <w:sz w:val="21"/>
+              </w:rPr>
+              <w:t xml:space="preserve">查看与修改本人姓名、联系方式、头像</w:t>
+            </w:r>
+          </w:p>
+        </w:tc>
+        <w:tc>
+          <w:p>
+            <w:pPr>
+              <w:jc w:val="left"/>
+            </w:pPr>
+            <w:r>
+              <w:rPr>
+                <w:rFonts w:ascii="Times New Roman" w:hAnsi="Times New Roman" w:eastAsia="宋体"/>
+                <w:sz w:val="21"/>
+              </w:rPr>
+              <w:t xml:space="preserve">GET /system/getInfo、PUT /system/user/update/{id}</w:t>
+            </w:r>
+          </w:p>
+        </w:tc>
+      </w:tr>
+      <w:tr>
+        <w:trPr>
+          <w:cantSplit/>
+        </w:trPr>
+        <w:tc>
+          <w:p>
+            <w:pPr>
+              <w:jc w:val="center"/>
+            </w:pPr>
+            <w:r>
+              <w:rPr>
+                <w:rFonts w:ascii="Times New Roman" w:hAnsi="Times New Roman" w:eastAsia="宋体"/>
+                <w:sz w:val="21"/>
+              </w:rPr>
+              <w:t xml:space="preserve">修改口令</w:t>
+            </w:r>
+          </w:p>
+        </w:tc>
+        <w:tc>
+          <w:p>
+            <w:pPr>
+              <w:jc w:val="center"/>
+            </w:pPr>
+            <w:r>
+              <w:rPr>
+                <w:rFonts w:ascii="Times New Roman" w:hAnsi="Times New Roman" w:eastAsia="宋体"/>
+                <w:sz w:val="21"/>
+              </w:rPr>
+              <w:t xml:space="preserve">校验旧口令后设置新口令</w:t>
+            </w:r>
+          </w:p>
+        </w:tc>
+        <w:tc>
+          <w:p>
+            <w:pPr>
+              <w:jc w:val="left"/>
+            </w:pPr>
+            <w:r>
+              <w:rPr>
+                <w:rFonts w:ascii="Times New Roman" w:hAnsi="Times New Roman" w:eastAsia="宋体"/>
+                <w:sz w:val="21"/>
+              </w:rPr>
+              <w:t xml:space="preserve">POST /system/user/modifyPassword</w:t>
+            </w:r>
+          </w:p>
+        </w:tc>
+      </w:tr>
+    </w:tbl>
+    <w:p>
+      <w:pPr/>
+      <w:r>
+        <w:rPr/>
+        <w:t xml:space="preserve"/>
+      </w:r>
+    </w:p>
+    <w:p>
+      <w:pPr>
+        <w:pStyle w:val="4"/>
+      </w:pPr>
+      <w:r>
+        <w:rPr/>
+        <w:t xml:space="preserve">业务规则</w:t>
+      </w:r>
+    </w:p>
+    <w:p>
+      <w:pPr>
+        <w:spacing w:line="360" w:lineRule="auto"/>
+        <w:ind w:left="480"/>
+        <w:jc w:val="both"/>
+      </w:pPr>
+      <w:r>
+        <w:rPr>
+          <w:rFonts w:ascii="Times New Roman" w:hAnsi="Times New Roman" w:eastAsia="宋体"/>
+          <w:sz w:val="24"/>
+        </w:rPr>
+        <w:t xml:space="preserve">· 统计数据按数据库实时汇总，不做缓存；</w:t>
+      </w:r>
+    </w:p>
+    <w:p>
+      <w:pPr>
+        <w:spacing w:line="360" w:lineRule="auto"/>
+        <w:ind w:left="480"/>
+        <w:jc w:val="both"/>
+      </w:pPr>
+      <w:r>
+        <w:rPr>
+          <w:rFonts w:ascii="Times New Roman" w:hAnsi="Times New Roman" w:eastAsia="宋体"/>
+          <w:sz w:val="24"/>
+        </w:rPr>
+        <w:t xml:space="preserve">· 个人资料修改不涉及角色与密级许可，后者由安全员单独配置；</w:t>
+      </w:r>
+    </w:p>
+    <w:p>
+      <w:pPr>
+        <w:spacing w:line="360" w:lineRule="auto"/>
+        <w:ind w:left="480"/>
+        <w:jc w:val="both"/>
+      </w:pPr>
+      <w:r>
+        <w:rPr>
+          <w:rFonts w:ascii="Times New Roman" w:hAnsi="Times New Roman" w:eastAsia="宋体"/>
+          <w:sz w:val="24"/>
+        </w:rPr>
+        <w:t xml:space="preserve">· 修改口令须校验旧口令，成功后旧令牌失效。</w:t>
+      </w:r>
+    </w:p>
+    <w:p>
+      <w:pPr>
+        <w:pStyle w:val="4"/>
+      </w:pPr>
+      <w:r>
+        <w:rPr/>
+        <w:t xml:space="preserve">数据要求</w:t>
+      </w:r>
+    </w:p>
+    <w:p>
+      <w:pPr>
+        <w:spacing w:line="360" w:lineRule="auto"/>
+        <w:ind w:left="480"/>
+        <w:jc w:val="both"/>
+      </w:pPr>
+      <w:r>
+        <w:rPr>
+          <w:rFonts w:ascii="Times New Roman" w:hAnsi="Times New Roman" w:eastAsia="宋体"/>
+          <w:sz w:val="24"/>
+        </w:rPr>
+        <w:t xml:space="preserve">个人资料字段与用户表一致；电话、邮箱属于敏感字段，落库加密、接口读取时解密。</w:t>
+      </w:r>
+    </w:p>
+    <w:p>
+      <w:pPr>
         <w:pStyle w:val="30"/>
       </w:pPr>
       <w:r>
@@ -3200,7 +4050,7 @@
           <w:rFonts w:ascii="Times New Roman" w:hAnsi="Times New Roman" w:eastAsia="黑体"/>
           <w:sz w:val="21"/>
         </w:rPr>
-        <w:t xml:space="preserve">表 3-6 用户与角色管理需求</w:t>
+        <w:t xml:space="preserve">表 3-12 用户与角色管理需求</w:t>
       </w:r>
     </w:p>
     <w:tbl>
@@ -3520,6 +4370,492 @@
     </w:p>
     <w:p>
       <w:pPr>
+        <w:pStyle w:val="4"/>
+      </w:pPr>
+      <w:r>
+        <w:rPr/>
+        <w:t xml:space="preserve">功能构成</w:t>
+      </w:r>
+    </w:p>
+    <w:p>
+      <w:pPr>
+        <w:spacing w:before="120" w:after="60"/>
+        <w:jc w:val="center"/>
+      </w:pPr>
+      <w:r>
+        <w:rPr>
+          <w:rFonts w:ascii="Times New Roman" w:hAnsi="Times New Roman" w:eastAsia="黑体"/>
+          <w:sz w:val="21"/>
+        </w:rPr>
+        <w:t xml:space="preserve">表 3-14 用户与角色管理功能构成</w:t>
+      </w:r>
+    </w:p>
+    <w:tbl>
+      <w:tblPr>
+        <w:tblStyle w:val="afffffffff8"/>
+        <w:tblW w:w="9599" w:type="dxa"/>
+        <w:jc w:val="center"/>
+        <w:tblBorders>
+          <w:top w:val="single" w:color="000000" w:sz="12"/>
+          <w:left w:val="single" w:color="000000" w:sz="12"/>
+          <w:bottom w:val="single" w:color="000000" w:sz="12"/>
+          <w:right w:val="single" w:color="000000" w:sz="12"/>
+          <w:insideH w:val="single" w:color="000000" w:sz="6"/>
+          <w:insideV w:val="single" w:color="000000" w:sz="6"/>
+        </w:tblBorders>
+        <w:tblLayout w:type="fixed"/>
+        <w:tblLook w:val="04A0"/>
+      </w:tblPr>
+      <w:tblGrid>
+        <w:gridCol w:w="1994"/>
+        <w:gridCol w:w="4415"/>
+        <w:gridCol w:w="3190"/>
+      </w:tblGrid>
+      <w:tr>
+        <w:trPr>
+          <w:cantSplit/>
+          <w:tblHeader/>
+        </w:trPr>
+        <w:tc>
+          <w:p>
+            <w:pPr>
+              <w:jc w:val="center"/>
+            </w:pPr>
+            <w:r>
+              <w:rPr>
+                <w:rFonts w:ascii="Times New Roman" w:hAnsi="Times New Roman" w:eastAsia="黑体"/>
+                <w:b/>
+                <w:sz w:val="21"/>
+              </w:rPr>
+              <w:t xml:space="preserve">子功能</w:t>
+            </w:r>
+          </w:p>
+        </w:tc>
+        <w:tc>
+          <w:p>
+            <w:pPr>
+              <w:jc w:val="center"/>
+            </w:pPr>
+            <w:r>
+              <w:rPr>
+                <w:rFonts w:ascii="Times New Roman" w:hAnsi="Times New Roman" w:eastAsia="黑体"/>
+                <w:b/>
+                <w:sz w:val="21"/>
+              </w:rPr>
+              <w:t xml:space="preserve">说明</w:t>
+            </w:r>
+          </w:p>
+        </w:tc>
+        <w:tc>
+          <w:p>
+            <w:pPr>
+              <w:jc w:val="center"/>
+            </w:pPr>
+            <w:r>
+              <w:rPr>
+                <w:rFonts w:ascii="Times New Roman" w:hAnsi="Times New Roman" w:eastAsia="黑体"/>
+                <w:b/>
+                <w:sz w:val="21"/>
+              </w:rPr>
+              <w:t xml:space="preserve">接口</w:t>
+            </w:r>
+          </w:p>
+        </w:tc>
+      </w:tr>
+      <w:tr>
+        <w:trPr>
+          <w:cantSplit/>
+        </w:trPr>
+        <w:tc>
+          <w:p>
+            <w:pPr>
+              <w:jc w:val="center"/>
+            </w:pPr>
+            <w:r>
+              <w:rPr>
+                <w:rFonts w:ascii="Times New Roman" w:hAnsi="Times New Roman" w:eastAsia="宋体"/>
+                <w:sz w:val="21"/>
+              </w:rPr>
+              <w:t xml:space="preserve">用户列表</w:t>
+            </w:r>
+          </w:p>
+        </w:tc>
+        <w:tc>
+          <w:p>
+            <w:pPr>
+              <w:jc w:val="center"/>
+            </w:pPr>
+            <w:r>
+              <w:rPr>
+                <w:rFonts w:ascii="Times New Roman" w:hAnsi="Times New Roman" w:eastAsia="宋体"/>
+                <w:sz w:val="21"/>
+              </w:rPr>
+              <w:t xml:space="preserve">分页检索账号、姓名、角色、状态</w:t>
+            </w:r>
+          </w:p>
+        </w:tc>
+        <w:tc>
+          <w:p>
+            <w:pPr>
+              <w:jc w:val="left"/>
+            </w:pPr>
+            <w:r>
+              <w:rPr>
+                <w:rFonts w:ascii="Times New Roman" w:hAnsi="Times New Roman" w:eastAsia="宋体"/>
+                <w:sz w:val="21"/>
+              </w:rPr>
+              <w:t xml:space="preserve">GET /system/user/index</w:t>
+            </w:r>
+          </w:p>
+        </w:tc>
+      </w:tr>
+      <w:tr>
+        <w:trPr>
+          <w:cantSplit/>
+        </w:trPr>
+        <w:tc>
+          <w:p>
+            <w:pPr>
+              <w:jc w:val="center"/>
+            </w:pPr>
+            <w:r>
+              <w:rPr>
+                <w:rFonts w:ascii="Times New Roman" w:hAnsi="Times New Roman" w:eastAsia="宋体"/>
+                <w:sz w:val="21"/>
+              </w:rPr>
+              <w:t xml:space="preserve">新建用户</w:t>
+            </w:r>
+          </w:p>
+        </w:tc>
+        <w:tc>
+          <w:p>
+            <w:pPr>
+              <w:jc w:val="center"/>
+            </w:pPr>
+            <w:r>
+              <w:rPr>
+                <w:rFonts w:ascii="Times New Roman" w:hAnsi="Times New Roman" w:eastAsia="宋体"/>
+                <w:sz w:val="21"/>
+              </w:rPr>
+              <w:t xml:space="preserve">分配账号、姓名、角色、状态与初始口令</w:t>
+            </w:r>
+          </w:p>
+        </w:tc>
+        <w:tc>
+          <w:p>
+            <w:pPr>
+              <w:jc w:val="left"/>
+            </w:pPr>
+            <w:r>
+              <w:rPr>
+                <w:rFonts w:ascii="Times New Roman" w:hAnsi="Times New Roman" w:eastAsia="宋体"/>
+                <w:sz w:val="21"/>
+              </w:rPr>
+              <w:t xml:space="preserve">POST /system/user/save</w:t>
+            </w:r>
+          </w:p>
+        </w:tc>
+      </w:tr>
+      <w:tr>
+        <w:trPr>
+          <w:cantSplit/>
+        </w:trPr>
+        <w:tc>
+          <w:p>
+            <w:pPr>
+              <w:jc w:val="center"/>
+            </w:pPr>
+            <w:r>
+              <w:rPr>
+                <w:rFonts w:ascii="Times New Roman" w:hAnsi="Times New Roman" w:eastAsia="宋体"/>
+                <w:sz w:val="21"/>
+              </w:rPr>
+              <w:t xml:space="preserve">编辑用户</w:t>
+            </w:r>
+          </w:p>
+        </w:tc>
+        <w:tc>
+          <w:p>
+            <w:pPr>
+              <w:jc w:val="center"/>
+            </w:pPr>
+            <w:r>
+              <w:rPr>
+                <w:rFonts w:ascii="Times New Roman" w:hAnsi="Times New Roman" w:eastAsia="宋体"/>
+                <w:sz w:val="21"/>
+              </w:rPr>
+              <w:t xml:space="preserve">修改资料与角色，不写密级许可</w:t>
+            </w:r>
+          </w:p>
+        </w:tc>
+        <w:tc>
+          <w:p>
+            <w:pPr>
+              <w:jc w:val="left"/>
+            </w:pPr>
+            <w:r>
+              <w:rPr>
+                <w:rFonts w:ascii="Times New Roman" w:hAnsi="Times New Roman" w:eastAsia="宋体"/>
+                <w:sz w:val="21"/>
+              </w:rPr>
+              <w:t xml:space="preserve">PUT /system/user/update/{id}</w:t>
+            </w:r>
+          </w:p>
+        </w:tc>
+      </w:tr>
+      <w:tr>
+        <w:trPr>
+          <w:cantSplit/>
+        </w:trPr>
+        <w:tc>
+          <w:p>
+            <w:pPr>
+              <w:jc w:val="center"/>
+            </w:pPr>
+            <w:r>
+              <w:rPr>
+                <w:rFonts w:ascii="Times New Roman" w:hAnsi="Times New Roman" w:eastAsia="宋体"/>
+                <w:sz w:val="21"/>
+              </w:rPr>
+              <w:t xml:space="preserve">删除用户</w:t>
+            </w:r>
+          </w:p>
+        </w:tc>
+        <w:tc>
+          <w:p>
+            <w:pPr>
+              <w:jc w:val="center"/>
+            </w:pPr>
+            <w:r>
+              <w:rPr>
+                <w:rFonts w:ascii="Times New Roman" w:hAnsi="Times New Roman" w:eastAsia="宋体"/>
+                <w:sz w:val="21"/>
+              </w:rPr>
+              <w:t xml:space="preserve">移除账号，保留其历史操作日志</w:t>
+            </w:r>
+          </w:p>
+        </w:tc>
+        <w:tc>
+          <w:p>
+            <w:pPr>
+              <w:jc w:val="left"/>
+            </w:pPr>
+            <w:r>
+              <w:rPr>
+                <w:rFonts w:ascii="Times New Roman" w:hAnsi="Times New Roman" w:eastAsia="宋体"/>
+                <w:sz w:val="21"/>
+              </w:rPr>
+              <w:t xml:space="preserve">DELETE /system/user/delete</w:t>
+            </w:r>
+          </w:p>
+        </w:tc>
+      </w:tr>
+      <w:tr>
+        <w:trPr>
+          <w:cantSplit/>
+        </w:trPr>
+        <w:tc>
+          <w:p>
+            <w:pPr>
+              <w:jc w:val="center"/>
+            </w:pPr>
+            <w:r>
+              <w:rPr>
+                <w:rFonts w:ascii="Times New Roman" w:hAnsi="Times New Roman" w:eastAsia="宋体"/>
+                <w:sz w:val="21"/>
+              </w:rPr>
+              <w:t xml:space="preserve">启用/禁用</w:t>
+            </w:r>
+          </w:p>
+        </w:tc>
+        <w:tc>
+          <w:p>
+            <w:pPr>
+              <w:jc w:val="center"/>
+            </w:pPr>
+            <w:r>
+              <w:rPr>
+                <w:rFonts w:ascii="Times New Roman" w:hAnsi="Times New Roman" w:eastAsia="宋体"/>
+                <w:sz w:val="21"/>
+              </w:rPr>
+              <w:t xml:space="preserve">停用后拒绝登录</w:t>
+            </w:r>
+          </w:p>
+        </w:tc>
+        <w:tc>
+          <w:p>
+            <w:pPr>
+              <w:jc w:val="left"/>
+            </w:pPr>
+            <w:r>
+              <w:rPr>
+                <w:rFonts w:ascii="Times New Roman" w:hAnsi="Times New Roman" w:eastAsia="宋体"/>
+                <w:sz w:val="21"/>
+              </w:rPr>
+              <w:t xml:space="preserve">GET /system/user/change_status</w:t>
+            </w:r>
+          </w:p>
+        </w:tc>
+      </w:tr>
+      <w:tr>
+        <w:trPr>
+          <w:cantSplit/>
+        </w:trPr>
+        <w:tc>
+          <w:p>
+            <w:pPr>
+              <w:jc w:val="center"/>
+            </w:pPr>
+            <w:r>
+              <w:rPr>
+                <w:rFonts w:ascii="Times New Roman" w:hAnsi="Times New Roman" w:eastAsia="宋体"/>
+                <w:sz w:val="21"/>
+              </w:rPr>
+              <w:t xml:space="preserve">LDAP 用户查询</w:t>
+            </w:r>
+          </w:p>
+        </w:tc>
+        <w:tc>
+          <w:p>
+            <w:pPr>
+              <w:jc w:val="center"/>
+            </w:pPr>
+            <w:r>
+              <w:rPr>
+                <w:rFonts w:ascii="Times New Roman" w:hAnsi="Times New Roman" w:eastAsia="宋体"/>
+                <w:sz w:val="21"/>
+              </w:rPr>
+              <w:t xml:space="preserve">从域控检索用户用于导入</w:t>
+            </w:r>
+          </w:p>
+        </w:tc>
+        <w:tc>
+          <w:p>
+            <w:pPr>
+              <w:jc w:val="left"/>
+            </w:pPr>
+            <w:r>
+              <w:rPr>
+                <w:rFonts w:ascii="Times New Roman" w:hAnsi="Times New Roman" w:eastAsia="宋体"/>
+                <w:sz w:val="21"/>
+              </w:rPr>
+              <w:t xml:space="preserve">GET /system/user/ldap</w:t>
+            </w:r>
+          </w:p>
+        </w:tc>
+      </w:tr>
+    </w:tbl>
+    <w:p>
+      <w:pPr/>
+      <w:r>
+        <w:rPr/>
+        <w:t xml:space="preserve"/>
+      </w:r>
+    </w:p>
+    <w:p>
+      <w:pPr>
+        <w:pStyle w:val="4"/>
+      </w:pPr>
+      <w:r>
+        <w:rPr/>
+        <w:t xml:space="preserve">业务规则</w:t>
+      </w:r>
+    </w:p>
+    <w:p>
+      <w:pPr>
+        <w:spacing w:line="360" w:lineRule="auto"/>
+        <w:ind w:left="480"/>
+        <w:jc w:val="both"/>
+      </w:pPr>
+      <w:r>
+        <w:rPr>
+          <w:rFonts w:ascii="Times New Roman" w:hAnsi="Times New Roman" w:eastAsia="宋体"/>
+          <w:sz w:val="24"/>
+        </w:rPr>
+        <w:t xml:space="preserve">· 账号全局唯一，重复提交由服务端拦截；</w:t>
+      </w:r>
+    </w:p>
+    <w:p>
+      <w:pPr>
+        <w:spacing w:line="360" w:lineRule="auto"/>
+        <w:ind w:left="480"/>
+        <w:jc w:val="both"/>
+      </w:pPr>
+      <w:r>
+        <w:rPr>
+          <w:rFonts w:ascii="Times New Roman" w:hAnsi="Times New Roman" w:eastAsia="宋体"/>
+          <w:sz w:val="24"/>
+        </w:rPr>
+        <w:t xml:space="preserve">· 用户标识在改名、启停、注销重建全过程保持不变且不复用；</w:t>
+      </w:r>
+    </w:p>
+    <w:p>
+      <w:pPr>
+        <w:spacing w:line="360" w:lineRule="auto"/>
+        <w:ind w:left="480"/>
+        <w:jc w:val="both"/>
+      </w:pPr>
+      <w:r>
+        <w:rPr>
+          <w:rFonts w:ascii="Times New Roman" w:hAnsi="Times New Roman" w:eastAsia="宋体"/>
+          <w:sz w:val="24"/>
+        </w:rPr>
+        <w:t xml:space="preserve">· 四类角色交叉访问对方专属接口一律 403；</w:t>
+      </w:r>
+    </w:p>
+    <w:p>
+      <w:pPr>
+        <w:spacing w:line="360" w:lineRule="auto"/>
+        <w:ind w:left="480"/>
+        <w:jc w:val="both"/>
+      </w:pPr>
+      <w:r>
+        <w:rPr>
+          <w:rFonts w:ascii="Times New Roman" w:hAnsi="Times New Roman" w:eastAsia="宋体"/>
+          <w:sz w:val="24"/>
+        </w:rPr>
+        <w:t xml:space="preserve">· 普通用户不得修改本人或他人的角色与密级许可；</w:t>
+      </w:r>
+    </w:p>
+    <w:p>
+      <w:pPr>
+        <w:spacing w:line="360" w:lineRule="auto"/>
+        <w:ind w:left="480"/>
+        <w:jc w:val="both"/>
+      </w:pPr>
+      <w:r>
+        <w:rPr>
+          <w:rFonts w:ascii="Times New Roman" w:hAnsi="Times New Roman" w:eastAsia="宋体"/>
+          <w:sz w:val="24"/>
+        </w:rPr>
+        <w:t xml:space="preserve">· 用户管理操作全部写统一审计（user_change）。</w:t>
+      </w:r>
+    </w:p>
+    <w:p>
+      <w:pPr>
+        <w:pStyle w:val="4"/>
+      </w:pPr>
+      <w:r>
+        <w:rPr/>
+        <w:t xml:space="preserve">数据要求</w:t>
+      </w:r>
+    </w:p>
+    <w:p>
+      <w:pPr>
+        <w:spacing w:line="360" w:lineRule="auto"/>
+        <w:ind w:left="480"/>
+        <w:jc w:val="both"/>
+      </w:pPr>
+      <w:r>
+        <w:rPr>
+          <w:rFonts w:ascii="Times New Roman" w:hAnsi="Times New Roman" w:eastAsia="宋体"/>
+          <w:sz w:val="24"/>
+        </w:rPr>
+        <w:t xml:space="preserve">用户表保存账号、姓名、角色、密级许可、状态、联系方式等字段；删除用户采用逻辑删除，历史操作日志与审计记录保留其账号名称以保证可追溯。</w:t>
+      </w:r>
+    </w:p>
+    <w:p>
+      <w:pPr>
         <w:pStyle w:val="30"/>
       </w:pPr>
       <w:r>
@@ -3579,7 +4915,7 @@
           <w:rFonts w:ascii="Times New Roman" w:hAnsi="Times New Roman" w:eastAsia="黑体"/>
           <w:sz w:val="21"/>
         </w:rPr>
-        <w:t xml:space="preserve">表 3-7 项目管理需求</w:t>
+        <w:t xml:space="preserve">表 3-10 项目管理需求</w:t>
       </w:r>
     </w:p>
     <w:tbl>
@@ -3993,6 +5329,525 @@
     </w:p>
     <w:p>
       <w:pPr>
+        <w:pStyle w:val="4"/>
+      </w:pPr>
+      <w:r>
+        <w:rPr/>
+        <w:t xml:space="preserve">功能构成</w:t>
+      </w:r>
+    </w:p>
+    <w:p>
+      <w:pPr>
+        <w:spacing w:before="120" w:after="60"/>
+        <w:jc w:val="center"/>
+      </w:pPr>
+      <w:r>
+        <w:rPr>
+          <w:rFonts w:ascii="Times New Roman" w:hAnsi="Times New Roman" w:eastAsia="黑体"/>
+          <w:sz w:val="21"/>
+        </w:rPr>
+        <w:t xml:space="preserve">表 3-28 项目管理功能构成</w:t>
+      </w:r>
+    </w:p>
+    <w:tbl>
+      <w:tblPr>
+        <w:tblStyle w:val="afffffffff8"/>
+        <w:tblW w:w="9599" w:type="dxa"/>
+        <w:jc w:val="center"/>
+        <w:tblBorders>
+          <w:top w:val="single" w:color="000000" w:sz="12"/>
+          <w:left w:val="single" w:color="000000" w:sz="12"/>
+          <w:bottom w:val="single" w:color="000000" w:sz="12"/>
+          <w:right w:val="single" w:color="000000" w:sz="12"/>
+          <w:insideH w:val="single" w:color="000000" w:sz="6"/>
+          <w:insideV w:val="single" w:color="000000" w:sz="6"/>
+        </w:tblBorders>
+        <w:tblLayout w:type="fixed"/>
+        <w:tblLook w:val="04A0"/>
+      </w:tblPr>
+      <w:tblGrid>
+        <w:gridCol w:w="1994"/>
+        <w:gridCol w:w="4415"/>
+        <w:gridCol w:w="3190"/>
+      </w:tblGrid>
+      <w:tr>
+        <w:trPr>
+          <w:cantSplit/>
+          <w:tblHeader/>
+        </w:trPr>
+        <w:tc>
+          <w:p>
+            <w:pPr>
+              <w:jc w:val="center"/>
+            </w:pPr>
+            <w:r>
+              <w:rPr>
+                <w:rFonts w:ascii="Times New Roman" w:hAnsi="Times New Roman" w:eastAsia="黑体"/>
+                <w:b/>
+                <w:sz w:val="21"/>
+              </w:rPr>
+              <w:t xml:space="preserve">子功能</w:t>
+            </w:r>
+          </w:p>
+        </w:tc>
+        <w:tc>
+          <w:p>
+            <w:pPr>
+              <w:jc w:val="center"/>
+            </w:pPr>
+            <w:r>
+              <w:rPr>
+                <w:rFonts w:ascii="Times New Roman" w:hAnsi="Times New Roman" w:eastAsia="黑体"/>
+                <w:b/>
+                <w:sz w:val="21"/>
+              </w:rPr>
+              <w:t xml:space="preserve">说明</w:t>
+            </w:r>
+          </w:p>
+        </w:tc>
+        <w:tc>
+          <w:p>
+            <w:pPr>
+              <w:jc w:val="center"/>
+            </w:pPr>
+            <w:r>
+              <w:rPr>
+                <w:rFonts w:ascii="Times New Roman" w:hAnsi="Times New Roman" w:eastAsia="黑体"/>
+                <w:b/>
+                <w:sz w:val="21"/>
+              </w:rPr>
+              <w:t xml:space="preserve">接口</w:t>
+            </w:r>
+          </w:p>
+        </w:tc>
+      </w:tr>
+      <w:tr>
+        <w:trPr>
+          <w:cantSplit/>
+        </w:trPr>
+        <w:tc>
+          <w:p>
+            <w:pPr>
+              <w:jc w:val="center"/>
+            </w:pPr>
+            <w:r>
+              <w:rPr>
+                <w:rFonts w:ascii="Times New Roman" w:hAnsi="Times New Roman" w:eastAsia="宋体"/>
+                <w:sz w:val="21"/>
+              </w:rPr>
+              <w:t xml:space="preserve">项目列表</w:t>
+            </w:r>
+          </w:p>
+        </w:tc>
+        <w:tc>
+          <w:p>
+            <w:pPr>
+              <w:jc w:val="center"/>
+            </w:pPr>
+            <w:r>
+              <w:rPr>
+                <w:rFonts w:ascii="Times New Roman" w:hAnsi="Times New Roman" w:eastAsia="宋体"/>
+                <w:sz w:val="21"/>
+              </w:rPr>
+              <w:t xml:space="preserve">多条件检索与分页</w:t>
+            </w:r>
+          </w:p>
+        </w:tc>
+        <w:tc>
+          <w:p>
+            <w:pPr>
+              <w:jc w:val="left"/>
+            </w:pPr>
+            <w:r>
+              <w:rPr>
+                <w:rFonts w:ascii="Times New Roman" w:hAnsi="Times New Roman" w:eastAsia="宋体"/>
+                <w:sz w:val="21"/>
+              </w:rPr>
+              <w:t xml:space="preserve">GET /testmanage/project/index</w:t>
+            </w:r>
+          </w:p>
+        </w:tc>
+      </w:tr>
+      <w:tr>
+        <w:trPr>
+          <w:cantSplit/>
+        </w:trPr>
+        <w:tc>
+          <w:p>
+            <w:pPr>
+              <w:jc w:val="center"/>
+            </w:pPr>
+            <w:r>
+              <w:rPr>
+                <w:rFonts w:ascii="Times New Roman" w:hAnsi="Times New Roman" w:eastAsia="宋体"/>
+                <w:sz w:val="21"/>
+              </w:rPr>
+              <w:t xml:space="preserve">新建/编辑项目</w:t>
+            </w:r>
+          </w:p>
+        </w:tc>
+        <w:tc>
+          <w:p>
+            <w:pPr>
+              <w:jc w:val="center"/>
+            </w:pPr>
+            <w:r>
+              <w:rPr>
+                <w:rFonts w:ascii="Times New Roman" w:hAnsi="Times New Roman" w:eastAsia="宋体"/>
+                <w:sz w:val="21"/>
+              </w:rPr>
+              <w:t xml:space="preserve">五组字段的项目表单</w:t>
+            </w:r>
+          </w:p>
+        </w:tc>
+        <w:tc>
+          <w:p>
+            <w:pPr>
+              <w:jc w:val="left"/>
+            </w:pPr>
+            <w:r>
+              <w:rPr>
+                <w:rFonts w:ascii="Times New Roman" w:hAnsi="Times New Roman" w:eastAsia="宋体"/>
+                <w:sz w:val="21"/>
+              </w:rPr>
+              <w:t xml:space="preserve">POST /testmanage/project/save、PUT /update/{id}</w:t>
+            </w:r>
+          </w:p>
+        </w:tc>
+      </w:tr>
+      <w:tr>
+        <w:trPr>
+          <w:cantSplit/>
+        </w:trPr>
+        <w:tc>
+          <w:p>
+            <w:pPr>
+              <w:jc w:val="center"/>
+            </w:pPr>
+            <w:r>
+              <w:rPr>
+                <w:rFonts w:ascii="Times New Roman" w:hAnsi="Times New Roman" w:eastAsia="宋体"/>
+                <w:sz w:val="21"/>
+              </w:rPr>
+              <w:t xml:space="preserve">删除项目</w:t>
+            </w:r>
+          </w:p>
+        </w:tc>
+        <w:tc>
+          <w:p>
+            <w:pPr>
+              <w:jc w:val="center"/>
+            </w:pPr>
+            <w:r>
+              <w:rPr>
+                <w:rFonts w:ascii="Times New Roman" w:hAnsi="Times New Roman" w:eastAsia="宋体"/>
+                <w:sz w:val="21"/>
+              </w:rPr>
+              <w:t xml:space="preserve">级联删除下游全部数据</w:t>
+            </w:r>
+          </w:p>
+        </w:tc>
+        <w:tc>
+          <w:p>
+            <w:pPr>
+              <w:jc w:val="left"/>
+            </w:pPr>
+            <w:r>
+              <w:rPr>
+                <w:rFonts w:ascii="Times New Roman" w:hAnsi="Times New Roman" w:eastAsia="宋体"/>
+                <w:sz w:val="21"/>
+              </w:rPr>
+              <w:t xml:space="preserve">DELETE /testmanage/project/delete</w:t>
+            </w:r>
+          </w:p>
+        </w:tc>
+      </w:tr>
+      <w:tr>
+        <w:trPr>
+          <w:cantSplit/>
+        </w:trPr>
+        <w:tc>
+          <w:p>
+            <w:pPr>
+              <w:jc w:val="center"/>
+            </w:pPr>
+            <w:r>
+              <w:rPr>
+                <w:rFonts w:ascii="Times New Roman" w:hAnsi="Times New Roman" w:eastAsia="宋体"/>
+                <w:sz w:val="21"/>
+              </w:rPr>
+              <w:t xml:space="preserve">项目看板</w:t>
+            </w:r>
+          </w:p>
+        </w:tc>
+        <w:tc>
+          <w:p>
+            <w:pPr>
+              <w:jc w:val="center"/>
+            </w:pPr>
+            <w:r>
+              <w:rPr>
+                <w:rFonts w:ascii="Times New Roman" w:hAnsi="Times New Roman" w:eastAsia="宋体"/>
+                <w:sz w:val="21"/>
+              </w:rPr>
+              <w:t xml:space="preserve">统计、时间轴与轮次汇总</w:t>
+            </w:r>
+          </w:p>
+        </w:tc>
+        <w:tc>
+          <w:p>
+            <w:pPr>
+              <w:jc w:val="left"/>
+            </w:pPr>
+            <w:r>
+              <w:rPr>
+                <w:rFonts w:ascii="Times New Roman" w:hAnsi="Times New Roman" w:eastAsia="宋体"/>
+                <w:sz w:val="21"/>
+              </w:rPr>
+              <w:t xml:space="preserve">GET /testmanage/project/board</w:t>
+            </w:r>
+          </w:p>
+        </w:tc>
+      </w:tr>
+      <w:tr>
+        <w:trPr>
+          <w:cantSplit/>
+        </w:trPr>
+        <w:tc>
+          <w:p>
+            <w:pPr>
+              <w:jc w:val="center"/>
+            </w:pPr>
+            <w:r>
+              <w:rPr>
+                <w:rFonts w:ascii="Times New Roman" w:hAnsi="Times New Roman" w:eastAsia="宋体"/>
+                <w:sz w:val="21"/>
+              </w:rPr>
+              <w:t xml:space="preserve">项目复制</w:t>
+            </w:r>
+          </w:p>
+        </w:tc>
+        <w:tc>
+          <w:p>
+            <w:pPr>
+              <w:jc w:val="center"/>
+            </w:pPr>
+            <w:r>
+              <w:rPr>
+                <w:rFonts w:ascii="Times New Roman" w:hAnsi="Times New Roman" w:eastAsia="宋体"/>
+                <w:sz w:val="21"/>
+              </w:rPr>
+              <w:t xml:space="preserve">整项目复制为新项目</w:t>
+            </w:r>
+          </w:p>
+        </w:tc>
+        <w:tc>
+          <w:p>
+            <w:pPr>
+              <w:jc w:val="left"/>
+            </w:pPr>
+            <w:r>
+              <w:rPr>
+                <w:rFonts w:ascii="Times New Roman" w:hAnsi="Times New Roman" w:eastAsia="宋体"/>
+                <w:sz w:val="21"/>
+              </w:rPr>
+              <w:t xml:space="preserve">POST /testmanage/project/copy</w:t>
+            </w:r>
+          </w:p>
+        </w:tc>
+      </w:tr>
+      <w:tr>
+        <w:trPr>
+          <w:cantSplit/>
+        </w:trPr>
+        <w:tc>
+          <w:p>
+            <w:pPr>
+              <w:jc w:val="center"/>
+            </w:pPr>
+            <w:r>
+              <w:rPr>
+                <w:rFonts w:ascii="Times New Roman" w:hAnsi="Times New Roman" w:eastAsia="宋体"/>
+                <w:sz w:val="21"/>
+              </w:rPr>
+              <w:t xml:space="preserve">信息完成度</w:t>
+            </w:r>
+          </w:p>
+        </w:tc>
+        <w:tc>
+          <w:p>
+            <w:pPr>
+              <w:jc w:val="center"/>
+            </w:pPr>
+            <w:r>
+              <w:rPr>
+                <w:rFonts w:ascii="Times New Roman" w:hAnsi="Times New Roman" w:eastAsia="宋体"/>
+                <w:sz w:val="21"/>
+              </w:rPr>
+              <w:t xml:space="preserve">生成分步引导与进度提示</w:t>
+            </w:r>
+          </w:p>
+        </w:tc>
+        <w:tc>
+          <w:p>
+            <w:pPr>
+              <w:jc w:val="left"/>
+            </w:pPr>
+            <w:r>
+              <w:rPr>
+                <w:rFonts w:ascii="Times New Roman" w:hAnsi="Times New Roman" w:eastAsia="宋体"/>
+                <w:sz w:val="21"/>
+              </w:rPr>
+              <w:t xml:space="preserve">GET /testmanage/project/project_info_status</w:t>
+            </w:r>
+          </w:p>
+        </w:tc>
+      </w:tr>
+      <w:tr>
+        <w:trPr>
+          <w:cantSplit/>
+        </w:trPr>
+        <w:tc>
+          <w:p>
+            <w:pPr>
+              <w:jc w:val="center"/>
+            </w:pPr>
+            <w:r>
+              <w:rPr>
+                <w:rFonts w:ascii="Times New Roman" w:hAnsi="Times New Roman" w:eastAsia="宋体"/>
+                <w:sz w:val="21"/>
+              </w:rPr>
+              <w:t xml:space="preserve">子树复制/移动</w:t>
+            </w:r>
+          </w:p>
+        </w:tc>
+        <w:tc>
+          <w:p>
+            <w:pPr>
+              <w:jc w:val="center"/>
+            </w:pPr>
+            <w:r>
+              <w:rPr>
+                <w:rFonts w:ascii="Times New Roman" w:hAnsi="Times New Roman" w:eastAsia="宋体"/>
+                <w:sz w:val="21"/>
+              </w:rPr>
+              <w:t xml:space="preserve">工作区内任意节点复制或移动</w:t>
+            </w:r>
+          </w:p>
+        </w:tc>
+        <w:tc>
+          <w:p>
+            <w:pPr>
+              <w:jc w:val="left"/>
+            </w:pPr>
+            <w:r>
+              <w:rPr>
+                <w:rFonts w:ascii="Times New Roman" w:hAnsi="Times New Roman" w:eastAsia="宋体"/>
+                <w:sz w:val="21"/>
+              </w:rPr>
+              <w:t xml:space="preserve">POST /treeOperation/copy</w:t>
+            </w:r>
+          </w:p>
+        </w:tc>
+      </w:tr>
+    </w:tbl>
+    <w:p>
+      <w:pPr/>
+      <w:r>
+        <w:rPr/>
+        <w:t xml:space="preserve"/>
+      </w:r>
+    </w:p>
+    <w:p>
+      <w:pPr>
+        <w:pStyle w:val="4"/>
+      </w:pPr>
+      <w:r>
+        <w:rPr/>
+        <w:t xml:space="preserve">业务规则</w:t>
+      </w:r>
+    </w:p>
+    <w:p>
+      <w:pPr>
+        <w:spacing w:line="360" w:lineRule="auto"/>
+        <w:ind w:left="480"/>
+        <w:jc w:val="both"/>
+      </w:pPr>
+      <w:r>
+        <w:rPr>
+          <w:rFonts w:ascii="Times New Roman" w:hAnsi="Times New Roman" w:eastAsia="宋体"/>
+          <w:sz w:val="24"/>
+        </w:rPr>
+        <w:t xml:space="preserve">· 项目标识（R 编号）全局唯一；</w:t>
+      </w:r>
+    </w:p>
+    <w:p>
+      <w:pPr>
+        <w:spacing w:line="360" w:lineRule="auto"/>
+        <w:ind w:left="480"/>
+        <w:jc w:val="both"/>
+      </w:pPr>
+      <w:r>
+        <w:rPr>
+          <w:rFonts w:ascii="Times New Roman" w:hAnsi="Times New Roman" w:eastAsia="宋体"/>
+          <w:sz w:val="24"/>
+        </w:rPr>
+        <w:t xml:space="preserve">· 项目结束时间不得早于最后一个轮次的结束时间，违反返回 500412；</w:t>
+      </w:r>
+    </w:p>
+    <w:p>
+      <w:pPr>
+        <w:spacing w:line="360" w:lineRule="auto"/>
+        <w:ind w:left="480"/>
+        <w:jc w:val="both"/>
+      </w:pPr>
+      <w:r>
+        <w:rPr>
+          <w:rFonts w:ascii="Times New Roman" w:hAnsi="Times New Roman" w:eastAsia="宋体"/>
+          <w:sz w:val="24"/>
+        </w:rPr>
+        <w:t xml:space="preserve">· 删除项目为级联删除，须二次确认；</w:t>
+      </w:r>
+    </w:p>
+    <w:p>
+      <w:pPr>
+        <w:spacing w:line="360" w:lineRule="auto"/>
+        <w:ind w:left="480"/>
+        <w:jc w:val="both"/>
+      </w:pPr>
+      <w:r>
+        <w:rPr>
+          <w:rFonts w:ascii="Times New Roman" w:hAnsi="Times New Roman" w:eastAsia="宋体"/>
+          <w:sz w:val="24"/>
+        </w:rPr>
+        <w:t xml:space="preserve">· 项目访问同时受自主访问控制（负责人/成员）与密级强制约束。</w:t>
+      </w:r>
+    </w:p>
+    <w:p>
+      <w:pPr>
+        <w:pStyle w:val="4"/>
+      </w:pPr>
+      <w:r>
+        <w:rPr/>
+        <w:t xml:space="preserve">数据要求</w:t>
+      </w:r>
+    </w:p>
+    <w:p>
+      <w:pPr>
+        <w:spacing w:line="360" w:lineRule="auto"/>
+        <w:ind w:left="480"/>
+        <w:jc w:val="both"/>
+      </w:pPr>
+      <w:r>
+        <w:rPr>
+          <w:rFonts w:ascii="Times New Roman" w:hAnsi="Times New Roman" w:eastAsia="宋体"/>
+          <w:sz w:val="24"/>
+        </w:rPr>
+        <w:t xml:space="preserve">项目表记录基本信息、级别与类型、三方单位与联系人、环境、阶段与密级；成员以姓名列表存储，与用户表通过姓名关联。</w:t>
+      </w:r>
+    </w:p>
+    <w:p>
+      <w:pPr>
         <w:pStyle w:val="30"/>
       </w:pPr>
       <w:r>
@@ -4116,7 +5971,7 @@
           <w:rFonts w:ascii="Times New Roman" w:hAnsi="Times New Roman" w:eastAsia="黑体"/>
           <w:sz w:val="21"/>
         </w:rPr>
-        <w:t xml:space="preserve">表 3-8 项目工作区需求</w:t>
+        <w:t xml:space="preserve">表 3-12 项目工作区需求</w:t>
       </w:r>
     </w:p>
     <w:tbl>
@@ -4624,6 +6479,525 @@
     </w:p>
     <w:p>
       <w:pPr>
+        <w:pStyle w:val="4"/>
+      </w:pPr>
+      <w:r>
+        <w:rPr/>
+        <w:t xml:space="preserve">功能构成</w:t>
+      </w:r>
+    </w:p>
+    <w:p>
+      <w:pPr>
+        <w:spacing w:before="120" w:after="60"/>
+        <w:jc w:val="center"/>
+      </w:pPr>
+      <w:r>
+        <w:rPr>
+          <w:rFonts w:ascii="Times New Roman" w:hAnsi="Times New Roman" w:eastAsia="黑体"/>
+          <w:sz w:val="21"/>
+        </w:rPr>
+        <w:t xml:space="preserve">表 3-32 项目工作区功能构成</w:t>
+      </w:r>
+    </w:p>
+    <w:tbl>
+      <w:tblPr>
+        <w:tblStyle w:val="afffffffff8"/>
+        <w:tblW w:w="9599" w:type="dxa"/>
+        <w:jc w:val="center"/>
+        <w:tblBorders>
+          <w:top w:val="single" w:color="000000" w:sz="12"/>
+          <w:left w:val="single" w:color="000000" w:sz="12"/>
+          <w:bottom w:val="single" w:color="000000" w:sz="12"/>
+          <w:right w:val="single" w:color="000000" w:sz="12"/>
+          <w:insideH w:val="single" w:color="000000" w:sz="6"/>
+          <w:insideV w:val="single" w:color="000000" w:sz="6"/>
+        </w:tblBorders>
+        <w:tblLayout w:type="fixed"/>
+        <w:tblLook w:val="04A0"/>
+      </w:tblPr>
+      <w:tblGrid>
+        <w:gridCol w:w="1794"/>
+        <w:gridCol w:w="4415"/>
+        <w:gridCol w:w="3390"/>
+      </w:tblGrid>
+      <w:tr>
+        <w:trPr>
+          <w:cantSplit/>
+          <w:tblHeader/>
+        </w:trPr>
+        <w:tc>
+          <w:p>
+            <w:pPr>
+              <w:jc w:val="center"/>
+            </w:pPr>
+            <w:r>
+              <w:rPr>
+                <w:rFonts w:ascii="Times New Roman" w:hAnsi="Times New Roman" w:eastAsia="黑体"/>
+                <w:b/>
+                <w:sz w:val="21"/>
+              </w:rPr>
+              <w:t xml:space="preserve">子功能</w:t>
+            </w:r>
+          </w:p>
+        </w:tc>
+        <w:tc>
+          <w:p>
+            <w:pPr>
+              <w:jc w:val="center"/>
+            </w:pPr>
+            <w:r>
+              <w:rPr>
+                <w:rFonts w:ascii="Times New Roman" w:hAnsi="Times New Roman" w:eastAsia="黑体"/>
+                <w:b/>
+                <w:sz w:val="21"/>
+              </w:rPr>
+              <w:t xml:space="preserve">说明</w:t>
+            </w:r>
+          </w:p>
+        </w:tc>
+        <w:tc>
+          <w:p>
+            <w:pPr>
+              <w:jc w:val="center"/>
+            </w:pPr>
+            <w:r>
+              <w:rPr>
+                <w:rFonts w:ascii="Times New Roman" w:hAnsi="Times New Roman" w:eastAsia="黑体"/>
+                <w:b/>
+                <w:sz w:val="21"/>
+              </w:rPr>
+              <w:t xml:space="preserve">接口</w:t>
+            </w:r>
+          </w:p>
+        </w:tc>
+      </w:tr>
+      <w:tr>
+        <w:trPr>
+          <w:cantSplit/>
+        </w:trPr>
+        <w:tc>
+          <w:p>
+            <w:pPr>
+              <w:jc w:val="center"/>
+            </w:pPr>
+            <w:r>
+              <w:rPr>
+                <w:rFonts w:ascii="Times New Roman" w:hAnsi="Times New Roman" w:eastAsia="宋体"/>
+                <w:sz w:val="21"/>
+              </w:rPr>
+              <w:t xml:space="preserve">轮次管理</w:t>
+            </w:r>
+          </w:p>
+        </w:tc>
+        <w:tc>
+          <w:p>
+            <w:pPr>
+              <w:jc w:val="center"/>
+            </w:pPr>
+            <w:r>
+              <w:rPr>
+                <w:rFonts w:ascii="Times New Roman" w:hAnsi="Times New Roman" w:eastAsia="宋体"/>
+                <w:sz w:val="21"/>
+              </w:rPr>
+              <w:t xml:space="preserve">轮次信息、影响域分析</w:t>
+            </w:r>
+          </w:p>
+        </w:tc>
+        <w:tc>
+          <w:p>
+            <w:pPr>
+              <w:jc w:val="left"/>
+            </w:pPr>
+            <w:r>
+              <w:rPr>
+                <w:rFonts w:ascii="Times New Roman" w:hAnsi="Times New Roman" w:eastAsia="宋体"/>
+                <w:sz w:val="21"/>
+              </w:rPr>
+              <w:t xml:space="preserve">GET/POST /project/round/*</w:t>
+            </w:r>
+          </w:p>
+        </w:tc>
+      </w:tr>
+      <w:tr>
+        <w:trPr>
+          <w:cantSplit/>
+        </w:trPr>
+        <w:tc>
+          <w:p>
+            <w:pPr>
+              <w:jc w:val="center"/>
+            </w:pPr>
+            <w:r>
+              <w:rPr>
+                <w:rFonts w:ascii="Times New Roman" w:hAnsi="Times New Roman" w:eastAsia="宋体"/>
+                <w:sz w:val="21"/>
+              </w:rPr>
+              <w:t xml:space="preserve">被测件管理</w:t>
+            </w:r>
+          </w:p>
+        </w:tc>
+        <w:tc>
+          <w:p>
+            <w:pPr>
+              <w:jc w:val="center"/>
+            </w:pPr>
+            <w:r>
+              <w:rPr>
+                <w:rFonts w:ascii="Times New Roman" w:hAnsi="Times New Roman" w:eastAsia="宋体"/>
+                <w:sz w:val="21"/>
+              </w:rPr>
+              <w:t xml:space="preserve">被测件信息、代码上传与度量</w:t>
+            </w:r>
+          </w:p>
+        </w:tc>
+        <w:tc>
+          <w:p>
+            <w:pPr>
+              <w:jc w:val="left"/>
+            </w:pPr>
+            <w:r>
+              <w:rPr>
+                <w:rFonts w:ascii="Times New Roman" w:hAnsi="Times New Roman" w:eastAsia="宋体"/>
+                <w:sz w:val="21"/>
+              </w:rPr>
+              <w:t xml:space="preserve">GET/POST /project/dut/*、POST /project/upload_file</w:t>
+            </w:r>
+          </w:p>
+        </w:tc>
+      </w:tr>
+      <w:tr>
+        <w:trPr>
+          <w:cantSplit/>
+        </w:trPr>
+        <w:tc>
+          <w:p>
+            <w:pPr>
+              <w:jc w:val="center"/>
+            </w:pPr>
+            <w:r>
+              <w:rPr>
+                <w:rFonts w:ascii="Times New Roman" w:hAnsi="Times New Roman" w:eastAsia="宋体"/>
+                <w:sz w:val="21"/>
+              </w:rPr>
+              <w:t xml:space="preserve">设计需求</w:t>
+            </w:r>
+          </w:p>
+        </w:tc>
+        <w:tc>
+          <w:p>
+            <w:pPr>
+              <w:jc w:val="center"/>
+            </w:pPr>
+            <w:r>
+              <w:rPr>
+                <w:rFonts w:ascii="Times New Roman" w:hAnsi="Times New Roman" w:eastAsia="宋体"/>
+                <w:sz w:val="21"/>
+              </w:rPr>
+              <w:t xml:space="preserve">六类需求、接口方向信息</w:t>
+            </w:r>
+          </w:p>
+        </w:tc>
+        <w:tc>
+          <w:p>
+            <w:pPr>
+              <w:jc w:val="left"/>
+            </w:pPr>
+            <w:r>
+              <w:rPr>
+                <w:rFonts w:ascii="Times New Roman" w:hAnsi="Times New Roman" w:eastAsia="宋体"/>
+                <w:sz w:val="21"/>
+              </w:rPr>
+              <w:t xml:space="preserve">GET/POST /project/designDemand/*</w:t>
+            </w:r>
+          </w:p>
+        </w:tc>
+      </w:tr>
+      <w:tr>
+        <w:trPr>
+          <w:cantSplit/>
+        </w:trPr>
+        <w:tc>
+          <w:p>
+            <w:pPr>
+              <w:jc w:val="center"/>
+            </w:pPr>
+            <w:r>
+              <w:rPr>
+                <w:rFonts w:ascii="Times New Roman" w:hAnsi="Times New Roman" w:eastAsia="宋体"/>
+                <w:sz w:val="21"/>
+              </w:rPr>
+              <w:t xml:space="preserve">测试项</w:t>
+            </w:r>
+          </w:p>
+        </w:tc>
+        <w:tc>
+          <w:p>
+            <w:pPr>
+              <w:jc w:val="center"/>
+            </w:pPr>
+            <w:r>
+              <w:rPr>
+                <w:rFonts w:ascii="Times New Roman" w:hAnsi="Times New Roman" w:eastAsia="宋体"/>
+                <w:sz w:val="21"/>
+              </w:rPr>
+              <w:t xml:space="preserve">子项与步骤、批量替换</w:t>
+            </w:r>
+          </w:p>
+        </w:tc>
+        <w:tc>
+          <w:p>
+            <w:pPr>
+              <w:jc w:val="left"/>
+            </w:pPr>
+            <w:r>
+              <w:rPr>
+                <w:rFonts w:ascii="Times New Roman" w:hAnsi="Times New Roman" w:eastAsia="宋体"/>
+                <w:sz w:val="21"/>
+              </w:rPr>
+              <w:t xml:space="preserve">GET/POST /project/testDemand/*</w:t>
+            </w:r>
+          </w:p>
+        </w:tc>
+      </w:tr>
+      <w:tr>
+        <w:trPr>
+          <w:cantSplit/>
+        </w:trPr>
+        <w:tc>
+          <w:p>
+            <w:pPr>
+              <w:jc w:val="center"/>
+            </w:pPr>
+            <w:r>
+              <w:rPr>
+                <w:rFonts w:ascii="Times New Roman" w:hAnsi="Times New Roman" w:eastAsia="宋体"/>
+                <w:sz w:val="21"/>
+              </w:rPr>
+              <w:t xml:space="preserve">测试用例</w:t>
+            </w:r>
+          </w:p>
+        </w:tc>
+        <w:tc>
+          <w:p>
+            <w:pPr>
+              <w:jc w:val="center"/>
+            </w:pPr>
+            <w:r>
+              <w:rPr>
+                <w:rFonts w:ascii="Times New Roman" w:hAnsi="Times New Roman" w:eastAsia="宋体"/>
+                <w:sz w:val="21"/>
+              </w:rPr>
+              <w:t xml:space="preserve">用例与步骤、执行结果</w:t>
+            </w:r>
+          </w:p>
+        </w:tc>
+        <w:tc>
+          <w:p>
+            <w:pPr>
+              <w:jc w:val="left"/>
+            </w:pPr>
+            <w:r>
+              <w:rPr>
+                <w:rFonts w:ascii="Times New Roman" w:hAnsi="Times New Roman" w:eastAsia="宋体"/>
+                <w:sz w:val="21"/>
+              </w:rPr>
+              <w:t xml:space="preserve">GET/POST /project/case/*</w:t>
+            </w:r>
+          </w:p>
+        </w:tc>
+      </w:tr>
+      <w:tr>
+        <w:trPr>
+          <w:cantSplit/>
+        </w:trPr>
+        <w:tc>
+          <w:p>
+            <w:pPr>
+              <w:jc w:val="center"/>
+            </w:pPr>
+            <w:r>
+              <w:rPr>
+                <w:rFonts w:ascii="Times New Roman" w:hAnsi="Times New Roman" w:eastAsia="宋体"/>
+                <w:sz w:val="21"/>
+              </w:rPr>
+              <w:t xml:space="preserve">问题单</w:t>
+            </w:r>
+          </w:p>
+        </w:tc>
+        <w:tc>
+          <w:p>
+            <w:pPr>
+              <w:jc w:val="center"/>
+            </w:pPr>
+            <w:r>
+              <w:rPr>
+                <w:rFonts w:ascii="Times New Roman" w:hAnsi="Times New Roman" w:eastAsia="宋体"/>
+                <w:sz w:val="21"/>
+              </w:rPr>
+              <w:t xml:space="preserve">问题登记、关联用例与闭环</w:t>
+            </w:r>
+          </w:p>
+        </w:tc>
+        <w:tc>
+          <w:p>
+            <w:pPr>
+              <w:jc w:val="left"/>
+            </w:pPr>
+            <w:r>
+              <w:rPr>
+                <w:rFonts w:ascii="Times New Roman" w:hAnsi="Times New Roman" w:eastAsia="宋体"/>
+                <w:sz w:val="21"/>
+              </w:rPr>
+              <w:t xml:space="preserve">GET/POST /project/problem/*</w:t>
+            </w:r>
+          </w:p>
+        </w:tc>
+      </w:tr>
+      <w:tr>
+        <w:trPr>
+          <w:cantSplit/>
+        </w:trPr>
+        <w:tc>
+          <w:p>
+            <w:pPr>
+              <w:jc w:val="center"/>
+            </w:pPr>
+            <w:r>
+              <w:rPr>
+                <w:rFonts w:ascii="Times New Roman" w:hAnsi="Times New Roman" w:eastAsia="宋体"/>
+                <w:sz w:val="21"/>
+              </w:rPr>
+              <w:t xml:space="preserve">操作集合</w:t>
+            </w:r>
+          </w:p>
+        </w:tc>
+        <w:tc>
+          <w:p>
+            <w:pPr>
+              <w:jc w:val="center"/>
+            </w:pPr>
+            <w:r>
+              <w:rPr>
+                <w:rFonts w:ascii="Times New Roman" w:hAnsi="Times New Roman" w:eastAsia="宋体"/>
+                <w:sz w:val="21"/>
+              </w:rPr>
+              <w:t xml:space="preserve">四张表的批量编辑与替换</w:t>
+            </w:r>
+          </w:p>
+        </w:tc>
+        <w:tc>
+          <w:p>
+            <w:pPr>
+              <w:jc w:val="left"/>
+            </w:pPr>
+            <w:r>
+              <w:rPr>
+                <w:rFonts w:ascii="Times New Roman" w:hAnsi="Times New Roman" w:eastAsia="宋体"/>
+                <w:sz w:val="21"/>
+              </w:rPr>
+              <w:t xml:space="preserve">复用上述 CRUD 接口</w:t>
+            </w:r>
+          </w:p>
+        </w:tc>
+      </w:tr>
+    </w:tbl>
+    <w:p>
+      <w:pPr/>
+      <w:r>
+        <w:rPr/>
+        <w:t xml:space="preserve"/>
+      </w:r>
+    </w:p>
+    <w:p>
+      <w:pPr>
+        <w:pStyle w:val="4"/>
+      </w:pPr>
+      <w:r>
+        <w:rPr/>
+        <w:t xml:space="preserve">业务规则</w:t>
+      </w:r>
+    </w:p>
+    <w:p>
+      <w:pPr>
+        <w:spacing w:line="360" w:lineRule="auto"/>
+        <w:ind w:left="480"/>
+        <w:jc w:val="both"/>
+      </w:pPr>
+      <w:r>
+        <w:rPr>
+          <w:rFonts w:ascii="Times New Roman" w:hAnsi="Times New Roman" w:eastAsia="宋体"/>
+          <w:sz w:val="24"/>
+        </w:rPr>
+        <w:t xml:space="preserve">· 树形数据必须先建上级（轮次→被测件→设计需求→测试项→用例）；</w:t>
+      </w:r>
+    </w:p>
+    <w:p>
+      <w:pPr>
+        <w:spacing w:line="360" w:lineRule="auto"/>
+        <w:ind w:left="480"/>
+        <w:jc w:val="both"/>
+      </w:pPr>
+      <w:r>
+        <w:rPr>
+          <w:rFonts w:ascii="Times New Roman" w:hAnsi="Times New Roman" w:eastAsia="宋体"/>
+          <w:sz w:val="24"/>
+        </w:rPr>
+        <w:t xml:space="preserve">· 测试项下存在用例时禁止删除，返回 40031；</w:t>
+      </w:r>
+    </w:p>
+    <w:p>
+      <w:pPr>
+        <w:spacing w:line="360" w:lineRule="auto"/>
+        <w:ind w:left="480"/>
+        <w:jc w:val="both"/>
+      </w:pPr>
+      <w:r>
+        <w:rPr>
+          <w:rFonts w:ascii="Times New Roman" w:hAnsi="Times New Roman" w:eastAsia="宋体"/>
+          <w:sz w:val="24"/>
+        </w:rPr>
+        <w:t xml:space="preserve">· 批量替换按条件匹配并限定范围，防止误替换；</w:t>
+      </w:r>
+    </w:p>
+    <w:p>
+      <w:pPr>
+        <w:spacing w:line="360" w:lineRule="auto"/>
+        <w:ind w:left="480"/>
+        <w:jc w:val="both"/>
+      </w:pPr>
+      <w:r>
+        <w:rPr>
+          <w:rFonts w:ascii="Times New Roman" w:hAnsi="Times New Roman" w:eastAsia="宋体"/>
+          <w:sz w:val="24"/>
+        </w:rPr>
+        <w:t xml:space="preserve">· 用例步骤通过状态取值为通过/未通过/未执行，看板据此统计。</w:t>
+      </w:r>
+    </w:p>
+    <w:p>
+      <w:pPr>
+        <w:pStyle w:val="4"/>
+      </w:pPr>
+      <w:r>
+        <w:rPr/>
+        <w:t xml:space="preserve">数据要求</w:t>
+      </w:r>
+    </w:p>
+    <w:p>
+      <w:pPr>
+        <w:spacing w:line="360" w:lineRule="auto"/>
+        <w:ind w:left="480"/>
+        <w:jc w:val="both"/>
+      </w:pPr>
+      <w:r>
+        <w:rPr>
+          <w:rFonts w:ascii="Times New Roman" w:hAnsi="Times New Roman" w:eastAsia="宋体"/>
+          <w:sz w:val="24"/>
+        </w:rPr>
+        <w:t xml:space="preserve">树形数据以 key（逐级拼接）与 level（0~4）描述位置，复制或移动子树时由后端整体重排 key；所有关键数据变更记录接口操作日志与数据操作日志。</w:t>
+      </w:r>
+    </w:p>
+    <w:p>
+      <w:pPr>
         <w:pStyle w:val="30"/>
       </w:pPr>
       <w:r>
@@ -4669,7 +7043,7 @@
           <w:rFonts w:ascii="Times New Roman" w:hAnsi="Times New Roman" w:eastAsia="黑体"/>
           <w:sz w:val="21"/>
         </w:rPr>
-        <w:t xml:space="preserve">表 3-9 七类交付文档</w:t>
+        <w:t xml:space="preserve">表 3-14 七类交付文档</w:t>
       </w:r>
     </w:p>
     <w:tbl>
@@ -5091,7 +7465,7 @@
           <w:rFonts w:ascii="Times New Roman" w:hAnsi="Times New Roman" w:eastAsia="黑体"/>
           <w:sz w:val="21"/>
         </w:rPr>
-        <w:t xml:space="preserve">表 3-10 文档生成需求</w:t>
+        <w:t xml:space="preserve">表 3-36 文档生成需求</w:t>
       </w:r>
     </w:p>
     <w:tbl>
@@ -5552,6 +7926,492 @@
     </w:p>
     <w:p>
       <w:pPr>
+        <w:pStyle w:val="4"/>
+      </w:pPr>
+      <w:r>
+        <w:rPr/>
+        <w:t xml:space="preserve">功能构成</w:t>
+      </w:r>
+    </w:p>
+    <w:p>
+      <w:pPr>
+        <w:spacing w:before="120" w:after="60"/>
+        <w:jc w:val="center"/>
+      </w:pPr>
+      <w:r>
+        <w:rPr>
+          <w:rFonts w:ascii="Times New Roman" w:hAnsi="Times New Roman" w:eastAsia="黑体"/>
+          <w:sz w:val="21"/>
+        </w:rPr>
+        <w:t xml:space="preserve">表 3-27 文档生成功能构成</w:t>
+      </w:r>
+    </w:p>
+    <w:tbl>
+      <w:tblPr>
+        <w:tblStyle w:val="afffffffff8"/>
+        <w:tblW w:w="9599" w:type="dxa"/>
+        <w:jc w:val="center"/>
+        <w:tblBorders>
+          <w:top w:val="single" w:color="000000" w:sz="12"/>
+          <w:left w:val="single" w:color="000000" w:sz="12"/>
+          <w:bottom w:val="single" w:color="000000" w:sz="12"/>
+          <w:right w:val="single" w:color="000000" w:sz="12"/>
+          <w:insideH w:val="single" w:color="000000" w:sz="6"/>
+          <w:insideV w:val="single" w:color="000000" w:sz="6"/>
+        </w:tblBorders>
+        <w:tblLayout w:type="fixed"/>
+        <w:tblLook w:val="04A0"/>
+      </w:tblPr>
+      <w:tblGrid>
+        <w:gridCol w:w="1994"/>
+        <w:gridCol w:w="4415"/>
+        <w:gridCol w:w="3190"/>
+      </w:tblGrid>
+      <w:tr>
+        <w:trPr>
+          <w:cantSplit/>
+          <w:tblHeader/>
+        </w:trPr>
+        <w:tc>
+          <w:p>
+            <w:pPr>
+              <w:jc w:val="center"/>
+            </w:pPr>
+            <w:r>
+              <w:rPr>
+                <w:rFonts w:ascii="Times New Roman" w:hAnsi="Times New Roman" w:eastAsia="黑体"/>
+                <w:b/>
+                <w:sz w:val="21"/>
+              </w:rPr>
+              <w:t xml:space="preserve">子功能</w:t>
+            </w:r>
+          </w:p>
+        </w:tc>
+        <w:tc>
+          <w:p>
+            <w:pPr>
+              <w:jc w:val="center"/>
+            </w:pPr>
+            <w:r>
+              <w:rPr>
+                <w:rFonts w:ascii="Times New Roman" w:hAnsi="Times New Roman" w:eastAsia="黑体"/>
+                <w:b/>
+                <w:sz w:val="21"/>
+              </w:rPr>
+              <w:t xml:space="preserve">说明</w:t>
+            </w:r>
+          </w:p>
+        </w:tc>
+        <w:tc>
+          <w:p>
+            <w:pPr>
+              <w:jc w:val="center"/>
+            </w:pPr>
+            <w:r>
+              <w:rPr>
+                <w:rFonts w:ascii="Times New Roman" w:hAnsi="Times New Roman" w:eastAsia="黑体"/>
+                <w:b/>
+                <w:sz w:val="21"/>
+              </w:rPr>
+              <w:t xml:space="preserve">接口</w:t>
+            </w:r>
+          </w:p>
+        </w:tc>
+      </w:tr>
+      <w:tr>
+        <w:trPr>
+          <w:cantSplit/>
+        </w:trPr>
+        <w:tc>
+          <w:p>
+            <w:pPr>
+              <w:jc w:val="center"/>
+            </w:pPr>
+            <w:r>
+              <w:rPr>
+                <w:rFonts w:ascii="Times New Roman" w:hAnsi="Times New Roman" w:eastAsia="宋体"/>
+                <w:sz w:val="21"/>
+              </w:rPr>
+              <w:t xml:space="preserve">模板上传</w:t>
+            </w:r>
+          </w:p>
+        </w:tc>
+        <w:tc>
+          <w:p>
+            <w:pPr>
+              <w:jc w:val="center"/>
+            </w:pPr>
+            <w:r>
+              <w:rPr>
+                <w:rFonts w:ascii="Times New Roman" w:hAnsi="Times New Roman" w:eastAsia="宋体"/>
+                <w:sz w:val="21"/>
+              </w:rPr>
+              <w:t xml:space="preserve">按文档类型上传 docx 模板</w:t>
+            </w:r>
+          </w:p>
+        </w:tc>
+        <w:tc>
+          <w:p>
+            <w:pPr>
+              <w:jc w:val="left"/>
+            </w:pPr>
+            <w:r>
+              <w:rPr>
+                <w:rFonts w:ascii="Times New Roman" w:hAnsi="Times New Roman" w:eastAsia="宋体"/>
+                <w:sz w:val="21"/>
+              </w:rPr>
+              <w:t xml:space="preserve">POST /documentUpload/file</w:t>
+            </w:r>
+          </w:p>
+        </w:tc>
+      </w:tr>
+      <w:tr>
+        <w:trPr>
+          <w:cantSplit/>
+        </w:trPr>
+        <w:tc>
+          <w:p>
+            <w:pPr>
+              <w:jc w:val="center"/>
+            </w:pPr>
+            <w:r>
+              <w:rPr>
+                <w:rFonts w:ascii="Times New Roman" w:hAnsi="Times New Roman" w:eastAsia="宋体"/>
+                <w:sz w:val="21"/>
+              </w:rPr>
+              <w:t xml:space="preserve">片段选取</w:t>
+            </w:r>
+          </w:p>
+        </w:tc>
+        <w:tc>
+          <w:p>
+            <w:pPr>
+              <w:jc w:val="center"/>
+            </w:pPr>
+            <w:r>
+              <w:rPr>
+                <w:rFonts w:ascii="Times New Roman" w:hAnsi="Times New Roman" w:eastAsia="宋体"/>
+                <w:sz w:val="21"/>
+              </w:rPr>
+              <w:t xml:space="preserve">列出已编辑片段供勾选覆盖</w:t>
+            </w:r>
+          </w:p>
+        </w:tc>
+        <w:tc>
+          <w:p>
+            <w:pPr>
+              <w:jc w:val="left"/>
+            </w:pPr>
+            <w:r>
+              <w:rPr>
+                <w:rFonts w:ascii="Times New Roman" w:hAnsi="Times New Roman" w:eastAsia="宋体"/>
+                <w:sz w:val="21"/>
+              </w:rPr>
+              <w:t xml:space="preserve">GET /createfragment/get_fragments</w:t>
+            </w:r>
+          </w:p>
+        </w:tc>
+      </w:tr>
+      <w:tr>
+        <w:trPr>
+          <w:cantSplit/>
+        </w:trPr>
+        <w:tc>
+          <w:p>
+            <w:pPr>
+              <w:jc w:val="center"/>
+            </w:pPr>
+            <w:r>
+              <w:rPr>
+                <w:rFonts w:ascii="Times New Roman" w:hAnsi="Times New Roman" w:eastAsia="宋体"/>
+                <w:sz w:val="21"/>
+              </w:rPr>
+              <w:t xml:space="preserve">章节片段生成</w:t>
+            </w:r>
+          </w:p>
+        </w:tc>
+        <w:tc>
+          <w:p>
+            <w:pPr>
+              <w:jc w:val="center"/>
+            </w:pPr>
+            <w:r>
+              <w:rPr>
+                <w:rFonts w:ascii="Times New Roman" w:hAnsi="Times New Roman" w:eastAsia="宋体"/>
+                <w:sz w:val="21"/>
+              </w:rPr>
+              <w:t xml:space="preserve">按章节把项目数据渲染为片段</w:t>
+            </w:r>
+          </w:p>
+        </w:tc>
+        <w:tc>
+          <w:p>
+            <w:pPr>
+              <w:jc w:val="left"/>
+            </w:pPr>
+            <w:r>
+              <w:rPr>
+                <w:rFonts w:ascii="Times New Roman" w:hAnsi="Times New Roman" w:eastAsia="宋体"/>
+                <w:sz w:val="21"/>
+              </w:rPr>
+              <w:t xml:space="preserve">GET /generate*、/generateSM/* 等</w:t>
+            </w:r>
+          </w:p>
+        </w:tc>
+      </w:tr>
+      <w:tr>
+        <w:trPr>
+          <w:cantSplit/>
+        </w:trPr>
+        <w:tc>
+          <w:p>
+            <w:pPr>
+              <w:jc w:val="center"/>
+            </w:pPr>
+            <w:r>
+              <w:rPr>
+                <w:rFonts w:ascii="Times New Roman" w:hAnsi="Times New Roman" w:eastAsia="宋体"/>
+                <w:sz w:val="21"/>
+              </w:rPr>
+              <w:t xml:space="preserve">文档组装</w:t>
+            </w:r>
+          </w:p>
+        </w:tc>
+        <w:tc>
+          <w:p>
+            <w:pPr>
+              <w:jc w:val="center"/>
+            </w:pPr>
+            <w:r>
+              <w:rPr>
+                <w:rFonts w:ascii="Times New Roman" w:hAnsi="Times New Roman" w:eastAsia="宋体"/>
+                <w:sz w:val="21"/>
+              </w:rPr>
+              <w:t xml:space="preserve">模板 + 片段合并并二次渲染</w:t>
+            </w:r>
+          </w:p>
+        </w:tc>
+        <w:tc>
+          <w:p>
+            <w:pPr>
+              <w:jc w:val="left"/>
+            </w:pPr>
+            <w:r>
+              <w:rPr>
+                <w:rFonts w:ascii="Times New Roman" w:hAnsi="Times New Roman" w:eastAsia="宋体"/>
+                <w:sz w:val="21"/>
+              </w:rPr>
+              <w:t xml:space="preserve">POST /create/{类型}Document</w:t>
+            </w:r>
+          </w:p>
+        </w:tc>
+      </w:tr>
+      <w:tr>
+        <w:trPr>
+          <w:cantSplit/>
+        </w:trPr>
+        <w:tc>
+          <w:p>
+            <w:pPr>
+              <w:jc w:val="center"/>
+            </w:pPr>
+            <w:r>
+              <w:rPr>
+                <w:rFonts w:ascii="Times New Roman" w:hAnsi="Times New Roman" w:eastAsia="宋体"/>
+                <w:sz w:val="21"/>
+              </w:rPr>
+              <w:t xml:space="preserve">文档下载</w:t>
+            </w:r>
+          </w:p>
+        </w:tc>
+        <w:tc>
+          <w:p>
+            <w:pPr>
+              <w:jc w:val="center"/>
+            </w:pPr>
+            <w:r>
+              <w:rPr>
+                <w:rFonts w:ascii="Times New Roman" w:hAnsi="Times New Roman" w:eastAsia="宋体"/>
+                <w:sz w:val="21"/>
+              </w:rPr>
+              <w:t xml:space="preserve">一次性令牌换取文件流</w:t>
+            </w:r>
+          </w:p>
+        </w:tc>
+        <w:tc>
+          <w:p>
+            <w:pPr>
+              <w:jc w:val="left"/>
+            </w:pPr>
+            <w:r>
+              <w:rPr>
+                <w:rFonts w:ascii="Times New Roman" w:hAnsi="Times New Roman" w:eastAsia="宋体"/>
+                <w:sz w:val="21"/>
+              </w:rPr>
+              <w:t xml:space="preserve">GET /create/download/{token}</w:t>
+            </w:r>
+          </w:p>
+        </w:tc>
+      </w:tr>
+      <w:tr>
+        <w:trPr>
+          <w:cantSplit/>
+        </w:trPr>
+        <w:tc>
+          <w:p>
+            <w:pPr>
+              <w:jc w:val="center"/>
+            </w:pPr>
+            <w:r>
+              <w:rPr>
+                <w:rFonts w:ascii="Times New Roman" w:hAnsi="Times New Roman" w:eastAsia="宋体"/>
+                <w:sz w:val="21"/>
+              </w:rPr>
+              <w:t xml:space="preserve">片段维护</w:t>
+            </w:r>
+          </w:p>
+        </w:tc>
+        <w:tc>
+          <w:p>
+            <w:pPr>
+              <w:jc w:val="center"/>
+            </w:pPr>
+            <w:r>
+              <w:rPr>
+                <w:rFonts w:ascii="Times New Roman" w:hAnsi="Times New Roman" w:eastAsia="宋体"/>
+                <w:sz w:val="21"/>
+              </w:rPr>
+              <w:t xml:space="preserve">富文本编辑章节内容</w:t>
+            </w:r>
+          </w:p>
+        </w:tc>
+        <w:tc>
+          <w:p>
+            <w:pPr>
+              <w:jc w:val="left"/>
+            </w:pPr>
+            <w:r>
+              <w:rPr>
+                <w:rFonts w:ascii="Times New Roman" w:hAnsi="Times New Roman" w:eastAsia="宋体"/>
+                <w:sz w:val="21"/>
+              </w:rPr>
+              <w:t xml:space="preserve">GET/POST/PUT /system/userField/*</w:t>
+            </w:r>
+          </w:p>
+        </w:tc>
+      </w:tr>
+    </w:tbl>
+    <w:p>
+      <w:pPr/>
+      <w:r>
+        <w:rPr/>
+        <w:t xml:space="preserve"/>
+      </w:r>
+    </w:p>
+    <w:p>
+      <w:pPr>
+        <w:pStyle w:val="4"/>
+      </w:pPr>
+      <w:r>
+        <w:rPr/>
+        <w:t xml:space="preserve">业务规则</w:t>
+      </w:r>
+    </w:p>
+    <w:p>
+      <w:pPr>
+        <w:spacing w:line="360" w:lineRule="auto"/>
+        <w:ind w:left="480"/>
+        <w:jc w:val="both"/>
+      </w:pPr>
+      <w:r>
+        <w:rPr>
+          <w:rFonts w:ascii="Times New Roman" w:hAnsi="Times New Roman" w:eastAsia="宋体"/>
+          <w:sz w:val="24"/>
+        </w:rPr>
+        <w:t xml:space="preserve">· 七类文档分别对应独立的组装入口与片段控制器；</w:t>
+      </w:r>
+    </w:p>
+    <w:p>
+      <w:pPr>
+        <w:spacing w:line="360" w:lineRule="auto"/>
+        <w:ind w:left="480"/>
+        <w:jc w:val="both"/>
+      </w:pPr>
+      <w:r>
+        <w:rPr>
+          <w:rFonts w:ascii="Times New Roman" w:hAnsi="Times New Roman" w:eastAsia="宋体"/>
+          <w:sz w:val="24"/>
+        </w:rPr>
+        <w:t xml:space="preserve">· 生成前勾选的片段用最新数据覆盖，未勾选的保留人工编辑内容；</w:t>
+      </w:r>
+    </w:p>
+    <w:p>
+      <w:pPr>
+        <w:spacing w:line="360" w:lineRule="auto"/>
+        <w:ind w:left="480"/>
+        <w:jc w:val="both"/>
+      </w:pPr>
+      <w:r>
+        <w:rPr>
+          <w:rFonts w:ascii="Times New Roman" w:hAnsi="Times New Roman" w:eastAsia="宋体"/>
+          <w:sz w:val="24"/>
+        </w:rPr>
+        <w:t xml:space="preserve">· 鉴定测试与第三方测试按项目 report_type 渲染不同文案；</w:t>
+      </w:r>
+    </w:p>
+    <w:p>
+      <w:pPr>
+        <w:spacing w:line="360" w:lineRule="auto"/>
+        <w:ind w:left="480"/>
+        <w:jc w:val="both"/>
+      </w:pPr>
+      <w:r>
+        <w:rPr>
+          <w:rFonts w:ascii="Times New Roman" w:hAnsi="Times New Roman" w:eastAsia="宋体"/>
+          <w:sz w:val="24"/>
+        </w:rPr>
+        <w:t xml:space="preserve">· 模板被 Word 占用时给出明确提示，不产生半成品文件；</w:t>
+      </w:r>
+    </w:p>
+    <w:p>
+      <w:pPr>
+        <w:spacing w:line="360" w:lineRule="auto"/>
+        <w:ind w:left="480"/>
+        <w:jc w:val="both"/>
+      </w:pPr>
+      <w:r>
+        <w:rPr>
+          <w:rFonts w:ascii="Times New Roman" w:hAnsi="Times New Roman" w:eastAsia="宋体"/>
+          <w:sz w:val="24"/>
+        </w:rPr>
+        <w:t xml:space="preserve">· 下载令牌一次性、10 分钟有效。</w:t>
+      </w:r>
+    </w:p>
+    <w:p>
+      <w:pPr>
+        <w:pStyle w:val="4"/>
+      </w:pPr>
+      <w:r>
+        <w:rPr/>
+        <w:t xml:space="preserve">数据要求</w:t>
+      </w:r>
+    </w:p>
+    <w:p>
+      <w:pPr>
+        <w:spacing w:line="360" w:lineRule="auto"/>
+        <w:ind w:left="480"/>
+        <w:jc w:val="both"/>
+      </w:pPr>
+      <w:r>
+        <w:rPr>
+          <w:rFonts w:ascii="Times New Roman" w:hAnsi="Times New Roman" w:eastAsia="宋体"/>
+          <w:sz w:val="24"/>
+        </w:rPr>
+        <w:t xml:space="preserve">模板与成品存放于 media/&lt;项目标识&gt;/form_template/ 与 final_seitai/；章节片段富文本存于 fragment_core 表。</w:t>
+      </w:r>
+    </w:p>
+    <w:p>
+      <w:pPr>
         <w:pStyle w:val="30"/>
       </w:pPr>
       <w:r>
@@ -5597,7 +8457,7 @@
           <w:rFonts w:ascii="Times New Roman" w:hAnsi="Times New Roman" w:eastAsia="黑体"/>
           <w:sz w:val="21"/>
         </w:rPr>
-        <w:t xml:space="preserve">表 3-11 数据管理需求</w:t>
+        <w:t xml:space="preserve">表 3-28 数据管理需求</w:t>
       </w:r>
     </w:p>
     <w:tbl>
@@ -6058,6 +8918,492 @@
     </w:p>
     <w:p>
       <w:pPr>
+        <w:pStyle w:val="4"/>
+      </w:pPr>
+      <w:r>
+        <w:rPr/>
+        <w:t xml:space="preserve">功能构成</w:t>
+      </w:r>
+    </w:p>
+    <w:p>
+      <w:pPr>
+        <w:spacing w:before="120" w:after="60"/>
+        <w:jc w:val="center"/>
+      </w:pPr>
+      <w:r>
+        <w:rPr>
+          <w:rFonts w:ascii="Times New Roman" w:hAnsi="Times New Roman" w:eastAsia="黑体"/>
+          <w:sz w:val="21"/>
+        </w:rPr>
+        <w:t xml:space="preserve">表 3-29 数据管理功能构成</w:t>
+      </w:r>
+    </w:p>
+    <w:tbl>
+      <w:tblPr>
+        <w:tblStyle w:val="afffffffff8"/>
+        <w:tblW w:w="9599" w:type="dxa"/>
+        <w:jc w:val="center"/>
+        <w:tblBorders>
+          <w:top w:val="single" w:color="000000" w:sz="12"/>
+          <w:left w:val="single" w:color="000000" w:sz="12"/>
+          <w:bottom w:val="single" w:color="000000" w:sz="12"/>
+          <w:right w:val="single" w:color="000000" w:sz="12"/>
+          <w:insideH w:val="single" w:color="000000" w:sz="6"/>
+          <w:insideV w:val="single" w:color="000000" w:sz="6"/>
+        </w:tblBorders>
+        <w:tblLayout w:type="fixed"/>
+        <w:tblLook w:val="04A0"/>
+      </w:tblPr>
+      <w:tblGrid>
+        <w:gridCol w:w="1794"/>
+        <w:gridCol w:w="4415"/>
+        <w:gridCol w:w="3390"/>
+      </w:tblGrid>
+      <w:tr>
+        <w:trPr>
+          <w:cantSplit/>
+          <w:tblHeader/>
+        </w:trPr>
+        <w:tc>
+          <w:p>
+            <w:pPr>
+              <w:jc w:val="center"/>
+            </w:pPr>
+            <w:r>
+              <w:rPr>
+                <w:rFonts w:ascii="Times New Roman" w:hAnsi="Times New Roman" w:eastAsia="黑体"/>
+                <w:b/>
+                <w:sz w:val="21"/>
+              </w:rPr>
+              <w:t xml:space="preserve">子功能</w:t>
+            </w:r>
+          </w:p>
+        </w:tc>
+        <w:tc>
+          <w:p>
+            <w:pPr>
+              <w:jc w:val="center"/>
+            </w:pPr>
+            <w:r>
+              <w:rPr>
+                <w:rFonts w:ascii="Times New Roman" w:hAnsi="Times New Roman" w:eastAsia="黑体"/>
+                <w:b/>
+                <w:sz w:val="21"/>
+              </w:rPr>
+              <w:t xml:space="preserve">说明</w:t>
+            </w:r>
+          </w:p>
+        </w:tc>
+        <w:tc>
+          <w:p>
+            <w:pPr>
+              <w:jc w:val="center"/>
+            </w:pPr>
+            <w:r>
+              <w:rPr>
+                <w:rFonts w:ascii="Times New Roman" w:hAnsi="Times New Roman" w:eastAsia="黑体"/>
+                <w:b/>
+                <w:sz w:val="21"/>
+              </w:rPr>
+              <w:t xml:space="preserve">接口</w:t>
+            </w:r>
+          </w:p>
+        </w:tc>
+      </w:tr>
+      <w:tr>
+        <w:trPr>
+          <w:cantSplit/>
+        </w:trPr>
+        <w:tc>
+          <w:p>
+            <w:pPr>
+              <w:jc w:val="center"/>
+            </w:pPr>
+            <w:r>
+              <w:rPr>
+                <w:rFonts w:ascii="Times New Roman" w:hAnsi="Times New Roman" w:eastAsia="宋体"/>
+                <w:sz w:val="21"/>
+              </w:rPr>
+              <w:t xml:space="preserve">数据字典</w:t>
+            </w:r>
+          </w:p>
+        </w:tc>
+        <w:tc>
+          <w:p>
+            <w:pPr>
+              <w:jc w:val="center"/>
+            </w:pPr>
+            <w:r>
+              <w:rPr>
+                <w:rFonts w:ascii="Times New Roman" w:hAnsi="Times New Roman" w:eastAsia="宋体"/>
+                <w:sz w:val="21"/>
+              </w:rPr>
+              <w:t xml:space="preserve">字典类与字典项的增删改查、启停与排序</w:t>
+            </w:r>
+          </w:p>
+        </w:tc>
+        <w:tc>
+          <w:p>
+            <w:pPr>
+              <w:jc w:val="left"/>
+            </w:pPr>
+            <w:r>
+              <w:rPr>
+                <w:rFonts w:ascii="Times New Roman" w:hAnsi="Times New Roman" w:eastAsia="宋体"/>
+                <w:sz w:val="21"/>
+              </w:rPr>
+              <w:t xml:space="preserve">GET/POST/PUT /system/dataDict/*</w:t>
+            </w:r>
+          </w:p>
+        </w:tc>
+      </w:tr>
+      <w:tr>
+        <w:trPr>
+          <w:cantSplit/>
+        </w:trPr>
+        <w:tc>
+          <w:p>
+            <w:pPr>
+              <w:jc w:val="center"/>
+            </w:pPr>
+            <w:r>
+              <w:rPr>
+                <w:rFonts w:ascii="Times New Roman" w:hAnsi="Times New Roman" w:eastAsia="宋体"/>
+                <w:sz w:val="21"/>
+              </w:rPr>
+              <w:t xml:space="preserve">单位信息库</w:t>
+            </w:r>
+          </w:p>
+        </w:tc>
+        <w:tc>
+          <w:p>
+            <w:pPr>
+              <w:jc w:val="center"/>
+            </w:pPr>
+            <w:r>
+              <w:rPr>
+                <w:rFonts w:ascii="Times New Roman" w:hAnsi="Times New Roman" w:eastAsia="宋体"/>
+                <w:sz w:val="21"/>
+              </w:rPr>
+              <w:t xml:space="preserve">委托方/研制方/测试方单位与联系人</w:t>
+            </w:r>
+          </w:p>
+        </w:tc>
+        <w:tc>
+          <w:p>
+            <w:pPr>
+              <w:jc w:val="left"/>
+            </w:pPr>
+            <w:r>
+              <w:rPr>
+                <w:rFonts w:ascii="Times New Roman" w:hAnsi="Times New Roman" w:eastAsia="宋体"/>
+                <w:sz w:val="21"/>
+              </w:rPr>
+              <w:t xml:space="preserve">GET/POST /system/contact/*</w:t>
+            </w:r>
+          </w:p>
+        </w:tc>
+      </w:tr>
+      <w:tr>
+        <w:trPr>
+          <w:cantSplit/>
+        </w:trPr>
+        <w:tc>
+          <w:p>
+            <w:pPr>
+              <w:jc w:val="center"/>
+            </w:pPr>
+            <w:r>
+              <w:rPr>
+                <w:rFonts w:ascii="Times New Roman" w:hAnsi="Times New Roman" w:eastAsia="宋体"/>
+                <w:sz w:val="21"/>
+              </w:rPr>
+              <w:t xml:space="preserve">缩略语库</w:t>
+            </w:r>
+          </w:p>
+        </w:tc>
+        <w:tc>
+          <w:p>
+            <w:pPr>
+              <w:jc w:val="center"/>
+            </w:pPr>
+            <w:r>
+              <w:rPr>
+                <w:rFonts w:ascii="Times New Roman" w:hAnsi="Times New Roman" w:eastAsia="宋体"/>
+                <w:sz w:val="21"/>
+              </w:rPr>
+              <w:t xml:space="preserve">缩略语与描述，供文档章节引用</w:t>
+            </w:r>
+          </w:p>
+        </w:tc>
+        <w:tc>
+          <w:p>
+            <w:pPr>
+              <w:jc w:val="left"/>
+            </w:pPr>
+            <w:r>
+              <w:rPr>
+                <w:rFonts w:ascii="Times New Roman" w:hAnsi="Times New Roman" w:eastAsia="宋体"/>
+                <w:sz w:val="21"/>
+              </w:rPr>
+              <w:t xml:space="preserve">GET/POST /system/abbreviation/*</w:t>
+            </w:r>
+          </w:p>
+        </w:tc>
+      </w:tr>
+      <w:tr>
+        <w:trPr>
+          <w:cantSplit/>
+        </w:trPr>
+        <w:tc>
+          <w:p>
+            <w:pPr>
+              <w:jc w:val="center"/>
+            </w:pPr>
+            <w:r>
+              <w:rPr>
+                <w:rFonts w:ascii="Times New Roman" w:hAnsi="Times New Roman" w:eastAsia="宋体"/>
+                <w:sz w:val="21"/>
+              </w:rPr>
+              <w:t xml:space="preserve">数据备份</w:t>
+            </w:r>
+          </w:p>
+        </w:tc>
+        <w:tc>
+          <w:p>
+            <w:pPr>
+              <w:jc w:val="center"/>
+            </w:pPr>
+            <w:r>
+              <w:rPr>
+                <w:rFonts w:ascii="Times New Roman" w:hAnsi="Times New Roman" w:eastAsia="宋体"/>
+                <w:sz w:val="21"/>
+              </w:rPr>
+              <w:t xml:space="preserve">按项目或全量、全量或增量备份</w:t>
+            </w:r>
+          </w:p>
+        </w:tc>
+        <w:tc>
+          <w:p>
+            <w:pPr>
+              <w:jc w:val="left"/>
+            </w:pPr>
+            <w:r>
+              <w:rPr>
+                <w:rFonts w:ascii="Times New Roman" w:hAnsi="Times New Roman" w:eastAsia="宋体"/>
+                <w:sz w:val="21"/>
+              </w:rPr>
+              <w:t xml:space="preserve">POST /system/backup/create</w:t>
+            </w:r>
+          </w:p>
+        </w:tc>
+      </w:tr>
+      <w:tr>
+        <w:trPr>
+          <w:cantSplit/>
+        </w:trPr>
+        <w:tc>
+          <w:p>
+            <w:pPr>
+              <w:jc w:val="center"/>
+            </w:pPr>
+            <w:r>
+              <w:rPr>
+                <w:rFonts w:ascii="Times New Roman" w:hAnsi="Times New Roman" w:eastAsia="宋体"/>
+                <w:sz w:val="21"/>
+              </w:rPr>
+              <w:t xml:space="preserve">数据恢复</w:t>
+            </w:r>
+          </w:p>
+        </w:tc>
+        <w:tc>
+          <w:p>
+            <w:pPr>
+              <w:jc w:val="center"/>
+            </w:pPr>
+            <w:r>
+              <w:rPr>
+                <w:rFonts w:ascii="Times New Roman" w:hAnsi="Times New Roman" w:eastAsia="宋体"/>
+                <w:sz w:val="21"/>
+              </w:rPr>
+              <w:t xml:space="preserve">校验摘要后按主键 upsert</w:t>
+            </w:r>
+          </w:p>
+        </w:tc>
+        <w:tc>
+          <w:p>
+            <w:pPr>
+              <w:jc w:val="left"/>
+            </w:pPr>
+            <w:r>
+              <w:rPr>
+                <w:rFonts w:ascii="Times New Roman" w:hAnsi="Times New Roman" w:eastAsia="宋体"/>
+                <w:sz w:val="21"/>
+              </w:rPr>
+              <w:t xml:space="preserve">POST /system/backup/{id}/restore</w:t>
+            </w:r>
+          </w:p>
+        </w:tc>
+      </w:tr>
+      <w:tr>
+        <w:trPr>
+          <w:cantSplit/>
+        </w:trPr>
+        <w:tc>
+          <w:p>
+            <w:pPr>
+              <w:jc w:val="center"/>
+            </w:pPr>
+            <w:r>
+              <w:rPr>
+                <w:rFonts w:ascii="Times New Roman" w:hAnsi="Times New Roman" w:eastAsia="宋体"/>
+                <w:sz w:val="21"/>
+              </w:rPr>
+              <w:t xml:space="preserve">备份下载/删除</w:t>
+            </w:r>
+          </w:p>
+        </w:tc>
+        <w:tc>
+          <w:p>
+            <w:pPr>
+              <w:jc w:val="center"/>
+            </w:pPr>
+            <w:r>
+              <w:rPr>
+                <w:rFonts w:ascii="Times New Roman" w:hAnsi="Times New Roman" w:eastAsia="宋体"/>
+                <w:sz w:val="21"/>
+              </w:rPr>
+              <w:t xml:space="preserve">导出 JSON、清理备份记录</w:t>
+            </w:r>
+          </w:p>
+        </w:tc>
+        <w:tc>
+          <w:p>
+            <w:pPr>
+              <w:jc w:val="left"/>
+            </w:pPr>
+            <w:r>
+              <w:rPr>
+                <w:rFonts w:ascii="Times New Roman" w:hAnsi="Times New Roman" w:eastAsia="宋体"/>
+                <w:sz w:val="21"/>
+              </w:rPr>
+              <w:t xml:space="preserve">GET /system/backup/{id}/download、DELETE /{id}</w:t>
+            </w:r>
+          </w:p>
+        </w:tc>
+      </w:tr>
+    </w:tbl>
+    <w:p>
+      <w:pPr/>
+      <w:r>
+        <w:rPr/>
+        <w:t xml:space="preserve"/>
+      </w:r>
+    </w:p>
+    <w:p>
+      <w:pPr>
+        <w:pStyle w:val="4"/>
+      </w:pPr>
+      <w:r>
+        <w:rPr/>
+        <w:t xml:space="preserve">业务规则</w:t>
+      </w:r>
+    </w:p>
+    <w:p>
+      <w:pPr>
+        <w:spacing w:line="360" w:lineRule="auto"/>
+        <w:ind w:left="480"/>
+        <w:jc w:val="both"/>
+      </w:pPr>
+      <w:r>
+        <w:rPr>
+          <w:rFonts w:ascii="Times New Roman" w:hAnsi="Times New Roman" w:eastAsia="宋体"/>
+          <w:sz w:val="24"/>
+        </w:rPr>
+        <w:t xml:space="preserve">· 字典为项目表单与文档渲染的取值来源，写操作限系统管理员；</w:t>
+      </w:r>
+    </w:p>
+    <w:p>
+      <w:pPr>
+        <w:spacing w:line="360" w:lineRule="auto"/>
+        <w:ind w:left="480"/>
+        <w:jc w:val="both"/>
+      </w:pPr>
+      <w:r>
+        <w:rPr>
+          <w:rFonts w:ascii="Times New Roman" w:hAnsi="Times New Roman" w:eastAsia="宋体"/>
+          <w:sz w:val="24"/>
+        </w:rPr>
+        <w:t xml:space="preserve">· 全量备份影响面大，仅系统管理员可执行；</w:t>
+      </w:r>
+    </w:p>
+    <w:p>
+      <w:pPr>
+        <w:spacing w:line="360" w:lineRule="auto"/>
+        <w:ind w:left="480"/>
+        <w:jc w:val="both"/>
+      </w:pPr>
+      <w:r>
+        <w:rPr>
+          <w:rFonts w:ascii="Times New Roman" w:hAnsi="Times New Roman" w:eastAsia="宋体"/>
+          <w:sz w:val="24"/>
+        </w:rPr>
+        <w:t xml:space="preserve">· 增量备份以同范围最近一次成功备份为水位线；</w:t>
+      </w:r>
+    </w:p>
+    <w:p>
+      <w:pPr>
+        <w:spacing w:line="360" w:lineRule="auto"/>
+        <w:ind w:left="480"/>
+        <w:jc w:val="both"/>
+      </w:pPr>
+      <w:r>
+        <w:rPr>
+          <w:rFonts w:ascii="Times New Roman" w:hAnsi="Times New Roman" w:eastAsia="宋体"/>
+          <w:sz w:val="24"/>
+        </w:rPr>
+        <w:t xml:space="preserve">· 恢复前校验 SHA-256 摘要，摘要不符一律拒绝；</w:t>
+      </w:r>
+    </w:p>
+    <w:p>
+      <w:pPr>
+        <w:spacing w:line="360" w:lineRule="auto"/>
+        <w:ind w:left="480"/>
+        <w:jc w:val="both"/>
+      </w:pPr>
+      <w:r>
+        <w:rPr>
+          <w:rFonts w:ascii="Times New Roman" w:hAnsi="Times New Roman" w:eastAsia="宋体"/>
+          <w:sz w:val="24"/>
+        </w:rPr>
+        <w:t xml:space="preserve">· 恢复按主键 upsert，可重复执行，单条失败不影响其余。</w:t>
+      </w:r>
+    </w:p>
+    <w:p>
+      <w:pPr>
+        <w:pStyle w:val="4"/>
+      </w:pPr>
+      <w:r>
+        <w:rPr/>
+        <w:t xml:space="preserve">数据要求</w:t>
+      </w:r>
+    </w:p>
+    <w:p>
+      <w:pPr>
+        <w:spacing w:line="360" w:lineRule="auto"/>
+        <w:ind w:left="480"/>
+        <w:jc w:val="both"/>
+      </w:pPr>
+      <w:r>
+        <w:rPr>
+          <w:rFonts w:ascii="Times New Roman" w:hAnsi="Times New Roman" w:eastAsia="宋体"/>
+          <w:sz w:val="24"/>
+        </w:rPr>
+        <w:t xml:space="preserve">备份覆盖 26 张业务表，逐表导出为 JSON 并记录条数、大小与摘要；抗抵赖证据与完整性标签不纳入备份。</w:t>
+      </w:r>
+    </w:p>
+    <w:p>
+      <w:pPr>
         <w:pStyle w:val="30"/>
       </w:pPr>
       <w:r>
@@ -6103,7 +9449,7 @@
           <w:rFonts w:ascii="Times New Roman" w:hAnsi="Times New Roman" w:eastAsia="黑体"/>
           <w:sz w:val="21"/>
         </w:rPr>
-        <w:t xml:space="preserve">表 3-12 日志与审计需求</w:t>
+        <w:t xml:space="preserve">表 3-30 日志与审计需求</w:t>
       </w:r>
     </w:p>
     <w:tbl>
@@ -6517,6 +9863,478 @@
     </w:p>
     <w:p>
       <w:pPr>
+        <w:pStyle w:val="4"/>
+      </w:pPr>
+      <w:r>
+        <w:rPr/>
+        <w:t xml:space="preserve">功能构成</w:t>
+      </w:r>
+    </w:p>
+    <w:p>
+      <w:pPr>
+        <w:spacing w:before="120" w:after="60"/>
+        <w:jc w:val="center"/>
+      </w:pPr>
+      <w:r>
+        <w:rPr>
+          <w:rFonts w:ascii="Times New Roman" w:hAnsi="Times New Roman" w:eastAsia="黑体"/>
+          <w:sz w:val="21"/>
+        </w:rPr>
+        <w:t xml:space="preserve">表 3-37 日志与审计功能构成</w:t>
+      </w:r>
+    </w:p>
+    <w:tbl>
+      <w:tblPr>
+        <w:tblStyle w:val="afffffffff8"/>
+        <w:tblW w:w="9599" w:type="dxa"/>
+        <w:jc w:val="center"/>
+        <w:tblBorders>
+          <w:top w:val="single" w:color="000000" w:sz="12"/>
+          <w:left w:val="single" w:color="000000" w:sz="12"/>
+          <w:bottom w:val="single" w:color="000000" w:sz="12"/>
+          <w:right w:val="single" w:color="000000" w:sz="12"/>
+          <w:insideH w:val="single" w:color="000000" w:sz="6"/>
+          <w:insideV w:val="single" w:color="000000" w:sz="6"/>
+        </w:tblBorders>
+        <w:tblLayout w:type="fixed"/>
+        <w:tblLook w:val="04A0"/>
+      </w:tblPr>
+      <w:tblGrid>
+        <w:gridCol w:w="1994"/>
+        <w:gridCol w:w="4415"/>
+        <w:gridCol w:w="3190"/>
+      </w:tblGrid>
+      <w:tr>
+        <w:trPr>
+          <w:cantSplit/>
+          <w:tblHeader/>
+        </w:trPr>
+        <w:tc>
+          <w:p>
+            <w:pPr>
+              <w:jc w:val="center"/>
+            </w:pPr>
+            <w:r>
+              <w:rPr>
+                <w:rFonts w:ascii="Times New Roman" w:hAnsi="Times New Roman" w:eastAsia="黑体"/>
+                <w:b/>
+                <w:sz w:val="21"/>
+              </w:rPr>
+              <w:t xml:space="preserve">子功能</w:t>
+            </w:r>
+          </w:p>
+        </w:tc>
+        <w:tc>
+          <w:p>
+            <w:pPr>
+              <w:jc w:val="center"/>
+            </w:pPr>
+            <w:r>
+              <w:rPr>
+                <w:rFonts w:ascii="Times New Roman" w:hAnsi="Times New Roman" w:eastAsia="黑体"/>
+                <w:b/>
+                <w:sz w:val="21"/>
+              </w:rPr>
+              <w:t xml:space="preserve">说明</w:t>
+            </w:r>
+          </w:p>
+        </w:tc>
+        <w:tc>
+          <w:p>
+            <w:pPr>
+              <w:jc w:val="center"/>
+            </w:pPr>
+            <w:r>
+              <w:rPr>
+                <w:rFonts w:ascii="Times New Roman" w:hAnsi="Times New Roman" w:eastAsia="黑体"/>
+                <w:b/>
+                <w:sz w:val="21"/>
+              </w:rPr>
+              <w:t xml:space="preserve">接口</w:t>
+            </w:r>
+          </w:p>
+        </w:tc>
+      </w:tr>
+      <w:tr>
+        <w:trPr>
+          <w:cantSplit/>
+        </w:trPr>
+        <w:tc>
+          <w:p>
+            <w:pPr>
+              <w:jc w:val="center"/>
+            </w:pPr>
+            <w:r>
+              <w:rPr>
+                <w:rFonts w:ascii="Times New Roman" w:hAnsi="Times New Roman" w:eastAsia="宋体"/>
+                <w:sz w:val="21"/>
+              </w:rPr>
+              <w:t xml:space="preserve">统一安全审计</w:t>
+            </w:r>
+          </w:p>
+        </w:tc>
+        <w:tc>
+          <w:p>
+            <w:pPr>
+              <w:jc w:val="center"/>
+            </w:pPr>
+            <w:r>
+              <w:rPr>
+                <w:rFonts w:ascii="Times New Roman" w:hAnsi="Times New Roman" w:eastAsia="宋体"/>
+                <w:sz w:val="21"/>
+              </w:rPr>
+              <w:t xml:space="preserve">13 类核心安全事件的检索与告警高亮</w:t>
+            </w:r>
+          </w:p>
+        </w:tc>
+        <w:tc>
+          <w:p>
+            <w:pPr>
+              <w:jc w:val="left"/>
+            </w:pPr>
+            <w:r>
+              <w:rPr>
+                <w:rFonts w:ascii="Times New Roman" w:hAnsi="Times New Roman" w:eastAsia="宋体"/>
+                <w:sz w:val="21"/>
+              </w:rPr>
+              <w:t xml:space="preserve">GET /system/log/auditLogList</w:t>
+            </w:r>
+          </w:p>
+        </w:tc>
+      </w:tr>
+      <w:tr>
+        <w:trPr>
+          <w:cantSplit/>
+        </w:trPr>
+        <w:tc>
+          <w:p>
+            <w:pPr>
+              <w:jc w:val="center"/>
+            </w:pPr>
+            <w:r>
+              <w:rPr>
+                <w:rFonts w:ascii="Times New Roman" w:hAnsi="Times New Roman" w:eastAsia="宋体"/>
+                <w:sz w:val="21"/>
+              </w:rPr>
+              <w:t xml:space="preserve">接口操作日志</w:t>
+            </w:r>
+          </w:p>
+        </w:tc>
+        <w:tc>
+          <w:p>
+            <w:pPr>
+              <w:jc w:val="center"/>
+            </w:pPr>
+            <w:r>
+              <w:rPr>
+                <w:rFonts w:ascii="Times New Roman" w:hAnsi="Times New Roman" w:eastAsia="宋体"/>
+                <w:sz w:val="21"/>
+              </w:rPr>
+              <w:t xml:space="preserve">HTTP 请求级记录，含参数与响应码</w:t>
+            </w:r>
+          </w:p>
+        </w:tc>
+        <w:tc>
+          <w:p>
+            <w:pPr>
+              <w:jc w:val="left"/>
+            </w:pPr>
+            <w:r>
+              <w:rPr>
+                <w:rFonts w:ascii="Times New Roman" w:hAnsi="Times New Roman" w:eastAsia="宋体"/>
+                <w:sz w:val="21"/>
+              </w:rPr>
+              <w:t xml:space="preserve">GET /system/log/list</w:t>
+            </w:r>
+          </w:p>
+        </w:tc>
+      </w:tr>
+      <w:tr>
+        <w:trPr>
+          <w:cantSplit/>
+        </w:trPr>
+        <w:tc>
+          <w:p>
+            <w:pPr>
+              <w:jc w:val="center"/>
+            </w:pPr>
+            <w:r>
+              <w:rPr>
+                <w:rFonts w:ascii="Times New Roman" w:hAnsi="Times New Roman" w:eastAsia="宋体"/>
+                <w:sz w:val="21"/>
+              </w:rPr>
+              <w:t xml:space="preserve">数据操作日志</w:t>
+            </w:r>
+          </w:p>
+        </w:tc>
+        <w:tc>
+          <w:p>
+            <w:pPr>
+              <w:jc w:val="center"/>
+            </w:pPr>
+            <w:r>
+              <w:rPr>
+                <w:rFonts w:ascii="Times New Roman" w:hAnsi="Times New Roman" w:eastAsia="宋体"/>
+                <w:sz w:val="21"/>
+              </w:rPr>
+              <w:t xml:space="preserve">业务数据级变更记录</w:t>
+            </w:r>
+          </w:p>
+        </w:tc>
+        <w:tc>
+          <w:p>
+            <w:pPr>
+              <w:jc w:val="left"/>
+            </w:pPr>
+            <w:r>
+              <w:rPr>
+                <w:rFonts w:ascii="Times New Roman" w:hAnsi="Times New Roman" w:eastAsia="宋体"/>
+                <w:sz w:val="21"/>
+              </w:rPr>
+              <w:t xml:space="preserve">GET /system/log/operations</w:t>
+            </w:r>
+          </w:p>
+        </w:tc>
+      </w:tr>
+      <w:tr>
+        <w:trPr>
+          <w:cantSplit/>
+        </w:trPr>
+        <w:tc>
+          <w:p>
+            <w:pPr>
+              <w:jc w:val="center"/>
+            </w:pPr>
+            <w:r>
+              <w:rPr>
+                <w:rFonts w:ascii="Times New Roman" w:hAnsi="Times New Roman" w:eastAsia="宋体"/>
+                <w:sz w:val="21"/>
+              </w:rPr>
+              <w:t xml:space="preserve">登录日志</w:t>
+            </w:r>
+          </w:p>
+        </w:tc>
+        <w:tc>
+          <w:p>
+            <w:pPr>
+              <w:jc w:val="center"/>
+            </w:pPr>
+            <w:r>
+              <w:rPr>
+                <w:rFonts w:ascii="Times New Roman" w:hAnsi="Times New Roman" w:eastAsia="宋体"/>
+                <w:sz w:val="21"/>
+              </w:rPr>
+              <w:t xml:space="preserve">登录成功/失败与锁定告警</w:t>
+            </w:r>
+          </w:p>
+        </w:tc>
+        <w:tc>
+          <w:p>
+            <w:pPr>
+              <w:jc w:val="left"/>
+            </w:pPr>
+            <w:r>
+              <w:rPr>
+                <w:rFonts w:ascii="Times New Roman" w:hAnsi="Times New Roman" w:eastAsia="宋体"/>
+                <w:sz w:val="21"/>
+              </w:rPr>
+              <w:t xml:space="preserve">GET /system/log/loginLogsList</w:t>
+            </w:r>
+          </w:p>
+        </w:tc>
+      </w:tr>
+      <w:tr>
+        <w:trPr>
+          <w:cantSplit/>
+        </w:trPr>
+        <w:tc>
+          <w:p>
+            <w:pPr>
+              <w:jc w:val="center"/>
+            </w:pPr>
+            <w:r>
+              <w:rPr>
+                <w:rFonts w:ascii="Times New Roman" w:hAnsi="Times New Roman" w:eastAsia="宋体"/>
+                <w:sz w:val="21"/>
+              </w:rPr>
+              <w:t xml:space="preserve">抗抵赖证据</w:t>
+            </w:r>
+          </w:p>
+        </w:tc>
+        <w:tc>
+          <w:p>
+            <w:pPr>
+              <w:jc w:val="center"/>
+            </w:pPr>
+            <w:r>
+              <w:rPr>
+                <w:rFonts w:ascii="Times New Roman" w:hAnsi="Times New Roman" w:eastAsia="宋体"/>
+                <w:sz w:val="21"/>
+              </w:rPr>
+              <w:t xml:space="preserve">按业务标识还原原发/接收证据链</w:t>
+            </w:r>
+          </w:p>
+        </w:tc>
+        <w:tc>
+          <w:p>
+            <w:pPr>
+              <w:jc w:val="left"/>
+            </w:pPr>
+            <w:r>
+              <w:rPr>
+                <w:rFonts w:ascii="Times New Roman" w:hAnsi="Times New Roman" w:eastAsia="宋体"/>
+                <w:sz w:val="21"/>
+              </w:rPr>
+              <w:t xml:space="preserve">GET /project/nonrepudiation/list</w:t>
+            </w:r>
+          </w:p>
+        </w:tc>
+      </w:tr>
+      <w:tr>
+        <w:trPr>
+          <w:cantSplit/>
+        </w:trPr>
+        <w:tc>
+          <w:p>
+            <w:pPr>
+              <w:jc w:val="center"/>
+            </w:pPr>
+            <w:r>
+              <w:rPr>
+                <w:rFonts w:ascii="Times New Roman" w:hAnsi="Times New Roman" w:eastAsia="宋体"/>
+                <w:sz w:val="21"/>
+              </w:rPr>
+              <w:t xml:space="preserve">完整性核查</w:t>
+            </w:r>
+          </w:p>
+        </w:tc>
+        <w:tc>
+          <w:p>
+            <w:pPr>
+              <w:jc w:val="center"/>
+            </w:pPr>
+            <w:r>
+              <w:rPr>
+                <w:rFonts w:ascii="Times New Roman" w:hAnsi="Times New Roman" w:eastAsia="宋体"/>
+                <w:sz w:val="21"/>
+              </w:rPr>
+              <w:t xml:space="preserve">重算摘要比对标签，发现篡改即告警</w:t>
+            </w:r>
+          </w:p>
+        </w:tc>
+        <w:tc>
+          <w:p>
+            <w:pPr>
+              <w:jc w:val="left"/>
+            </w:pPr>
+            <w:r>
+              <w:rPr>
+                <w:rFonts w:ascii="Times New Roman" w:hAnsi="Times New Roman" w:eastAsia="宋体"/>
+                <w:sz w:val="21"/>
+              </w:rPr>
+              <w:t xml:space="preserve">GET /system/log/integrityCheck</w:t>
+            </w:r>
+          </w:p>
+        </w:tc>
+      </w:tr>
+    </w:tbl>
+    <w:p>
+      <w:pPr/>
+      <w:r>
+        <w:rPr/>
+        <w:t xml:space="preserve"/>
+      </w:r>
+    </w:p>
+    <w:p>
+      <w:pPr>
+        <w:pStyle w:val="4"/>
+      </w:pPr>
+      <w:r>
+        <w:rPr/>
+        <w:t xml:space="preserve">业务规则</w:t>
+      </w:r>
+    </w:p>
+    <w:p>
+      <w:pPr>
+        <w:spacing w:line="360" w:lineRule="auto"/>
+        <w:ind w:left="480"/>
+        <w:jc w:val="both"/>
+      </w:pPr>
+      <w:r>
+        <w:rPr>
+          <w:rFonts w:ascii="Times New Roman" w:hAnsi="Times New Roman" w:eastAsia="宋体"/>
+          <w:sz w:val="24"/>
+        </w:rPr>
+        <w:t xml:space="preserve">· 日志监控菜单仅审计员可见，非审计员访问审计接口 403 并告警；</w:t>
+      </w:r>
+    </w:p>
+    <w:p>
+      <w:pPr>
+        <w:spacing w:line="360" w:lineRule="auto"/>
+        <w:ind w:left="480"/>
+        <w:jc w:val="both"/>
+      </w:pPr>
+      <w:r>
+        <w:rPr>
+          <w:rFonts w:ascii="Times New Roman" w:hAnsi="Times New Roman" w:eastAsia="宋体"/>
+          <w:sz w:val="24"/>
+        </w:rPr>
+        <w:t xml:space="preserve">· 审计日志仅追加，不提供修改与删除接口；</w:t>
+      </w:r>
+    </w:p>
+    <w:p>
+      <w:pPr>
+        <w:spacing w:line="360" w:lineRule="auto"/>
+        <w:ind w:left="480"/>
+        <w:jc w:val="both"/>
+      </w:pPr>
+      <w:r>
+        <w:rPr>
+          <w:rFonts w:ascii="Times New Roman" w:hAnsi="Times New Roman" w:eastAsia="宋体"/>
+          <w:sz w:val="24"/>
+        </w:rPr>
+        <w:t xml:space="preserve">· 旧日志删除限审计员且仅能清理 30 天前数据，全清一律拒绝；</w:t>
+      </w:r>
+    </w:p>
+    <w:p>
+      <w:pPr>
+        <w:spacing w:line="360" w:lineRule="auto"/>
+        <w:ind w:left="480"/>
+        <w:jc w:val="both"/>
+      </w:pPr>
+      <w:r>
+        <w:rPr>
+          <w:rFonts w:ascii="Times New Roman" w:hAnsi="Times New Roman" w:eastAsia="宋体"/>
+          <w:sz w:val="24"/>
+        </w:rPr>
+        <w:t xml:space="preserve">· 告警类事件在页面红色高亮，支持一键只看告警。</w:t>
+      </w:r>
+    </w:p>
+    <w:p>
+      <w:pPr>
+        <w:pStyle w:val="4"/>
+      </w:pPr>
+      <w:r>
+        <w:rPr/>
+        <w:t xml:space="preserve">数据要求</w:t>
+      </w:r>
+    </w:p>
+    <w:p>
+      <w:pPr>
+        <w:spacing w:line="360" w:lineRule="auto"/>
+        <w:ind w:left="480"/>
+        <w:jc w:val="both"/>
+      </w:pPr>
+      <w:r>
+        <w:rPr>
+          <w:rFonts w:ascii="Times New Roman" w:hAnsi="Times New Roman" w:eastAsia="宋体"/>
+          <w:sz w:val="24"/>
+        </w:rPr>
+        <w:t xml:space="preserve">审计记录含主体账号、角色、事件类型、事件内容、结果、来源 IP、User-Agent 与时间；来源 IP 由受信代理转发头解析，外网访问记录真实客户端地址。</w:t>
+      </w:r>
+    </w:p>
+    <w:p>
+      <w:pPr>
         <w:pStyle w:val="30"/>
       </w:pPr>
       <w:r>
@@ -6576,7 +10394,7 @@
           <w:rFonts w:ascii="Times New Roman" w:hAnsi="Times New Roman" w:eastAsia="黑体"/>
           <w:sz w:val="21"/>
         </w:rPr>
-        <w:t xml:space="preserve">表 3-13 安全策略需求</w:t>
+        <w:t xml:space="preserve">表 3-32 安全策略需求</w:t>
       </w:r>
     </w:p>
     <w:tbl>
@@ -6943,6 +10761,431 @@
     </w:p>
     <w:p>
       <w:pPr>
+        <w:pStyle w:val="4"/>
+      </w:pPr>
+      <w:r>
+        <w:rPr/>
+        <w:t xml:space="preserve">功能构成</w:t>
+      </w:r>
+    </w:p>
+    <w:p>
+      <w:pPr>
+        <w:spacing w:before="120" w:after="60"/>
+        <w:jc w:val="center"/>
+      </w:pPr>
+      <w:r>
+        <w:rPr>
+          <w:rFonts w:ascii="Times New Roman" w:hAnsi="Times New Roman" w:eastAsia="黑体"/>
+          <w:sz w:val="21"/>
+        </w:rPr>
+        <w:t xml:space="preserve">表 3-33 安全策略功能构成</w:t>
+      </w:r>
+    </w:p>
+    <w:tbl>
+      <w:tblPr>
+        <w:tblStyle w:val="afffffffff8"/>
+        <w:tblW w:w="9599" w:type="dxa"/>
+        <w:jc w:val="center"/>
+        <w:tblBorders>
+          <w:top w:val="single" w:color="000000" w:sz="12"/>
+          <w:left w:val="single" w:color="000000" w:sz="12"/>
+          <w:bottom w:val="single" w:color="000000" w:sz="12"/>
+          <w:right w:val="single" w:color="000000" w:sz="12"/>
+          <w:insideH w:val="single" w:color="000000" w:sz="6"/>
+          <w:insideV w:val="single" w:color="000000" w:sz="6"/>
+        </w:tblBorders>
+        <w:tblLayout w:type="fixed"/>
+        <w:tblLook w:val="04A0"/>
+      </w:tblPr>
+      <w:tblGrid>
+        <w:gridCol w:w="1994"/>
+        <w:gridCol w:w="4415"/>
+        <w:gridCol w:w="3190"/>
+      </w:tblGrid>
+      <w:tr>
+        <w:trPr>
+          <w:cantSplit/>
+          <w:tblHeader/>
+        </w:trPr>
+        <w:tc>
+          <w:p>
+            <w:pPr>
+              <w:jc w:val="center"/>
+            </w:pPr>
+            <w:r>
+              <w:rPr>
+                <w:rFonts w:ascii="Times New Roman" w:hAnsi="Times New Roman" w:eastAsia="黑体"/>
+                <w:b/>
+                <w:sz w:val="21"/>
+              </w:rPr>
+              <w:t xml:space="preserve">子功能</w:t>
+            </w:r>
+          </w:p>
+        </w:tc>
+        <w:tc>
+          <w:p>
+            <w:pPr>
+              <w:jc w:val="center"/>
+            </w:pPr>
+            <w:r>
+              <w:rPr>
+                <w:rFonts w:ascii="Times New Roman" w:hAnsi="Times New Roman" w:eastAsia="黑体"/>
+                <w:b/>
+                <w:sz w:val="21"/>
+              </w:rPr>
+              <w:t xml:space="preserve">说明</w:t>
+            </w:r>
+          </w:p>
+        </w:tc>
+        <w:tc>
+          <w:p>
+            <w:pPr>
+              <w:jc w:val="center"/>
+            </w:pPr>
+            <w:r>
+              <w:rPr>
+                <w:rFonts w:ascii="Times New Roman" w:hAnsi="Times New Roman" w:eastAsia="黑体"/>
+                <w:b/>
+                <w:sz w:val="21"/>
+              </w:rPr>
+              <w:t xml:space="preserve">接口</w:t>
+            </w:r>
+          </w:p>
+        </w:tc>
+      </w:tr>
+      <w:tr>
+        <w:trPr>
+          <w:cantSplit/>
+        </w:trPr>
+        <w:tc>
+          <w:p>
+            <w:pPr>
+              <w:jc w:val="center"/>
+            </w:pPr>
+            <w:r>
+              <w:rPr>
+                <w:rFonts w:ascii="Times New Roman" w:hAnsi="Times New Roman" w:eastAsia="宋体"/>
+                <w:sz w:val="21"/>
+              </w:rPr>
+              <w:t xml:space="preserve">登录失败锁定策略</w:t>
+            </w:r>
+          </w:p>
+        </w:tc>
+        <w:tc>
+          <w:p>
+            <w:pPr>
+              <w:jc w:val="center"/>
+            </w:pPr>
+            <w:r>
+              <w:rPr>
+                <w:rFonts w:ascii="Times New Roman" w:hAnsi="Times New Roman" w:eastAsia="宋体"/>
+                <w:sz w:val="21"/>
+              </w:rPr>
+              <w:t xml:space="preserve">失败阈值、统计窗口、锁定时间三项参数</w:t>
+            </w:r>
+          </w:p>
+        </w:tc>
+        <w:tc>
+          <w:p>
+            <w:pPr>
+              <w:jc w:val="left"/>
+            </w:pPr>
+            <w:r>
+              <w:rPr>
+                <w:rFonts w:ascii="Times New Roman" w:hAnsi="Times New Roman" w:eastAsia="宋体"/>
+                <w:sz w:val="21"/>
+              </w:rPr>
+              <w:t xml:space="preserve">GET/PUT /system/security/policy</w:t>
+            </w:r>
+          </w:p>
+        </w:tc>
+      </w:tr>
+      <w:tr>
+        <w:trPr>
+          <w:cantSplit/>
+        </w:trPr>
+        <w:tc>
+          <w:p>
+            <w:pPr>
+              <w:jc w:val="center"/>
+            </w:pPr>
+            <w:r>
+              <w:rPr>
+                <w:rFonts w:ascii="Times New Roman" w:hAnsi="Times New Roman" w:eastAsia="宋体"/>
+                <w:sz w:val="21"/>
+              </w:rPr>
+              <w:t xml:space="preserve">敏感标记管理</w:t>
+            </w:r>
+          </w:p>
+        </w:tc>
+        <w:tc>
+          <w:p>
+            <w:pPr>
+              <w:jc w:val="center"/>
+            </w:pPr>
+            <w:r>
+              <w:rPr>
+                <w:rFonts w:ascii="Times New Roman" w:hAnsi="Times New Roman" w:eastAsia="宋体"/>
+                <w:sz w:val="21"/>
+              </w:rPr>
+              <w:t xml:space="preserve">按用户配置密级许可</w:t>
+            </w:r>
+          </w:p>
+        </w:tc>
+        <w:tc>
+          <w:p>
+            <w:pPr>
+              <w:jc w:val="left"/>
+            </w:pPr>
+            <w:r>
+              <w:rPr>
+                <w:rFonts w:ascii="Times New Roman" w:hAnsi="Times New Roman" w:eastAsia="宋体"/>
+                <w:sz w:val="21"/>
+              </w:rPr>
+              <w:t xml:space="preserve">GET /system/security/clearance/list、PUT /{id}</w:t>
+            </w:r>
+          </w:p>
+        </w:tc>
+      </w:tr>
+      <w:tr>
+        <w:trPr>
+          <w:cantSplit/>
+        </w:trPr>
+        <w:tc>
+          <w:p>
+            <w:pPr>
+              <w:jc w:val="center"/>
+            </w:pPr>
+            <w:r>
+              <w:rPr>
+                <w:rFonts w:ascii="Times New Roman" w:hAnsi="Times New Roman" w:eastAsia="宋体"/>
+                <w:sz w:val="21"/>
+              </w:rPr>
+              <w:t xml:space="preserve">数据保密性保护</w:t>
+            </w:r>
+          </w:p>
+        </w:tc>
+        <w:tc>
+          <w:p>
+            <w:pPr>
+              <w:jc w:val="center"/>
+            </w:pPr>
+            <w:r>
+              <w:rPr>
+                <w:rFonts w:ascii="Times New Roman" w:hAnsi="Times New Roman" w:eastAsia="宋体"/>
+                <w:sz w:val="21"/>
+              </w:rPr>
+              <w:t xml:space="preserve">已加密字段、传输加密、剩余信息与清理</w:t>
+            </w:r>
+          </w:p>
+        </w:tc>
+        <w:tc>
+          <w:p>
+            <w:pPr>
+              <w:jc w:val="left"/>
+            </w:pPr>
+            <w:r>
+              <w:rPr>
+                <w:rFonts w:ascii="Times New Roman" w:hAnsi="Times New Roman" w:eastAsia="宋体"/>
+                <w:sz w:val="21"/>
+              </w:rPr>
+              <w:t xml:space="preserve">GET /system/security/confidentiality</w:t>
+            </w:r>
+          </w:p>
+        </w:tc>
+      </w:tr>
+      <w:tr>
+        <w:trPr>
+          <w:cantSplit/>
+        </w:trPr>
+        <w:tc>
+          <w:p>
+            <w:pPr>
+              <w:jc w:val="center"/>
+            </w:pPr>
+            <w:r>
+              <w:rPr>
+                <w:rFonts w:ascii="Times New Roman" w:hAnsi="Times New Roman" w:eastAsia="宋体"/>
+                <w:sz w:val="21"/>
+              </w:rPr>
+              <w:t xml:space="preserve">临时文件清理</w:t>
+            </w:r>
+          </w:p>
+        </w:tc>
+        <w:tc>
+          <w:p>
+            <w:pPr>
+              <w:jc w:val="center"/>
+            </w:pPr>
+            <w:r>
+              <w:rPr>
+                <w:rFonts w:ascii="Times New Roman" w:hAnsi="Times New Roman" w:eastAsia="宋体"/>
+                <w:sz w:val="21"/>
+              </w:rPr>
+              <w:t xml:space="preserve">按保留期清理文档生成中间产物</w:t>
+            </w:r>
+          </w:p>
+        </w:tc>
+        <w:tc>
+          <w:p>
+            <w:pPr>
+              <w:jc w:val="left"/>
+            </w:pPr>
+            <w:r>
+              <w:rPr>
+                <w:rFonts w:ascii="Times New Roman" w:hAnsi="Times New Roman" w:eastAsia="宋体"/>
+                <w:sz w:val="21"/>
+              </w:rPr>
+              <w:t xml:space="preserve">POST /system/security/residue/purge</w:t>
+            </w:r>
+          </w:p>
+        </w:tc>
+      </w:tr>
+      <w:tr>
+        <w:trPr>
+          <w:cantSplit/>
+        </w:trPr>
+        <w:tc>
+          <w:p>
+            <w:pPr>
+              <w:jc w:val="center"/>
+            </w:pPr>
+            <w:r>
+              <w:rPr>
+                <w:rFonts w:ascii="Times New Roman" w:hAnsi="Times New Roman" w:eastAsia="宋体"/>
+                <w:sz w:val="21"/>
+              </w:rPr>
+              <w:t xml:space="preserve">安全性检测分析</w:t>
+            </w:r>
+          </w:p>
+        </w:tc>
+        <w:tc>
+          <w:p>
+            <w:pPr>
+              <w:jc w:val="center"/>
+            </w:pPr>
+            <w:r>
+              <w:rPr>
+                <w:rFonts w:ascii="Times New Roman" w:hAnsi="Times New Roman" w:eastAsia="宋体"/>
+                <w:sz w:val="21"/>
+              </w:rPr>
+              <w:t xml:space="preserve">五类被测对象 21 个检测项一键自检</w:t>
+            </w:r>
+          </w:p>
+        </w:tc>
+        <w:tc>
+          <w:p>
+            <w:pPr>
+              <w:jc w:val="left"/>
+            </w:pPr>
+            <w:r>
+              <w:rPr>
+                <w:rFonts w:ascii="Times New Roman" w:hAnsi="Times New Roman" w:eastAsia="宋体"/>
+                <w:sz w:val="21"/>
+              </w:rPr>
+              <w:t xml:space="preserve">GET /system/security/selfcheck</w:t>
+            </w:r>
+          </w:p>
+        </w:tc>
+      </w:tr>
+    </w:tbl>
+    <w:p>
+      <w:pPr/>
+      <w:r>
+        <w:rPr/>
+        <w:t xml:space="preserve"/>
+      </w:r>
+    </w:p>
+    <w:p>
+      <w:pPr>
+        <w:pStyle w:val="4"/>
+      </w:pPr>
+      <w:r>
+        <w:rPr/>
+        <w:t xml:space="preserve">业务规则</w:t>
+      </w:r>
+    </w:p>
+    <w:p>
+      <w:pPr>
+        <w:spacing w:line="360" w:lineRule="auto"/>
+        <w:ind w:left="480"/>
+        <w:jc w:val="both"/>
+      </w:pPr>
+      <w:r>
+        <w:rPr>
+          <w:rFonts w:ascii="Times New Roman" w:hAnsi="Times New Roman" w:eastAsia="宋体"/>
+          <w:sz w:val="24"/>
+        </w:rPr>
+        <w:t xml:space="preserve">· 安全策略为单例配置，保存后登录接口立即按新阈值执行；</w:t>
+      </w:r>
+    </w:p>
+    <w:p>
+      <w:pPr>
+        <w:spacing w:line="360" w:lineRule="auto"/>
+        <w:ind w:left="480"/>
+        <w:jc w:val="both"/>
+      </w:pPr>
+      <w:r>
+        <w:rPr>
+          <w:rFonts w:ascii="Times New Roman" w:hAnsi="Times New Roman" w:eastAsia="宋体"/>
+          <w:sz w:val="24"/>
+        </w:rPr>
+        <w:t xml:space="preserve">· 密级许可仅安全员可配置，管理员经用户接口写入不生效；</w:t>
+      </w:r>
+    </w:p>
+    <w:p>
+      <w:pPr>
+        <w:spacing w:line="360" w:lineRule="auto"/>
+        <w:ind w:left="480"/>
+        <w:jc w:val="both"/>
+      </w:pPr>
+      <w:r>
+        <w:rPr>
+          <w:rFonts w:ascii="Times New Roman" w:hAnsi="Times New Roman" w:eastAsia="宋体"/>
+          <w:sz w:val="24"/>
+        </w:rPr>
+        <w:t xml:space="preserve">· 自检对应用层不可及的检测项如实标注承担方，不虚构能力；</w:t>
+      </w:r>
+    </w:p>
+    <w:p>
+      <w:pPr>
+        <w:spacing w:line="360" w:lineRule="auto"/>
+        <w:ind w:left="480"/>
+        <w:jc w:val="both"/>
+      </w:pPr>
+      <w:r>
+        <w:rPr>
+          <w:rFonts w:ascii="Times New Roman" w:hAnsi="Times New Roman" w:eastAsia="宋体"/>
+          <w:sz w:val="24"/>
+        </w:rPr>
+        <w:t xml:space="preserve">· 策略变更、标记变更与自检动作均写统一审计。</w:t>
+      </w:r>
+    </w:p>
+    <w:p>
+      <w:pPr>
+        <w:pStyle w:val="4"/>
+      </w:pPr>
+      <w:r>
+        <w:rPr/>
+        <w:t xml:space="preserve">数据要求</w:t>
+      </w:r>
+    </w:p>
+    <w:p>
+      <w:pPr>
+        <w:spacing w:line="360" w:lineRule="auto"/>
+        <w:ind w:left="480"/>
+        <w:jc w:val="both"/>
+      </w:pPr>
+      <w:r>
+        <w:rPr>
+          <w:rFonts w:ascii="Times New Roman" w:hAnsi="Times New Roman" w:eastAsia="宋体"/>
+          <w:sz w:val="24"/>
+        </w:rPr>
+        <w:t xml:space="preserve">安全策略单例表保存三项参数与更新时间；密级许可存于用户表 clearance 字段，取值来自密级字典。</w:t>
+      </w:r>
+    </w:p>
+    <w:p>
+      <w:pPr>
         <w:pStyle w:val="30"/>
       </w:pPr>
       <w:r>
@@ -6988,7 +11231,7 @@
           <w:rFonts w:ascii="Times New Roman" w:hAnsi="Times New Roman" w:eastAsia="黑体"/>
           <w:sz w:val="21"/>
         </w:rPr>
-        <w:t xml:space="preserve">表 3-14 AI 辅助需求</w:t>
+        <w:t xml:space="preserve">表 3-34 AI 辅助需求</w:t>
       </w:r>
     </w:p>
     <w:tbl>
@@ -7214,6 +11457,276 @@
     </w:p>
     <w:p>
       <w:pPr>
+        <w:pStyle w:val="4"/>
+      </w:pPr>
+      <w:r>
+        <w:rPr/>
+        <w:t xml:space="preserve">功能构成</w:t>
+      </w:r>
+    </w:p>
+    <w:p>
+      <w:pPr>
+        <w:spacing w:before="120" w:after="60"/>
+        <w:jc w:val="center"/>
+      </w:pPr>
+      <w:r>
+        <w:rPr>
+          <w:rFonts w:ascii="Times New Roman" w:hAnsi="Times New Roman" w:eastAsia="黑体"/>
+          <w:sz w:val="21"/>
+        </w:rPr>
+        <w:t xml:space="preserve">表 3-35 AI 辅助功能构成</w:t>
+      </w:r>
+    </w:p>
+    <w:tbl>
+      <w:tblPr>
+        <w:tblStyle w:val="afffffffff8"/>
+        <w:tblW w:w="9600" w:type="dxa"/>
+        <w:jc w:val="center"/>
+        <w:tblBorders>
+          <w:top w:val="single" w:color="000000" w:sz="12"/>
+          <w:left w:val="single" w:color="000000" w:sz="12"/>
+          <w:bottom w:val="single" w:color="000000" w:sz="12"/>
+          <w:right w:val="single" w:color="000000" w:sz="12"/>
+          <w:insideH w:val="single" w:color="000000" w:sz="6"/>
+          <w:insideV w:val="single" w:color="000000" w:sz="6"/>
+        </w:tblBorders>
+        <w:tblLayout w:type="fixed"/>
+        <w:tblLook w:val="04A0"/>
+      </w:tblPr>
+      <w:tblGrid>
+        <w:gridCol w:w="2600"/>
+        <w:gridCol w:w="5200"/>
+        <w:gridCol w:w="1800"/>
+      </w:tblGrid>
+      <w:tr>
+        <w:trPr>
+          <w:cantSplit/>
+          <w:tblHeader/>
+        </w:trPr>
+        <w:tc>
+          <w:p>
+            <w:pPr>
+              <w:jc w:val="center"/>
+            </w:pPr>
+            <w:r>
+              <w:rPr>
+                <w:rFonts w:ascii="Times New Roman" w:hAnsi="Times New Roman" w:eastAsia="黑体"/>
+                <w:b/>
+                <w:sz w:val="21"/>
+              </w:rPr>
+              <w:t xml:space="preserve">子功能</w:t>
+            </w:r>
+          </w:p>
+        </w:tc>
+        <w:tc>
+          <w:p>
+            <w:pPr>
+              <w:jc w:val="center"/>
+            </w:pPr>
+            <w:r>
+              <w:rPr>
+                <w:rFonts w:ascii="Times New Roman" w:hAnsi="Times New Roman" w:eastAsia="黑体"/>
+                <w:b/>
+                <w:sz w:val="21"/>
+              </w:rPr>
+              <w:t xml:space="preserve">说明</w:t>
+            </w:r>
+          </w:p>
+        </w:tc>
+        <w:tc>
+          <w:p>
+            <w:pPr>
+              <w:jc w:val="center"/>
+            </w:pPr>
+            <w:r>
+              <w:rPr>
+                <w:rFonts w:ascii="Times New Roman" w:hAnsi="Times New Roman" w:eastAsia="黑体"/>
+                <w:b/>
+                <w:sz w:val="21"/>
+              </w:rPr>
+              <w:t xml:space="preserve">接口</w:t>
+            </w:r>
+          </w:p>
+        </w:tc>
+      </w:tr>
+      <w:tr>
+        <w:trPr>
+          <w:cantSplit/>
+        </w:trPr>
+        <w:tc>
+          <w:p>
+            <w:pPr>
+              <w:jc w:val="center"/>
+            </w:pPr>
+            <w:r>
+              <w:rPr>
+                <w:rFonts w:ascii="Times New Roman" w:hAnsi="Times New Roman" w:eastAsia="宋体"/>
+                <w:sz w:val="21"/>
+              </w:rPr>
+              <w:t xml:space="preserve">生成测试项草稿</w:t>
+            </w:r>
+          </w:p>
+        </w:tc>
+        <w:tc>
+          <w:p>
+            <w:pPr>
+              <w:jc w:val="center"/>
+            </w:pPr>
+            <w:r>
+              <w:rPr>
+                <w:rFonts w:ascii="Times New Roman" w:hAnsi="Times New Roman" w:eastAsia="宋体"/>
+                <w:sz w:val="21"/>
+              </w:rPr>
+              <w:t xml:space="preserve">按需求描述与项目类型生成测试项、子项与步骤</w:t>
+            </w:r>
+          </w:p>
+        </w:tc>
+        <w:tc>
+          <w:p>
+            <w:pPr>
+              <w:jc w:val="left"/>
+            </w:pPr>
+            <w:r>
+              <w:rPr>
+                <w:rFonts w:ascii="Times New Roman" w:hAnsi="Times New Roman" w:eastAsia="宋体"/>
+                <w:sz w:val="21"/>
+              </w:rPr>
+              <w:t xml:space="preserve">POST /local_doc_qa/testing_item</w:t>
+            </w:r>
+          </w:p>
+        </w:tc>
+      </w:tr>
+      <w:tr>
+        <w:trPr>
+          <w:cantSplit/>
+        </w:trPr>
+        <w:tc>
+          <w:p>
+            <w:pPr>
+              <w:jc w:val="center"/>
+            </w:pPr>
+            <w:r>
+              <w:rPr>
+                <w:rFonts w:ascii="Times New Roman" w:hAnsi="Times New Roman" w:eastAsia="宋体"/>
+                <w:sz w:val="21"/>
+              </w:rPr>
+              <w:t xml:space="preserve">结果导入</w:t>
+            </w:r>
+          </w:p>
+        </w:tc>
+        <w:tc>
+          <w:p>
+            <w:pPr>
+              <w:jc w:val="center"/>
+            </w:pPr>
+            <w:r>
+              <w:rPr>
+                <w:rFonts w:ascii="Times New Roman" w:hAnsi="Times New Roman" w:eastAsia="宋体"/>
+                <w:sz w:val="21"/>
+              </w:rPr>
+              <w:t xml:space="preserve">人工确认后写入测试项</w:t>
+            </w:r>
+          </w:p>
+        </w:tc>
+        <w:tc>
+          <w:p>
+            <w:pPr>
+              <w:jc w:val="left"/>
+            </w:pPr>
+            <w:r>
+              <w:rPr>
+                <w:rFonts w:ascii="Times New Roman" w:hAnsi="Times New Roman" w:eastAsia="宋体"/>
+                <w:sz w:val="21"/>
+              </w:rPr>
+              <w:t xml:space="preserve">POST /project/testDemand/save</w:t>
+            </w:r>
+          </w:p>
+        </w:tc>
+      </w:tr>
+    </w:tbl>
+    <w:p>
+      <w:pPr/>
+      <w:r>
+        <w:rPr/>
+        <w:t xml:space="preserve"/>
+      </w:r>
+    </w:p>
+    <w:p>
+      <w:pPr>
+        <w:pStyle w:val="4"/>
+      </w:pPr>
+      <w:r>
+        <w:rPr/>
+        <w:t xml:space="preserve">业务规则</w:t>
+      </w:r>
+    </w:p>
+    <w:p>
+      <w:pPr>
+        <w:spacing w:line="360" w:lineRule="auto"/>
+        <w:ind w:left="480"/>
+        <w:jc w:val="both"/>
+      </w:pPr>
+      <w:r>
+        <w:rPr>
+          <w:rFonts w:ascii="Times New Roman" w:hAnsi="Times New Roman" w:eastAsia="宋体"/>
+          <w:sz w:val="24"/>
+        </w:rPr>
+        <w:t xml:space="preserve">· 生成结果为草稿，不直接落库；</w:t>
+      </w:r>
+    </w:p>
+    <w:p>
+      <w:pPr>
+        <w:spacing w:line="360" w:lineRule="auto"/>
+        <w:ind w:left="480"/>
+        <w:jc w:val="both"/>
+      </w:pPr>
+      <w:r>
+        <w:rPr>
+          <w:rFonts w:ascii="Times New Roman" w:hAnsi="Times New Roman" w:eastAsia="宋体"/>
+          <w:sz w:val="24"/>
+        </w:rPr>
+        <w:t xml:space="preserve">· 服务不可达时统一返回 502，不影响其他功能；</w:t>
+      </w:r>
+    </w:p>
+    <w:p>
+      <w:pPr>
+        <w:spacing w:line="360" w:lineRule="auto"/>
+        <w:ind w:left="480"/>
+        <w:jc w:val="both"/>
+      </w:pPr>
+      <w:r>
+        <w:rPr>
+          <w:rFonts w:ascii="Times New Roman" w:hAnsi="Times New Roman" w:eastAsia="宋体"/>
+          <w:sz w:val="24"/>
+        </w:rPr>
+        <w:t xml:space="preserve">· CPU 与 FPGA 项目类型影响提示词与生成结构。</w:t>
+      </w:r>
+    </w:p>
+    <w:p>
+      <w:pPr>
+        <w:pStyle w:val="4"/>
+      </w:pPr>
+      <w:r>
+        <w:rPr/>
+        <w:t xml:space="preserve">数据要求</w:t>
+      </w:r>
+    </w:p>
+    <w:p>
+      <w:pPr>
+        <w:spacing w:line="360" w:lineRule="auto"/>
+        <w:ind w:left="480"/>
+        <w:jc w:val="both"/>
+      </w:pPr>
+      <w:r>
+        <w:rPr>
+          <w:rFonts w:ascii="Times New Roman" w:hAnsi="Times New Roman" w:eastAsia="宋体"/>
+          <w:sz w:val="24"/>
+        </w:rPr>
+        <w:t xml:space="preserve">请求仅包含用户填写的需求描述与项目类型，不携带项目内其他敏感数据。</w:t>
+      </w:r>
+    </w:p>
+    <w:p>
+      <w:pPr>
         <w:pStyle w:val="2"/>
       </w:pPr>
       <w:r>
@@ -7241,7 +11754,7 @@
           <w:rFonts w:ascii="Times New Roman" w:hAnsi="Times New Roman" w:eastAsia="宋体"/>
           <w:sz w:val="24"/>
         </w:rPr>
-        <w:t xml:space="preserve">系统以浏览器单页应用提供人机界面，按角色动态生成左侧菜单。菜单结构见表 3-15。</w:t>
+        <w:t xml:space="preserve">系统以浏览器单页应用提供人机界面，按角色动态生成左侧菜单。菜单结构见表 3-36。</w:t>
       </w:r>
     </w:p>
     <w:p>
@@ -7254,7 +11767,7 @@
           <w:rFonts w:ascii="Times New Roman" w:hAnsi="Times New Roman" w:eastAsia="黑体"/>
           <w:sz w:val="21"/>
         </w:rPr>
-        <w:t xml:space="preserve">表 3-15 界面菜单结构</w:t>
+        <w:t xml:space="preserve">表 3-36 界面菜单结构</w:t>
       </w:r>
     </w:p>
     <w:tbl>
@@ -7628,7 +12141,7 @@
           <w:rFonts w:ascii="Times New Roman" w:hAnsi="Times New Roman" w:eastAsia="黑体"/>
           <w:sz w:val="21"/>
         </w:rPr>
-        <w:t xml:space="preserve">表 3-16 软件接口</w:t>
+        <w:t xml:space="preserve">表 3-27 软件接口</w:t>
       </w:r>
     </w:p>
     <w:tbl>
@@ -8032,6 +12545,504 @@
     </w:p>
     <w:p>
       <w:pPr>
+        <w:pStyle w:val="30"/>
+      </w:pPr>
+      <w:r>
+        <w:rPr/>
+        <w:t xml:space="preserve">接口分组</w:t>
+      </w:r>
+    </w:p>
+    <w:p>
+      <w:pPr>
+        <w:spacing w:line="360" w:lineRule="auto"/>
+        <w:ind w:left="480"/>
+        <w:jc w:val="both"/>
+      </w:pPr>
+      <w:r>
+        <w:rPr>
+          <w:rFonts w:ascii="Times New Roman" w:hAnsi="Times New Roman" w:eastAsia="宋体"/>
+          <w:sz w:val="24"/>
+        </w:rPr>
+        <w:t xml:space="preserve">后端共 235 个接口，按业务域分组，各组接口数量与典型用途见下表。</w:t>
+      </w:r>
+    </w:p>
+    <w:p>
+      <w:pPr>
+        <w:spacing w:before="120" w:after="60"/>
+        <w:jc w:val="center"/>
+      </w:pPr>
+      <w:r>
+        <w:rPr>
+          <w:rFonts w:ascii="Times New Roman" w:hAnsi="Times New Roman" w:eastAsia="黑体"/>
+          <w:sz w:val="21"/>
+        </w:rPr>
+        <w:t xml:space="preserve">表 3-27 接口分组统计</w:t>
+      </w:r>
+    </w:p>
+    <w:tbl>
+      <w:tblPr>
+        <w:tblStyle w:val="afffffffff8"/>
+        <w:tblW w:w="9600" w:type="dxa"/>
+        <w:jc w:val="center"/>
+        <w:tblBorders>
+          <w:top w:val="single" w:color="000000" w:sz="12"/>
+          <w:left w:val="single" w:color="000000" w:sz="12"/>
+          <w:bottom w:val="single" w:color="000000" w:sz="12"/>
+          <w:right w:val="single" w:color="000000" w:sz="12"/>
+          <w:insideH w:val="single" w:color="000000" w:sz="6"/>
+          <w:insideV w:val="single" w:color="000000" w:sz="6"/>
+        </w:tblBorders>
+        <w:tblLayout w:type="fixed"/>
+        <w:tblLook w:val="04A0"/>
+      </w:tblPr>
+      <w:tblGrid>
+        <w:gridCol w:w="2600"/>
+        <w:gridCol w:w="3600"/>
+        <w:gridCol w:w="1400"/>
+        <w:gridCol w:w="2000"/>
+      </w:tblGrid>
+      <w:tr>
+        <w:trPr>
+          <w:cantSplit/>
+          <w:tblHeader/>
+        </w:trPr>
+        <w:tc>
+          <w:p>
+            <w:pPr>
+              <w:jc w:val="center"/>
+            </w:pPr>
+            <w:r>
+              <w:rPr>
+                <w:rFonts w:ascii="Times New Roman" w:hAnsi="Times New Roman" w:eastAsia="黑体"/>
+                <w:b/>
+                <w:sz w:val="21"/>
+              </w:rPr>
+              <w:t xml:space="preserve">分组</w:t>
+            </w:r>
+          </w:p>
+        </w:tc>
+        <w:tc>
+          <w:p>
+            <w:pPr>
+              <w:jc w:val="center"/>
+            </w:pPr>
+            <w:r>
+              <w:rPr>
+                <w:rFonts w:ascii="Times New Roman" w:hAnsi="Times New Roman" w:eastAsia="黑体"/>
+                <w:b/>
+                <w:sz w:val="21"/>
+              </w:rPr>
+              <w:t xml:space="preserve">前缀</w:t>
+            </w:r>
+          </w:p>
+        </w:tc>
+        <w:tc>
+          <w:p>
+            <w:pPr>
+              <w:jc w:val="center"/>
+            </w:pPr>
+            <w:r>
+              <w:rPr>
+                <w:rFonts w:ascii="Times New Roman" w:hAnsi="Times New Roman" w:eastAsia="黑体"/>
+                <w:b/>
+                <w:sz w:val="21"/>
+              </w:rPr>
+              <w:t xml:space="preserve">接口数（约）</w:t>
+            </w:r>
+          </w:p>
+        </w:tc>
+        <w:tc>
+          <w:p>
+            <w:pPr>
+              <w:jc w:val="center"/>
+            </w:pPr>
+            <w:r>
+              <w:rPr>
+                <w:rFonts w:ascii="Times New Roman" w:hAnsi="Times New Roman" w:eastAsia="黑体"/>
+                <w:b/>
+                <w:sz w:val="21"/>
+              </w:rPr>
+              <w:t xml:space="preserve">用途</w:t>
+            </w:r>
+          </w:p>
+        </w:tc>
+      </w:tr>
+      <w:tr>
+        <w:trPr>
+          <w:cantSplit/>
+        </w:trPr>
+        <w:tc>
+          <w:p>
+            <w:pPr>
+              <w:jc w:val="center"/>
+            </w:pPr>
+            <w:r>
+              <w:rPr>
+                <w:rFonts w:ascii="Times New Roman" w:hAnsi="Times New Roman" w:eastAsia="宋体"/>
+                <w:sz w:val="21"/>
+              </w:rPr>
+              <w:t xml:space="preserve">用户与认证（user）</w:t>
+            </w:r>
+          </w:p>
+        </w:tc>
+        <w:tc>
+          <w:p>
+            <w:pPr>
+              <w:jc w:val="center"/>
+            </w:pPr>
+            <w:r>
+              <w:rPr>
+                <w:rFonts w:ascii="Times New Roman" w:hAnsi="Times New Roman" w:eastAsia="宋体"/>
+                <w:sz w:val="21"/>
+              </w:rPr>
+              <w:t xml:space="preserve">/system/login、/system/user/*</w:t>
+            </w:r>
+          </w:p>
+        </w:tc>
+        <w:tc>
+          <w:p>
+            <w:pPr>
+              <w:jc w:val="center"/>
+            </w:pPr>
+            <w:r>
+              <w:rPr>
+                <w:rFonts w:ascii="Times New Roman" w:hAnsi="Times New Roman" w:eastAsia="宋体"/>
+                <w:sz w:val="21"/>
+              </w:rPr>
+              <w:t xml:space="preserve">20</w:t>
+            </w:r>
+          </w:p>
+        </w:tc>
+        <w:tc>
+          <w:p>
+            <w:pPr>
+              <w:jc w:val="left"/>
+            </w:pPr>
+            <w:r>
+              <w:rPr>
+                <w:rFonts w:ascii="Times New Roman" w:hAnsi="Times New Roman" w:eastAsia="宋体"/>
+                <w:sz w:val="21"/>
+              </w:rPr>
+              <w:t xml:space="preserve">登录、令牌、用户与角色管理</w:t>
+            </w:r>
+          </w:p>
+        </w:tc>
+      </w:tr>
+      <w:tr>
+        <w:trPr>
+          <w:cantSplit/>
+        </w:trPr>
+        <w:tc>
+          <w:p>
+            <w:pPr>
+              <w:jc w:val="center"/>
+            </w:pPr>
+            <w:r>
+              <w:rPr>
+                <w:rFonts w:ascii="Times New Roman" w:hAnsi="Times New Roman" w:eastAsia="宋体"/>
+                <w:sz w:val="21"/>
+              </w:rPr>
+              <w:t xml:space="preserve">系统管理（system）</w:t>
+            </w:r>
+          </w:p>
+        </w:tc>
+        <w:tc>
+          <w:p>
+            <w:pPr>
+              <w:jc w:val="center"/>
+            </w:pPr>
+            <w:r>
+              <w:rPr>
+                <w:rFonts w:ascii="Times New Roman" w:hAnsi="Times New Roman" w:eastAsia="宋体"/>
+                <w:sz w:val="21"/>
+              </w:rPr>
+              <w:t xml:space="preserve">/system/log/*、/system/security/*、/system/backup/*</w:t>
+            </w:r>
+          </w:p>
+        </w:tc>
+        <w:tc>
+          <w:p>
+            <w:pPr>
+              <w:jc w:val="center"/>
+            </w:pPr>
+            <w:r>
+              <w:rPr>
+                <w:rFonts w:ascii="Times New Roman" w:hAnsi="Times New Roman" w:eastAsia="宋体"/>
+                <w:sz w:val="21"/>
+              </w:rPr>
+              <w:t xml:space="preserve">35</w:t>
+            </w:r>
+          </w:p>
+        </w:tc>
+        <w:tc>
+          <w:p>
+            <w:pPr>
+              <w:jc w:val="left"/>
+            </w:pPr>
+            <w:r>
+              <w:rPr>
+                <w:rFonts w:ascii="Times New Roman" w:hAnsi="Times New Roman" w:eastAsia="宋体"/>
+                <w:sz w:val="21"/>
+              </w:rPr>
+              <w:t xml:space="preserve">日志审计、安全策略、备份恢复</w:t>
+            </w:r>
+          </w:p>
+        </w:tc>
+      </w:tr>
+      <w:tr>
+        <w:trPr>
+          <w:cantSplit/>
+        </w:trPr>
+        <w:tc>
+          <w:p>
+            <w:pPr>
+              <w:jc w:val="center"/>
+            </w:pPr>
+            <w:r>
+              <w:rPr>
+                <w:rFonts w:ascii="Times New Roman" w:hAnsi="Times New Roman" w:eastAsia="宋体"/>
+                <w:sz w:val="21"/>
+              </w:rPr>
+              <w:t xml:space="preserve">数据字典（dict）</w:t>
+            </w:r>
+          </w:p>
+        </w:tc>
+        <w:tc>
+          <w:p>
+            <w:pPr>
+              <w:jc w:val="center"/>
+            </w:pPr>
+            <w:r>
+              <w:rPr>
+                <w:rFonts w:ascii="Times New Roman" w:hAnsi="Times New Roman" w:eastAsia="宋体"/>
+                <w:sz w:val="21"/>
+              </w:rPr>
+              <w:t xml:space="preserve">/system/dataDict/*、/system/contact/*</w:t>
+            </w:r>
+          </w:p>
+        </w:tc>
+        <w:tc>
+          <w:p>
+            <w:pPr>
+              <w:jc w:val="center"/>
+            </w:pPr>
+            <w:r>
+              <w:rPr>
+                <w:rFonts w:ascii="Times New Roman" w:hAnsi="Times New Roman" w:eastAsia="宋体"/>
+                <w:sz w:val="21"/>
+              </w:rPr>
+              <w:t xml:space="preserve">20</w:t>
+            </w:r>
+          </w:p>
+        </w:tc>
+        <w:tc>
+          <w:p>
+            <w:pPr>
+              <w:jc w:val="left"/>
+            </w:pPr>
+            <w:r>
+              <w:rPr>
+                <w:rFonts w:ascii="Times New Roman" w:hAnsi="Times New Roman" w:eastAsia="宋体"/>
+                <w:sz w:val="21"/>
+              </w:rPr>
+              <w:t xml:space="preserve">字典、单位信息、缩略语</w:t>
+            </w:r>
+          </w:p>
+        </w:tc>
+      </w:tr>
+      <w:tr>
+        <w:trPr>
+          <w:cantSplit/>
+        </w:trPr>
+        <w:tc>
+          <w:p>
+            <w:pPr>
+              <w:jc w:val="center"/>
+            </w:pPr>
+            <w:r>
+              <w:rPr>
+                <w:rFonts w:ascii="Times New Roman" w:hAnsi="Times New Roman" w:eastAsia="宋体"/>
+                <w:sz w:val="21"/>
+              </w:rPr>
+              <w:t xml:space="preserve">项目与工作区（project）</w:t>
+            </w:r>
+          </w:p>
+        </w:tc>
+        <w:tc>
+          <w:p>
+            <w:pPr>
+              <w:jc w:val="center"/>
+            </w:pPr>
+            <w:r>
+              <w:rPr>
+                <w:rFonts w:ascii="Times New Roman" w:hAnsi="Times New Roman" w:eastAsia="宋体"/>
+                <w:sz w:val="21"/>
+              </w:rPr>
+              <w:t xml:space="preserve">/testmanage/project/*、/project/*</w:t>
+            </w:r>
+          </w:p>
+        </w:tc>
+        <w:tc>
+          <w:p>
+            <w:pPr>
+              <w:jc w:val="center"/>
+            </w:pPr>
+            <w:r>
+              <w:rPr>
+                <w:rFonts w:ascii="Times New Roman" w:hAnsi="Times New Roman" w:eastAsia="宋体"/>
+                <w:sz w:val="21"/>
+              </w:rPr>
+              <w:t xml:space="preserve">110</w:t>
+            </w:r>
+          </w:p>
+        </w:tc>
+        <w:tc>
+          <w:p>
+            <w:pPr>
+              <w:jc w:val="left"/>
+            </w:pPr>
+            <w:r>
+              <w:rPr>
+                <w:rFonts w:ascii="Times New Roman" w:hAnsi="Times New Roman" w:eastAsia="宋体"/>
+                <w:sz w:val="21"/>
+              </w:rPr>
+              <w:t xml:space="preserve">项目、轮次、需求、用例、问题单、证据</w:t>
+            </w:r>
+          </w:p>
+        </w:tc>
+      </w:tr>
+      <w:tr>
+        <w:trPr>
+          <w:cantSplit/>
+        </w:trPr>
+        <w:tc>
+          <w:p>
+            <w:pPr>
+              <w:jc w:val="center"/>
+            </w:pPr>
+            <w:r>
+              <w:rPr>
+                <w:rFonts w:ascii="Times New Roman" w:hAnsi="Times New Roman" w:eastAsia="宋体"/>
+                <w:sz w:val="21"/>
+              </w:rPr>
+              <w:t xml:space="preserve">章节片段（createDocument）</w:t>
+            </w:r>
+          </w:p>
+        </w:tc>
+        <w:tc>
+          <w:p>
+            <w:pPr>
+              <w:jc w:val="center"/>
+            </w:pPr>
+            <w:r>
+              <w:rPr>
+                <w:rFonts w:ascii="Times New Roman" w:hAnsi="Times New Roman" w:eastAsia="宋体"/>
+                <w:sz w:val="21"/>
+              </w:rPr>
+              <w:t xml:space="preserve">/generate*、/generateSM/*、/generateBG/*</w:t>
+            </w:r>
+          </w:p>
+        </w:tc>
+        <w:tc>
+          <w:p>
+            <w:pPr>
+              <w:jc w:val="center"/>
+            </w:pPr>
+            <w:r>
+              <w:rPr>
+                <w:rFonts w:ascii="Times New Roman" w:hAnsi="Times New Roman" w:eastAsia="宋体"/>
+                <w:sz w:val="21"/>
+              </w:rPr>
+              <w:t xml:space="preserve">30</w:t>
+            </w:r>
+          </w:p>
+        </w:tc>
+        <w:tc>
+          <w:p>
+            <w:pPr>
+              <w:jc w:val="left"/>
+            </w:pPr>
+            <w:r>
+              <w:rPr>
+                <w:rFonts w:ascii="Times New Roman" w:hAnsi="Times New Roman" w:eastAsia="宋体"/>
+                <w:sz w:val="21"/>
+              </w:rPr>
+              <w:t xml:space="preserve">七类文档的章节片段生成</w:t>
+            </w:r>
+          </w:p>
+        </w:tc>
+      </w:tr>
+      <w:tr>
+        <w:trPr>
+          <w:cantSplit/>
+        </w:trPr>
+        <w:tc>
+          <w:p>
+            <w:pPr>
+              <w:jc w:val="center"/>
+            </w:pPr>
+            <w:r>
+              <w:rPr>
+                <w:rFonts w:ascii="Times New Roman" w:hAnsi="Times New Roman" w:eastAsia="宋体"/>
+                <w:sz w:val="21"/>
+              </w:rPr>
+              <w:t xml:space="preserve">文档组装（createSeiTaiDocument）</w:t>
+            </w:r>
+          </w:p>
+        </w:tc>
+        <w:tc>
+          <w:p>
+            <w:pPr>
+              <w:jc w:val="center"/>
+            </w:pPr>
+            <w:r>
+              <w:rPr>
+                <w:rFonts w:ascii="Times New Roman" w:hAnsi="Times New Roman" w:eastAsia="宋体"/>
+                <w:sz w:val="21"/>
+              </w:rPr>
+              <w:t xml:space="preserve">/create/*、/documentUpload/*</w:t>
+            </w:r>
+          </w:p>
+        </w:tc>
+        <w:tc>
+          <w:p>
+            <w:pPr>
+              <w:jc w:val="center"/>
+            </w:pPr>
+            <w:r>
+              <w:rPr>
+                <w:rFonts w:ascii="Times New Roman" w:hAnsi="Times New Roman" w:eastAsia="宋体"/>
+                <w:sz w:val="21"/>
+              </w:rPr>
+              <w:t xml:space="preserve">10</w:t>
+            </w:r>
+          </w:p>
+        </w:tc>
+        <w:tc>
+          <w:p>
+            <w:pPr>
+              <w:jc w:val="left"/>
+            </w:pPr>
+            <w:r>
+              <w:rPr>
+                <w:rFonts w:ascii="Times New Roman" w:hAnsi="Times New Roman" w:eastAsia="宋体"/>
+                <w:sz w:val="21"/>
+              </w:rPr>
+              <w:t xml:space="preserve">模板上传、文档组装与下载</w:t>
+            </w:r>
+          </w:p>
+        </w:tc>
+      </w:tr>
+    </w:tbl>
+    <w:p>
+      <w:pPr/>
+      <w:r>
+        <w:rPr/>
+        <w:t xml:space="preserve"/>
+      </w:r>
+    </w:p>
+    <w:p>
+      <w:pPr>
         <w:pStyle w:val="2"/>
       </w:pPr>
       <w:r>
@@ -8078,7 +13089,7 @@
           <w:rFonts w:ascii="Times New Roman" w:hAnsi="Times New Roman" w:eastAsia="宋体"/>
           <w:sz w:val="24"/>
         </w:rPr>
-        <w:t xml:space="preserve">模块间关键内部接口见表 3-17。</w:t>
+        <w:t xml:space="preserve">模块间关键内部接口见表 3-28。</w:t>
       </w:r>
     </w:p>
     <w:p>
@@ -8091,7 +13102,7 @@
           <w:rFonts w:ascii="Times New Roman" w:hAnsi="Times New Roman" w:eastAsia="黑体"/>
           <w:sz w:val="21"/>
         </w:rPr>
-        <w:t xml:space="preserve">表 3-17 内部接口</w:t>
+        <w:t xml:space="preserve">表 3-28 内部接口</w:t>
       </w:r>
     </w:p>
     <w:tbl>
@@ -8700,7 +13711,7 @@
           <w:rFonts w:ascii="Times New Roman" w:hAnsi="Times New Roman" w:eastAsia="宋体"/>
           <w:sz w:val="24"/>
         </w:rPr>
-        <w:t xml:space="preserve">系统的安全性需求按 GB/T 28452-2012 第三级 7.1.1~7.1.10 落实，见表 3-18。各条款的实现位置与实测结果分别见《安全测评要求实现追踪表》与《安全测评测试记录》。</w:t>
+        <w:t xml:space="preserve">系统的安全性需求按 GB/T 28452-2012 第三级 7.1.1~7.1.10 落实，见表 3-29。各条款的实现位置与实测结果分别见《安全测评要求实现追踪表》与《安全测评测试记录》。</w:t>
       </w:r>
     </w:p>
     <w:p>
@@ -8713,7 +13724,7 @@
           <w:rFonts w:ascii="Times New Roman" w:hAnsi="Times New Roman" w:eastAsia="黑体"/>
           <w:sz w:val="21"/>
         </w:rPr>
-        <w:t xml:space="preserve">表 3-18 安全性需求与国标条款对应</w:t>
+        <w:t xml:space="preserve">表 3-29 安全性需求与国标条款对应</w:t>
       </w:r>
     </w:p>
     <w:tbl>
@@ -9299,7 +14310,7 @@
           <w:rFonts w:ascii="Times New Roman" w:hAnsi="Times New Roman" w:eastAsia="黑体"/>
           <w:sz w:val="21"/>
         </w:rPr>
-        <w:t xml:space="preserve">表 3-19 保密性需求</w:t>
+        <w:t xml:space="preserve">表 3-30 保密性需求</w:t>
       </w:r>
     </w:p>
     <w:tbl>
@@ -9730,7 +14741,7 @@
           <w:rFonts w:ascii="Times New Roman" w:hAnsi="Times New Roman" w:eastAsia="黑体"/>
           <w:sz w:val="21"/>
         </w:rPr>
-        <w:t xml:space="preserve">表 3-20 运行环境</w:t>
+        <w:t xml:space="preserve">表 3-37 运行环境</w:t>
       </w:r>
     </w:p>
     <w:tbl>
@@ -10209,7 +15220,7 @@
           <w:rFonts w:ascii="Times New Roman" w:hAnsi="Times New Roman" w:eastAsia="黑体"/>
           <w:sz w:val="21"/>
         </w:rPr>
-        <w:t xml:space="preserve">表 3-21 质量因素与要求</w:t>
+        <w:t xml:space="preserve">表 3-32 质量因素与要求</w:t>
       </w:r>
     </w:p>
     <w:tbl>
@@ -10662,7 +15673,7 @@
           <w:rFonts w:ascii="Times New Roman" w:hAnsi="Times New Roman" w:eastAsia="宋体"/>
           <w:sz w:val="24"/>
         </w:rPr>
-        <w:t xml:space="preserve">系统内置 22 类数据字典，作为项目表单、需求/用例/问题类型字段与文档渲染的取值来源。字典以“字典类 → 字典项”两级存储，字典项含显示名、实际值、状态与排序。主要字典见表 3-23，完整枚举见《附录-数据字典枚举》。</w:t>
+        <w:t xml:space="preserve">系统内置 22 类数据字典，作为项目表单、需求/用例/问题类型字段与文档渲染的取值来源。字典以“字典类 → 字典项”两级存储，字典项含显示名、实际值、状态与排序。主要字典见表 3-34，完整枚举见《附录-数据字典枚举》。</w:t>
       </w:r>
     </w:p>
     <w:p>
@@ -10676,7 +15687,7 @@
           <w:rFonts w:ascii="Times New Roman" w:hAnsi="Times New Roman" w:eastAsia="宋体"/>
           <w:sz w:val="24"/>
         </w:rPr>
-        <w:t xml:space="preserve">核心业务实体的主要数据元素见表 3-22，字段类型与长度以数据模型定义为准；所有实体均继承统一基类字段（id、remark、update_datetime、create_datetime、sort），下表不再重复。</w:t>
+        <w:t xml:space="preserve">核心业务实体的主要数据元素见表 3-33，字段类型与长度以数据模型定义为准；所有实体均继承统一基类字段（id、remark、update_datetime、create_datetime、sort），下表不再重复。</w:t>
       </w:r>
     </w:p>
     <w:p>
@@ -10689,7 +15700,7 @@
           <w:rFonts w:ascii="Times New Roman" w:hAnsi="Times New Roman" w:eastAsia="黑体"/>
           <w:sz w:val="21"/>
         </w:rPr>
-        <w:t xml:space="preserve">表 3-22 核心数据元素</w:t>
+        <w:t xml:space="preserve">表 3-33 核心数据元素</w:t>
       </w:r>
     </w:p>
     <w:tbl>
@@ -11896,7 +16907,7 @@
           <w:rFonts w:ascii="Times New Roman" w:hAnsi="Times New Roman" w:eastAsia="黑体"/>
           <w:sz w:val="21"/>
         </w:rPr>
-        <w:t xml:space="preserve">表 3-23 主要数据字典</w:t>
+        <w:t xml:space="preserve">表 3-34 主要数据字典</w:t>
       </w:r>
     </w:p>
     <w:tbl>
@@ -12670,7 +17681,7 @@
           <w:rFonts w:ascii="Times New Roman" w:hAnsi="Times New Roman" w:eastAsia="黑体"/>
           <w:sz w:val="21"/>
         </w:rPr>
-        <w:t xml:space="preserve">表 3-24 运维操作</w:t>
+        <w:t xml:space="preserve">表 3-35 运维操作</w:t>
       </w:r>
     </w:p>
     <w:tbl>
@@ -13054,7 +18065,7 @@
           <w:rFonts w:ascii="Times New Roman" w:hAnsi="Times New Roman" w:eastAsia="黑体"/>
           <w:sz w:val="21"/>
         </w:rPr>
-        <w:t xml:space="preserve">表 3-25 故障处理需求</w:t>
+        <w:t xml:space="preserve">表 3-36 故障处理需求</w:t>
       </w:r>
     </w:p>
     <w:tbl>
@@ -13593,6 +18604,238 @@
     </w:p>
     <w:p>
       <w:pPr>
+        <w:pStyle w:val="30"/>
+      </w:pPr>
+      <w:r>
+        <w:rPr/>
+        <w:t xml:space="preserve">各角色典型操作序列</w:t>
+      </w:r>
+    </w:p>
+    <w:p>
+      <w:pPr>
+        <w:spacing w:line="360" w:lineRule="auto"/>
+        <w:ind w:left="480"/>
+        <w:jc w:val="both"/>
+      </w:pPr>
+      <w:r>
+        <w:rPr>
+          <w:rFonts w:ascii="Times New Roman" w:hAnsi="Times New Roman" w:eastAsia="宋体"/>
+          <w:sz w:val="24"/>
+        </w:rPr>
+        <w:t xml:space="preserve">系统按角色划分职责，各角色的典型操作序列见下表，详细界面操作见《软件用户手册》。</w:t>
+      </w:r>
+    </w:p>
+    <w:p>
+      <w:pPr>
+        <w:spacing w:before="120" w:after="60"/>
+        <w:jc w:val="center"/>
+      </w:pPr>
+      <w:r>
+        <w:rPr>
+          <w:rFonts w:ascii="Times New Roman" w:hAnsi="Times New Roman" w:eastAsia="黑体"/>
+          <w:sz w:val="21"/>
+        </w:rPr>
+        <w:t xml:space="preserve">表 3-37 角色操作序列</w:t>
+      </w:r>
+    </w:p>
+    <w:tbl>
+      <w:tblPr>
+        <w:tblStyle w:val="afffffffff8"/>
+        <w:tblW w:w="9600" w:type="dxa"/>
+        <w:jc w:val="center"/>
+        <w:tblBorders>
+          <w:top w:val="single" w:color="000000" w:sz="12"/>
+          <w:left w:val="single" w:color="000000" w:sz="12"/>
+          <w:bottom w:val="single" w:color="000000" w:sz="12"/>
+          <w:right w:val="single" w:color="000000" w:sz="12"/>
+          <w:insideH w:val="single" w:color="000000" w:sz="6"/>
+          <w:insideV w:val="single" w:color="000000" w:sz="6"/>
+        </w:tblBorders>
+        <w:tblLayout w:type="fixed"/>
+        <w:tblLook w:val="04A0"/>
+      </w:tblPr>
+      <w:tblGrid>
+        <w:gridCol w:w="2200"/>
+        <w:gridCol w:w="7400"/>
+      </w:tblGrid>
+      <w:tr>
+        <w:trPr>
+          <w:cantSplit/>
+          <w:tblHeader/>
+        </w:trPr>
+        <w:tc>
+          <w:p>
+            <w:pPr>
+              <w:jc w:val="center"/>
+            </w:pPr>
+            <w:r>
+              <w:rPr>
+                <w:rFonts w:ascii="Times New Roman" w:hAnsi="Times New Roman" w:eastAsia="黑体"/>
+                <w:b/>
+                <w:sz w:val="21"/>
+              </w:rPr>
+              <w:t xml:space="preserve">角色</w:t>
+            </w:r>
+          </w:p>
+        </w:tc>
+        <w:tc>
+          <w:p>
+            <w:pPr>
+              <w:jc w:val="center"/>
+            </w:pPr>
+            <w:r>
+              <w:rPr>
+                <w:rFonts w:ascii="Times New Roman" w:hAnsi="Times New Roman" w:eastAsia="黑体"/>
+                <w:b/>
+                <w:sz w:val="21"/>
+              </w:rPr>
+              <w:t xml:space="preserve">典型操作序列</w:t>
+            </w:r>
+          </w:p>
+        </w:tc>
+      </w:tr>
+      <w:tr>
+        <w:trPr>
+          <w:cantSplit/>
+        </w:trPr>
+        <w:tc>
+          <w:p>
+            <w:pPr>
+              <w:jc w:val="center"/>
+            </w:pPr>
+            <w:r>
+              <w:rPr>
+                <w:rFonts w:ascii="Times New Roman" w:hAnsi="Times New Roman" w:eastAsia="宋体"/>
+                <w:sz w:val="21"/>
+              </w:rPr>
+              <w:t xml:space="preserve">系统管理员</w:t>
+            </w:r>
+          </w:p>
+        </w:tc>
+        <w:tc>
+          <w:p>
+            <w:pPr>
+              <w:jc w:val="left"/>
+            </w:pPr>
+            <w:r>
+              <w:rPr>
+                <w:rFonts w:ascii="Times New Roman" w:hAnsi="Times New Roman" w:eastAsia="宋体"/>
+                <w:sz w:val="21"/>
+              </w:rPr>
+              <w:t xml:space="preserve">登录 → 用户管理建号分配角色 → 数据字典维护 → 建项目 → 备份与恢复</w:t>
+            </w:r>
+          </w:p>
+        </w:tc>
+      </w:tr>
+      <w:tr>
+        <w:trPr>
+          <w:cantSplit/>
+        </w:trPr>
+        <w:tc>
+          <w:p>
+            <w:pPr>
+              <w:jc w:val="center"/>
+            </w:pPr>
+            <w:r>
+              <w:rPr>
+                <w:rFonts w:ascii="Times New Roman" w:hAnsi="Times New Roman" w:eastAsia="宋体"/>
+                <w:sz w:val="21"/>
+              </w:rPr>
+              <w:t xml:space="preserve">系统安全员</w:t>
+            </w:r>
+          </w:p>
+        </w:tc>
+        <w:tc>
+          <w:p>
+            <w:pPr>
+              <w:jc w:val="left"/>
+            </w:pPr>
+            <w:r>
+              <w:rPr>
+                <w:rFonts w:ascii="Times New Roman" w:hAnsi="Times New Roman" w:eastAsia="宋体"/>
+                <w:sz w:val="21"/>
+              </w:rPr>
+              <w:t xml:space="preserve">登录 → 配置登录失败锁定策略 → 授予用户密级许可 → 查看数据保密性 → 执行安全性检测分析</w:t>
+            </w:r>
+          </w:p>
+        </w:tc>
+      </w:tr>
+      <w:tr>
+        <w:trPr>
+          <w:cantSplit/>
+        </w:trPr>
+        <w:tc>
+          <w:p>
+            <w:pPr>
+              <w:jc w:val="center"/>
+            </w:pPr>
+            <w:r>
+              <w:rPr>
+                <w:rFonts w:ascii="Times New Roman" w:hAnsi="Times New Roman" w:eastAsia="宋体"/>
+                <w:sz w:val="21"/>
+              </w:rPr>
+              <w:t xml:space="preserve">系统审计员</w:t>
+            </w:r>
+          </w:p>
+        </w:tc>
+        <w:tc>
+          <w:p>
+            <w:pPr>
+              <w:jc w:val="left"/>
+            </w:pPr>
+            <w:r>
+              <w:rPr>
+                <w:rFonts w:ascii="Times New Roman" w:hAnsi="Times New Roman" w:eastAsia="宋体"/>
+                <w:sz w:val="21"/>
+              </w:rPr>
+              <w:t xml:space="preserve">登录 → 统一安全审计检索 → 抗抵赖证据核验 → 完整性核查 → 日志清理（限 30 天前）</w:t>
+            </w:r>
+          </w:p>
+        </w:tc>
+      </w:tr>
+      <w:tr>
+        <w:trPr>
+          <w:cantSplit/>
+        </w:trPr>
+        <w:tc>
+          <w:p>
+            <w:pPr>
+              <w:jc w:val="center"/>
+            </w:pPr>
+            <w:r>
+              <w:rPr>
+                <w:rFonts w:ascii="Times New Roman" w:hAnsi="Times New Roman" w:eastAsia="宋体"/>
+                <w:sz w:val="21"/>
+              </w:rPr>
+              <w:t xml:space="preserve">测评业务人员</w:t>
+            </w:r>
+          </w:p>
+        </w:tc>
+        <w:tc>
+          <w:p>
+            <w:pPr>
+              <w:jc w:val="left"/>
+            </w:pPr>
+            <w:r>
+              <w:rPr>
+                <w:rFonts w:ascii="Times New Roman" w:hAnsi="Times New Roman" w:eastAsia="宋体"/>
+                <w:sz w:val="21"/>
+              </w:rPr>
+              <w:t xml:space="preserve">登录 → 进入项目工作区 → 建轮次/被测件/需求/测试项/用例 → 填执行结果 → 登记问题单 → 生成文档</w:t>
+            </w:r>
+          </w:p>
+        </w:tc>
+      </w:tr>
+    </w:tbl>
+    <w:p>
+      <w:pPr/>
+      <w:r>
+        <w:rPr/>
+        <w:t xml:space="preserve"/>
+      </w:r>
+    </w:p>
+    <w:p>
+      <w:pPr>
         <w:pStyle w:val="2"/>
       </w:pPr>
       <w:r>
@@ -13610,7 +18853,7 @@
           <w:rFonts w:ascii="Times New Roman" w:hAnsi="Times New Roman" w:eastAsia="黑体"/>
           <w:sz w:val="21"/>
         </w:rPr>
-        <w:t xml:space="preserve">表 3-26 人员需求</w:t>
+        <w:t xml:space="preserve">表 3-38 人员需求</w:t>
       </w:r>
     </w:p>
     <w:tbl>

--- a/SRS/测试管理平台软件需求规格说明.docx
+++ b/SRS/测试管理平台软件需求规格说明.docx
@@ -84,7 +84,7 @@
           <w:rFonts w:ascii="Times New Roman" w:hAnsi="Times New Roman" w:eastAsia="宋体"/>
           <w:sz w:val="32"/>
         </w:rPr>
-        <w:t xml:space="preserve">总页数：37</w:t>
+        <w:t xml:space="preserve">总页数：39</w:t>
       </w:r>
     </w:p>
     <w:p>
@@ -5346,7 +5346,7 @@
           <w:rFonts w:ascii="Times New Roman" w:hAnsi="Times New Roman" w:eastAsia="黑体"/>
           <w:sz w:val="21"/>
         </w:rPr>
-        <w:t xml:space="preserve">表 3-28 项目管理功能构成</w:t>
+        <w:t xml:space="preserve">表 3-29 项目管理功能构成</w:t>
       </w:r>
     </w:p>
     <w:tbl>
@@ -5807,6 +5807,20 @@
           <w:sz w:val="24"/>
         </w:rPr>
         <w:t xml:space="preserve">· 删除项目为级联删除，须二次确认；</w:t>
+      </w:r>
+    </w:p>
+    <w:p>
+      <w:pPr>
+        <w:spacing w:line="360" w:lineRule="auto"/>
+        <w:ind w:left="480"/>
+        <w:jc w:val="both"/>
+      </w:pPr>
+      <w:r>
+        <w:rPr>
+          <w:rFonts w:ascii="Times New Roman" w:hAnsi="Times New Roman" w:eastAsia="宋体"/>
+          <w:sz w:val="24"/>
+        </w:rPr>
+        <w:t xml:space="preserve">· 创建项目时自动添加第一轮测试（轮次标识为“项目标识-R1”），随后进入工作区补录数据；</w:t>
       </w:r>
     </w:p>
     <w:p>
@@ -6496,7 +6510,7 @@
           <w:rFonts w:ascii="Times New Roman" w:hAnsi="Times New Roman" w:eastAsia="黑体"/>
           <w:sz w:val="21"/>
         </w:rPr>
-        <w:t xml:space="preserve">表 3-32 项目工作区功能构成</w:t>
+        <w:t xml:space="preserve">表 3-33 项目工作区功能构成</w:t>
       </w:r>
     </w:p>
     <w:tbl>
@@ -6971,6 +6985,76 @@
           <w:sz w:val="24"/>
         </w:rPr>
         <w:t xml:space="preserve">· 用例步骤通过状态取值为通过/未通过/未执行，看板据此统计。</w:t>
+      </w:r>
+    </w:p>
+    <w:p>
+      <w:pPr>
+        <w:spacing w:line="360" w:lineRule="auto"/>
+        <w:ind w:left="480"/>
+        <w:jc w:val="both"/>
+      </w:pPr>
+      <w:r>
+        <w:rPr>
+          <w:rFonts w:ascii="Times New Roman" w:hAnsi="Times New Roman" w:eastAsia="宋体"/>
+          <w:sz w:val="24"/>
+        </w:rPr>
+        <w:t xml:space="preserve">· 每个轮次必须存在源代码被测件：进入工作区时自动检测，缺失则引导创建，并由系统自动生成静态分析、代码审查的测试项与用例；</w:t>
+      </w:r>
+    </w:p>
+    <w:p>
+      <w:pPr>
+        <w:spacing w:line="360" w:lineRule="auto"/>
+        <w:ind w:left="480"/>
+        <w:jc w:val="both"/>
+      </w:pPr>
+      <w:r>
+        <w:rPr>
+          <w:rFonts w:ascii="Times New Roman" w:hAnsi="Times New Roman" w:eastAsia="宋体"/>
+          <w:sz w:val="24"/>
+        </w:rPr>
+        <w:t xml:space="preserve">· 树上单击节点查看其下级管理界面，双击节点直接在弹窗中编辑该节点；</w:t>
+      </w:r>
+    </w:p>
+    <w:p>
+      <w:pPr>
+        <w:spacing w:line="360" w:lineRule="auto"/>
+        <w:ind w:left="480"/>
+        <w:jc w:val="both"/>
+      </w:pPr>
+      <w:r>
+        <w:rPr>
+          <w:rFonts w:ascii="Times New Roman" w:hAnsi="Times New Roman" w:eastAsia="宋体"/>
+          <w:sz w:val="24"/>
+        </w:rPr>
+        <w:t xml:space="preserve">· 设计需求支持批量导入并在导入前预览编辑；测试项与用例支持批量新增；</w:t>
+      </w:r>
+    </w:p>
+    <w:p>
+      <w:pPr>
+        <w:spacing w:line="360" w:lineRule="auto"/>
+        <w:ind w:left="480"/>
+        <w:jc w:val="both"/>
+      </w:pPr>
+      <w:r>
+        <w:rPr>
+          <w:rFonts w:ascii="Times New Roman" w:hAnsi="Times New Roman" w:eastAsia="宋体"/>
+          <w:sz w:val="24"/>
+        </w:rPr>
+        <w:t xml:space="preserve">· 同一测试项可关联多个设计需求，形成需求追踪关系；用例可由测试子项一键生成；</w:t>
+      </w:r>
+    </w:p>
+    <w:p>
+      <w:pPr>
+        <w:spacing w:line="360" w:lineRule="auto"/>
+        <w:ind w:left="480"/>
+        <w:jc w:val="both"/>
+      </w:pPr>
+      <w:r>
+        <w:rPr>
+          <w:rFonts w:ascii="Times New Roman" w:hAnsi="Times New Roman" w:eastAsia="宋体"/>
+          <w:sz w:val="24"/>
+        </w:rPr>
+        <w:t xml:space="preserve">· 问题单支持三种创建方式：轮次节点右键新建（不关联用例）、用例节点新增、用例节点关联添加。</w:t>
       </w:r>
     </w:p>
     <w:p>
@@ -7465,7 +7549,7 @@
           <w:rFonts w:ascii="Times New Roman" w:hAnsi="Times New Roman" w:eastAsia="黑体"/>
           <w:sz w:val="21"/>
         </w:rPr>
-        <w:t xml:space="preserve">表 3-36 文档生成需求</w:t>
+        <w:t xml:space="preserve">表 3-37 文档生成需求</w:t>
       </w:r>
     </w:p>
     <w:tbl>
@@ -7943,7 +8027,7 @@
           <w:rFonts w:ascii="Times New Roman" w:hAnsi="Times New Roman" w:eastAsia="黑体"/>
           <w:sz w:val="21"/>
         </w:rPr>
-        <w:t xml:space="preserve">表 3-27 文档生成功能构成</w:t>
+        <w:t xml:space="preserve">表 3-28 文档生成功能构成</w:t>
       </w:r>
     </w:p>
     <w:tbl>
@@ -8457,7 +8541,7 @@
           <w:rFonts w:ascii="Times New Roman" w:hAnsi="Times New Roman" w:eastAsia="黑体"/>
           <w:sz w:val="21"/>
         </w:rPr>
-        <w:t xml:space="preserve">表 3-28 数据管理需求</w:t>
+        <w:t xml:space="preserve">表 3-29 数据管理需求</w:t>
       </w:r>
     </w:p>
     <w:tbl>
@@ -8935,7 +9019,7 @@
           <w:rFonts w:ascii="Times New Roman" w:hAnsi="Times New Roman" w:eastAsia="黑体"/>
           <w:sz w:val="21"/>
         </w:rPr>
-        <w:t xml:space="preserve">表 3-29 数据管理功能构成</w:t>
+        <w:t xml:space="preserve">表 3-30 数据管理功能构成</w:t>
       </w:r>
     </w:p>
     <w:tbl>
@@ -9449,7 +9533,7 @@
           <w:rFonts w:ascii="Times New Roman" w:hAnsi="Times New Roman" w:eastAsia="黑体"/>
           <w:sz w:val="21"/>
         </w:rPr>
-        <w:t xml:space="preserve">表 3-30 日志与审计需求</w:t>
+        <w:t xml:space="preserve">表 3-31 日志与审计需求</w:t>
       </w:r>
     </w:p>
     <w:tbl>
@@ -9880,7 +9964,7 @@
           <w:rFonts w:ascii="Times New Roman" w:hAnsi="Times New Roman" w:eastAsia="黑体"/>
           <w:sz w:val="21"/>
         </w:rPr>
-        <w:t xml:space="preserve">表 3-37 日志与审计功能构成</w:t>
+        <w:t xml:space="preserve">表 3-38 日志与审计功能构成</w:t>
       </w:r>
     </w:p>
     <w:tbl>
@@ -10394,7 +10478,7 @@
           <w:rFonts w:ascii="Times New Roman" w:hAnsi="Times New Roman" w:eastAsia="黑体"/>
           <w:sz w:val="21"/>
         </w:rPr>
-        <w:t xml:space="preserve">表 3-32 安全策略需求</w:t>
+        <w:t xml:space="preserve">表 3-33 安全策略需求</w:t>
       </w:r>
     </w:p>
     <w:tbl>
@@ -10778,7 +10862,7 @@
           <w:rFonts w:ascii="Times New Roman" w:hAnsi="Times New Roman" w:eastAsia="黑体"/>
           <w:sz w:val="21"/>
         </w:rPr>
-        <w:t xml:space="preserve">表 3-33 安全策略功能构成</w:t>
+        <w:t xml:space="preserve">表 3-34 安全策略功能构成</w:t>
       </w:r>
     </w:p>
     <w:tbl>
@@ -11231,7 +11315,7 @@
           <w:rFonts w:ascii="Times New Roman" w:hAnsi="Times New Roman" w:eastAsia="黑体"/>
           <w:sz w:val="21"/>
         </w:rPr>
-        <w:t xml:space="preserve">表 3-34 AI 辅助需求</w:t>
+        <w:t xml:space="preserve">表 3-35 AI 辅助需求</w:t>
       </w:r>
     </w:p>
     <w:tbl>
@@ -11474,7 +11558,7 @@
           <w:rFonts w:ascii="Times New Roman" w:hAnsi="Times New Roman" w:eastAsia="黑体"/>
           <w:sz w:val="21"/>
         </w:rPr>
-        <w:t xml:space="preserve">表 3-35 AI 辅助功能构成</w:t>
+        <w:t xml:space="preserve">表 3-36 AI 辅助功能构成</w:t>
       </w:r>
     </w:p>
     <w:tbl>
@@ -11754,7 +11838,7 @@
           <w:rFonts w:ascii="Times New Roman" w:hAnsi="Times New Roman" w:eastAsia="宋体"/>
           <w:sz w:val="24"/>
         </w:rPr>
-        <w:t xml:space="preserve">系统以浏览器单页应用提供人机界面，按角色动态生成左侧菜单。菜单结构见表 3-36。</w:t>
+        <w:t xml:space="preserve">系统以浏览器单页应用提供人机界面，按角色动态生成左侧菜单。菜单结构见表 3-37。</w:t>
       </w:r>
     </w:p>
     <w:p>
@@ -11767,7 +11851,7 @@
           <w:rFonts w:ascii="Times New Roman" w:hAnsi="Times New Roman" w:eastAsia="黑体"/>
           <w:sz w:val="21"/>
         </w:rPr>
-        <w:t xml:space="preserve">表 3-36 界面菜单结构</w:t>
+        <w:t xml:space="preserve">表 3-37 界面菜单结构</w:t>
       </w:r>
     </w:p>
     <w:tbl>
@@ -12101,6 +12185,861 @@
     </w:p>
     <w:p>
       <w:pPr>
+        <w:spacing w:line="360" w:lineRule="auto"/>
+        <w:ind w:left="480"/>
+        <w:jc w:val="both"/>
+      </w:pPr>
+      <w:r>
+        <w:rPr>
+          <w:rFonts w:ascii="Times New Roman" w:hAnsi="Times New Roman" w:eastAsia="宋体"/>
+          <w:sz w:val="24"/>
+        </w:rPr>
+        <w:t xml:space="preserve">前端共 18 个业务页面，按菜单域组织，页面与可见角色见下表。</w:t>
+      </w:r>
+    </w:p>
+    <w:p>
+      <w:pPr>
+        <w:spacing w:before="120" w:after="60"/>
+        <w:jc w:val="center"/>
+      </w:pPr>
+      <w:r>
+        <w:rPr>
+          <w:rFonts w:ascii="Times New Roman" w:hAnsi="Times New Roman" w:eastAsia="黑体"/>
+          <w:sz w:val="21"/>
+        </w:rPr>
+        <w:t xml:space="preserve">表 3-29 页面清单</w:t>
+      </w:r>
+    </w:p>
+    <w:tbl>
+      <w:tblPr>
+        <w:tblStyle w:val="afffffffff8"/>
+        <w:tblW w:w="9600" w:type="dxa"/>
+        <w:jc w:val="center"/>
+        <w:tblBorders>
+          <w:top w:val="single" w:color="000000" w:sz="12"/>
+          <w:left w:val="single" w:color="000000" w:sz="12"/>
+          <w:bottom w:val="single" w:color="000000" w:sz="12"/>
+          <w:right w:val="single" w:color="000000" w:sz="12"/>
+          <w:insideH w:val="single" w:color="000000" w:sz="6"/>
+          <w:insideV w:val="single" w:color="000000" w:sz="6"/>
+        </w:tblBorders>
+        <w:tblLayout w:type="fixed"/>
+        <w:tblLook w:val="04A0"/>
+      </w:tblPr>
+      <w:tblGrid>
+        <w:gridCol w:w="1600"/>
+        <w:gridCol w:w="3400"/>
+        <w:gridCol w:w="3400"/>
+        <w:gridCol w:w="1200"/>
+      </w:tblGrid>
+      <w:tr>
+        <w:trPr>
+          <w:cantSplit/>
+          <w:tblHeader/>
+        </w:trPr>
+        <w:tc>
+          <w:p>
+            <w:pPr>
+              <w:jc w:val="center"/>
+            </w:pPr>
+            <w:r>
+              <w:rPr>
+                <w:rFonts w:ascii="Times New Roman" w:hAnsi="Times New Roman" w:eastAsia="黑体"/>
+                <w:b/>
+                <w:sz w:val="21"/>
+              </w:rPr>
+              <w:t xml:space="preserve">菜单域</w:t>
+            </w:r>
+          </w:p>
+        </w:tc>
+        <w:tc>
+          <w:p>
+            <w:pPr>
+              <w:jc w:val="center"/>
+            </w:pPr>
+            <w:r>
+              <w:rPr>
+                <w:rFonts w:ascii="Times New Roman" w:hAnsi="Times New Roman" w:eastAsia="黑体"/>
+                <w:b/>
+                <w:sz w:val="21"/>
+              </w:rPr>
+              <w:t xml:space="preserve">页面</w:t>
+            </w:r>
+          </w:p>
+        </w:tc>
+        <w:tc>
+          <w:p>
+            <w:pPr>
+              <w:jc w:val="center"/>
+            </w:pPr>
+            <w:r>
+              <w:rPr>
+                <w:rFonts w:ascii="Times New Roman" w:hAnsi="Times New Roman" w:eastAsia="黑体"/>
+                <w:b/>
+                <w:sz w:val="21"/>
+              </w:rPr>
+              <w:t xml:space="preserve">路径</w:t>
+            </w:r>
+          </w:p>
+        </w:tc>
+        <w:tc>
+          <w:p>
+            <w:pPr>
+              <w:jc w:val="center"/>
+            </w:pPr>
+            <w:r>
+              <w:rPr>
+                <w:rFonts w:ascii="Times New Roman" w:hAnsi="Times New Roman" w:eastAsia="黑体"/>
+                <w:b/>
+                <w:sz w:val="21"/>
+              </w:rPr>
+              <w:t xml:space="preserve">可见角色</w:t>
+            </w:r>
+          </w:p>
+        </w:tc>
+      </w:tr>
+      <w:tr>
+        <w:trPr>
+          <w:cantSplit/>
+        </w:trPr>
+        <w:tc>
+          <w:p>
+            <w:pPr>
+              <w:jc w:val="center"/>
+            </w:pPr>
+            <w:r>
+              <w:rPr>
+                <w:rFonts w:ascii="Times New Roman" w:hAnsi="Times New Roman" w:eastAsia="宋体"/>
+                <w:sz w:val="21"/>
+              </w:rPr>
+              <w:t xml:space="preserve">首页</w:t>
+            </w:r>
+          </w:p>
+        </w:tc>
+        <w:tc>
+          <w:p>
+            <w:pPr>
+              <w:jc w:val="center"/>
+            </w:pPr>
+            <w:r>
+              <w:rPr>
+                <w:rFonts w:ascii="Times New Roman" w:hAnsi="Times New Roman" w:eastAsia="宋体"/>
+                <w:sz w:val="21"/>
+              </w:rPr>
+              <w:t xml:space="preserve">工作台 / 用户中心</w:t>
+            </w:r>
+          </w:p>
+        </w:tc>
+        <w:tc>
+          <w:p>
+            <w:pPr>
+              <w:jc w:val="center"/>
+            </w:pPr>
+            <w:r>
+              <w:rPr>
+                <w:rFonts w:ascii="Times New Roman" w:hAnsi="Times New Roman" w:eastAsia="宋体"/>
+                <w:sz w:val="21"/>
+              </w:rPr>
+              <w:t xml:space="preserve">/dashboard/workplace、/dashboard/usercenter</w:t>
+            </w:r>
+          </w:p>
+        </w:tc>
+        <w:tc>
+          <w:p>
+            <w:pPr>
+              <w:jc w:val="left"/>
+            </w:pPr>
+            <w:r>
+              <w:rPr>
+                <w:rFonts w:ascii="Times New Roman" w:hAnsi="Times New Roman" w:eastAsia="宋体"/>
+                <w:sz w:val="21"/>
+              </w:rPr>
+              <w:t xml:space="preserve">全部</w:t>
+            </w:r>
+          </w:p>
+        </w:tc>
+      </w:tr>
+      <w:tr>
+        <w:trPr>
+          <w:cantSplit/>
+        </w:trPr>
+        <w:tc>
+          <w:p>
+            <w:pPr>
+              <w:jc w:val="center"/>
+            </w:pPr>
+            <w:r>
+              <w:rPr>
+                <w:rFonts w:ascii="Times New Roman" w:hAnsi="Times New Roman" w:eastAsia="宋体"/>
+                <w:sz w:val="21"/>
+              </w:rPr>
+              <w:t xml:space="preserve">首页</w:t>
+            </w:r>
+          </w:p>
+        </w:tc>
+        <w:tc>
+          <w:p>
+            <w:pPr>
+              <w:jc w:val="center"/>
+            </w:pPr>
+            <w:r>
+              <w:rPr>
+                <w:rFonts w:ascii="Times New Roman" w:hAnsi="Times New Roman" w:eastAsia="宋体"/>
+                <w:sz w:val="21"/>
+              </w:rPr>
+              <w:t xml:space="preserve">用户管理</w:t>
+            </w:r>
+          </w:p>
+        </w:tc>
+        <w:tc>
+          <w:p>
+            <w:pPr>
+              <w:jc w:val="center"/>
+            </w:pPr>
+            <w:r>
+              <w:rPr>
+                <w:rFonts w:ascii="Times New Roman" w:hAnsi="Times New Roman" w:eastAsia="宋体"/>
+                <w:sz w:val="21"/>
+              </w:rPr>
+              <w:t xml:space="preserve">/dashboard/usermanage</w:t>
+            </w:r>
+          </w:p>
+        </w:tc>
+        <w:tc>
+          <w:p>
+            <w:pPr>
+              <w:jc w:val="left"/>
+            </w:pPr>
+            <w:r>
+              <w:rPr>
+                <w:rFonts w:ascii="Times New Roman" w:hAnsi="Times New Roman" w:eastAsia="宋体"/>
+                <w:sz w:val="21"/>
+              </w:rPr>
+              <w:t xml:space="preserve">系统管理员</w:t>
+            </w:r>
+          </w:p>
+        </w:tc>
+      </w:tr>
+      <w:tr>
+        <w:trPr>
+          <w:cantSplit/>
+        </w:trPr>
+        <w:tc>
+          <w:p>
+            <w:pPr>
+              <w:jc w:val="center"/>
+            </w:pPr>
+            <w:r>
+              <w:rPr>
+                <w:rFonts w:ascii="Times New Roman" w:hAnsi="Times New Roman" w:eastAsia="宋体"/>
+                <w:sz w:val="21"/>
+              </w:rPr>
+              <w:t xml:space="preserve">测试管理</w:t>
+            </w:r>
+          </w:p>
+        </w:tc>
+        <w:tc>
+          <w:p>
+            <w:pPr>
+              <w:jc w:val="center"/>
+            </w:pPr>
+            <w:r>
+              <w:rPr>
+                <w:rFonts w:ascii="Times New Roman" w:hAnsi="Times New Roman" w:eastAsia="宋体"/>
+                <w:sz w:val="21"/>
+              </w:rPr>
+              <w:t xml:space="preserve">项目列表</w:t>
+            </w:r>
+          </w:p>
+        </w:tc>
+        <w:tc>
+          <w:p>
+            <w:pPr>
+              <w:jc w:val="center"/>
+            </w:pPr>
+            <w:r>
+              <w:rPr>
+                <w:rFonts w:ascii="Times New Roman" w:hAnsi="Times New Roman" w:eastAsia="宋体"/>
+                <w:sz w:val="21"/>
+              </w:rPr>
+              <w:t xml:space="preserve">/testmanage/projmanage</w:t>
+            </w:r>
+          </w:p>
+        </w:tc>
+        <w:tc>
+          <w:p>
+            <w:pPr>
+              <w:jc w:val="left"/>
+            </w:pPr>
+            <w:r>
+              <w:rPr>
+                <w:rFonts w:ascii="Times New Roman" w:hAnsi="Times New Roman" w:eastAsia="宋体"/>
+                <w:sz w:val="21"/>
+              </w:rPr>
+              <w:t xml:space="preserve">全部（按项目授权）</w:t>
+            </w:r>
+          </w:p>
+        </w:tc>
+      </w:tr>
+      <w:tr>
+        <w:trPr>
+          <w:cantSplit/>
+        </w:trPr>
+        <w:tc>
+          <w:p>
+            <w:pPr>
+              <w:jc w:val="center"/>
+            </w:pPr>
+            <w:r>
+              <w:rPr>
+                <w:rFonts w:ascii="Times New Roman" w:hAnsi="Times New Roman" w:eastAsia="宋体"/>
+                <w:sz w:val="21"/>
+              </w:rPr>
+              <w:t xml:space="preserve">测试管理</w:t>
+            </w:r>
+          </w:p>
+        </w:tc>
+        <w:tc>
+          <w:p>
+            <w:pPr>
+              <w:jc w:val="center"/>
+            </w:pPr>
+            <w:r>
+              <w:rPr>
+                <w:rFonts w:ascii="Times New Roman" w:hAnsi="Times New Roman" w:eastAsia="宋体"/>
+                <w:sz w:val="21"/>
+              </w:rPr>
+              <w:t xml:space="preserve">项目看板</w:t>
+            </w:r>
+          </w:p>
+        </w:tc>
+        <w:tc>
+          <w:p>
+            <w:pPr>
+              <w:jc w:val="center"/>
+            </w:pPr>
+            <w:r>
+              <w:rPr>
+                <w:rFonts w:ascii="Times New Roman" w:hAnsi="Times New Roman" w:eastAsia="宋体"/>
+                <w:sz w:val="21"/>
+              </w:rPr>
+              <w:t xml:space="preserve">/testmanage/projBoard/:id</w:t>
+            </w:r>
+          </w:p>
+        </w:tc>
+        <w:tc>
+          <w:p>
+            <w:pPr>
+              <w:jc w:val="left"/>
+            </w:pPr>
+            <w:r>
+              <w:rPr>
+                <w:rFonts w:ascii="Times New Roman" w:hAnsi="Times New Roman" w:eastAsia="宋体"/>
+                <w:sz w:val="21"/>
+              </w:rPr>
+              <w:t xml:space="preserve">项目负责人/成员</w:t>
+            </w:r>
+          </w:p>
+        </w:tc>
+      </w:tr>
+      <w:tr>
+        <w:trPr>
+          <w:cantSplit/>
+        </w:trPr>
+        <w:tc>
+          <w:p>
+            <w:pPr>
+              <w:jc w:val="center"/>
+            </w:pPr>
+            <w:r>
+              <w:rPr>
+                <w:rFonts w:ascii="Times New Roman" w:hAnsi="Times New Roman" w:eastAsia="宋体"/>
+                <w:sz w:val="21"/>
+              </w:rPr>
+              <w:t xml:space="preserve">测试管理</w:t>
+            </w:r>
+          </w:p>
+        </w:tc>
+        <w:tc>
+          <w:p>
+            <w:pPr>
+              <w:jc w:val="center"/>
+            </w:pPr>
+            <w:r>
+              <w:rPr>
+                <w:rFonts w:ascii="Times New Roman" w:hAnsi="Times New Roman" w:eastAsia="宋体"/>
+                <w:sz w:val="21"/>
+              </w:rPr>
+              <w:t xml:space="preserve">项目工作区</w:t>
+            </w:r>
+          </w:p>
+        </w:tc>
+        <w:tc>
+          <w:p>
+            <w:pPr>
+              <w:jc w:val="center"/>
+            </w:pPr>
+            <w:r>
+              <w:rPr>
+                <w:rFonts w:ascii="Times New Roman" w:hAnsi="Times New Roman" w:eastAsia="宋体"/>
+                <w:sz w:val="21"/>
+              </w:rPr>
+              <w:t xml:space="preserve">/project</w:t>
+            </w:r>
+          </w:p>
+        </w:tc>
+        <w:tc>
+          <w:p>
+            <w:pPr>
+              <w:jc w:val="left"/>
+            </w:pPr>
+            <w:r>
+              <w:rPr>
+                <w:rFonts w:ascii="Times New Roman" w:hAnsi="Times New Roman" w:eastAsia="宋体"/>
+                <w:sz w:val="21"/>
+              </w:rPr>
+              <w:t xml:space="preserve">项目负责人/成员</w:t>
+            </w:r>
+          </w:p>
+        </w:tc>
+      </w:tr>
+      <w:tr>
+        <w:trPr>
+          <w:cantSplit/>
+        </w:trPr>
+        <w:tc>
+          <w:p>
+            <w:pPr>
+              <w:jc w:val="center"/>
+            </w:pPr>
+            <w:r>
+              <w:rPr>
+                <w:rFonts w:ascii="Times New Roman" w:hAnsi="Times New Roman" w:eastAsia="宋体"/>
+                <w:sz w:val="21"/>
+              </w:rPr>
+              <w:t xml:space="preserve">测试管理</w:t>
+            </w:r>
+          </w:p>
+        </w:tc>
+        <w:tc>
+          <w:p>
+            <w:pPr>
+              <w:jc w:val="center"/>
+            </w:pPr>
+            <w:r>
+              <w:rPr>
+                <w:rFonts w:ascii="Times New Roman" w:hAnsi="Times New Roman" w:eastAsia="宋体"/>
+                <w:sz w:val="21"/>
+              </w:rPr>
+              <w:t xml:space="preserve">项目文档片段</w:t>
+            </w:r>
+          </w:p>
+        </w:tc>
+        <w:tc>
+          <w:p>
+            <w:pPr>
+              <w:jc w:val="center"/>
+            </w:pPr>
+            <w:r>
+              <w:rPr>
+                <w:rFonts w:ascii="Times New Roman" w:hAnsi="Times New Roman" w:eastAsia="宋体"/>
+                <w:sz w:val="21"/>
+              </w:rPr>
+              <w:t xml:space="preserve">/projFragment/:id</w:t>
+            </w:r>
+          </w:p>
+        </w:tc>
+        <w:tc>
+          <w:p>
+            <w:pPr>
+              <w:jc w:val="left"/>
+            </w:pPr>
+            <w:r>
+              <w:rPr>
+                <w:rFonts w:ascii="Times New Roman" w:hAnsi="Times New Roman" w:eastAsia="宋体"/>
+                <w:sz w:val="21"/>
+              </w:rPr>
+              <w:t xml:space="preserve">项目负责人/成员</w:t>
+            </w:r>
+          </w:p>
+        </w:tc>
+      </w:tr>
+      <w:tr>
+        <w:trPr>
+          <w:cantSplit/>
+        </w:trPr>
+        <w:tc>
+          <w:p>
+            <w:pPr>
+              <w:jc w:val="center"/>
+            </w:pPr>
+            <w:r>
+              <w:rPr>
+                <w:rFonts w:ascii="Times New Roman" w:hAnsi="Times New Roman" w:eastAsia="宋体"/>
+                <w:sz w:val="21"/>
+              </w:rPr>
+              <w:t xml:space="preserve">数据管理</w:t>
+            </w:r>
+          </w:p>
+        </w:tc>
+        <w:tc>
+          <w:p>
+            <w:pPr>
+              <w:jc w:val="center"/>
+            </w:pPr>
+            <w:r>
+              <w:rPr>
+                <w:rFonts w:ascii="Times New Roman" w:hAnsi="Times New Roman" w:eastAsia="宋体"/>
+                <w:sz w:val="21"/>
+              </w:rPr>
+              <w:t xml:space="preserve">字典管理</w:t>
+            </w:r>
+          </w:p>
+        </w:tc>
+        <w:tc>
+          <w:p>
+            <w:pPr>
+              <w:jc w:val="center"/>
+            </w:pPr>
+            <w:r>
+              <w:rPr>
+                <w:rFonts w:ascii="Times New Roman" w:hAnsi="Times New Roman" w:eastAsia="宋体"/>
+                <w:sz w:val="21"/>
+              </w:rPr>
+              <w:t xml:space="preserve">/datamanage/dictmanage</w:t>
+            </w:r>
+          </w:p>
+        </w:tc>
+        <w:tc>
+          <w:p>
+            <w:pPr>
+              <w:jc w:val="left"/>
+            </w:pPr>
+            <w:r>
+              <w:rPr>
+                <w:rFonts w:ascii="Times New Roman" w:hAnsi="Times New Roman" w:eastAsia="宋体"/>
+                <w:sz w:val="21"/>
+              </w:rPr>
+              <w:t xml:space="preserve">系统管理员</w:t>
+            </w:r>
+          </w:p>
+        </w:tc>
+      </w:tr>
+      <w:tr>
+        <w:trPr>
+          <w:cantSplit/>
+        </w:trPr>
+        <w:tc>
+          <w:p>
+            <w:pPr>
+              <w:jc w:val="center"/>
+            </w:pPr>
+            <w:r>
+              <w:rPr>
+                <w:rFonts w:ascii="Times New Roman" w:hAnsi="Times New Roman" w:eastAsia="宋体"/>
+                <w:sz w:val="21"/>
+              </w:rPr>
+              <w:t xml:space="preserve">数据管理</w:t>
+            </w:r>
+          </w:p>
+        </w:tc>
+        <w:tc>
+          <w:p>
+            <w:pPr>
+              <w:jc w:val="center"/>
+            </w:pPr>
+            <w:r>
+              <w:rPr>
+                <w:rFonts w:ascii="Times New Roman" w:hAnsi="Times New Roman" w:eastAsia="宋体"/>
+                <w:sz w:val="21"/>
+              </w:rPr>
+              <w:t xml:space="preserve">项目联系信息 / 缩略语</w:t>
+            </w:r>
+          </w:p>
+        </w:tc>
+        <w:tc>
+          <w:p>
+            <w:pPr>
+              <w:jc w:val="center"/>
+            </w:pPr>
+            <w:r>
+              <w:rPr>
+                <w:rFonts w:ascii="Times New Roman" w:hAnsi="Times New Roman" w:eastAsia="宋体"/>
+                <w:sz w:val="21"/>
+              </w:rPr>
+              <w:t xml:space="preserve">/datamanage/projContact、/abbreviation</w:t>
+            </w:r>
+          </w:p>
+        </w:tc>
+        <w:tc>
+          <w:p>
+            <w:pPr>
+              <w:jc w:val="left"/>
+            </w:pPr>
+            <w:r>
+              <w:rPr>
+                <w:rFonts w:ascii="Times New Roman" w:hAnsi="Times New Roman" w:eastAsia="宋体"/>
+                <w:sz w:val="21"/>
+              </w:rPr>
+              <w:t xml:space="preserve">全部</w:t>
+            </w:r>
+          </w:p>
+        </w:tc>
+      </w:tr>
+      <w:tr>
+        <w:trPr>
+          <w:cantSplit/>
+        </w:trPr>
+        <w:tc>
+          <w:p>
+            <w:pPr>
+              <w:jc w:val="center"/>
+            </w:pPr>
+            <w:r>
+              <w:rPr>
+                <w:rFonts w:ascii="Times New Roman" w:hAnsi="Times New Roman" w:eastAsia="宋体"/>
+                <w:sz w:val="21"/>
+              </w:rPr>
+              <w:t xml:space="preserve">数据管理</w:t>
+            </w:r>
+          </w:p>
+        </w:tc>
+        <w:tc>
+          <w:p>
+            <w:pPr>
+              <w:jc w:val="center"/>
+            </w:pPr>
+            <w:r>
+              <w:rPr>
+                <w:rFonts w:ascii="Times New Roman" w:hAnsi="Times New Roman" w:eastAsia="宋体"/>
+                <w:sz w:val="21"/>
+              </w:rPr>
+              <w:t xml:space="preserve">数据备份与恢复</w:t>
+            </w:r>
+          </w:p>
+        </w:tc>
+        <w:tc>
+          <w:p>
+            <w:pPr>
+              <w:jc w:val="center"/>
+            </w:pPr>
+            <w:r>
+              <w:rPr>
+                <w:rFonts w:ascii="Times New Roman" w:hAnsi="Times New Roman" w:eastAsia="宋体"/>
+                <w:sz w:val="21"/>
+              </w:rPr>
+              <w:t xml:space="preserve">/datamanage/backup</w:t>
+            </w:r>
+          </w:p>
+        </w:tc>
+        <w:tc>
+          <w:p>
+            <w:pPr>
+              <w:jc w:val="left"/>
+            </w:pPr>
+            <w:r>
+              <w:rPr>
+                <w:rFonts w:ascii="Times New Roman" w:hAnsi="Times New Roman" w:eastAsia="宋体"/>
+                <w:sz w:val="21"/>
+              </w:rPr>
+              <w:t xml:space="preserve">管理员（全量）/ 登录用户</w:t>
+            </w:r>
+          </w:p>
+        </w:tc>
+      </w:tr>
+      <w:tr>
+        <w:trPr>
+          <w:cantSplit/>
+        </w:trPr>
+        <w:tc>
+          <w:p>
+            <w:pPr>
+              <w:jc w:val="center"/>
+            </w:pPr>
+            <w:r>
+              <w:rPr>
+                <w:rFonts w:ascii="Times New Roman" w:hAnsi="Times New Roman" w:eastAsia="宋体"/>
+                <w:sz w:val="21"/>
+              </w:rPr>
+              <w:t xml:space="preserve">日志监控</w:t>
+            </w:r>
+          </w:p>
+        </w:tc>
+        <w:tc>
+          <w:p>
+            <w:pPr>
+              <w:jc w:val="center"/>
+            </w:pPr>
+            <w:r>
+              <w:rPr>
+                <w:rFonts w:ascii="Times New Roman" w:hAnsi="Times New Roman" w:eastAsia="宋体"/>
+                <w:sz w:val="21"/>
+              </w:rPr>
+              <w:t xml:space="preserve">数据操作日志 / 接口操作日志 / 登录日志</w:t>
+            </w:r>
+          </w:p>
+        </w:tc>
+        <w:tc>
+          <w:p>
+            <w:pPr>
+              <w:jc w:val="center"/>
+            </w:pPr>
+            <w:r>
+              <w:rPr>
+                <w:rFonts w:ascii="Times New Roman" w:hAnsi="Times New Roman" w:eastAsia="宋体"/>
+                <w:sz w:val="21"/>
+              </w:rPr>
+              <w:t xml:space="preserve">/monitor/operationLog 等</w:t>
+            </w:r>
+          </w:p>
+        </w:tc>
+        <w:tc>
+          <w:p>
+            <w:pPr>
+              <w:jc w:val="left"/>
+            </w:pPr>
+            <w:r>
+              <w:rPr>
+                <w:rFonts w:ascii="Times New Roman" w:hAnsi="Times New Roman" w:eastAsia="宋体"/>
+                <w:sz w:val="21"/>
+              </w:rPr>
+              <w:t xml:space="preserve">审计员</w:t>
+            </w:r>
+          </w:p>
+        </w:tc>
+      </w:tr>
+      <w:tr>
+        <w:trPr>
+          <w:cantSplit/>
+        </w:trPr>
+        <w:tc>
+          <w:p>
+            <w:pPr>
+              <w:jc w:val="center"/>
+            </w:pPr>
+            <w:r>
+              <w:rPr>
+                <w:rFonts w:ascii="Times New Roman" w:hAnsi="Times New Roman" w:eastAsia="宋体"/>
+                <w:sz w:val="21"/>
+              </w:rPr>
+              <w:t xml:space="preserve">日志监控</w:t>
+            </w:r>
+          </w:p>
+        </w:tc>
+        <w:tc>
+          <w:p>
+            <w:pPr>
+              <w:jc w:val="center"/>
+            </w:pPr>
+            <w:r>
+              <w:rPr>
+                <w:rFonts w:ascii="Times New Roman" w:hAnsi="Times New Roman" w:eastAsia="宋体"/>
+                <w:sz w:val="21"/>
+              </w:rPr>
+              <w:t xml:space="preserve">抗抵赖证据 / 统一安全审计</w:t>
+            </w:r>
+          </w:p>
+        </w:tc>
+        <w:tc>
+          <w:p>
+            <w:pPr>
+              <w:jc w:val="center"/>
+            </w:pPr>
+            <w:r>
+              <w:rPr>
+                <w:rFonts w:ascii="Times New Roman" w:hAnsi="Times New Roman" w:eastAsia="宋体"/>
+                <w:sz w:val="21"/>
+              </w:rPr>
+              <w:t xml:space="preserve">/monitor/nonrepudiation、/auditLog</w:t>
+            </w:r>
+          </w:p>
+        </w:tc>
+        <w:tc>
+          <w:p>
+            <w:pPr>
+              <w:jc w:val="left"/>
+            </w:pPr>
+            <w:r>
+              <w:rPr>
+                <w:rFonts w:ascii="Times New Roman" w:hAnsi="Times New Roman" w:eastAsia="宋体"/>
+                <w:sz w:val="21"/>
+              </w:rPr>
+              <w:t xml:space="preserve">审计员</w:t>
+            </w:r>
+          </w:p>
+        </w:tc>
+      </w:tr>
+      <w:tr>
+        <w:trPr>
+          <w:cantSplit/>
+        </w:trPr>
+        <w:tc>
+          <w:p>
+            <w:pPr>
+              <w:jc w:val="center"/>
+            </w:pPr>
+            <w:r>
+              <w:rPr>
+                <w:rFonts w:ascii="Times New Roman" w:hAnsi="Times New Roman" w:eastAsia="宋体"/>
+                <w:sz w:val="21"/>
+              </w:rPr>
+              <w:t xml:space="preserve">安全策略</w:t>
+            </w:r>
+          </w:p>
+        </w:tc>
+        <w:tc>
+          <w:p>
+            <w:pPr>
+              <w:jc w:val="center"/>
+            </w:pPr>
+            <w:r>
+              <w:rPr>
+                <w:rFonts w:ascii="Times New Roman" w:hAnsi="Times New Roman" w:eastAsia="宋体"/>
+                <w:sz w:val="21"/>
+              </w:rPr>
+              <w:t xml:space="preserve">登录失败锁定策略 / 安全性检测分析</w:t>
+            </w:r>
+          </w:p>
+        </w:tc>
+        <w:tc>
+          <w:p>
+            <w:pPr>
+              <w:jc w:val="center"/>
+            </w:pPr>
+            <w:r>
+              <w:rPr>
+                <w:rFonts w:ascii="Times New Roman" w:hAnsi="Times New Roman" w:eastAsia="宋体"/>
+                <w:sz w:val="21"/>
+              </w:rPr>
+              <w:t xml:space="preserve">/security/policy、/selfcheck</w:t>
+            </w:r>
+          </w:p>
+        </w:tc>
+        <w:tc>
+          <w:p>
+            <w:pPr>
+              <w:jc w:val="left"/>
+            </w:pPr>
+            <w:r>
+              <w:rPr>
+                <w:rFonts w:ascii="Times New Roman" w:hAnsi="Times New Roman" w:eastAsia="宋体"/>
+                <w:sz w:val="21"/>
+              </w:rPr>
+              <w:t xml:space="preserve">安全员</w:t>
+            </w:r>
+          </w:p>
+        </w:tc>
+      </w:tr>
+    </w:tbl>
+    <w:p>
+      <w:pPr/>
+      <w:r>
+        <w:rPr/>
+        <w:t xml:space="preserve"/>
+      </w:r>
+    </w:p>
+    <w:p>
+      <w:pPr>
         <w:pStyle w:val="30"/>
       </w:pPr>
       <w:r>
@@ -12141,7 +13080,7 @@
           <w:rFonts w:ascii="Times New Roman" w:hAnsi="Times New Roman" w:eastAsia="黑体"/>
           <w:sz w:val="21"/>
         </w:rPr>
-        <w:t xml:space="preserve">表 3-27 软件接口</w:t>
+        <w:t xml:space="preserve">表 3-28 软件接口</w:t>
       </w:r>
     </w:p>
     <w:tbl>
@@ -12576,7 +13515,7 @@
           <w:rFonts w:ascii="Times New Roman" w:hAnsi="Times New Roman" w:eastAsia="黑体"/>
           <w:sz w:val="21"/>
         </w:rPr>
-        <w:t xml:space="preserve">表 3-27 接口分组统计</w:t>
+        <w:t xml:space="preserve">表 3-28 接口分组统计</w:t>
       </w:r>
     </w:p>
     <w:tbl>
@@ -13089,7 +14028,7 @@
           <w:rFonts w:ascii="Times New Roman" w:hAnsi="Times New Roman" w:eastAsia="宋体"/>
           <w:sz w:val="24"/>
         </w:rPr>
-        <w:t xml:space="preserve">模块间关键内部接口见表 3-28。</w:t>
+        <w:t xml:space="preserve">模块间关键内部接口见表 3-29。</w:t>
       </w:r>
     </w:p>
     <w:p>
@@ -13102,7 +14041,7 @@
           <w:rFonts w:ascii="Times New Roman" w:hAnsi="Times New Roman" w:eastAsia="黑体"/>
           <w:sz w:val="21"/>
         </w:rPr>
-        <w:t xml:space="preserve">表 3-28 内部接口</w:t>
+        <w:t xml:space="preserve">表 3-29 内部接口</w:t>
       </w:r>
     </w:p>
     <w:tbl>
@@ -13711,7 +14650,7 @@
           <w:rFonts w:ascii="Times New Roman" w:hAnsi="Times New Roman" w:eastAsia="宋体"/>
           <w:sz w:val="24"/>
         </w:rPr>
-        <w:t xml:space="preserve">系统的安全性需求按 GB/T 28452-2012 第三级 7.1.1~7.1.10 落实，见表 3-29。各条款的实现位置与实测结果分别见《安全测评要求实现追踪表》与《安全测评测试记录》。</w:t>
+        <w:t xml:space="preserve">系统的安全性需求按 GB/T 28452-2012 第三级 7.1.1~7.1.10 落实，见表 3-30。各条款的实现位置与实测结果分别见《安全测评要求实现追踪表》与《安全测评测试记录》。</w:t>
       </w:r>
     </w:p>
     <w:p>
@@ -13724,7 +14663,7 @@
           <w:rFonts w:ascii="Times New Roman" w:hAnsi="Times New Roman" w:eastAsia="黑体"/>
           <w:sz w:val="21"/>
         </w:rPr>
-        <w:t xml:space="preserve">表 3-29 安全性需求与国标条款对应</w:t>
+        <w:t xml:space="preserve">表 3-30 安全性需求与国标条款对应</w:t>
       </w:r>
     </w:p>
     <w:tbl>
@@ -14310,7 +15249,7 @@
           <w:rFonts w:ascii="Times New Roman" w:hAnsi="Times New Roman" w:eastAsia="黑体"/>
           <w:sz w:val="21"/>
         </w:rPr>
-        <w:t xml:space="preserve">表 3-30 保密性需求</w:t>
+        <w:t xml:space="preserve">表 3-31 保密性需求</w:t>
       </w:r>
     </w:p>
     <w:tbl>
@@ -14741,7 +15680,7 @@
           <w:rFonts w:ascii="Times New Roman" w:hAnsi="Times New Roman" w:eastAsia="黑体"/>
           <w:sz w:val="21"/>
         </w:rPr>
-        <w:t xml:space="preserve">表 3-37 运行环境</w:t>
+        <w:t xml:space="preserve">表 3-38 运行环境</w:t>
       </w:r>
     </w:p>
     <w:tbl>
@@ -15220,7 +16159,7 @@
           <w:rFonts w:ascii="Times New Roman" w:hAnsi="Times New Roman" w:eastAsia="黑体"/>
           <w:sz w:val="21"/>
         </w:rPr>
-        <w:t xml:space="preserve">表 3-32 质量因素与要求</w:t>
+        <w:t xml:space="preserve">表 3-33 质量因素与要求</w:t>
       </w:r>
     </w:p>
     <w:tbl>
@@ -15673,7 +16612,7 @@
           <w:rFonts w:ascii="Times New Roman" w:hAnsi="Times New Roman" w:eastAsia="宋体"/>
           <w:sz w:val="24"/>
         </w:rPr>
-        <w:t xml:space="preserve">系统内置 22 类数据字典，作为项目表单、需求/用例/问题类型字段与文档渲染的取值来源。字典以“字典类 → 字典项”两级存储，字典项含显示名、实际值、状态与排序。主要字典见表 3-34，完整枚举见《附录-数据字典枚举》。</w:t>
+        <w:t xml:space="preserve">系统内置 22 类数据字典，作为项目表单、需求/用例/问题类型字段与文档渲染的取值来源。字典以“字典类 → 字典项”两级存储，字典项含显示名、实际值、状态与排序。主要字典见表 3-35，完整枚举见《附录-数据字典枚举》。</w:t>
       </w:r>
     </w:p>
     <w:p>
@@ -15687,7 +16626,7 @@
           <w:rFonts w:ascii="Times New Roman" w:hAnsi="Times New Roman" w:eastAsia="宋体"/>
           <w:sz w:val="24"/>
         </w:rPr>
-        <w:t xml:space="preserve">核心业务实体的主要数据元素见表 3-33，字段类型与长度以数据模型定义为准；所有实体均继承统一基类字段（id、remark、update_datetime、create_datetime、sort），下表不再重复。</w:t>
+        <w:t xml:space="preserve">核心业务实体的主要数据元素见表 3-34，字段类型与长度以数据模型定义为准；所有实体均继承统一基类字段（id、remark、update_datetime、create_datetime、sort），下表不再重复。</w:t>
       </w:r>
     </w:p>
     <w:p>
@@ -15700,7 +16639,7 @@
           <w:rFonts w:ascii="Times New Roman" w:hAnsi="Times New Roman" w:eastAsia="黑体"/>
           <w:sz w:val="21"/>
         </w:rPr>
-        <w:t xml:space="preserve">表 3-33 核心数据元素</w:t>
+        <w:t xml:space="preserve">表 3-34 核心数据元素</w:t>
       </w:r>
     </w:p>
     <w:tbl>
@@ -16907,7 +17846,7 @@
           <w:rFonts w:ascii="Times New Roman" w:hAnsi="Times New Roman" w:eastAsia="黑体"/>
           <w:sz w:val="21"/>
         </w:rPr>
-        <w:t xml:space="preserve">表 3-34 主要数据字典</w:t>
+        <w:t xml:space="preserve">表 3-35 主要数据字典</w:t>
       </w:r>
     </w:p>
     <w:tbl>
@@ -17681,7 +18620,7 @@
           <w:rFonts w:ascii="Times New Roman" w:hAnsi="Times New Roman" w:eastAsia="黑体"/>
           <w:sz w:val="21"/>
         </w:rPr>
-        <w:t xml:space="preserve">表 3-35 运维操作</w:t>
+        <w:t xml:space="preserve">表 3-36 运维操作</w:t>
       </w:r>
     </w:p>
     <w:tbl>
@@ -18065,7 +19004,7 @@
           <w:rFonts w:ascii="Times New Roman" w:hAnsi="Times New Roman" w:eastAsia="黑体"/>
           <w:sz w:val="21"/>
         </w:rPr>
-        <w:t xml:space="preserve">表 3-36 故障处理需求</w:t>
+        <w:t xml:space="preserve">表 3-37 故障处理需求</w:t>
       </w:r>
     </w:p>
     <w:tbl>
@@ -18604,6 +19543,20 @@
     </w:p>
     <w:p>
       <w:pPr>
+        <w:spacing w:line="360" w:lineRule="auto"/>
+        <w:ind w:left="480"/>
+        <w:jc w:val="both"/>
+      </w:pPr>
+      <w:r>
+        <w:rPr>
+          <w:rFonts w:ascii="Times New Roman" w:hAnsi="Times New Roman" w:eastAsia="宋体"/>
+          <w:sz w:val="24"/>
+        </w:rPr>
+        <w:t xml:space="preserve">· 文档时间推算：以项目起止时间与各轮次起止时间为基准自动推导交付文档中的时间。项目开始日期对应被测件接收日期；大纲编制开始为项目开始+1 天、结束为开始+6 天；测评设计与实现开始为大纲编制结束+1 天、结束为开始+5 天。各文档的封面时间取固定锚点（大纲取大纲编制结束、说明取测评设计与实现结束、记录取第一轮结束、报告取项目结束、回归说明与记录取对应轮次的开始与结束、问题单取最后一轮结束）；由封面时间推导签署时间：拟制为封面-2 天、校对为封面-1 天、审核与批准为封面时间、V1.0 版本时间为封面时间。报告中另推断三个时间：需求分析结束为大纲编制+2 天、策划开始为需求分析+1 天、策划结束为报告编制结束。</w:t>
+      </w:r>
+    </w:p>
+    <w:p>
+      <w:pPr>
         <w:pStyle w:val="30"/>
       </w:pPr>
       <w:r>
@@ -18635,7 +19588,7 @@
           <w:rFonts w:ascii="Times New Roman" w:hAnsi="Times New Roman" w:eastAsia="黑体"/>
           <w:sz w:val="21"/>
         </w:rPr>
-        <w:t xml:space="preserve">表 3-37 角色操作序列</w:t>
+        <w:t xml:space="preserve">表 3-38 角色操作序列</w:t>
       </w:r>
     </w:p>
     <w:tbl>
@@ -18853,7 +19806,7 @@
           <w:rFonts w:ascii="Times New Roman" w:hAnsi="Times New Roman" w:eastAsia="黑体"/>
           <w:sz w:val="21"/>
         </w:rPr>
-        <w:t xml:space="preserve">表 3-38 人员需求</w:t>
+        <w:t xml:space="preserve">表 3-39 人员需求</w:t>
       </w:r>
     </w:p>
     <w:tbl>

--- a/SRS/测试管理平台软件需求规格说明.docx
+++ b/SRS/测试管理平台软件需求规格说明.docx
@@ -2882,7 +2882,7 @@
           <w:rFonts w:ascii="Times New Roman" w:hAnsi="Times New Roman" w:eastAsia="黑体"/>
           <w:sz w:val="21"/>
         </w:rPr>
-        <w:t xml:space="preserve">表 3-12 登录与鉴别功能构成</w:t>
+        <w:t xml:space="preserve">表 3-5 登录与鉴别功能构成</w:t>
       </w:r>
     </w:p>
     <w:tbl>
@@ -3335,7 +3335,7 @@
           <w:rFonts w:ascii="Times New Roman" w:hAnsi="Times New Roman" w:eastAsia="黑体"/>
           <w:sz w:val="21"/>
         </w:rPr>
-        <w:t xml:space="preserve">表 3-12 工作台与用户中心需求</w:t>
+        <w:t xml:space="preserve">表 3-6 工作台与用户中心需求</w:t>
       </w:r>
     </w:p>
     <w:tbl>
@@ -3625,7 +3625,7 @@
           <w:rFonts w:ascii="Times New Roman" w:hAnsi="Times New Roman" w:eastAsia="黑体"/>
           <w:sz w:val="21"/>
         </w:rPr>
-        <w:t xml:space="preserve">表 3-10 工作台与用户中心功能构成</w:t>
+        <w:t xml:space="preserve">表 3-7 工作台与用户中心功能构成</w:t>
       </w:r>
     </w:p>
     <w:tbl>
@@ -4050,7 +4050,7 @@
           <w:rFonts w:ascii="Times New Roman" w:hAnsi="Times New Roman" w:eastAsia="黑体"/>
           <w:sz w:val="21"/>
         </w:rPr>
-        <w:t xml:space="preserve">表 3-12 用户与角色管理需求</w:t>
+        <w:t xml:space="preserve">表 3-8 用户与角色管理需求</w:t>
       </w:r>
     </w:p>
     <w:tbl>
@@ -4387,7 +4387,7 @@
           <w:rFonts w:ascii="Times New Roman" w:hAnsi="Times New Roman" w:eastAsia="黑体"/>
           <w:sz w:val="21"/>
         </w:rPr>
-        <w:t xml:space="preserve">表 3-14 用户与角色管理功能构成</w:t>
+        <w:t xml:space="preserve">表 3-9 用户与角色管理功能构成</w:t>
       </w:r>
     </w:p>
     <w:tbl>
@@ -5346,7 +5346,7 @@
           <w:rFonts w:ascii="Times New Roman" w:hAnsi="Times New Roman" w:eastAsia="黑体"/>
           <w:sz w:val="21"/>
         </w:rPr>
-        <w:t xml:space="preserve">表 3-29 项目管理功能构成</w:t>
+        <w:t xml:space="preserve">表 3-11 项目管理功能构成</w:t>
       </w:r>
     </w:p>
     <w:tbl>
@@ -6510,7 +6510,7 @@
           <w:rFonts w:ascii="Times New Roman" w:hAnsi="Times New Roman" w:eastAsia="黑体"/>
           <w:sz w:val="21"/>
         </w:rPr>
-        <w:t xml:space="preserve">表 3-33 项目工作区功能构成</w:t>
+        <w:t xml:space="preserve">表 3-13 项目工作区功能构成</w:t>
       </w:r>
     </w:p>
     <w:tbl>
@@ -7549,7 +7549,7 @@
           <w:rFonts w:ascii="Times New Roman" w:hAnsi="Times New Roman" w:eastAsia="黑体"/>
           <w:sz w:val="21"/>
         </w:rPr>
-        <w:t xml:space="preserve">表 3-37 文档生成需求</w:t>
+        <w:t xml:space="preserve">表 3-15 文档生成需求</w:t>
       </w:r>
     </w:p>
     <w:tbl>
@@ -8027,7 +8027,7 @@
           <w:rFonts w:ascii="Times New Roman" w:hAnsi="Times New Roman" w:eastAsia="黑体"/>
           <w:sz w:val="21"/>
         </w:rPr>
-        <w:t xml:space="preserve">表 3-28 文档生成功能构成</w:t>
+        <w:t xml:space="preserve">表 3-16 文档生成功能构成</w:t>
       </w:r>
     </w:p>
     <w:tbl>
@@ -8541,7 +8541,7 @@
           <w:rFonts w:ascii="Times New Roman" w:hAnsi="Times New Roman" w:eastAsia="黑体"/>
           <w:sz w:val="21"/>
         </w:rPr>
-        <w:t xml:space="preserve">表 3-29 数据管理需求</w:t>
+        <w:t xml:space="preserve">表 3-17 数据管理需求</w:t>
       </w:r>
     </w:p>
     <w:tbl>
@@ -9019,7 +9019,7 @@
           <w:rFonts w:ascii="Times New Roman" w:hAnsi="Times New Roman" w:eastAsia="黑体"/>
           <w:sz w:val="21"/>
         </w:rPr>
-        <w:t xml:space="preserve">表 3-30 数据管理功能构成</w:t>
+        <w:t xml:space="preserve">表 3-18 数据管理功能构成</w:t>
       </w:r>
     </w:p>
     <w:tbl>
@@ -9533,7 +9533,7 @@
           <w:rFonts w:ascii="Times New Roman" w:hAnsi="Times New Roman" w:eastAsia="黑体"/>
           <w:sz w:val="21"/>
         </w:rPr>
-        <w:t xml:space="preserve">表 3-31 日志与审计需求</w:t>
+        <w:t xml:space="preserve">表 3-19 日志与审计需求</w:t>
       </w:r>
     </w:p>
     <w:tbl>
@@ -9964,7 +9964,7 @@
           <w:rFonts w:ascii="Times New Roman" w:hAnsi="Times New Roman" w:eastAsia="黑体"/>
           <w:sz w:val="21"/>
         </w:rPr>
-        <w:t xml:space="preserve">表 3-38 日志与审计功能构成</w:t>
+        <w:t xml:space="preserve">表 3-20 日志与审计功能构成</w:t>
       </w:r>
     </w:p>
     <w:tbl>
@@ -10478,7 +10478,7 @@
           <w:rFonts w:ascii="Times New Roman" w:hAnsi="Times New Roman" w:eastAsia="黑体"/>
           <w:sz w:val="21"/>
         </w:rPr>
-        <w:t xml:space="preserve">表 3-33 安全策略需求</w:t>
+        <w:t xml:space="preserve">表 3-21 安全策略需求</w:t>
       </w:r>
     </w:p>
     <w:tbl>
@@ -10862,7 +10862,7 @@
           <w:rFonts w:ascii="Times New Roman" w:hAnsi="Times New Roman" w:eastAsia="黑体"/>
           <w:sz w:val="21"/>
         </w:rPr>
-        <w:t xml:space="preserve">表 3-34 安全策略功能构成</w:t>
+        <w:t xml:space="preserve">表 3-22 安全策略功能构成</w:t>
       </w:r>
     </w:p>
     <w:tbl>
@@ -11315,7 +11315,7 @@
           <w:rFonts w:ascii="Times New Roman" w:hAnsi="Times New Roman" w:eastAsia="黑体"/>
           <w:sz w:val="21"/>
         </w:rPr>
-        <w:t xml:space="preserve">表 3-35 AI 辅助需求</w:t>
+        <w:t xml:space="preserve">表 3-23 AI 辅助需求</w:t>
       </w:r>
     </w:p>
     <w:tbl>
@@ -11558,7 +11558,7 @@
           <w:rFonts w:ascii="Times New Roman" w:hAnsi="Times New Roman" w:eastAsia="黑体"/>
           <w:sz w:val="21"/>
         </w:rPr>
-        <w:t xml:space="preserve">表 3-36 AI 辅助功能构成</w:t>
+        <w:t xml:space="preserve">表 3-24 AI 辅助功能构成</w:t>
       </w:r>
     </w:p>
     <w:tbl>
@@ -11838,7 +11838,7 @@
           <w:rFonts w:ascii="Times New Roman" w:hAnsi="Times New Roman" w:eastAsia="宋体"/>
           <w:sz w:val="24"/>
         </w:rPr>
-        <w:t xml:space="preserve">系统以浏览器单页应用提供人机界面，按角色动态生成左侧菜单。菜单结构见表 3-37。</w:t>
+        <w:t xml:space="preserve">系统以浏览器单页应用提供人机界面，按角色动态生成左侧菜单。菜单结构见表 3-25。</w:t>
       </w:r>
     </w:p>
     <w:p>
@@ -11851,7 +11851,7 @@
           <w:rFonts w:ascii="Times New Roman" w:hAnsi="Times New Roman" w:eastAsia="黑体"/>
           <w:sz w:val="21"/>
         </w:rPr>
-        <w:t xml:space="preserve">表 3-37 界面菜单结构</w:t>
+        <w:t xml:space="preserve">表 3-25 界面菜单结构</w:t>
       </w:r>
     </w:p>
     <w:tbl>
@@ -12207,7 +12207,7 @@
           <w:rFonts w:ascii="Times New Roman" w:hAnsi="Times New Roman" w:eastAsia="黑体"/>
           <w:sz w:val="21"/>
         </w:rPr>
-        <w:t xml:space="preserve">表 3-29 页面清单</w:t>
+        <w:t xml:space="preserve">表 3-26 页面清单</w:t>
       </w:r>
     </w:p>
     <w:tbl>
@@ -13080,7 +13080,7 @@
           <w:rFonts w:ascii="Times New Roman" w:hAnsi="Times New Roman" w:eastAsia="黑体"/>
           <w:sz w:val="21"/>
         </w:rPr>
-        <w:t xml:space="preserve">表 3-28 软件接口</w:t>
+        <w:t xml:space="preserve">表 3-27 软件接口</w:t>
       </w:r>
     </w:p>
     <w:tbl>
@@ -15680,7 +15680,7 @@
           <w:rFonts w:ascii="Times New Roman" w:hAnsi="Times New Roman" w:eastAsia="黑体"/>
           <w:sz w:val="21"/>
         </w:rPr>
-        <w:t xml:space="preserve">表 3-38 运行环境</w:t>
+        <w:t xml:space="preserve">表 3-32 运行环境</w:t>
       </w:r>
     </w:p>
     <w:tbl>

--- a/SRS/测试管理平台软件需求规格说明.docx
+++ b/SRS/测试管理平台软件需求规格说明.docx
@@ -205,7 +205,7 @@
     </w:p>
     <w:p>
       <w:r>
-        <w:fldChar w:fldCharType="begin"/>
+        <w:fldChar w:fldCharType="begin" w:dirty="true"/>
       </w:r>
       <w:r>
         <w:instrText xml:space="preserve"> TOC \o "1-3" \h \u </w:instrText>
@@ -214,7 +214,8 @@
         <w:fldChar w:fldCharType="separate"/>
       </w:r>
       <w:r>
-        <w:t xml:space="preserve">Update field to see table of contents</w:t>
+        <w:rPr/>
+        <w:t xml:space="preserve">（目录由域自动生成：打开文档时更新；如未显示，请按 Ctrl+A 后 F9 刷新）</w:t>
       </w:r>
       <w:r>
         <w:fldChar w:fldCharType="end"/>
@@ -21919,7 +21920,7 @@
           <w:rFonts w:ascii="Times New Roman" w:hAnsi="Times New Roman" w:eastAsia="宋体"/>
           <w:sz w:val="24"/>
         </w:rPr>
-        <w:t xml:space="preserve">· 生产打包仍需移除 staticfiles 与 Swagger 调试项（settings.py 中已标注 TODO）。</w:t>
+        <w:t xml:space="preserve">· 生产打包仍需移除 staticfiles 与 Swagger 调试项（settings.py 中已作标注）。</w:t>
       </w:r>
     </w:p>
     <w:p>

--- a/SRS/测试管理平台软件需求规格说明.docx
+++ b/SRS/测试管理平台软件需求规格说明.docx
@@ -84,7 +84,7 @@
           <w:rFonts w:ascii="Times New Roman" w:hAnsi="Times New Roman" w:eastAsia="宋体"/>
           <w:sz w:val="32"/>
         </w:rPr>
-        <w:t xml:space="preserve">总页数：46</w:t>
+        <w:t xml:space="preserve">总页数：47</w:t>
       </w:r>
     </w:p>
     <w:p>
@@ -14521,7 +14521,7 @@
           <w:rFonts w:ascii="Times New Roman" w:hAnsi="Times New Roman" w:eastAsia="宋体"/>
           <w:sz w:val="24"/>
         </w:rPr>
-        <w:t xml:space="preserve">系统数据存放于 MySQL 8.4 数据库 chengdu_test_plant_v1，共 43 张表。所有业务表继承统一基类，提供主键 id（大整数自增）、remark（描述）、update_datetime、create_datetime 与 sort（显示排序）字段；树形数据另带 title（树显示名）、key（层级路径串）与 level（层级）字段。</w:t>
+        <w:t xml:space="preserve">系统数据存放于 MySQL 8.4 数据库 chengdu_test_plant_v1，共 48 张表。所有业务表继承统一基类，提供主键 id（大整数自增）、remark（描述）、update_datetime、create_datetime 与 sort（显示排序）字段；树形数据另带 title（树显示名）、key（层级路径串）与 level（层级）字段。</w:t>
       </w:r>
     </w:p>
     <w:p>
@@ -14554,6 +14554,583 @@
     </w:p>
     <w:p>
       <w:pPr>
+        <w:spacing w:line="360" w:lineRule="auto"/>
+        <w:ind w:left="480"/>
+        <w:jc w:val="both"/>
+      </w:pPr>
+      <w:r>
+        <w:rPr>
+          <w:rFonts w:ascii="Times New Roman" w:hAnsi="Times New Roman" w:eastAsia="宋体"/>
+          <w:sz w:val="24"/>
+        </w:rPr>
+        <w:t xml:space="preserve">运行期还会产生临时数据与中间产物，其存放位置与保留策略见表 3-30，清理与登出逻辑据此执行剩余信息保护。</w:t>
+      </w:r>
+    </w:p>
+    <w:p>
+      <w:pPr>
+        <w:spacing w:before="120" w:after="60"/>
+        <w:jc w:val="center"/>
+      </w:pPr>
+      <w:r>
+        <w:rPr>
+          <w:rFonts w:ascii="Times New Roman" w:hAnsi="Times New Roman" w:eastAsia="黑体"/>
+          <w:sz w:val="21"/>
+        </w:rPr>
+        <w:t xml:space="preserve">表 3-30 运行期内部数据与保留策略</w:t>
+      </w:r>
+    </w:p>
+    <w:tbl>
+      <w:tblPr>
+        <w:tblStyle w:val="afffffffff8"/>
+        <w:tblW w:w="9599" w:type="dxa"/>
+        <w:jc w:val="center"/>
+        <w:tblBorders>
+          <w:top w:val="single" w:color="000000" w:sz="12"/>
+          <w:left w:val="single" w:color="000000" w:sz="12"/>
+          <w:bottom w:val="single" w:color="000000" w:sz="12"/>
+          <w:right w:val="single" w:color="000000" w:sz="12"/>
+          <w:insideH w:val="single" w:color="000000" w:sz="6"/>
+          <w:insideV w:val="single" w:color="000000" w:sz="6"/>
+        </w:tblBorders>
+        <w:tblLayout w:type="fixed"/>
+        <w:tblLook w:val="04A0"/>
+      </w:tblPr>
+      <w:tblGrid>
+        <w:gridCol w:w="2305"/>
+        <w:gridCol w:w="3723"/>
+        <w:gridCol w:w="3571"/>
+      </w:tblGrid>
+      <w:tr>
+        <w:trPr>
+          <w:cantSplit/>
+          <w:tblHeader/>
+        </w:trPr>
+        <w:tc>
+          <w:p>
+            <w:pPr>
+              <w:jc w:val="center"/>
+            </w:pPr>
+            <w:r>
+              <w:rPr>
+                <w:rFonts w:ascii="Times New Roman" w:hAnsi="Times New Roman" w:eastAsia="黑体"/>
+                <w:b/>
+                <w:sz w:val="21"/>
+              </w:rPr>
+              <w:t xml:space="preserve">数据</w:t>
+            </w:r>
+          </w:p>
+        </w:tc>
+        <w:tc>
+          <w:p>
+            <w:pPr>
+              <w:jc w:val="center"/>
+            </w:pPr>
+            <w:r>
+              <w:rPr>
+                <w:rFonts w:ascii="Times New Roman" w:hAnsi="Times New Roman" w:eastAsia="黑体"/>
+                <w:b/>
+                <w:sz w:val="21"/>
+              </w:rPr>
+              <w:t xml:space="preserve">存放位置</w:t>
+            </w:r>
+          </w:p>
+        </w:tc>
+        <w:tc>
+          <w:p>
+            <w:pPr>
+              <w:jc w:val="center"/>
+            </w:pPr>
+            <w:r>
+              <w:rPr>
+                <w:rFonts w:ascii="Times New Roman" w:hAnsi="Times New Roman" w:eastAsia="黑体"/>
+                <w:b/>
+                <w:sz w:val="21"/>
+              </w:rPr>
+              <w:t xml:space="preserve">保留策略</w:t>
+            </w:r>
+          </w:p>
+        </w:tc>
+      </w:tr>
+      <w:tr>
+        <w:trPr>
+          <w:cantSplit/>
+        </w:trPr>
+        <w:tc>
+          <w:p>
+            <w:pPr>
+              <w:jc w:val="center"/>
+            </w:pPr>
+            <w:r>
+              <w:rPr>
+                <w:rFonts w:ascii="Times New Roman" w:hAnsi="Times New Roman" w:eastAsia="宋体"/>
+                <w:sz w:val="21"/>
+              </w:rPr>
+              <w:t xml:space="preserve">图形验证码</w:t>
+            </w:r>
+          </w:p>
+        </w:tc>
+        <w:tc>
+          <w:p>
+            <w:pPr>
+              <w:jc w:val="center"/>
+            </w:pPr>
+            <w:r>
+              <w:rPr>
+                <w:rFonts w:ascii="Times New Roman" w:hAnsi="Times New Roman" w:eastAsia="宋体"/>
+                <w:sz w:val="21"/>
+              </w:rPr>
+              <w:t xml:space="preserve">Redis db1：captcha:{key}</w:t>
+            </w:r>
+          </w:p>
+        </w:tc>
+        <w:tc>
+          <w:p>
+            <w:pPr>
+              <w:jc w:val="left"/>
+            </w:pPr>
+            <w:r>
+              <w:rPr>
+                <w:rFonts w:ascii="Times New Roman" w:hAnsi="Times New Roman" w:eastAsia="宋体"/>
+                <w:sz w:val="21"/>
+              </w:rPr>
+              <w:t xml:space="preserve">5 分钟过期，校验后立即删除（一次性）</w:t>
+            </w:r>
+          </w:p>
+        </w:tc>
+      </w:tr>
+      <w:tr>
+        <w:trPr>
+          <w:cantSplit/>
+        </w:trPr>
+        <w:tc>
+          <w:p>
+            <w:pPr>
+              <w:jc w:val="center"/>
+            </w:pPr>
+            <w:r>
+              <w:rPr>
+                <w:rFonts w:ascii="Times New Roman" w:hAnsi="Times New Roman" w:eastAsia="宋体"/>
+                <w:sz w:val="21"/>
+              </w:rPr>
+              <w:t xml:space="preserve">登录失败计数</w:t>
+            </w:r>
+          </w:p>
+        </w:tc>
+        <w:tc>
+          <w:p>
+            <w:pPr>
+              <w:jc w:val="center"/>
+            </w:pPr>
+            <w:r>
+              <w:rPr>
+                <w:rFonts w:ascii="Times New Roman" w:hAnsi="Times New Roman" w:eastAsia="宋体"/>
+                <w:sz w:val="21"/>
+              </w:rPr>
+              <w:t xml:space="preserve">Redis db1：login_fail:{username}</w:t>
+            </w:r>
+          </w:p>
+        </w:tc>
+        <w:tc>
+          <w:p>
+            <w:pPr>
+              <w:jc w:val="left"/>
+            </w:pPr>
+            <w:r>
+              <w:rPr>
+                <w:rFonts w:ascii="Times New Roman" w:hAnsi="Times New Roman" w:eastAsia="宋体"/>
+                <w:sz w:val="21"/>
+              </w:rPr>
+              <w:t xml:space="preserve">统计窗口到期自动过期，登录成功清零</w:t>
+            </w:r>
+          </w:p>
+        </w:tc>
+      </w:tr>
+      <w:tr>
+        <w:trPr>
+          <w:cantSplit/>
+        </w:trPr>
+        <w:tc>
+          <w:p>
+            <w:pPr>
+              <w:jc w:val="center"/>
+            </w:pPr>
+            <w:r>
+              <w:rPr>
+                <w:rFonts w:ascii="Times New Roman" w:hAnsi="Times New Roman" w:eastAsia="宋体"/>
+                <w:sz w:val="21"/>
+              </w:rPr>
+              <w:t xml:space="preserve">账号锁定标记</w:t>
+            </w:r>
+          </w:p>
+        </w:tc>
+        <w:tc>
+          <w:p>
+            <w:pPr>
+              <w:jc w:val="center"/>
+            </w:pPr>
+            <w:r>
+              <w:rPr>
+                <w:rFonts w:ascii="Times New Roman" w:hAnsi="Times New Roman" w:eastAsia="宋体"/>
+                <w:sz w:val="21"/>
+              </w:rPr>
+              <w:t xml:space="preserve">Redis db1：login_lock:{username}</w:t>
+            </w:r>
+          </w:p>
+        </w:tc>
+        <w:tc>
+          <w:p>
+            <w:pPr>
+              <w:jc w:val="left"/>
+            </w:pPr>
+            <w:r>
+              <w:rPr>
+                <w:rFonts w:ascii="Times New Roman" w:hAnsi="Times New Roman" w:eastAsia="宋体"/>
+                <w:sz w:val="21"/>
+              </w:rPr>
+              <w:t xml:space="preserve">TTL 等于锁定时长，登出时清理</w:t>
+            </w:r>
+          </w:p>
+        </w:tc>
+      </w:tr>
+      <w:tr>
+        <w:trPr>
+          <w:cantSplit/>
+        </w:trPr>
+        <w:tc>
+          <w:p>
+            <w:pPr>
+              <w:jc w:val="center"/>
+            </w:pPr>
+            <w:r>
+              <w:rPr>
+                <w:rFonts w:ascii="Times New Roman" w:hAnsi="Times New Roman" w:eastAsia="宋体"/>
+                <w:sz w:val="21"/>
+              </w:rPr>
+              <w:t xml:space="preserve">越权告警去重键</w:t>
+            </w:r>
+          </w:p>
+        </w:tc>
+        <w:tc>
+          <w:p>
+            <w:pPr>
+              <w:jc w:val="center"/>
+            </w:pPr>
+            <w:r>
+              <w:rPr>
+                <w:rFonts w:ascii="Times New Roman" w:hAnsi="Times New Roman" w:eastAsia="宋体"/>
+                <w:sz w:val="21"/>
+              </w:rPr>
+              <w:t xml:space="preserve">Redis db1：audit_deny:{user}:{ip}:{path}</w:t>
+            </w:r>
+          </w:p>
+        </w:tc>
+        <w:tc>
+          <w:p>
+            <w:pPr>
+              <w:jc w:val="left"/>
+            </w:pPr>
+            <w:r>
+              <w:rPr>
+                <w:rFonts w:ascii="Times New Roman" w:hAnsi="Times New Roman" w:eastAsia="宋体"/>
+                <w:sz w:val="21"/>
+              </w:rPr>
+              <w:t xml:space="preserve">30 秒后过期</w:t>
+            </w:r>
+          </w:p>
+        </w:tc>
+      </w:tr>
+      <w:tr>
+        <w:trPr>
+          <w:cantSplit/>
+        </w:trPr>
+        <w:tc>
+          <w:p>
+            <w:pPr>
+              <w:jc w:val="center"/>
+            </w:pPr>
+            <w:r>
+              <w:rPr>
+                <w:rFonts w:ascii="Times New Roman" w:hAnsi="Times New Roman" w:eastAsia="宋体"/>
+                <w:sz w:val="21"/>
+              </w:rPr>
+              <w:t xml:space="preserve">文档下载令牌</w:t>
+            </w:r>
+          </w:p>
+        </w:tc>
+        <w:tc>
+          <w:p>
+            <w:pPr>
+              <w:jc w:val="center"/>
+            </w:pPr>
+            <w:r>
+              <w:rPr>
+                <w:rFonts w:ascii="Times New Roman" w:hAnsi="Times New Roman" w:eastAsia="宋体"/>
+                <w:sz w:val="21"/>
+              </w:rPr>
+              <w:t xml:space="preserve">Redis db1：download:{token}</w:t>
+            </w:r>
+          </w:p>
+        </w:tc>
+        <w:tc>
+          <w:p>
+            <w:pPr>
+              <w:jc w:val="left"/>
+            </w:pPr>
+            <w:r>
+              <w:rPr>
+                <w:rFonts w:ascii="Times New Roman" w:hAnsi="Times New Roman" w:eastAsia="宋体"/>
+                <w:sz w:val="21"/>
+              </w:rPr>
+              <w:t xml:space="preserve">10 分钟过期，下载即消费</w:t>
+            </w:r>
+          </w:p>
+        </w:tc>
+      </w:tr>
+      <w:tr>
+        <w:trPr>
+          <w:cantSplit/>
+        </w:trPr>
+        <w:tc>
+          <w:p>
+            <w:pPr>
+              <w:jc w:val="center"/>
+            </w:pPr>
+            <w:r>
+              <w:rPr>
+                <w:rFonts w:ascii="Times New Roman" w:hAnsi="Times New Roman" w:eastAsia="宋体"/>
+                <w:sz w:val="21"/>
+              </w:rPr>
+              <w:t xml:space="preserve">字典缓存</w:t>
+            </w:r>
+          </w:p>
+        </w:tc>
+        <w:tc>
+          <w:p>
+            <w:pPr>
+              <w:jc w:val="center"/>
+            </w:pPr>
+            <w:r>
+              <w:rPr>
+                <w:rFonts w:ascii="Times New Roman" w:hAnsi="Times New Roman" w:eastAsia="宋体"/>
+                <w:sz w:val="21"/>
+              </w:rPr>
+              <w:t xml:space="preserve">Redis 缓存（CACHES）</w:t>
+            </w:r>
+          </w:p>
+        </w:tc>
+        <w:tc>
+          <w:p>
+            <w:pPr>
+              <w:jc w:val="left"/>
+            </w:pPr>
+            <w:r>
+              <w:rPr>
+                <w:rFonts w:ascii="Times New Roman" w:hAnsi="Times New Roman" w:eastAsia="宋体"/>
+                <w:sz w:val="21"/>
+              </w:rPr>
+              <w:t xml:space="preserve">字典变更后失效，页面刷新即重新加载</w:t>
+            </w:r>
+          </w:p>
+        </w:tc>
+      </w:tr>
+      <w:tr>
+        <w:trPr>
+          <w:cantSplit/>
+        </w:trPr>
+        <w:tc>
+          <w:p>
+            <w:pPr>
+              <w:jc w:val="center"/>
+            </w:pPr>
+            <w:r>
+              <w:rPr>
+                <w:rFonts w:ascii="Times New Roman" w:hAnsi="Times New Roman" w:eastAsia="宋体"/>
+                <w:sz w:val="21"/>
+              </w:rPr>
+              <w:t xml:space="preserve">文档模板与片段</w:t>
+            </w:r>
+          </w:p>
+        </w:tc>
+        <w:tc>
+          <w:p>
+            <w:pPr>
+              <w:jc w:val="center"/>
+            </w:pPr>
+            <w:r>
+              <w:rPr>
+                <w:rFonts w:ascii="Times New Roman" w:hAnsi="Times New Roman" w:eastAsia="宋体"/>
+                <w:sz w:val="21"/>
+              </w:rPr>
+              <w:t xml:space="preserve">media/{项目标识}/form_template、reuse</w:t>
+            </w:r>
+          </w:p>
+        </w:tc>
+        <w:tc>
+          <w:p>
+            <w:pPr>
+              <w:jc w:val="left"/>
+            </w:pPr>
+            <w:r>
+              <w:rPr>
+                <w:rFonts w:ascii="Times New Roman" w:hAnsi="Times New Roman" w:eastAsia="宋体"/>
+                <w:sz w:val="21"/>
+              </w:rPr>
+              <w:t xml:space="preserve">随项目保留，删除项目时一并删除</w:t>
+            </w:r>
+          </w:p>
+        </w:tc>
+      </w:tr>
+      <w:tr>
+        <w:trPr>
+          <w:cantSplit/>
+        </w:trPr>
+        <w:tc>
+          <w:p>
+            <w:pPr>
+              <w:jc w:val="center"/>
+            </w:pPr>
+            <w:r>
+              <w:rPr>
+                <w:rFonts w:ascii="Times New Roman" w:hAnsi="Times New Roman" w:eastAsia="宋体"/>
+                <w:sz w:val="21"/>
+              </w:rPr>
+              <w:t xml:space="preserve">二段文档成品</w:t>
+            </w:r>
+          </w:p>
+        </w:tc>
+        <w:tc>
+          <w:p>
+            <w:pPr>
+              <w:jc w:val="center"/>
+            </w:pPr>
+            <w:r>
+              <w:rPr>
+                <w:rFonts w:ascii="Times New Roman" w:hAnsi="Times New Roman" w:eastAsia="宋体"/>
+                <w:sz w:val="21"/>
+              </w:rPr>
+              <w:t xml:space="preserve">media/{项目标识}/output_dir</w:t>
+            </w:r>
+          </w:p>
+        </w:tc>
+        <w:tc>
+          <w:p>
+            <w:pPr>
+              <w:jc w:val="left"/>
+            </w:pPr>
+            <w:r>
+              <w:rPr>
+                <w:rFonts w:ascii="Times New Roman" w:hAnsi="Times New Roman" w:eastAsia="宋体"/>
+                <w:sz w:val="21"/>
+              </w:rPr>
+              <w:t xml:space="preserve">重新生成时覆盖，可由 purge_residue 清理</w:t>
+            </w:r>
+          </w:p>
+        </w:tc>
+      </w:tr>
+      <w:tr>
+        <w:trPr>
+          <w:cantSplit/>
+        </w:trPr>
+        <w:tc>
+          <w:p>
+            <w:pPr>
+              <w:jc w:val="center"/>
+            </w:pPr>
+            <w:r>
+              <w:rPr>
+                <w:rFonts w:ascii="Times New Roman" w:hAnsi="Times New Roman" w:eastAsia="宋体"/>
+                <w:sz w:val="21"/>
+              </w:rPr>
+              <w:t xml:space="preserve">备份文件</w:t>
+            </w:r>
+          </w:p>
+        </w:tc>
+        <w:tc>
+          <w:p>
+            <w:pPr>
+              <w:jc w:val="center"/>
+            </w:pPr>
+            <w:r>
+              <w:rPr>
+                <w:rFonts w:ascii="Times New Roman" w:hAnsi="Times New Roman" w:eastAsia="宋体"/>
+                <w:sz w:val="21"/>
+              </w:rPr>
+              <w:t xml:space="preserve">media/backup/backup_*.json</w:t>
+            </w:r>
+          </w:p>
+        </w:tc>
+        <w:tc>
+          <w:p>
+            <w:pPr>
+              <w:jc w:val="left"/>
+            </w:pPr>
+            <w:r>
+              <w:rPr>
+                <w:rFonts w:ascii="Times New Roman" w:hAnsi="Times New Roman" w:eastAsia="宋体"/>
+                <w:sz w:val="21"/>
+              </w:rPr>
+              <w:t xml:space="preserve">由备份记录管理，删除记录时同时删除文件</w:t>
+            </w:r>
+          </w:p>
+        </w:tc>
+      </w:tr>
+      <w:tr>
+        <w:trPr>
+          <w:cantSplit/>
+        </w:trPr>
+        <w:tc>
+          <w:p>
+            <w:pPr>
+              <w:jc w:val="center"/>
+            </w:pPr>
+            <w:r>
+              <w:rPr>
+                <w:rFonts w:ascii="Times New Roman" w:hAnsi="Times New Roman" w:eastAsia="宋体"/>
+                <w:sz w:val="21"/>
+              </w:rPr>
+              <w:t xml:space="preserve">应用日志</w:t>
+            </w:r>
+          </w:p>
+        </w:tc>
+        <w:tc>
+          <w:p>
+            <w:pPr>
+              <w:jc w:val="center"/>
+            </w:pPr>
+            <w:r>
+              <w:rPr>
+                <w:rFonts w:ascii="Times New Roman" w:hAnsi="Times New Roman" w:eastAsia="宋体"/>
+                <w:sz w:val="21"/>
+              </w:rPr>
+              <w:t xml:space="preserve">logs/root_log</w:t>
+            </w:r>
+          </w:p>
+        </w:tc>
+        <w:tc>
+          <w:p>
+            <w:pPr>
+              <w:jc w:val="left"/>
+            </w:pPr>
+            <w:r>
+              <w:rPr>
+                <w:rFonts w:ascii="Times New Roman" w:hAnsi="Times New Roman" w:eastAsia="宋体"/>
+                <w:sz w:val="21"/>
+              </w:rPr>
+              <w:t xml:space="preserve">按天切分，由日志配置控制保留数量</w:t>
+            </w:r>
+          </w:p>
+        </w:tc>
+      </w:tr>
+    </w:tbl>
+    <w:p>
+      <w:pPr/>
+      <w:r>
+        <w:rPr/>
+        <w:t xml:space="preserve"/>
+      </w:r>
+    </w:p>
+    <w:p>
+      <w:pPr>
         <w:pStyle w:val="2"/>
       </w:pPr>
       <w:r>
@@ -14651,7 +15228,7 @@
           <w:rFonts w:ascii="Times New Roman" w:hAnsi="Times New Roman" w:eastAsia="宋体"/>
           <w:sz w:val="24"/>
         </w:rPr>
-        <w:t xml:space="preserve">系统的安全性需求按 GB/T 28452-2012 第三级 7.1.1~7.1.10 落实，见表 3-30。各条款的实现位置与实测结果分别见《安全测评要求实现追踪表》与《安全测评测试记录》。</w:t>
+        <w:t xml:space="preserve">系统的安全性需求按 GB/T 28452-2012 第三级 7.1.1~7.1.10 落实，见表 3-31。各条款的实现位置与实测结果分别见《安全测评要求实现追踪表》与《安全测评测试记录》。</w:t>
       </w:r>
     </w:p>
     <w:p>
@@ -14664,7 +15241,7 @@
           <w:rFonts w:ascii="Times New Roman" w:hAnsi="Times New Roman" w:eastAsia="黑体"/>
           <w:sz w:val="21"/>
         </w:rPr>
-        <w:t xml:space="preserve">表 3-30 安全性需求与国标条款对应</w:t>
+        <w:t xml:space="preserve">表 3-31 安全性需求与国标条款对应</w:t>
       </w:r>
     </w:p>
     <w:tbl>
@@ -15250,7 +15827,7 @@
           <w:rFonts w:ascii="Times New Roman" w:hAnsi="Times New Roman" w:eastAsia="黑体"/>
           <w:sz w:val="21"/>
         </w:rPr>
-        <w:t xml:space="preserve">表 3-31 保密性需求</w:t>
+        <w:t xml:space="preserve">表 3-32 保密性需求</w:t>
       </w:r>
     </w:p>
     <w:tbl>
@@ -15681,7 +16258,7 @@
           <w:rFonts w:ascii="Times New Roman" w:hAnsi="Times New Roman" w:eastAsia="黑体"/>
           <w:sz w:val="21"/>
         </w:rPr>
-        <w:t xml:space="preserve">表 3-32 运行环境</w:t>
+        <w:t xml:space="preserve">表 3-33 运行环境</w:t>
       </w:r>
     </w:p>
     <w:tbl>
@@ -16160,7 +16737,7 @@
           <w:rFonts w:ascii="Times New Roman" w:hAnsi="Times New Roman" w:eastAsia="黑体"/>
           <w:sz w:val="21"/>
         </w:rPr>
-        <w:t xml:space="preserve">表 3-33 质量因素与要求</w:t>
+        <w:t xml:space="preserve">表 3-34 质量因素与要求</w:t>
       </w:r>
     </w:p>
     <w:tbl>
@@ -16469,7 +17046,7 @@
           <w:rFonts w:ascii="Times New Roman" w:hAnsi="Times New Roman" w:eastAsia="宋体"/>
           <w:sz w:val="24"/>
         </w:rPr>
-        <w:t xml:space="preserve">上表为定性要求，量化指标见表 3-34，作为验收与性能测试的判据。</w:t>
+        <w:t xml:space="preserve">上表为定性要求，量化指标见表 3-35，作为验收与性能测试的判据。</w:t>
       </w:r>
     </w:p>
     <w:p>
@@ -16482,7 +17059,7 @@
           <w:rFonts w:ascii="Times New Roman" w:hAnsi="Times New Roman" w:eastAsia="黑体"/>
           <w:sz w:val="21"/>
         </w:rPr>
-        <w:t xml:space="preserve">表 3-34 质量度量指标</w:t>
+        <w:t xml:space="preserve">表 3-35 质量度量指标</w:t>
       </w:r>
     </w:p>
     <w:tbl>
@@ -17190,7 +17767,7 @@
           <w:rFonts w:ascii="Times New Roman" w:hAnsi="Times New Roman" w:eastAsia="宋体"/>
           <w:sz w:val="24"/>
         </w:rPr>
-        <w:t xml:space="preserve">系统内置 22 类数据字典，作为项目表单、需求/用例/问题类型字段与文档渲染的取值来源。字典以“字典类 → 字典项”两级存储，字典项含显示名、实际值、状态与排序。主要字典见表 3-36，完整枚举见《附录-数据字典枚举》。</w:t>
+        <w:t xml:space="preserve">系统内置 22 类数据字典，作为项目表单、需求/用例/问题类型字段与文档渲染的取值来源。字典以“字典类 → 字典项”两级存储，字典项含显示名、实际值、状态与排序。主要字典见表 3-37，完整枚举见《附录-数据字典枚举》。</w:t>
       </w:r>
     </w:p>
     <w:p>
@@ -17204,7 +17781,7 @@
           <w:rFonts w:ascii="Times New Roman" w:hAnsi="Times New Roman" w:eastAsia="宋体"/>
           <w:sz w:val="24"/>
         </w:rPr>
-        <w:t xml:space="preserve">核心业务实体的主要数据元素见表 3-35 的概览，逐实体字段说明见表 3-37 至表 3-46；字段类型与长度以数据模型定义为准；所有实体均继承统一基类字段（id、remark、update_datetime、create_datetime、sort），下表不再重复。</w:t>
+        <w:t xml:space="preserve">核心业务实体的主要数据元素见表 3-36 的概览，逐实体字段说明见表 3-38 至表 3-47；字段类型与长度以数据模型定义为准；所有实体均继承统一基类字段（id、remark、update_datetime、create_datetime、sort），下表不再重复。</w:t>
       </w:r>
     </w:p>
     <w:p>
@@ -17217,7 +17794,7 @@
           <w:rFonts w:ascii="Times New Roman" w:hAnsi="Times New Roman" w:eastAsia="黑体"/>
           <w:sz w:val="21"/>
         </w:rPr>
-        <w:t xml:space="preserve">表 3-35 核心数据元素</w:t>
+        <w:t xml:space="preserve">表 3-36 核心数据元素</w:t>
       </w:r>
     </w:p>
     <w:tbl>
@@ -18424,7 +19001,7 @@
           <w:rFonts w:ascii="Times New Roman" w:hAnsi="Times New Roman" w:eastAsia="黑体"/>
           <w:sz w:val="21"/>
         </w:rPr>
-        <w:t xml:space="preserve">表 3-36 主要数据字典</w:t>
+        <w:t xml:space="preserve">表 3-37 主要数据字典</w:t>
       </w:r>
     </w:p>
     <w:tbl>
@@ -19176,7 +19753,7 @@
           <w:rFonts w:ascii="Times New Roman" w:hAnsi="Times New Roman" w:eastAsia="宋体"/>
           <w:sz w:val="24"/>
         </w:rPr>
-        <w:t xml:space="preserve">下面按实体列出主要字段的类型、约束与业务含义（表 3-37 至表 3-46）。字段长度以数据模型为准，带“字典”标注的字段取值来自表 3-36 对应字典；富文本字段以 HTML 存储，由编辑器写入、文档生成时解析。</w:t>
+        <w:t xml:space="preserve">下面按实体列出主要字段的类型、约束与业务含义（表 3-38 至表 3-47）。字段长度以数据模型为准，带“字典”标注的字段取值来自表 3-37 对应字典；富文本字段以 HTML 存储，由编辑器写入、文档生成时解析。</w:t>
       </w:r>
     </w:p>
     <w:p>
@@ -19189,7 +19766,7 @@
           <w:rFonts w:ascii="Times New Roman" w:hAnsi="Times New Roman" w:eastAsia="黑体"/>
           <w:sz w:val="21"/>
         </w:rPr>
-        <w:t xml:space="preserve">表 3-37 项目字段</w:t>
+        <w:t xml:space="preserve">表 3-38 项目字段</w:t>
       </w:r>
     </w:p>
     <w:tbl>
@@ -20396,7 +20973,7 @@
           <w:rFonts w:ascii="Times New Roman" w:hAnsi="Times New Roman" w:eastAsia="黑体"/>
           <w:sz w:val="21"/>
         </w:rPr>
-        <w:t xml:space="preserve">表 3-38 轮次字段</w:t>
+        <w:t xml:space="preserve">表 3-39 轮次字段</w:t>
       </w:r>
     </w:p>
     <w:tbl>
@@ -20932,7 +21509,7 @@
           <w:rFonts w:ascii="Times New Roman" w:hAnsi="Times New Roman" w:eastAsia="黑体"/>
           <w:sz w:val="21"/>
         </w:rPr>
-        <w:t xml:space="preserve">表 3-39 被测件字段</w:t>
+        <w:t xml:space="preserve">表 3-40 被测件字段</w:t>
       </w:r>
     </w:p>
     <w:tbl>
@@ -21590,7 +22167,7 @@
           <w:rFonts w:ascii="Times New Roman" w:hAnsi="Times New Roman" w:eastAsia="黑体"/>
           <w:sz w:val="21"/>
         </w:rPr>
-        <w:t xml:space="preserve">表 3-40 设计需求与接口信息字段</w:t>
+        <w:t xml:space="preserve">表 3-41 设计需求与接口信息字段</w:t>
       </w:r>
     </w:p>
     <w:tbl>
@@ -22248,7 +22825,7 @@
           <w:rFonts w:ascii="Times New Roman" w:hAnsi="Times New Roman" w:eastAsia="黑体"/>
           <w:sz w:val="21"/>
         </w:rPr>
-        <w:t xml:space="preserve">表 3-41 测试项与测试子项字段</w:t>
+        <w:t xml:space="preserve">表 3-42 测试项与测试子项字段</w:t>
       </w:r>
     </w:p>
     <w:tbl>
@@ -22967,7 +23544,7 @@
           <w:rFonts w:ascii="Times New Roman" w:hAnsi="Times New Roman" w:eastAsia="黑体"/>
           <w:sz w:val="21"/>
         </w:rPr>
-        <w:t xml:space="preserve">表 3-42 测试用例与步骤字段</w:t>
+        <w:t xml:space="preserve">表 3-43 测试用例与步骤字段</w:t>
       </w:r>
     </w:p>
     <w:tbl>
@@ -23747,7 +24324,7 @@
           <w:rFonts w:ascii="Times New Roman" w:hAnsi="Times New Roman" w:eastAsia="黑体"/>
           <w:sz w:val="21"/>
         </w:rPr>
-        <w:t xml:space="preserve">表 3-43 问题单字段</w:t>
+        <w:t xml:space="preserve">表 3-44 问题单字段</w:t>
       </w:r>
     </w:p>
     <w:tbl>
@@ -24588,7 +25165,7 @@
           <w:rFonts w:ascii="Times New Roman" w:hAnsi="Times New Roman" w:eastAsia="黑体"/>
           <w:sz w:val="21"/>
         </w:rPr>
-        <w:t xml:space="preserve">表 3-44 用户与权限字段</w:t>
+        <w:t xml:space="preserve">表 3-45 用户与权限字段</w:t>
       </w:r>
     </w:p>
     <w:tbl>
@@ -25307,7 +25884,7 @@
           <w:rFonts w:ascii="Times New Roman" w:hAnsi="Times New Roman" w:eastAsia="黑体"/>
           <w:sz w:val="21"/>
         </w:rPr>
-        <w:t xml:space="preserve">表 3-45 日志与审计字段</w:t>
+        <w:t xml:space="preserve">表 3-46 日志与审计字段</w:t>
       </w:r>
     </w:p>
     <w:tbl>
@@ -25635,7 +26212,7 @@
           <w:rFonts w:ascii="Times New Roman" w:hAnsi="Times New Roman" w:eastAsia="黑体"/>
           <w:sz w:val="21"/>
         </w:rPr>
-        <w:t xml:space="preserve">表 3-46 备份、证据与策略字段</w:t>
+        <w:t xml:space="preserve">表 3-47 备份、证据与策略字段</w:t>
       </w:r>
     </w:p>
     <w:tbl>
@@ -26033,7 +26610,7 @@
           <w:rFonts w:ascii="Times New Roman" w:hAnsi="Times New Roman" w:eastAsia="黑体"/>
           <w:sz w:val="21"/>
         </w:rPr>
-        <w:t xml:space="preserve">表 3-47 运维操作</w:t>
+        <w:t xml:space="preserve">表 3-48 运维操作</w:t>
       </w:r>
     </w:p>
     <w:tbl>
@@ -26417,7 +26994,7 @@
           <w:rFonts w:ascii="Times New Roman" w:hAnsi="Times New Roman" w:eastAsia="黑体"/>
           <w:sz w:val="21"/>
         </w:rPr>
-        <w:t xml:space="preserve">表 3-48 故障处理需求</w:t>
+        <w:t xml:space="preserve">表 3-49 故障处理需求</w:t>
       </w:r>
     </w:p>
     <w:tbl>
@@ -27307,7 +27884,7 @@
           <w:rFonts w:ascii="Times New Roman" w:hAnsi="Times New Roman" w:eastAsia="黑体"/>
           <w:sz w:val="21"/>
         </w:rPr>
-        <w:t xml:space="preserve">表 3-49 角色操作序列</w:t>
+        <w:t xml:space="preserve">表 3-50 角色操作序列</w:t>
       </w:r>
     </w:p>
     <w:tbl>
@@ -27525,7 +28102,7 @@
           <w:rFonts w:ascii="Times New Roman" w:hAnsi="Times New Roman" w:eastAsia="黑体"/>
           <w:sz w:val="21"/>
         </w:rPr>
-        <w:t xml:space="preserve">表 3-50 人员需求</w:t>
+        <w:t xml:space="preserve">表 3-51 人员需求</w:t>
       </w:r>
     </w:p>
     <w:tbl>
@@ -27857,6 +28434,446 @@
           <w:sz w:val="24"/>
         </w:rPr>
         <w:t xml:space="preserve">交付介质为压缩包（含程序、配置样例 .env.example、初始化数据 dbdata.sql 与部署文档），存放于受控介质或受控代码仓库；介质应防磁、防潮、避光保存，并按密级管理要求登记流转。</w:t>
+      </w:r>
+    </w:p>
+    <w:p>
+      <w:pPr>
+        <w:spacing w:before="120" w:after="60"/>
+        <w:jc w:val="center"/>
+      </w:pPr>
+      <w:r>
+        <w:rPr>
+          <w:rFonts w:ascii="Times New Roman" w:hAnsi="Times New Roman" w:eastAsia="黑体"/>
+          <w:sz w:val="21"/>
+        </w:rPr>
+        <w:t xml:space="preserve">表 3-52 部署包内容</w:t>
+      </w:r>
+    </w:p>
+    <w:tbl>
+      <w:tblPr>
+        <w:tblStyle w:val="afffffffff8"/>
+        <w:tblW w:w="9599" w:type="dxa"/>
+        <w:jc w:val="center"/>
+        <w:tblBorders>
+          <w:top w:val="single" w:color="000000" w:sz="12"/>
+          <w:left w:val="single" w:color="000000" w:sz="12"/>
+          <w:bottom w:val="single" w:color="000000" w:sz="12"/>
+          <w:right w:val="single" w:color="000000" w:sz="12"/>
+          <w:insideH w:val="single" w:color="000000" w:sz="6"/>
+          <w:insideV w:val="single" w:color="000000" w:sz="6"/>
+        </w:tblBorders>
+        <w:tblLayout w:type="fixed"/>
+        <w:tblLook w:val="04A0"/>
+      </w:tblPr>
+      <w:tblGrid>
+        <w:gridCol w:w="3190"/>
+        <w:gridCol w:w="6409"/>
+      </w:tblGrid>
+      <w:tr>
+        <w:trPr>
+          <w:cantSplit/>
+          <w:tblHeader/>
+        </w:trPr>
+        <w:tc>
+          <w:p>
+            <w:pPr>
+              <w:jc w:val="center"/>
+            </w:pPr>
+            <w:r>
+              <w:rPr>
+                <w:rFonts w:ascii="Times New Roman" w:hAnsi="Times New Roman" w:eastAsia="黑体"/>
+                <w:b/>
+                <w:sz w:val="21"/>
+              </w:rPr>
+              <w:t xml:space="preserve">内容</w:t>
+            </w:r>
+          </w:p>
+        </w:tc>
+        <w:tc>
+          <w:p>
+            <w:pPr>
+              <w:jc w:val="center"/>
+            </w:pPr>
+            <w:r>
+              <w:rPr>
+                <w:rFonts w:ascii="Times New Roman" w:hAnsi="Times New Roman" w:eastAsia="黑体"/>
+                <w:b/>
+                <w:sz w:val="21"/>
+              </w:rPr>
+              <w:t xml:space="preserve">说明</w:t>
+            </w:r>
+          </w:p>
+        </w:tc>
+      </w:tr>
+      <w:tr>
+        <w:trPr>
+          <w:cantSplit/>
+        </w:trPr>
+        <w:tc>
+          <w:p>
+            <w:pPr>
+              <w:jc w:val="center"/>
+            </w:pPr>
+            <w:r>
+              <w:rPr>
+                <w:rFonts w:ascii="Times New Roman" w:hAnsi="Times New Roman" w:eastAsia="宋体"/>
+                <w:sz w:val="21"/>
+              </w:rPr>
+              <w:t xml:space="preserve">manage.py / run.py</w:t>
+            </w:r>
+          </w:p>
+        </w:tc>
+        <w:tc>
+          <w:p>
+            <w:pPr>
+              <w:jc w:val="left"/>
+            </w:pPr>
+            <w:r>
+              <w:rPr>
+                <w:rFonts w:ascii="Times New Roman" w:hAnsi="Times New Roman" w:eastAsia="宋体"/>
+                <w:sz w:val="21"/>
+              </w:rPr>
+              <w:t xml:space="preserve">开发与生产启动入口（run.py 为 waitress 生产服务）</w:t>
+            </w:r>
+          </w:p>
+        </w:tc>
+      </w:tr>
+      <w:tr>
+        <w:trPr>
+          <w:cantSplit/>
+        </w:trPr>
+        <w:tc>
+          <w:p>
+            <w:pPr>
+              <w:jc w:val="center"/>
+            </w:pPr>
+            <w:r>
+              <w:rPr>
+                <w:rFonts w:ascii="Times New Roman" w:hAnsi="Times New Roman" w:eastAsia="宋体"/>
+                <w:sz w:val="21"/>
+              </w:rPr>
+              <w:t xml:space="preserve">cdtestplant_v1/</w:t>
+            </w:r>
+          </w:p>
+        </w:tc>
+        <w:tc>
+          <w:p>
+            <w:pPr>
+              <w:jc w:val="left"/>
+            </w:pPr>
+            <w:r>
+              <w:rPr>
+                <w:rFonts w:ascii="Times New Roman" w:hAnsi="Times New Roman" w:eastAsia="宋体"/>
+                <w:sz w:val="21"/>
+              </w:rPr>
+              <w:t xml:space="preserve">Django 工程配置、路由与统一响应处理</w:t>
+            </w:r>
+          </w:p>
+        </w:tc>
+      </w:tr>
+      <w:tr>
+        <w:trPr>
+          <w:cantSplit/>
+        </w:trPr>
+        <w:tc>
+          <w:p>
+            <w:pPr>
+              <w:jc w:val="center"/>
+            </w:pPr>
+            <w:r>
+              <w:rPr>
+                <w:rFonts w:ascii="Times New Roman" w:hAnsi="Times New Roman" w:eastAsia="宋体"/>
+                <w:sz w:val="21"/>
+              </w:rPr>
+              <w:t xml:space="preserve">apps/</w:t>
+            </w:r>
+          </w:p>
+        </w:tc>
+        <w:tc>
+          <w:p>
+            <w:pPr>
+              <w:jc w:val="left"/>
+            </w:pPr>
+            <w:r>
+              <w:rPr>
+                <w:rFonts w:ascii="Times New Roman" w:hAnsi="Times New Roman" w:eastAsia="宋体"/>
+                <w:sz w:val="21"/>
+              </w:rPr>
+              <w:t xml:space="preserve">业务应用：user、dict、system、project、createDocument、createSeiTaiDocument</w:t>
+            </w:r>
+          </w:p>
+        </w:tc>
+      </w:tr>
+      <w:tr>
+        <w:trPr>
+          <w:cantSplit/>
+        </w:trPr>
+        <w:tc>
+          <w:p>
+            <w:pPr>
+              <w:jc w:val="center"/>
+            </w:pPr>
+            <w:r>
+              <w:rPr>
+                <w:rFonts w:ascii="Times New Roman" w:hAnsi="Times New Roman" w:eastAsia="宋体"/>
+                <w:sz w:val="21"/>
+              </w:rPr>
+              <w:t xml:space="preserve">conf/、utils/</w:t>
+            </w:r>
+          </w:p>
+        </w:tc>
+        <w:tc>
+          <w:p>
+            <w:pPr>
+              <w:jc w:val="left"/>
+            </w:pPr>
+            <w:r>
+              <w:rPr>
+                <w:rFonts w:ascii="Times New Roman" w:hAnsi="Times New Roman" w:eastAsia="宋体"/>
+                <w:sz w:val="21"/>
+              </w:rPr>
+              <w:t xml:space="preserve">环境配置与公共库（认证、鉴权、加密、审计、分页等）</w:t>
+            </w:r>
+          </w:p>
+        </w:tc>
+      </w:tr>
+      <w:tr>
+        <w:trPr>
+          <w:cantSplit/>
+        </w:trPr>
+        <w:tc>
+          <w:p>
+            <w:pPr>
+              <w:jc w:val="center"/>
+            </w:pPr>
+            <w:r>
+              <w:rPr>
+                <w:rFonts w:ascii="Times New Roman" w:hAnsi="Times New Roman" w:eastAsia="宋体"/>
+                <w:sz w:val="21"/>
+              </w:rPr>
+              <w:t xml:space="preserve">web/cdTMP/dist/</w:t>
+            </w:r>
+          </w:p>
+        </w:tc>
+        <w:tc>
+          <w:p>
+            <w:pPr>
+              <w:jc w:val="left"/>
+            </w:pPr>
+            <w:r>
+              <w:rPr>
+                <w:rFonts w:ascii="Times New Roman" w:hAnsi="Times New Roman" w:eastAsia="宋体"/>
+                <w:sz w:val="21"/>
+              </w:rPr>
+              <w:t xml:space="preserve">前端构建产物（Vite 子路径构建）</w:t>
+            </w:r>
+          </w:p>
+        </w:tc>
+      </w:tr>
+      <w:tr>
+        <w:trPr>
+          <w:cantSplit/>
+        </w:trPr>
+        <w:tc>
+          <w:p>
+            <w:pPr>
+              <w:jc w:val="center"/>
+            </w:pPr>
+            <w:r>
+              <w:rPr>
+                <w:rFonts w:ascii="Times New Roman" w:hAnsi="Times New Roman" w:eastAsia="宋体"/>
+                <w:sz w:val="21"/>
+              </w:rPr>
+              <w:t xml:space="preserve">templates/、static/</w:t>
+            </w:r>
+          </w:p>
+        </w:tc>
+        <w:tc>
+          <w:p>
+            <w:pPr>
+              <w:jc w:val="left"/>
+            </w:pPr>
+            <w:r>
+              <w:rPr>
+                <w:rFonts w:ascii="Times New Roman" w:hAnsi="Times New Roman" w:eastAsia="宋体"/>
+                <w:sz w:val="21"/>
+              </w:rPr>
+              <w:t xml:space="preserve">后端模板与静态资源</w:t>
+            </w:r>
+          </w:p>
+        </w:tc>
+      </w:tr>
+      <w:tr>
+        <w:trPr>
+          <w:cantSplit/>
+        </w:trPr>
+        <w:tc>
+          <w:p>
+            <w:pPr>
+              <w:jc w:val="center"/>
+            </w:pPr>
+            <w:r>
+              <w:rPr>
+                <w:rFonts w:ascii="Times New Roman" w:hAnsi="Times New Roman" w:eastAsia="宋体"/>
+                <w:sz w:val="21"/>
+              </w:rPr>
+              <w:t xml:space="preserve">media/</w:t>
+            </w:r>
+          </w:p>
+        </w:tc>
+        <w:tc>
+          <w:p>
+            <w:pPr>
+              <w:jc w:val="left"/>
+            </w:pPr>
+            <w:r>
+              <w:rPr>
+                <w:rFonts w:ascii="Times New Roman" w:hAnsi="Times New Roman" w:eastAsia="宋体"/>
+                <w:sz w:val="21"/>
+              </w:rPr>
+              <w:t xml:space="preserve">项目文档、模板、备份与生成产物（运行期写入）</w:t>
+            </w:r>
+          </w:p>
+        </w:tc>
+      </w:tr>
+      <w:tr>
+        <w:trPr>
+          <w:cantSplit/>
+        </w:trPr>
+        <w:tc>
+          <w:p>
+            <w:pPr>
+              <w:jc w:val="center"/>
+            </w:pPr>
+            <w:r>
+              <w:rPr>
+                <w:rFonts w:ascii="Times New Roman" w:hAnsi="Times New Roman" w:eastAsia="宋体"/>
+                <w:sz w:val="21"/>
+              </w:rPr>
+              <w:t xml:space="preserve">dbdata.sql</w:t>
+            </w:r>
+          </w:p>
+        </w:tc>
+        <w:tc>
+          <w:p>
+            <w:pPr>
+              <w:jc w:val="left"/>
+            </w:pPr>
+            <w:r>
+              <w:rPr>
+                <w:rFonts w:ascii="Times New Roman" w:hAnsi="Times New Roman" w:eastAsia="宋体"/>
+                <w:sz w:val="21"/>
+              </w:rPr>
+              <w:t xml:space="preserve">初始化数据（含基础字典与账号）</w:t>
+            </w:r>
+          </w:p>
+        </w:tc>
+      </w:tr>
+      <w:tr>
+        <w:trPr>
+          <w:cantSplit/>
+        </w:trPr>
+        <w:tc>
+          <w:p>
+            <w:pPr>
+              <w:jc w:val="center"/>
+            </w:pPr>
+            <w:r>
+              <w:rPr>
+                <w:rFonts w:ascii="Times New Roman" w:hAnsi="Times New Roman" w:eastAsia="宋体"/>
+                <w:sz w:val="21"/>
+              </w:rPr>
+              <w:t xml:space="preserve">.env.example</w:t>
+            </w:r>
+          </w:p>
+        </w:tc>
+        <w:tc>
+          <w:p>
+            <w:pPr>
+              <w:jc w:val="left"/>
+            </w:pPr>
+            <w:r>
+              <w:rPr>
+                <w:rFonts w:ascii="Times New Roman" w:hAnsi="Times New Roman" w:eastAsia="宋体"/>
+                <w:sz w:val="21"/>
+              </w:rPr>
+              <w:t xml:space="preserve">环境变量样例：密钥、数据库、LDAP、字段加密密钥</w:t>
+            </w:r>
+          </w:p>
+        </w:tc>
+      </w:tr>
+      <w:tr>
+        <w:trPr>
+          <w:cantSplit/>
+        </w:trPr>
+        <w:tc>
+          <w:p>
+            <w:pPr>
+              <w:jc w:val="center"/>
+            </w:pPr>
+            <w:r>
+              <w:rPr>
+                <w:rFonts w:ascii="Times New Roman" w:hAnsi="Times New Roman" w:eastAsia="宋体"/>
+                <w:sz w:val="21"/>
+              </w:rPr>
+              <w:t xml:space="preserve">deploy/</w:t>
+            </w:r>
+          </w:p>
+        </w:tc>
+        <w:tc>
+          <w:p>
+            <w:pPr>
+              <w:jc w:val="left"/>
+            </w:pPr>
+            <w:r>
+              <w:rPr>
+                <w:rFonts w:ascii="Times New Roman" w:hAnsi="Times New Roman" w:eastAsia="宋体"/>
+                <w:sz w:val="21"/>
+              </w:rPr>
+              <w:t xml:space="preserve">部署说明与 nginx/systemd 配置样例</w:t>
+            </w:r>
+          </w:p>
+        </w:tc>
+      </w:tr>
+      <w:tr>
+        <w:trPr>
+          <w:cantSplit/>
+        </w:trPr>
+        <w:tc>
+          <w:p>
+            <w:pPr>
+              <w:jc w:val="center"/>
+            </w:pPr>
+            <w:r>
+              <w:rPr>
+                <w:rFonts w:ascii="Times New Roman" w:hAnsi="Times New Roman" w:eastAsia="宋体"/>
+                <w:sz w:val="21"/>
+              </w:rPr>
+              <w:t xml:space="preserve">pyproject.toml / uv.lock</w:t>
+            </w:r>
+          </w:p>
+        </w:tc>
+        <w:tc>
+          <w:p>
+            <w:pPr>
+              <w:jc w:val="left"/>
+            </w:pPr>
+            <w:r>
+              <w:rPr>
+                <w:rFonts w:ascii="Times New Roman" w:hAnsi="Times New Roman" w:eastAsia="宋体"/>
+                <w:sz w:val="21"/>
+              </w:rPr>
+              <w:t xml:space="preserve">Python 依赖清单与锁定版本</w:t>
+            </w:r>
+          </w:p>
+        </w:tc>
+      </w:tr>
+    </w:tbl>
+    <w:p>
+      <w:pPr/>
+      <w:r>
+        <w:rPr/>
+        <w:t xml:space="preserve"/>
       </w:r>
     </w:p>
     <w:p>

--- a/SRS/测试管理平台软件需求规格说明.docx
+++ b/SRS/测试管理平台软件需求规格说明.docx
@@ -178,7 +178,7 @@
           <w:rFonts w:ascii="Times New Roman" w:hAnsi="Times New Roman" w:eastAsia="黑体"/>
           <w:sz w:val="32"/>
         </w:rPr>
-        <w:t xml:space="preserve">2026年10月21日</w:t>
+        <w:t xml:space="preserve">2026年10月22日</w:t>
       </w:r>
     </w:p>
     <w:p>
@@ -358,6 +358,7 @@
     </w:p>
     <w:p>
       <w:pPr>
+        <w:keepNext/>
         <w:spacing w:before="120" w:after="60"/>
         <w:jc w:val="center"/>
       </w:pPr>
@@ -1029,6 +1030,7 @@
     </w:p>
     <w:p>
       <w:pPr>
+        <w:keepNext/>
         <w:spacing w:before="120" w:after="60"/>
         <w:jc w:val="center"/>
       </w:pPr>
@@ -1598,6 +1600,7 @@
     </w:p>
     <w:p>
       <w:pPr>
+        <w:keepNext/>
         <w:spacing w:before="120" w:after="60"/>
         <w:jc w:val="center"/>
       </w:pPr>
@@ -1832,6 +1835,7 @@
     </w:p>
     <w:p>
       <w:pPr>
+        <w:keepNext/>
         <w:spacing w:before="120" w:after="60"/>
         <w:jc w:val="center"/>
       </w:pPr>
@@ -2160,6 +2164,7 @@
     </w:p>
     <w:p>
       <w:pPr>
+        <w:keepNext/>
         <w:spacing w:before="120" w:after="60"/>
         <w:jc w:val="center"/>
       </w:pPr>
@@ -2491,6 +2496,7 @@
     </w:p>
     <w:p>
       <w:pPr>
+        <w:keepNext/>
         <w:spacing w:before="120" w:after="60"/>
         <w:jc w:val="center"/>
       </w:pPr>
@@ -2875,6 +2881,7 @@
     </w:p>
     <w:p>
       <w:pPr>
+        <w:keepNext/>
         <w:spacing w:before="120" w:after="60"/>
         <w:jc w:val="center"/>
       </w:pPr>
@@ -3328,6 +3335,7 @@
     </w:p>
     <w:p>
       <w:pPr>
+        <w:keepNext/>
         <w:spacing w:before="120" w:after="60"/>
         <w:jc w:val="center"/>
       </w:pPr>
@@ -3618,6 +3626,7 @@
     </w:p>
     <w:p>
       <w:pPr>
+        <w:keepNext/>
         <w:spacing w:before="120" w:after="60"/>
         <w:jc w:val="center"/>
       </w:pPr>
@@ -4043,6 +4052,7 @@
     </w:p>
     <w:p>
       <w:pPr>
+        <w:keepNext/>
         <w:spacing w:before="120" w:after="60"/>
         <w:jc w:val="center"/>
       </w:pPr>
@@ -4380,6 +4390,7 @@
     </w:p>
     <w:p>
       <w:pPr>
+        <w:keepNext/>
         <w:spacing w:before="120" w:after="60"/>
         <w:jc w:val="center"/>
       </w:pPr>
@@ -4908,6 +4919,7 @@
     </w:p>
     <w:p>
       <w:pPr>
+        <w:keepNext/>
         <w:spacing w:before="120" w:after="60"/>
         <w:jc w:val="center"/>
       </w:pPr>
@@ -5339,6 +5351,7 @@
     </w:p>
     <w:p>
       <w:pPr>
+        <w:keepNext/>
         <w:spacing w:before="120" w:after="60"/>
         <w:jc w:val="center"/>
       </w:pPr>
@@ -5978,6 +5991,7 @@
     </w:p>
     <w:p>
       <w:pPr>
+        <w:keepNext/>
         <w:spacing w:before="120" w:after="60"/>
         <w:jc w:val="center"/>
       </w:pPr>
@@ -6503,6 +6517,7 @@
     </w:p>
     <w:p>
       <w:pPr>
+        <w:keepNext/>
         <w:spacing w:before="120" w:after="60"/>
         <w:jc w:val="center"/>
       </w:pPr>
@@ -7120,6 +7135,7 @@
     </w:p>
     <w:p>
       <w:pPr>
+        <w:keepNext/>
         <w:spacing w:before="120" w:after="60"/>
         <w:jc w:val="center"/>
       </w:pPr>
@@ -7542,6 +7558,7 @@
     </w:p>
     <w:p>
       <w:pPr>
+        <w:keepNext/>
         <w:spacing w:before="120" w:after="60"/>
         <w:jc w:val="center"/>
       </w:pPr>
@@ -8020,6 +8037,7 @@
     </w:p>
     <w:p>
       <w:pPr>
+        <w:keepNext/>
         <w:spacing w:before="120" w:after="60"/>
         <w:jc w:val="center"/>
       </w:pPr>
@@ -8534,6 +8552,7 @@
     </w:p>
     <w:p>
       <w:pPr>
+        <w:keepNext/>
         <w:spacing w:before="120" w:after="60"/>
         <w:jc w:val="center"/>
       </w:pPr>
@@ -9012,6 +9031,7 @@
     </w:p>
     <w:p>
       <w:pPr>
+        <w:keepNext/>
         <w:spacing w:before="120" w:after="60"/>
         <w:jc w:val="center"/>
       </w:pPr>
@@ -9526,6 +9546,7 @@
     </w:p>
     <w:p>
       <w:pPr>
+        <w:keepNext/>
         <w:spacing w:before="120" w:after="60"/>
         <w:jc w:val="center"/>
       </w:pPr>
@@ -9957,6 +9978,7 @@
     </w:p>
     <w:p>
       <w:pPr>
+        <w:keepNext/>
         <w:spacing w:before="120" w:after="60"/>
         <w:jc w:val="center"/>
       </w:pPr>
@@ -10471,6 +10493,7 @@
     </w:p>
     <w:p>
       <w:pPr>
+        <w:keepNext/>
         <w:spacing w:before="120" w:after="60"/>
         <w:jc w:val="center"/>
       </w:pPr>
@@ -10855,6 +10878,7 @@
     </w:p>
     <w:p>
       <w:pPr>
+        <w:keepNext/>
         <w:spacing w:before="120" w:after="60"/>
         <w:jc w:val="center"/>
       </w:pPr>
@@ -11308,6 +11332,7 @@
     </w:p>
     <w:p>
       <w:pPr>
+        <w:keepNext/>
         <w:spacing w:before="120" w:after="60"/>
         <w:jc w:val="center"/>
       </w:pPr>
@@ -11551,6 +11576,7 @@
     </w:p>
     <w:p>
       <w:pPr>
+        <w:keepNext/>
         <w:spacing w:before="120" w:after="60"/>
         <w:jc w:val="center"/>
       </w:pPr>
@@ -11844,6 +11870,7 @@
     </w:p>
     <w:p>
       <w:pPr>
+        <w:keepNext/>
         <w:spacing w:before="120" w:after="60"/>
         <w:jc w:val="center"/>
       </w:pPr>
@@ -12200,6 +12227,7 @@
     </w:p>
     <w:p>
       <w:pPr>
+        <w:keepNext/>
         <w:spacing w:before="120" w:after="60"/>
         <w:jc w:val="center"/>
       </w:pPr>
@@ -13073,6 +13101,7 @@
     </w:p>
     <w:p>
       <w:pPr>
+        <w:keepNext/>
         <w:spacing w:before="120" w:after="60"/>
         <w:jc w:val="center"/>
       </w:pPr>
@@ -13508,6 +13537,7 @@
     </w:p>
     <w:p>
       <w:pPr>
+        <w:keepNext/>
         <w:spacing w:before="120" w:after="60"/>
         <w:jc w:val="center"/>
       </w:pPr>
@@ -14034,6 +14064,7 @@
     </w:p>
     <w:p>
       <w:pPr>
+        <w:keepNext/>
         <w:spacing w:before="120" w:after="60"/>
         <w:jc w:val="center"/>
       </w:pPr>
@@ -14568,6 +14599,7 @@
     </w:p>
     <w:p>
       <w:pPr>
+        <w:keepNext/>
         <w:spacing w:before="120" w:after="60"/>
         <w:jc w:val="center"/>
       </w:pPr>
@@ -15233,6 +15265,7 @@
     </w:p>
     <w:p>
       <w:pPr>
+        <w:keepNext/>
         <w:spacing w:before="120" w:after="60"/>
         <w:jc w:val="center"/>
       </w:pPr>
@@ -15819,6 +15852,7 @@
     </w:p>
     <w:p>
       <w:pPr>
+        <w:keepNext/>
         <w:spacing w:before="120" w:after="60"/>
         <w:jc w:val="center"/>
       </w:pPr>
@@ -16250,6 +16284,7 @@
     </w:p>
     <w:p>
       <w:pPr>
+        <w:keepNext/>
         <w:spacing w:before="120" w:after="60"/>
         <w:jc w:val="center"/>
       </w:pPr>
@@ -16729,6 +16764,7 @@
     </w:p>
     <w:p>
       <w:pPr>
+        <w:keepNext/>
         <w:spacing w:before="120" w:after="60"/>
         <w:jc w:val="center"/>
       </w:pPr>
@@ -17051,6 +17087,7 @@
     </w:p>
     <w:p>
       <w:pPr>
+        <w:keepNext/>
         <w:spacing w:before="120" w:after="60"/>
         <w:jc w:val="center"/>
       </w:pPr>
@@ -17786,6 +17823,7 @@
     </w:p>
     <w:p>
       <w:pPr>
+        <w:keepNext/>
         <w:spacing w:before="120" w:after="60"/>
         <w:jc w:val="center"/>
       </w:pPr>
@@ -18993,6 +19031,7 @@
     </w:p>
     <w:p>
       <w:pPr>
+        <w:keepNext/>
         <w:spacing w:before="120" w:after="60"/>
         <w:jc w:val="center"/>
       </w:pPr>
@@ -19758,6 +19797,7 @@
     </w:p>
     <w:p>
       <w:pPr>
+        <w:keepNext/>
         <w:spacing w:before="120" w:after="60"/>
         <w:jc w:val="center"/>
       </w:pPr>
@@ -20965,6 +21005,7 @@
     </w:p>
     <w:p>
       <w:pPr>
+        <w:keepNext/>
         <w:spacing w:before="120" w:after="60"/>
         <w:jc w:val="center"/>
       </w:pPr>
@@ -21501,6 +21542,7 @@
     </w:p>
     <w:p>
       <w:pPr>
+        <w:keepNext/>
         <w:spacing w:before="120" w:after="60"/>
         <w:jc w:val="center"/>
       </w:pPr>
@@ -22159,6 +22201,7 @@
     </w:p>
     <w:p>
       <w:pPr>
+        <w:keepNext/>
         <w:spacing w:before="120" w:after="60"/>
         <w:jc w:val="center"/>
       </w:pPr>
@@ -22817,6 +22860,7 @@
     </w:p>
     <w:p>
       <w:pPr>
+        <w:keepNext/>
         <w:spacing w:before="120" w:after="60"/>
         <w:jc w:val="center"/>
       </w:pPr>
@@ -23536,6 +23580,7 @@
     </w:p>
     <w:p>
       <w:pPr>
+        <w:keepNext/>
         <w:spacing w:before="120" w:after="60"/>
         <w:jc w:val="center"/>
       </w:pPr>
@@ -24316,6 +24361,7 @@
     </w:p>
     <w:p>
       <w:pPr>
+        <w:keepNext/>
         <w:spacing w:before="120" w:after="60"/>
         <w:jc w:val="center"/>
       </w:pPr>
@@ -25157,6 +25203,7 @@
     </w:p>
     <w:p>
       <w:pPr>
+        <w:keepNext/>
         <w:spacing w:before="120" w:after="60"/>
         <w:jc w:val="center"/>
       </w:pPr>
@@ -25876,6 +25923,7 @@
     </w:p>
     <w:p>
       <w:pPr>
+        <w:keepNext/>
         <w:spacing w:before="120" w:after="60"/>
         <w:jc w:val="center"/>
       </w:pPr>
@@ -26204,6 +26252,7 @@
     </w:p>
     <w:p>
       <w:pPr>
+        <w:keepNext/>
         <w:spacing w:before="120" w:after="60"/>
         <w:jc w:val="center"/>
       </w:pPr>
@@ -26602,6 +26651,7 @@
     </w:p>
     <w:p>
       <w:pPr>
+        <w:keepNext/>
         <w:spacing w:before="120" w:after="60"/>
         <w:jc w:val="center"/>
       </w:pPr>
@@ -26986,6 +27036,7 @@
     </w:p>
     <w:p>
       <w:pPr>
+        <w:keepNext/>
         <w:spacing w:before="120" w:after="60"/>
         <w:jc w:val="center"/>
       </w:pPr>
@@ -27876,6 +27927,7 @@
     </w:p>
     <w:p>
       <w:pPr>
+        <w:keepNext/>
         <w:spacing w:before="120" w:after="60"/>
         <w:jc w:val="center"/>
       </w:pPr>
@@ -28094,6 +28146,7 @@
     </w:p>
     <w:p>
       <w:pPr>
+        <w:keepNext/>
         <w:spacing w:before="120" w:after="60"/>
         <w:jc w:val="center"/>
       </w:pPr>
@@ -28438,6 +28491,7 @@
     </w:p>
     <w:p>
       <w:pPr>
+        <w:keepNext/>
         <w:spacing w:before="120" w:after="60"/>
         <w:jc w:val="center"/>
       </w:pPr>
@@ -29036,6 +29090,7 @@
     </w:p>
     <w:p>
       <w:pPr>
+        <w:keepNext/>
         <w:spacing w:before="120" w:after="60"/>
         <w:jc w:val="center"/>
       </w:pPr>
@@ -29824,6 +29879,7 @@
     </w:p>
     <w:p>
       <w:pPr>
+        <w:keepNext/>
         <w:spacing w:before="120" w:after="60"/>
         <w:jc w:val="center"/>
       </w:pPr>
@@ -30776,6 +30832,7 @@
     </w:p>
     <w:p>
       <w:pPr>
+        <w:keepNext/>
         <w:spacing w:before="120" w:after="60"/>
         <w:jc w:val="center"/>
       </w:pPr>
@@ -31348,6 +31405,7 @@
     </w:p>
     <w:p>
       <w:pPr>
+        <w:keepNext/>
         <w:spacing w:before="120" w:after="60"/>
         <w:jc w:val="center"/>
       </w:pPr>
